--- a/doc/report/executive_report.docx
+++ b/doc/report/executive_report.docx
@@ -1,6 +1,6 @@
 
 <file path=word/document.xml><?xml version="1.0" encoding="utf-8"?>
-<w:document xmlns:wpc="http://schemas.microsoft.com/office/word/2010/wordprocessingCanvas" xmlns:mc="http://schemas.openxmlformats.org/markup-compatibility/2006" xmlns:o="urn:schemas-microsoft-com:office:office" xmlns:r="http://schemas.openxmlformats.org/officeDocument/2006/relationships" xmlns:m="http://schemas.openxmlformats.org/officeDocument/2006/math" xmlns:v="urn:schemas-microsoft-com:vml" xmlns:wp14="http://schemas.microsoft.com/office/word/2010/wordprocessingDrawing" xmlns:wp="http://schemas.openxmlformats.org/drawingml/2006/wordprocessingDrawing" xmlns:w10="urn:schemas-microsoft-com:office:word" xmlns:w="http://schemas.openxmlformats.org/wordprocessingml/2006/main" xmlns:w14="http://schemas.microsoft.com/office/word/2010/wordml" xmlns:w15="http://schemas.microsoft.com/office/word/2012/wordml" xmlns:wpg="http://schemas.microsoft.com/office/word/2010/wordprocessingGroup" xmlns:wpi="http://schemas.microsoft.com/office/word/2010/wordprocessingInk" xmlns:wne="http://schemas.microsoft.com/office/word/2006/wordml" xmlns:wps="http://schemas.microsoft.com/office/word/2010/wordprocessingShape" mc:Ignorable="w14 w15 wp14">
+<w:document xmlns:wpc="http://schemas.microsoft.com/office/word/2010/wordprocessingCanvas" xmlns:cx="http://schemas.microsoft.com/office/drawing/2014/chartex" xmlns:cx1="http://schemas.microsoft.com/office/drawing/2015/9/8/chartex" xmlns:cx2="http://schemas.microsoft.com/office/drawing/2015/10/21/chartex" xmlns:cx3="http://schemas.microsoft.com/office/drawing/2016/5/9/chartex" xmlns:cx4="http://schemas.microsoft.com/office/drawing/2016/5/10/chartex" xmlns:cx5="http://schemas.microsoft.com/office/drawing/2016/5/11/chartex" xmlns:cx6="http://schemas.microsoft.com/office/drawing/2016/5/12/chartex" xmlns:cx7="http://schemas.microsoft.com/office/drawing/2016/5/13/chartex" xmlns:cx8="http://schemas.microsoft.com/office/drawing/2016/5/14/chartex" xmlns:mc="http://schemas.openxmlformats.org/markup-compatibility/2006" xmlns:aink="http://schemas.microsoft.com/office/drawing/2016/ink" xmlns:am3d="http://schemas.microsoft.com/office/drawing/2017/model3d" xmlns:o="urn:schemas-microsoft-com:office:office" xmlns:oel="http://schemas.microsoft.com/office/2019/extlst" xmlns:r="http://schemas.openxmlformats.org/officeDocument/2006/relationships" xmlns:m="http://schemas.openxmlformats.org/officeDocument/2006/math" xmlns:v="urn:schemas-microsoft-com:vml" xmlns:wp14="http://schemas.microsoft.com/office/word/2010/wordprocessingDrawing" xmlns:wp="http://schemas.openxmlformats.org/drawingml/2006/wordprocessingDrawing" xmlns:w10="urn:schemas-microsoft-com:office:word" xmlns:w="http://schemas.openxmlformats.org/wordprocessingml/2006/main" xmlns:w14="http://schemas.microsoft.com/office/word/2010/wordml" xmlns:w15="http://schemas.microsoft.com/office/word/2012/wordml" xmlns:w16cex="http://schemas.microsoft.com/office/word/2018/wordml/cex" xmlns:w16cid="http://schemas.microsoft.com/office/word/2016/wordml/cid" xmlns:w16="http://schemas.microsoft.com/office/word/2018/wordml" xmlns:w16du="http://schemas.microsoft.com/office/word/2023/wordml/word16du" xmlns:w16sdtdh="http://schemas.microsoft.com/office/word/2020/wordml/sdtdatahash" xmlns:w16sdtfl="http://schemas.microsoft.com/office/word/2024/wordml/sdtformatlock" xmlns:w16se="http://schemas.microsoft.com/office/word/2015/wordml/symex" xmlns:wpg="http://schemas.microsoft.com/office/word/2010/wordprocessingGroup" xmlns:wpi="http://schemas.microsoft.com/office/word/2010/wordprocessingInk" xmlns:wne="http://schemas.microsoft.com/office/word/2006/wordml" xmlns:wps="http://schemas.microsoft.com/office/word/2010/wordprocessingShape" mc:Ignorable="w14 w15 w16se w16cid w16 w16cex w16sdtdh w16sdtfl w16du wp14">
   <w:body>
     <w:p>
       <w:r>
@@ -139,8 +139,17 @@
           <w:b/>
           <w:sz w:val="52"/>
         </w:rPr>
-        <w:t xml:space="preserve"> para QuetzalDev</w:t>
-      </w:r>
+        <w:t xml:space="preserve"> para </w:t>
+      </w:r>
+      <w:proofErr w:type="spellStart"/>
+      <w:r>
+        <w:rPr>
+          <w:b/>
+          <w:sz w:val="52"/>
+        </w:rPr>
+        <w:t>QuetzalDev</w:t>
+      </w:r>
+      <w:proofErr w:type="spellEnd"/>
     </w:p>
     <w:p/>
     <w:p/>
@@ -258,29 +267,8 @@
                 <w:lang w:val="en-US"/>
               </w:rPr>
             </w:pPr>
-            <w:proofErr w:type="spellStart"/>
-            <w:r>
-              <w:t>Enner</w:t>
-            </w:r>
-            <w:proofErr w:type="spellEnd"/>
-            <w:r>
-              <w:t xml:space="preserve"> </w:t>
-            </w:r>
-            <w:proofErr w:type="spellStart"/>
-            <w:r>
-              <w:t>Esaí</w:t>
-            </w:r>
-            <w:proofErr w:type="spellEnd"/>
-            <w:r>
-              <w:t xml:space="preserve"> </w:t>
-            </w:r>
-            <w:proofErr w:type="spellStart"/>
-            <w:r>
-              <w:t>Mendizabal</w:t>
-            </w:r>
-            <w:proofErr w:type="spellEnd"/>
-            <w:r>
-              <w:t xml:space="preserve"> Castro</w:t>
+            <w:r>
+              <w:t>Enner Esaí Mendizabal Castro</w:t>
             </w:r>
           </w:p>
         </w:tc>
@@ -368,7 +356,6 @@
         <w:t xml:space="preserve"> DEL AÑO 2026</w:t>
       </w:r>
     </w:p>
-    <w:p/>
     <w:p>
       <w:pPr>
         <w:jc w:val="center"/>
@@ -380,6 +367,7 @@
         <w:rPr>
           <w:b/>
         </w:rPr>
+        <w:lastRenderedPageBreak/>
         <w:t>INDICE</w:t>
       </w:r>
     </w:p>
@@ -398,11 +386,10 @@
           <w:docPartUnique/>
         </w:docPartObj>
       </w:sdtPr>
-      <w:sdtEndPr/>
       <w:sdtContent>
         <w:p>
           <w:pPr>
-            <w:pStyle w:val="TtulodeTDC"/>
+            <w:pStyle w:val="TtuloTDC"/>
             <w:rPr>
               <w:sz w:val="2"/>
               <w:szCs w:val="2"/>
@@ -6945,7 +6932,15 @@
       </w:r>
       <w:proofErr w:type="spellEnd"/>
       <w:r>
-        <w:t xml:space="preserve"> para QuetzalDev, empresa tecnológica que busca ampliar su alcance digital mediante la comercialización de productos de software derivados de sus líneas de servicio: ERP, desarrollo web y desarrollo de aplicaciones móviles.</w:t>
+        <w:t xml:space="preserve"> para </w:t>
+      </w:r>
+      <w:proofErr w:type="spellStart"/>
+      <w:r>
+        <w:t>QuetzalDev</w:t>
+      </w:r>
+      <w:proofErr w:type="spellEnd"/>
+      <w:r>
+        <w:t>, empresa tecnológica que busca ampliar su alcance digital mediante la comercialización de productos de software derivados de sus líneas de servicio: ERP, desarrollo web y desarrollo de aplicaciones móviles.</w:t>
       </w:r>
     </w:p>
     <w:p>
@@ -7029,7 +7024,15 @@
       </w:r>
       <w:proofErr w:type="spellEnd"/>
       <w:r>
-        <w:t xml:space="preserve"> para QuetzalDev que justifique, desde el análisis estratégico y la planificación ágil, la comercialización de tres productos de software con potencial de escalabilidad y adopción en el mercado digital.</w:t>
+        <w:t xml:space="preserve"> para </w:t>
+      </w:r>
+      <w:proofErr w:type="spellStart"/>
+      <w:r>
+        <w:t>QuetzalDev</w:t>
+      </w:r>
+      <w:proofErr w:type="spellEnd"/>
+      <w:r>
+        <w:t xml:space="preserve"> que justifique, desde el análisis estratégico y la planificación ágil, la comercialización de tres productos de software con potencial de escalabilidad y adopción en el mercado digital.</w:t>
       </w:r>
     </w:p>
     <w:p>
@@ -7075,23 +7078,7 @@
       </w:r>
       <w:proofErr w:type="spellEnd"/>
       <w:r>
-        <w:t xml:space="preserve"> VUCA, </w:t>
-      </w:r>
-      <w:proofErr w:type="spellStart"/>
-      <w:r>
-        <w:t>Diamond</w:t>
-      </w:r>
-      <w:proofErr w:type="spellEnd"/>
-      <w:r>
-        <w:t xml:space="preserve">, PEST, </w:t>
-      </w:r>
-      <w:proofErr w:type="spellStart"/>
-      <w:r>
-        <w:t>Five</w:t>
-      </w:r>
-      <w:proofErr w:type="spellEnd"/>
-      <w:r>
-        <w:t xml:space="preserve"> </w:t>
+        <w:t xml:space="preserve"> VUCA, Diamond, PEST, Five </w:t>
       </w:r>
       <w:proofErr w:type="spellStart"/>
       <w:r>
@@ -7229,23 +7216,7 @@
         <w:ind w:firstLine="360"/>
       </w:pPr>
       <w:r>
-        <w:t xml:space="preserve">El informe incluirá la aplicación estructurada de los siete marcos solicitados (VUCA, </w:t>
-      </w:r>
-      <w:proofErr w:type="spellStart"/>
-      <w:r>
-        <w:t>Diamond</w:t>
-      </w:r>
-      <w:proofErr w:type="spellEnd"/>
-      <w:r>
-        <w:t xml:space="preserve">, PEST, </w:t>
-      </w:r>
-      <w:proofErr w:type="spellStart"/>
-      <w:r>
-        <w:t>Five</w:t>
-      </w:r>
-      <w:proofErr w:type="spellEnd"/>
-      <w:r>
-        <w:t xml:space="preserve"> </w:t>
+        <w:t xml:space="preserve">El informe incluirá la aplicación estructurada de los siete marcos solicitados (VUCA, Diamond, PEST, Five </w:t>
       </w:r>
       <w:proofErr w:type="spellStart"/>
       <w:r>
@@ -7427,14 +7398,9 @@
       </w:pPr>
       <w:bookmarkStart w:id="12" w:name="_Toc223906546"/>
       <w:r>
-        <w:t xml:space="preserve">Producto 1 (basado en ERP): </w:t>
-      </w:r>
-      <w:proofErr w:type="spellStart"/>
-      <w:r>
-        <w:t>SafeCase</w:t>
+        <w:t>Producto 1 (basado en ERP): SafeCase</w:t>
       </w:r>
       <w:bookmarkEnd w:id="12"/>
-      <w:proofErr w:type="spellEnd"/>
     </w:p>
     <w:p/>
     <w:p>
@@ -7839,15 +7805,7 @@
         </w:numPr>
       </w:pPr>
       <w:r>
-        <w:t xml:space="preserve">Relación con la línea de servicio: desarrollo de </w:t>
-      </w:r>
-      <w:proofErr w:type="spellStart"/>
-      <w:r>
-        <w:t>apps</w:t>
-      </w:r>
-      <w:proofErr w:type="spellEnd"/>
-      <w:r>
-        <w:t xml:space="preserve"> móviles.</w:t>
+        <w:t>Relación con la línea de servicio: desarrollo de apps móviles.</w:t>
       </w:r>
     </w:p>
     <w:p>
@@ -8021,15 +7979,7 @@
         </w:numPr>
       </w:pPr>
       <w:r>
-        <w:t xml:space="preserve">Unifica la gestión de dispositivos en una sola </w:t>
-      </w:r>
-      <w:proofErr w:type="spellStart"/>
-      <w:r>
-        <w:t>app</w:t>
-      </w:r>
-      <w:proofErr w:type="spellEnd"/>
-      <w:r>
-        <w:t>.</w:t>
+        <w:t>Unifica la gestión de dispositivos en una sola app.</w:t>
       </w:r>
     </w:p>
     <w:p/>
@@ -8237,7 +8187,15 @@
             </w:r>
             <w:proofErr w:type="spellEnd"/>
             <w:r>
-              <w:t xml:space="preserve"> para QuetzalDev que venda 3 productos de software a partir de sus servicios base</w:t>
+              <w:t xml:space="preserve"> para </w:t>
+            </w:r>
+            <w:proofErr w:type="spellStart"/>
+            <w:r>
+              <w:t>QuetzalDev</w:t>
+            </w:r>
+            <w:proofErr w:type="spellEnd"/>
+            <w:r>
+              <w:t xml:space="preserve"> que venda 3 productos de software a partir de sus servicios base</w:t>
             </w:r>
             <w:r>
               <w:t>.</w:t>
@@ -9087,7 +9045,23 @@
           <w:b/>
           <w:bCs/>
         </w:rPr>
-        <w:t xml:space="preserve"> de QuetzalDev con éxito operativo.</w:t>
+        <w:t xml:space="preserve"> de </w:t>
+      </w:r>
+      <w:proofErr w:type="spellStart"/>
+      <w:r>
+        <w:rPr>
+          <w:b/>
+          <w:bCs/>
+        </w:rPr>
+        <w:t>QuetzalDev</w:t>
+      </w:r>
+      <w:proofErr w:type="spellEnd"/>
+      <w:r>
+        <w:rPr>
+          <w:b/>
+          <w:bCs/>
+        </w:rPr>
+        <w:t xml:space="preserve"> con éxito operativo.</w:t>
       </w:r>
     </w:p>
     <w:p>
@@ -10044,7 +10018,15 @@
       </w:r>
       <w:proofErr w:type="spellEnd"/>
       <w:r>
-        <w:t xml:space="preserve"> funcional para QuetzalDev que centralice el catálogo de productos, habilite carrito de compras y permita simulación de compra, integrando criterios de negocio, arquitectura de información y planeación ágil.</w:t>
+        <w:t xml:space="preserve"> funcional para </w:t>
+      </w:r>
+      <w:proofErr w:type="spellStart"/>
+      <w:r>
+        <w:t>QuetzalDev</w:t>
+      </w:r>
+      <w:proofErr w:type="spellEnd"/>
+      <w:r>
+        <w:t xml:space="preserve"> que centralice el catálogo de productos, habilite carrito de compras y permita simulación de compra, integrando criterios de negocio, arquitectura de información y planeación ágil.</w:t>
       </w:r>
     </w:p>
     <w:p>
@@ -10059,13 +10041,8 @@
           <w:numId w:val="8"/>
         </w:numPr>
       </w:pPr>
-      <w:proofErr w:type="spellStart"/>
-      <w:r>
-        <w:t>SafeCase</w:t>
-      </w:r>
-      <w:proofErr w:type="spellEnd"/>
-      <w:r>
-        <w:t xml:space="preserve"> (ERP): gestión y prevención del acoso laboral en entornos corporativos.</w:t>
+      <w:r>
+        <w:t>SafeCase (ERP): gestión y prevención del acoso laboral en entornos corporativos.</w:t>
       </w:r>
     </w:p>
     <w:p>
@@ -10097,15 +10074,7 @@
       </w:r>
       <w:proofErr w:type="spellEnd"/>
       <w:r>
-        <w:t xml:space="preserve"> (Móvil): centralización de dispositivos </w:t>
-      </w:r>
-      <w:proofErr w:type="spellStart"/>
-      <w:r>
-        <w:t>domóticos</w:t>
-      </w:r>
-      <w:proofErr w:type="spellEnd"/>
-      <w:r>
-        <w:t xml:space="preserve"> en una sola aplicación.</w:t>
+        <w:t xml:space="preserve"> (Móvil): centralización de dispositivos domóticos en una sola aplicación.</w:t>
       </w:r>
     </w:p>
     <w:p>
@@ -10148,23 +10117,7 @@
       </w:r>
       <w:proofErr w:type="spellEnd"/>
       <w:r>
-        <w:t xml:space="preserve"> de análisis (VUCA, </w:t>
-      </w:r>
-      <w:proofErr w:type="spellStart"/>
-      <w:r>
-        <w:t>Diamond</w:t>
-      </w:r>
-      <w:proofErr w:type="spellEnd"/>
-      <w:r>
-        <w:t xml:space="preserve">, PEST, </w:t>
-      </w:r>
-      <w:proofErr w:type="spellStart"/>
-      <w:r>
-        <w:t>Five</w:t>
-      </w:r>
-      <w:proofErr w:type="spellEnd"/>
-      <w:r>
-        <w:t xml:space="preserve"> </w:t>
+        <w:t xml:space="preserve"> de análisis (VUCA, Diamond, PEST, Five </w:t>
       </w:r>
       <w:proofErr w:type="spellStart"/>
       <w:r>
@@ -10299,9 +10252,77 @@
       <w:pPr>
         <w:pStyle w:val="Ttulo2"/>
       </w:pPr>
+      <w:r>
+        <w:lastRenderedPageBreak/>
+        <w:t>Mapa Detallado</w:t>
+      </w:r>
+    </w:p>
+    <w:p>
+      <w:r>
+        <w:rPr>
+          <w:noProof/>
+        </w:rPr>
+        <w:drawing>
+          <wp:inline distT="0" distB="0" distL="0" distR="0" wp14:anchorId="1AD80CEE" wp14:editId="54536FB5">
+            <wp:extent cx="5827795" cy="6019613"/>
+            <wp:effectExtent l="0" t="0" r="1905" b="635"/>
+            <wp:docPr id="2007547770" name="Imagen 1"/>
+            <wp:cNvGraphicFramePr>
+              <a:graphicFrameLocks xmlns:a="http://schemas.openxmlformats.org/drawingml/2006/main" noChangeAspect="1"/>
+            </wp:cNvGraphicFramePr>
+            <a:graphic xmlns:a="http://schemas.openxmlformats.org/drawingml/2006/main">
+              <a:graphicData uri="http://schemas.openxmlformats.org/drawingml/2006/picture">
+                <pic:pic xmlns:pic="http://schemas.openxmlformats.org/drawingml/2006/picture">
+                  <pic:nvPicPr>
+                    <pic:cNvPr id="0" name="Picture 1"/>
+                    <pic:cNvPicPr>
+                      <a:picLocks noChangeAspect="1" noChangeArrowheads="1"/>
+                    </pic:cNvPicPr>
+                  </pic:nvPicPr>
+                  <pic:blipFill rotWithShape="1">
+                    <a:blip r:embed="rId11" cstate="print">
+                      <a:extLst>
+                        <a:ext uri="{28A0092B-C50C-407E-A947-70E740481C1C}">
+                          <a14:useLocalDpi xmlns:a14="http://schemas.microsoft.com/office/drawing/2010/main" val="0"/>
+                        </a:ext>
+                      </a:extLst>
+                    </a:blip>
+                    <a:srcRect l="499" t="1027" r="1047" b="776"/>
+                    <a:stretch>
+                      <a:fillRect/>
+                    </a:stretch>
+                  </pic:blipFill>
+                  <pic:spPr bwMode="auto">
+                    <a:xfrm>
+                      <a:off x="0" y="0"/>
+                      <a:ext cx="5849723" cy="6042263"/>
+                    </a:xfrm>
+                    <a:prstGeom prst="rect">
+                      <a:avLst/>
+                    </a:prstGeom>
+                    <a:noFill/>
+                    <a:ln>
+                      <a:noFill/>
+                    </a:ln>
+                    <a:extLst>
+                      <a:ext uri="{53640926-AAD7-44D8-BBD7-CCE9431645EC}">
+                        <a14:shadowObscured xmlns:a14="http://schemas.microsoft.com/office/drawing/2010/main"/>
+                      </a:ext>
+                    </a:extLst>
+                  </pic:spPr>
+                </pic:pic>
+              </a:graphicData>
+            </a:graphic>
+          </wp:inline>
+        </w:drawing>
+      </w:r>
+    </w:p>
+    <w:p>
+      <w:pPr>
+        <w:pStyle w:val="Ttulo2"/>
+      </w:pPr>
       <w:bookmarkStart w:id="26" w:name="_Toc223906560"/>
       <w:r>
-        <w:lastRenderedPageBreak/>
         <w:t xml:space="preserve">Descripción </w:t>
       </w:r>
       <w:r>
@@ -10447,6 +10468,7 @@
           <w:bCs/>
           <w:lang w:val="es-GT"/>
         </w:rPr>
+        <w:lastRenderedPageBreak/>
         <w:t>Función en el ecosistema:</w:t>
       </w:r>
       <w:r>
@@ -11044,49 +11066,49 @@
         <w:rPr>
           <w:lang w:val="es-GT"/>
         </w:rPr>
-        <w:t xml:space="preserve"> Vista dinámica </w:t>
+        <w:t xml:space="preserve"> Vista dinámica parametrizada por </w:t>
       </w:r>
       <w:proofErr w:type="spellStart"/>
       <w:r>
         <w:rPr>
           <w:lang w:val="es-GT"/>
         </w:rPr>
-        <w:t>parametrizada</w:t>
+        <w:t>productId</w:t>
       </w:r>
       <w:proofErr w:type="spellEnd"/>
       <w:r>
         <w:rPr>
           <w:lang w:val="es-GT"/>
         </w:rPr>
-        <w:t xml:space="preserve"> por </w:t>
+        <w:t xml:space="preserve"> que actúa como el primer punto de </w:t>
       </w:r>
       <w:proofErr w:type="spellStart"/>
       <w:r>
         <w:rPr>
           <w:lang w:val="es-GT"/>
         </w:rPr>
-        <w:t>productId</w:t>
+        <w:t>onboarding</w:t>
       </w:r>
       <w:proofErr w:type="spellEnd"/>
       <w:r>
         <w:rPr>
           <w:lang w:val="es-GT"/>
         </w:rPr>
-        <w:t xml:space="preserve"> que actúa como el primer punto de </w:t>
+        <w:t xml:space="preserve"> </w:t>
       </w:r>
       <w:proofErr w:type="spellStart"/>
       <w:r>
         <w:rPr>
           <w:lang w:val="es-GT"/>
         </w:rPr>
-        <w:t>onboarding</w:t>
+        <w:t>post-compra</w:t>
       </w:r>
       <w:proofErr w:type="spellEnd"/>
       <w:r>
         <w:rPr>
           <w:lang w:val="es-GT"/>
         </w:rPr>
-        <w:t xml:space="preserve"> post-compra. Muestra </w:t>
+        <w:t xml:space="preserve">. Muestra </w:t>
       </w:r>
       <w:proofErr w:type="spellStart"/>
       <w:r>
@@ -11380,7 +11402,6 @@
           <w:bCs/>
           <w:lang w:val="es-GT"/>
         </w:rPr>
-        <w:lastRenderedPageBreak/>
         <w:t>Descripción:</w:t>
       </w:r>
       <w:r>
@@ -11401,35 +11422,7 @@
         <w:rPr>
           <w:lang w:val="es-GT"/>
         </w:rPr>
-        <w:t xml:space="preserve"> (empresa, NIT, email) se sincronizan con un CRM (</w:t>
-      </w:r>
-      <w:proofErr w:type="spellStart"/>
-      <w:r>
-        <w:rPr>
-          <w:lang w:val="es-GT"/>
-        </w:rPr>
-        <w:t>HubSpot</w:t>
-      </w:r>
-      <w:proofErr w:type="spellEnd"/>
-      <w:r>
-        <w:rPr>
-          <w:lang w:val="es-GT"/>
-        </w:rPr>
-        <w:t xml:space="preserve"> Free o </w:t>
-      </w:r>
-      <w:proofErr w:type="spellStart"/>
-      <w:r>
-        <w:rPr>
-          <w:lang w:val="es-GT"/>
-        </w:rPr>
-        <w:t>Zoho</w:t>
-      </w:r>
-      <w:proofErr w:type="spellEnd"/>
-      <w:r>
-        <w:rPr>
-          <w:lang w:val="es-GT"/>
-        </w:rPr>
-        <w:t xml:space="preserve"> CRM) para construir perfiles de cliente, identificar oportunidades de </w:t>
+        <w:t xml:space="preserve"> (empresa, NIT, email) se sincronizan con un CRM (HubSpot Free o Zoho CRM) para construir perfiles de cliente, identificar oportunidades de </w:t>
       </w:r>
       <w:proofErr w:type="spellStart"/>
       <w:r>
@@ -11499,12 +11492,15 @@
       </w:r>
     </w:p>
     <w:p/>
+    <w:p/>
+    <w:p/>
     <w:p>
       <w:pPr>
         <w:pStyle w:val="Ttulo2"/>
       </w:pPr>
       <w:bookmarkStart w:id="33" w:name="_Toc223906567"/>
       <w:r>
+        <w:lastRenderedPageBreak/>
         <w:t>Justificación estratégica del mapeo</w:t>
       </w:r>
       <w:bookmarkEnd w:id="33"/>
@@ -11530,15 +11526,7 @@
       </w:r>
       <w:proofErr w:type="spellEnd"/>
       <w:r>
-        <w:t>) y transformar prospectos en clientes recurrentes, maximizando el LTV (</w:t>
-      </w:r>
-      <w:proofErr w:type="spellStart"/>
-      <w:r>
-        <w:t>Life</w:t>
-      </w:r>
-      <w:proofErr w:type="spellEnd"/>
-      <w:r>
-        <w:t xml:space="preserve"> Time </w:t>
+        <w:t xml:space="preserve">) y transformar prospectos en clientes recurrentes, maximizando el LTV (Life Time </w:t>
       </w:r>
       <w:proofErr w:type="spellStart"/>
       <w:r>
@@ -11587,15 +11575,7 @@
         <w:ind w:firstLine="708"/>
       </w:pPr>
       <w:r>
-        <w:t>Para construir un panorama competitivo útil para la toma de decisiones, se seleccionaron 10 competidores considerando relación funcional con los tres productos del portafolio (</w:t>
-      </w:r>
-      <w:proofErr w:type="spellStart"/>
-      <w:r>
-        <w:t>SafeCase</w:t>
-      </w:r>
-      <w:proofErr w:type="spellEnd"/>
-      <w:r>
-        <w:t xml:space="preserve">, </w:t>
+        <w:t xml:space="preserve">Para construir un panorama competitivo útil para la toma de decisiones, se seleccionaron 10 competidores considerando relación funcional con los tres productos del portafolio (SafeCase, </w:t>
       </w:r>
       <w:proofErr w:type="spellStart"/>
       <w:r>
@@ -11823,13 +11803,8 @@
             <w:pPr>
               <w:jc w:val="center"/>
             </w:pPr>
-            <w:proofErr w:type="spellStart"/>
-            <w:r>
-              <w:t>SafeCase</w:t>
-            </w:r>
-            <w:proofErr w:type="spellEnd"/>
-            <w:r>
-              <w:t xml:space="preserve"> (ERP de denuncias)</w:t>
+            <w:r>
+              <w:t>SafeCase (ERP de denuncias)</w:t>
             </w:r>
           </w:p>
         </w:tc>
@@ -11909,6 +11884,316 @@
             <w:proofErr w:type="spellStart"/>
             <w:r>
               <w:t>AllVoices</w:t>
+            </w:r>
+            <w:proofErr w:type="spellEnd"/>
+          </w:p>
+        </w:tc>
+        <w:tc>
+          <w:tcPr>
+            <w:tcW w:w="0" w:type="auto"/>
+            <w:vAlign w:val="center"/>
+          </w:tcPr>
+          <w:p>
+            <w:pPr>
+              <w:jc w:val="center"/>
+            </w:pPr>
+            <w:r>
+              <w:t>SafeCase (ERP de denuncias)</w:t>
+            </w:r>
+          </w:p>
+        </w:tc>
+        <w:tc>
+          <w:tcPr>
+            <w:tcW w:w="0" w:type="auto"/>
+            <w:vAlign w:val="center"/>
+          </w:tcPr>
+          <w:p>
+            <w:pPr>
+              <w:jc w:val="center"/>
+            </w:pPr>
+            <w:r>
+              <w:t>Directo</w:t>
+            </w:r>
+          </w:p>
+        </w:tc>
+        <w:tc>
+          <w:tcPr>
+            <w:tcW w:w="0" w:type="auto"/>
+            <w:vAlign w:val="center"/>
+          </w:tcPr>
+          <w:p>
+            <w:pPr>
+              <w:jc w:val="center"/>
+            </w:pPr>
+            <w:r>
+              <w:t xml:space="preserve">Reportes confidenciales de acoso y conductas indebidas con </w:t>
+            </w:r>
+            <w:proofErr w:type="spellStart"/>
+            <w:r>
+              <w:t>analytics</w:t>
+            </w:r>
+            <w:proofErr w:type="spellEnd"/>
+            <w:r>
+              <w:t xml:space="preserve"> para RRHH.</w:t>
+            </w:r>
+          </w:p>
+        </w:tc>
+        <w:tc>
+          <w:tcPr>
+            <w:tcW w:w="0" w:type="auto"/>
+            <w:vAlign w:val="center"/>
+          </w:tcPr>
+          <w:p>
+            <w:pPr>
+              <w:jc w:val="center"/>
+            </w:pPr>
+            <w:r>
+              <w:t>Diferenciarse con localización normativa y precios más accesibles.</w:t>
+            </w:r>
+          </w:p>
+        </w:tc>
+      </w:tr>
+      <w:tr>
+        <w:tc>
+          <w:tcPr>
+            <w:tcW w:w="0" w:type="auto"/>
+            <w:vAlign w:val="center"/>
+          </w:tcPr>
+          <w:p>
+            <w:pPr>
+              <w:jc w:val="center"/>
+              <w:rPr>
+                <w:b/>
+              </w:rPr>
+            </w:pPr>
+            <w:r>
+              <w:rPr>
+                <w:b/>
+              </w:rPr>
+              <w:t>3</w:t>
+            </w:r>
+          </w:p>
+        </w:tc>
+        <w:tc>
+          <w:tcPr>
+            <w:tcW w:w="0" w:type="auto"/>
+            <w:vAlign w:val="center"/>
+          </w:tcPr>
+          <w:p>
+            <w:pPr>
+              <w:jc w:val="center"/>
+            </w:pPr>
+            <w:proofErr w:type="spellStart"/>
+            <w:r>
+              <w:t>FaceUp</w:t>
+            </w:r>
+            <w:proofErr w:type="spellEnd"/>
+          </w:p>
+        </w:tc>
+        <w:tc>
+          <w:tcPr>
+            <w:tcW w:w="0" w:type="auto"/>
+            <w:vAlign w:val="center"/>
+          </w:tcPr>
+          <w:p>
+            <w:pPr>
+              <w:jc w:val="center"/>
+            </w:pPr>
+            <w:r>
+              <w:t>SafeCase (ERP de denuncias)</w:t>
+            </w:r>
+          </w:p>
+        </w:tc>
+        <w:tc>
+          <w:tcPr>
+            <w:tcW w:w="0" w:type="auto"/>
+            <w:vAlign w:val="center"/>
+          </w:tcPr>
+          <w:p>
+            <w:pPr>
+              <w:jc w:val="center"/>
+            </w:pPr>
+            <w:r>
+              <w:t>Directo</w:t>
+            </w:r>
+          </w:p>
+        </w:tc>
+        <w:tc>
+          <w:tcPr>
+            <w:tcW w:w="0" w:type="auto"/>
+            <w:vAlign w:val="center"/>
+          </w:tcPr>
+          <w:p>
+            <w:pPr>
+              <w:jc w:val="center"/>
+            </w:pPr>
+            <w:r>
+              <w:t xml:space="preserve">Plataforma de </w:t>
+            </w:r>
+            <w:proofErr w:type="spellStart"/>
+            <w:r>
+              <w:t>whistleblowing</w:t>
+            </w:r>
+            <w:proofErr w:type="spellEnd"/>
+            <w:r>
+              <w:t xml:space="preserve"> con enfoque en seguridad del denunciante.</w:t>
+            </w:r>
+          </w:p>
+        </w:tc>
+        <w:tc>
+          <w:tcPr>
+            <w:tcW w:w="0" w:type="auto"/>
+            <w:vAlign w:val="center"/>
+          </w:tcPr>
+          <w:p>
+            <w:pPr>
+              <w:jc w:val="center"/>
+            </w:pPr>
+            <w:r>
+              <w:t>Ofrecer implementación rápida y enfoque educativo para cultura organizacional.</w:t>
+            </w:r>
+          </w:p>
+        </w:tc>
+      </w:tr>
+      <w:tr>
+        <w:tc>
+          <w:tcPr>
+            <w:tcW w:w="0" w:type="auto"/>
+            <w:vAlign w:val="center"/>
+          </w:tcPr>
+          <w:p>
+            <w:pPr>
+              <w:jc w:val="center"/>
+              <w:rPr>
+                <w:b/>
+              </w:rPr>
+            </w:pPr>
+            <w:r>
+              <w:rPr>
+                <w:b/>
+              </w:rPr>
+              <w:t>4</w:t>
+            </w:r>
+          </w:p>
+        </w:tc>
+        <w:tc>
+          <w:tcPr>
+            <w:tcW w:w="0" w:type="auto"/>
+            <w:vAlign w:val="center"/>
+          </w:tcPr>
+          <w:p>
+            <w:pPr>
+              <w:jc w:val="center"/>
+            </w:pPr>
+            <w:r>
+              <w:t>Clio</w:t>
+            </w:r>
+          </w:p>
+        </w:tc>
+        <w:tc>
+          <w:tcPr>
+            <w:tcW w:w="0" w:type="auto"/>
+            <w:vAlign w:val="center"/>
+          </w:tcPr>
+          <w:p>
+            <w:pPr>
+              <w:jc w:val="center"/>
+            </w:pPr>
+            <w:proofErr w:type="spellStart"/>
+            <w:r>
+              <w:t>LegalFlow</w:t>
+            </w:r>
+            <w:proofErr w:type="spellEnd"/>
+            <w:r>
+              <w:t xml:space="preserve"> (gestión legal web)</w:t>
+            </w:r>
+          </w:p>
+        </w:tc>
+        <w:tc>
+          <w:tcPr>
+            <w:tcW w:w="0" w:type="auto"/>
+            <w:vAlign w:val="center"/>
+          </w:tcPr>
+          <w:p>
+            <w:pPr>
+              <w:jc w:val="center"/>
+            </w:pPr>
+            <w:r>
+              <w:t>Directo</w:t>
+            </w:r>
+          </w:p>
+        </w:tc>
+        <w:tc>
+          <w:tcPr>
+            <w:tcW w:w="0" w:type="auto"/>
+            <w:vAlign w:val="center"/>
+          </w:tcPr>
+          <w:p>
+            <w:pPr>
+              <w:jc w:val="center"/>
+            </w:pPr>
+            <w:r>
+              <w:t xml:space="preserve">Suite </w:t>
+            </w:r>
+            <w:proofErr w:type="spellStart"/>
+            <w:r>
+              <w:t>cloud</w:t>
+            </w:r>
+            <w:proofErr w:type="spellEnd"/>
+            <w:r>
+              <w:t xml:space="preserve"> para gestión de bufetes: casos, documentos, agenda y facturación.</w:t>
+            </w:r>
+          </w:p>
+        </w:tc>
+        <w:tc>
+          <w:tcPr>
+            <w:tcW w:w="0" w:type="auto"/>
+            <w:vAlign w:val="center"/>
+          </w:tcPr>
+          <w:p>
+            <w:pPr>
+              <w:jc w:val="center"/>
+            </w:pPr>
+            <w:r>
+              <w:t>Posicionarse como alternativa más económica para firmas pequeñas.</w:t>
+            </w:r>
+          </w:p>
+        </w:tc>
+      </w:tr>
+      <w:tr>
+        <w:tc>
+          <w:tcPr>
+            <w:tcW w:w="0" w:type="auto"/>
+            <w:vAlign w:val="center"/>
+          </w:tcPr>
+          <w:p>
+            <w:pPr>
+              <w:jc w:val="center"/>
+              <w:rPr>
+                <w:b/>
+              </w:rPr>
+            </w:pPr>
+            <w:r>
+              <w:rPr>
+                <w:b/>
+              </w:rPr>
+              <w:lastRenderedPageBreak/>
+              <w:t>5</w:t>
+            </w:r>
+          </w:p>
+        </w:tc>
+        <w:tc>
+          <w:tcPr>
+            <w:tcW w:w="0" w:type="auto"/>
+            <w:vAlign w:val="center"/>
+          </w:tcPr>
+          <w:p>
+            <w:pPr>
+              <w:jc w:val="center"/>
+            </w:pPr>
+            <w:proofErr w:type="spellStart"/>
+            <w:r>
+              <w:t>MyCase</w:t>
             </w:r>
             <w:proofErr w:type="spellEnd"/>
           </w:p>
@@ -11924,11 +12209,11 @@
             </w:pPr>
             <w:proofErr w:type="spellStart"/>
             <w:r>
-              <w:t>SafeCase</w:t>
+              <w:t>LegalFlow</w:t>
             </w:r>
             <w:proofErr w:type="spellEnd"/>
             <w:r>
-              <w:t xml:space="preserve"> (ERP de denuncias)</w:t>
+              <w:t xml:space="preserve"> (gestión legal web)</w:t>
             </w:r>
           </w:p>
         </w:tc>
@@ -11956,15 +12241,7 @@
               <w:jc w:val="center"/>
             </w:pPr>
             <w:r>
-              <w:t xml:space="preserve">Reportes confidenciales de acoso y conductas indebidas con </w:t>
-            </w:r>
-            <w:proofErr w:type="spellStart"/>
-            <w:r>
-              <w:t>analytics</w:t>
-            </w:r>
-            <w:proofErr w:type="spellEnd"/>
-            <w:r>
-              <w:t xml:space="preserve"> para RRHH.</w:t>
+              <w:t>Gestión legal integral con portal de cliente y pagos en línea.</w:t>
             </w:r>
           </w:p>
         </w:tc>
@@ -11978,7 +12255,15 @@
               <w:jc w:val="center"/>
             </w:pPr>
             <w:r>
-              <w:t>Diferenciarse con localización normativa y precios más accesibles.</w:t>
+              <w:t xml:space="preserve">Diferenciarse con UX más clara y </w:t>
+            </w:r>
+            <w:proofErr w:type="spellStart"/>
+            <w:r>
+              <w:t>onboarding</w:t>
+            </w:r>
+            <w:proofErr w:type="spellEnd"/>
+            <w:r>
+              <w:t xml:space="preserve"> guiado en español.</w:t>
             </w:r>
           </w:p>
         </w:tc>
@@ -12000,7 +12285,7 @@
               <w:rPr>
                 <w:b/>
               </w:rPr>
-              <w:t>3</w:t>
+              <w:t>6</w:t>
             </w:r>
           </w:p>
         </w:tc>
@@ -12015,7 +12300,7 @@
             </w:pPr>
             <w:proofErr w:type="spellStart"/>
             <w:r>
-              <w:t>FaceUp</w:t>
+              <w:t>PracticePanther</w:t>
             </w:r>
             <w:proofErr w:type="spellEnd"/>
           </w:p>
@@ -12031,11 +12316,11 @@
             </w:pPr>
             <w:proofErr w:type="spellStart"/>
             <w:r>
-              <w:t>SafeCase</w:t>
+              <w:t>LegalFlow</w:t>
             </w:r>
             <w:proofErr w:type="spellEnd"/>
             <w:r>
-              <w:t xml:space="preserve"> (ERP de denuncias)</w:t>
+              <w:t xml:space="preserve"> (gestión legal web)</w:t>
             </w:r>
           </w:p>
         </w:tc>
@@ -12063,15 +12348,7 @@
               <w:jc w:val="center"/>
             </w:pPr>
             <w:r>
-              <w:t xml:space="preserve">Plataforma de </w:t>
-            </w:r>
-            <w:proofErr w:type="spellStart"/>
-            <w:r>
-              <w:t>whistleblowing</w:t>
-            </w:r>
-            <w:proofErr w:type="spellEnd"/>
-            <w:r>
-              <w:t xml:space="preserve"> con enfoque en seguridad del denunciante.</w:t>
+              <w:t>Automatización de flujos de trabajo legales y control financiero por expediente.</w:t>
             </w:r>
           </w:p>
         </w:tc>
@@ -12085,7 +12362,7 @@
               <w:jc w:val="center"/>
             </w:pPr>
             <w:r>
-              <w:t>Ofrecer implementación rápida y enfoque educativo para cultura organizacional.</w:t>
+              <w:t>Enfocarse en simplicidad operativa para despachos en crecimiento.</w:t>
             </w:r>
           </w:p>
         </w:tc>
@@ -12107,7 +12384,7 @@
               <w:rPr>
                 <w:b/>
               </w:rPr>
-              <w:t>4</w:t>
+              <w:t>7</w:t>
             </w:r>
           </w:p>
         </w:tc>
@@ -12120,9 +12397,12 @@
             <w:pPr>
               <w:jc w:val="center"/>
             </w:pPr>
+            <w:r>
+              <w:t xml:space="preserve">Samsung </w:t>
+            </w:r>
             <w:proofErr w:type="spellStart"/>
             <w:r>
-              <w:t>Clio</w:t>
+              <w:t>SmartThings</w:t>
             </w:r>
             <w:proofErr w:type="spellEnd"/>
           </w:p>
@@ -12138,11 +12418,11 @@
             </w:pPr>
             <w:proofErr w:type="spellStart"/>
             <w:r>
-              <w:t>LegalFlow</w:t>
+              <w:t>HomeHub</w:t>
             </w:r>
             <w:proofErr w:type="spellEnd"/>
             <w:r>
-              <w:t xml:space="preserve"> (gestión legal web)</w:t>
+              <w:t xml:space="preserve"> (app domótica)</w:t>
             </w:r>
           </w:p>
         </w:tc>
@@ -12170,15 +12450,7 @@
               <w:jc w:val="center"/>
             </w:pPr>
             <w:r>
-              <w:t xml:space="preserve">Suite </w:t>
-            </w:r>
-            <w:proofErr w:type="spellStart"/>
-            <w:r>
-              <w:t>cloud</w:t>
-            </w:r>
-            <w:proofErr w:type="spellEnd"/>
-            <w:r>
-              <w:t xml:space="preserve"> para gestión de bufetes: casos, documentos, agenda y facturación.</w:t>
+              <w:t>Plataforma para control y automatización de dispositivos IoT del hogar.</w:t>
             </w:r>
           </w:p>
         </w:tc>
@@ -12192,7 +12464,7 @@
               <w:jc w:val="center"/>
             </w:pPr>
             <w:r>
-              <w:t>Posicionarse como alternativa más económica para firmas pequeñas.</w:t>
+              <w:t>Competir con una experiencia unificada centrada en facilidad de uso.</w:t>
             </w:r>
           </w:p>
         </w:tc>
@@ -12214,8 +12486,7 @@
               <w:rPr>
                 <w:b/>
               </w:rPr>
-              <w:lastRenderedPageBreak/>
-              <w:t>5</w:t>
+              <w:t>8</w:t>
             </w:r>
           </w:p>
         </w:tc>
@@ -12228,9 +12499,12 @@
             <w:pPr>
               <w:jc w:val="center"/>
             </w:pPr>
+            <w:r>
+              <w:t xml:space="preserve">Home </w:t>
+            </w:r>
             <w:proofErr w:type="spellStart"/>
             <w:r>
-              <w:t>MyCase</w:t>
+              <w:t>Assistant</w:t>
             </w:r>
             <w:proofErr w:type="spellEnd"/>
           </w:p>
@@ -12246,11 +12520,11 @@
             </w:pPr>
             <w:proofErr w:type="spellStart"/>
             <w:r>
-              <w:t>LegalFlow</w:t>
+              <w:t>HomeHub</w:t>
             </w:r>
             <w:proofErr w:type="spellEnd"/>
             <w:r>
-              <w:t xml:space="preserve"> (gestión legal web)</w:t>
+              <w:t xml:space="preserve"> (app domótica)</w:t>
             </w:r>
           </w:p>
         </w:tc>
@@ -12278,7 +12552,15 @@
               <w:jc w:val="center"/>
             </w:pPr>
             <w:r>
-              <w:t>Gestión legal integral con portal de cliente y pagos en línea.</w:t>
+              <w:t>Ecosistema de automatización open-</w:t>
+            </w:r>
+            <w:proofErr w:type="spellStart"/>
+            <w:r>
+              <w:t>source</w:t>
+            </w:r>
+            <w:proofErr w:type="spellEnd"/>
+            <w:r>
+              <w:t xml:space="preserve"> altamente configurable.</w:t>
             </w:r>
           </w:p>
         </w:tc>
@@ -12292,15 +12574,7 @@
               <w:jc w:val="center"/>
             </w:pPr>
             <w:r>
-              <w:t xml:space="preserve">Diferenciarse con UX más clara y </w:t>
-            </w:r>
-            <w:proofErr w:type="spellStart"/>
-            <w:r>
-              <w:t>onboarding</w:t>
-            </w:r>
-            <w:proofErr w:type="spellEnd"/>
-            <w:r>
-              <w:t xml:space="preserve"> guiado en español.</w:t>
+              <w:t>Diferenciarse con menor complejidad técnica para usuario no experto.</w:t>
             </w:r>
           </w:p>
         </w:tc>
@@ -12322,7 +12596,29 @@
               <w:rPr>
                 <w:b/>
               </w:rPr>
-              <w:t>6</w:t>
+              <w:t>9</w:t>
+            </w:r>
+          </w:p>
+        </w:tc>
+        <w:tc>
+          <w:tcPr>
+            <w:tcW w:w="0" w:type="auto"/>
+            <w:vAlign w:val="center"/>
+          </w:tcPr>
+          <w:p>
+            <w:pPr>
+              <w:jc w:val="center"/>
+            </w:pPr>
+            <w:r>
+              <w:t>Apple Home (</w:t>
+            </w:r>
+            <w:proofErr w:type="spellStart"/>
+            <w:r>
+              <w:t>HomeKit</w:t>
+            </w:r>
+            <w:proofErr w:type="spellEnd"/>
+            <w:r>
+              <w:t>)</w:t>
             </w:r>
           </w:p>
         </w:tc>
@@ -12337,9 +12633,90 @@
             </w:pPr>
             <w:proofErr w:type="spellStart"/>
             <w:r>
-              <w:t>PracticePanther</w:t>
+              <w:t>HomeHub</w:t>
             </w:r>
             <w:proofErr w:type="spellEnd"/>
+            <w:r>
+              <w:t xml:space="preserve"> (app domótica)</w:t>
+            </w:r>
+          </w:p>
+        </w:tc>
+        <w:tc>
+          <w:tcPr>
+            <w:tcW w:w="0" w:type="auto"/>
+            <w:vAlign w:val="center"/>
+          </w:tcPr>
+          <w:p>
+            <w:pPr>
+              <w:jc w:val="center"/>
+            </w:pPr>
+            <w:r>
+              <w:t>Indirecto</w:t>
+            </w:r>
+          </w:p>
+        </w:tc>
+        <w:tc>
+          <w:tcPr>
+            <w:tcW w:w="0" w:type="auto"/>
+            <w:vAlign w:val="center"/>
+          </w:tcPr>
+          <w:p>
+            <w:pPr>
+              <w:jc w:val="center"/>
+            </w:pPr>
+            <w:r>
+              <w:t>Integración de hogar inteligente dentro del ecosistema Apple.</w:t>
+            </w:r>
+          </w:p>
+        </w:tc>
+        <w:tc>
+          <w:tcPr>
+            <w:tcW w:w="0" w:type="auto"/>
+            <w:vAlign w:val="center"/>
+          </w:tcPr>
+          <w:p>
+            <w:pPr>
+              <w:jc w:val="center"/>
+            </w:pPr>
+            <w:r>
+              <w:t>Apostar por compatibilidad multiplataforma sin dependencia de marca.</w:t>
+            </w:r>
+          </w:p>
+        </w:tc>
+      </w:tr>
+      <w:tr>
+        <w:tc>
+          <w:tcPr>
+            <w:tcW w:w="0" w:type="auto"/>
+            <w:vAlign w:val="center"/>
+          </w:tcPr>
+          <w:p>
+            <w:pPr>
+              <w:jc w:val="center"/>
+              <w:rPr>
+                <w:b/>
+              </w:rPr>
+            </w:pPr>
+            <w:r>
+              <w:rPr>
+                <w:b/>
+              </w:rPr>
+              <w:t>10</w:t>
+            </w:r>
+          </w:p>
+        </w:tc>
+        <w:tc>
+          <w:tcPr>
+            <w:tcW w:w="0" w:type="auto"/>
+            <w:vAlign w:val="center"/>
+          </w:tcPr>
+          <w:p>
+            <w:pPr>
+              <w:jc w:val="center"/>
+            </w:pPr>
+            <w:r>
+              <w:t>Google Home</w:t>
+            </w:r>
           </w:p>
         </w:tc>
         <w:tc>
@@ -12353,11 +12730,11 @@
             </w:pPr>
             <w:proofErr w:type="spellStart"/>
             <w:r>
-              <w:t>LegalFlow</w:t>
+              <w:t>HomeHub</w:t>
             </w:r>
             <w:proofErr w:type="spellEnd"/>
             <w:r>
-              <w:t xml:space="preserve"> (gestión legal web)</w:t>
+              <w:t xml:space="preserve"> (app domótica)</w:t>
             </w:r>
           </w:p>
         </w:tc>
@@ -12371,7 +12748,7 @@
               <w:jc w:val="center"/>
             </w:pPr>
             <w:r>
-              <w:t>Directo</w:t>
+              <w:t>Indirecto</w:t>
             </w:r>
           </w:p>
         </w:tc>
@@ -12385,7 +12762,7 @@
               <w:jc w:val="center"/>
             </w:pPr>
             <w:r>
-              <w:t>Automatización de flujos de trabajo legales y control financiero por expediente.</w:t>
+              <w:t>Control por voz y automatizaciones conectadas a servicios Google.</w:t>
             </w:r>
           </w:p>
         </w:tc>
@@ -12399,452 +12776,6 @@
               <w:jc w:val="center"/>
             </w:pPr>
             <w:r>
-              <w:t>Enfocarse en simplicidad operativa para despachos en crecimiento.</w:t>
-            </w:r>
-          </w:p>
-        </w:tc>
-      </w:tr>
-      <w:tr>
-        <w:tc>
-          <w:tcPr>
-            <w:tcW w:w="0" w:type="auto"/>
-            <w:vAlign w:val="center"/>
-          </w:tcPr>
-          <w:p>
-            <w:pPr>
-              <w:jc w:val="center"/>
-              <w:rPr>
-                <w:b/>
-              </w:rPr>
-            </w:pPr>
-            <w:r>
-              <w:rPr>
-                <w:b/>
-              </w:rPr>
-              <w:t>7</w:t>
-            </w:r>
-          </w:p>
-        </w:tc>
-        <w:tc>
-          <w:tcPr>
-            <w:tcW w:w="0" w:type="auto"/>
-            <w:vAlign w:val="center"/>
-          </w:tcPr>
-          <w:p>
-            <w:pPr>
-              <w:jc w:val="center"/>
-            </w:pPr>
-            <w:r>
-              <w:t xml:space="preserve">Samsung </w:t>
-            </w:r>
-            <w:proofErr w:type="spellStart"/>
-            <w:r>
-              <w:t>SmartThings</w:t>
-            </w:r>
-            <w:proofErr w:type="spellEnd"/>
-          </w:p>
-        </w:tc>
-        <w:tc>
-          <w:tcPr>
-            <w:tcW w:w="0" w:type="auto"/>
-            <w:vAlign w:val="center"/>
-          </w:tcPr>
-          <w:p>
-            <w:pPr>
-              <w:jc w:val="center"/>
-            </w:pPr>
-            <w:proofErr w:type="spellStart"/>
-            <w:r>
-              <w:t>HomeHub</w:t>
-            </w:r>
-            <w:proofErr w:type="spellEnd"/>
-            <w:r>
-              <w:t xml:space="preserve"> (</w:t>
-            </w:r>
-            <w:proofErr w:type="spellStart"/>
-            <w:r>
-              <w:t>app</w:t>
-            </w:r>
-            <w:proofErr w:type="spellEnd"/>
-            <w:r>
-              <w:t xml:space="preserve"> domótica)</w:t>
-            </w:r>
-          </w:p>
-        </w:tc>
-        <w:tc>
-          <w:tcPr>
-            <w:tcW w:w="0" w:type="auto"/>
-            <w:vAlign w:val="center"/>
-          </w:tcPr>
-          <w:p>
-            <w:pPr>
-              <w:jc w:val="center"/>
-            </w:pPr>
-            <w:r>
-              <w:t>Directo</w:t>
-            </w:r>
-          </w:p>
-        </w:tc>
-        <w:tc>
-          <w:tcPr>
-            <w:tcW w:w="0" w:type="auto"/>
-            <w:vAlign w:val="center"/>
-          </w:tcPr>
-          <w:p>
-            <w:pPr>
-              <w:jc w:val="center"/>
-            </w:pPr>
-            <w:r>
-              <w:t>Plataforma para control y automatización de dispositivos IoT del hogar.</w:t>
-            </w:r>
-          </w:p>
-        </w:tc>
-        <w:tc>
-          <w:tcPr>
-            <w:tcW w:w="0" w:type="auto"/>
-            <w:vAlign w:val="center"/>
-          </w:tcPr>
-          <w:p>
-            <w:pPr>
-              <w:jc w:val="center"/>
-            </w:pPr>
-            <w:r>
-              <w:t>Competir con una experiencia unificada centrada en facilidad de uso.</w:t>
-            </w:r>
-          </w:p>
-        </w:tc>
-      </w:tr>
-      <w:tr>
-        <w:tc>
-          <w:tcPr>
-            <w:tcW w:w="0" w:type="auto"/>
-            <w:vAlign w:val="center"/>
-          </w:tcPr>
-          <w:p>
-            <w:pPr>
-              <w:jc w:val="center"/>
-              <w:rPr>
-                <w:b/>
-              </w:rPr>
-            </w:pPr>
-            <w:r>
-              <w:rPr>
-                <w:b/>
-              </w:rPr>
-              <w:t>8</w:t>
-            </w:r>
-          </w:p>
-        </w:tc>
-        <w:tc>
-          <w:tcPr>
-            <w:tcW w:w="0" w:type="auto"/>
-            <w:vAlign w:val="center"/>
-          </w:tcPr>
-          <w:p>
-            <w:pPr>
-              <w:jc w:val="center"/>
-            </w:pPr>
-            <w:r>
-              <w:t xml:space="preserve">Home </w:t>
-            </w:r>
-            <w:proofErr w:type="spellStart"/>
-            <w:r>
-              <w:t>Assistant</w:t>
-            </w:r>
-            <w:proofErr w:type="spellEnd"/>
-          </w:p>
-        </w:tc>
-        <w:tc>
-          <w:tcPr>
-            <w:tcW w:w="0" w:type="auto"/>
-            <w:vAlign w:val="center"/>
-          </w:tcPr>
-          <w:p>
-            <w:pPr>
-              <w:jc w:val="center"/>
-            </w:pPr>
-            <w:proofErr w:type="spellStart"/>
-            <w:r>
-              <w:t>HomeHub</w:t>
-            </w:r>
-            <w:proofErr w:type="spellEnd"/>
-            <w:r>
-              <w:t xml:space="preserve"> (</w:t>
-            </w:r>
-            <w:proofErr w:type="spellStart"/>
-            <w:r>
-              <w:t>app</w:t>
-            </w:r>
-            <w:proofErr w:type="spellEnd"/>
-            <w:r>
-              <w:t xml:space="preserve"> domótica)</w:t>
-            </w:r>
-          </w:p>
-        </w:tc>
-        <w:tc>
-          <w:tcPr>
-            <w:tcW w:w="0" w:type="auto"/>
-            <w:vAlign w:val="center"/>
-          </w:tcPr>
-          <w:p>
-            <w:pPr>
-              <w:jc w:val="center"/>
-            </w:pPr>
-            <w:r>
-              <w:t>Directo</w:t>
-            </w:r>
-          </w:p>
-        </w:tc>
-        <w:tc>
-          <w:tcPr>
-            <w:tcW w:w="0" w:type="auto"/>
-            <w:vAlign w:val="center"/>
-          </w:tcPr>
-          <w:p>
-            <w:pPr>
-              <w:jc w:val="center"/>
-            </w:pPr>
-            <w:r>
-              <w:t>Ecosistema de automatización open-</w:t>
-            </w:r>
-            <w:proofErr w:type="spellStart"/>
-            <w:r>
-              <w:t>source</w:t>
-            </w:r>
-            <w:proofErr w:type="spellEnd"/>
-            <w:r>
-              <w:t xml:space="preserve"> altamente configurable.</w:t>
-            </w:r>
-          </w:p>
-        </w:tc>
-        <w:tc>
-          <w:tcPr>
-            <w:tcW w:w="0" w:type="auto"/>
-            <w:vAlign w:val="center"/>
-          </w:tcPr>
-          <w:p>
-            <w:pPr>
-              <w:jc w:val="center"/>
-            </w:pPr>
-            <w:r>
-              <w:t>Diferenciarse con menor complejidad técnica para usuario no experto.</w:t>
-            </w:r>
-          </w:p>
-        </w:tc>
-      </w:tr>
-      <w:tr>
-        <w:tc>
-          <w:tcPr>
-            <w:tcW w:w="0" w:type="auto"/>
-            <w:vAlign w:val="center"/>
-          </w:tcPr>
-          <w:p>
-            <w:pPr>
-              <w:jc w:val="center"/>
-              <w:rPr>
-                <w:b/>
-              </w:rPr>
-            </w:pPr>
-            <w:r>
-              <w:rPr>
-                <w:b/>
-              </w:rPr>
-              <w:t>9</w:t>
-            </w:r>
-          </w:p>
-        </w:tc>
-        <w:tc>
-          <w:tcPr>
-            <w:tcW w:w="0" w:type="auto"/>
-            <w:vAlign w:val="center"/>
-          </w:tcPr>
-          <w:p>
-            <w:pPr>
-              <w:jc w:val="center"/>
-            </w:pPr>
-            <w:r>
-              <w:t>Apple Home (</w:t>
-            </w:r>
-            <w:proofErr w:type="spellStart"/>
-            <w:r>
-              <w:t>HomeKit</w:t>
-            </w:r>
-            <w:proofErr w:type="spellEnd"/>
-            <w:r>
-              <w:t>)</w:t>
-            </w:r>
-          </w:p>
-        </w:tc>
-        <w:tc>
-          <w:tcPr>
-            <w:tcW w:w="0" w:type="auto"/>
-            <w:vAlign w:val="center"/>
-          </w:tcPr>
-          <w:p>
-            <w:pPr>
-              <w:jc w:val="center"/>
-            </w:pPr>
-            <w:proofErr w:type="spellStart"/>
-            <w:r>
-              <w:t>HomeHub</w:t>
-            </w:r>
-            <w:proofErr w:type="spellEnd"/>
-            <w:r>
-              <w:t xml:space="preserve"> (</w:t>
-            </w:r>
-            <w:proofErr w:type="spellStart"/>
-            <w:r>
-              <w:t>app</w:t>
-            </w:r>
-            <w:proofErr w:type="spellEnd"/>
-            <w:r>
-              <w:t xml:space="preserve"> domótica)</w:t>
-            </w:r>
-          </w:p>
-        </w:tc>
-        <w:tc>
-          <w:tcPr>
-            <w:tcW w:w="0" w:type="auto"/>
-            <w:vAlign w:val="center"/>
-          </w:tcPr>
-          <w:p>
-            <w:pPr>
-              <w:jc w:val="center"/>
-            </w:pPr>
-            <w:r>
-              <w:t>Indirecto</w:t>
-            </w:r>
-          </w:p>
-        </w:tc>
-        <w:tc>
-          <w:tcPr>
-            <w:tcW w:w="0" w:type="auto"/>
-            <w:vAlign w:val="center"/>
-          </w:tcPr>
-          <w:p>
-            <w:pPr>
-              <w:jc w:val="center"/>
-            </w:pPr>
-            <w:r>
-              <w:t>Integración de hogar inteligente dentro del ecosistema Apple.</w:t>
-            </w:r>
-          </w:p>
-        </w:tc>
-        <w:tc>
-          <w:tcPr>
-            <w:tcW w:w="0" w:type="auto"/>
-            <w:vAlign w:val="center"/>
-          </w:tcPr>
-          <w:p>
-            <w:pPr>
-              <w:jc w:val="center"/>
-            </w:pPr>
-            <w:r>
-              <w:t>Apostar por compatibilidad multiplataforma sin dependencia de marca.</w:t>
-            </w:r>
-          </w:p>
-        </w:tc>
-      </w:tr>
-      <w:tr>
-        <w:tc>
-          <w:tcPr>
-            <w:tcW w:w="0" w:type="auto"/>
-            <w:vAlign w:val="center"/>
-          </w:tcPr>
-          <w:p>
-            <w:pPr>
-              <w:jc w:val="center"/>
-              <w:rPr>
-                <w:b/>
-              </w:rPr>
-            </w:pPr>
-            <w:r>
-              <w:rPr>
-                <w:b/>
-              </w:rPr>
-              <w:t>10</w:t>
-            </w:r>
-          </w:p>
-        </w:tc>
-        <w:tc>
-          <w:tcPr>
-            <w:tcW w:w="0" w:type="auto"/>
-            <w:vAlign w:val="center"/>
-          </w:tcPr>
-          <w:p>
-            <w:pPr>
-              <w:jc w:val="center"/>
-            </w:pPr>
-            <w:r>
-              <w:t>Google Home</w:t>
-            </w:r>
-          </w:p>
-        </w:tc>
-        <w:tc>
-          <w:tcPr>
-            <w:tcW w:w="0" w:type="auto"/>
-            <w:vAlign w:val="center"/>
-          </w:tcPr>
-          <w:p>
-            <w:pPr>
-              <w:jc w:val="center"/>
-            </w:pPr>
-            <w:proofErr w:type="spellStart"/>
-            <w:r>
-              <w:t>HomeHub</w:t>
-            </w:r>
-            <w:proofErr w:type="spellEnd"/>
-            <w:r>
-              <w:t xml:space="preserve"> (</w:t>
-            </w:r>
-            <w:proofErr w:type="spellStart"/>
-            <w:r>
-              <w:t>app</w:t>
-            </w:r>
-            <w:proofErr w:type="spellEnd"/>
-            <w:r>
-              <w:t xml:space="preserve"> domótica)</w:t>
-            </w:r>
-          </w:p>
-        </w:tc>
-        <w:tc>
-          <w:tcPr>
-            <w:tcW w:w="0" w:type="auto"/>
-            <w:vAlign w:val="center"/>
-          </w:tcPr>
-          <w:p>
-            <w:pPr>
-              <w:jc w:val="center"/>
-            </w:pPr>
-            <w:r>
-              <w:t>Indirecto</w:t>
-            </w:r>
-          </w:p>
-        </w:tc>
-        <w:tc>
-          <w:tcPr>
-            <w:tcW w:w="0" w:type="auto"/>
-            <w:vAlign w:val="center"/>
-          </w:tcPr>
-          <w:p>
-            <w:pPr>
-              <w:jc w:val="center"/>
-            </w:pPr>
-            <w:r>
-              <w:t>Control por voz y automatizaciones conectadas a servicios Google.</w:t>
-            </w:r>
-          </w:p>
-        </w:tc>
-        <w:tc>
-          <w:tcPr>
-            <w:tcW w:w="0" w:type="auto"/>
-            <w:vAlign w:val="center"/>
-          </w:tcPr>
-          <w:p>
-            <w:pPr>
-              <w:jc w:val="center"/>
-            </w:pPr>
-            <w:r>
               <w:t>Destacar privacidad, personalización y consolidación de dispositivos heterogéneos.</w:t>
             </w:r>
           </w:p>
@@ -12889,7 +12820,6 @@
           <w:lang w:val="en-US"/>
         </w:rPr>
       </w:pPr>
-      <w:bookmarkStart w:id="37" w:name="_GoBack"/>
     </w:p>
     <w:p>
       <w:pPr>
@@ -12904,11 +12834,11 @@
       <w:pPr>
         <w:pStyle w:val="Ttulo3"/>
       </w:pPr>
-      <w:bookmarkStart w:id="38" w:name="_Toc223906571"/>
+      <w:bookmarkStart w:id="37" w:name="_Toc223906571"/>
       <w:r>
         <w:t>Implicaciones estratégicas para QuetzalDev:</w:t>
       </w:r>
-      <w:bookmarkEnd w:id="38"/>
+      <w:bookmarkEnd w:id="37"/>
     </w:p>
     <w:p>
       <w:pPr>
@@ -12943,15 +12873,7 @@
         </w:numPr>
       </w:pPr>
       <w:r>
-        <w:t>Diferenciación por verticalidad de solución: mantener productos especializados por nicho (</w:t>
-      </w:r>
-      <w:proofErr w:type="spellStart"/>
-      <w:r>
-        <w:t>SafeCase</w:t>
-      </w:r>
-      <w:proofErr w:type="spellEnd"/>
-      <w:r>
-        <w:t xml:space="preserve">, </w:t>
+        <w:t xml:space="preserve">Diferenciación por verticalidad de solución: mantener productos especializados por nicho (SafeCase, </w:t>
       </w:r>
       <w:proofErr w:type="spellStart"/>
       <w:r>
@@ -12993,10 +12915,17 @@
       </w:r>
       <w:proofErr w:type="spellEnd"/>
       <w:r>
-        <w:t>: QuetzalDev puede competir de manera efectiva no intentando superar a los líderes en amplitud funcional, sino reduciendo fricción, acelerando implementación y entregando valor específico por industria con una propuesta comercial digital simple y directa.</w:t>
-      </w:r>
-    </w:p>
-    <w:bookmarkEnd w:id="37"/>
+        <w:t xml:space="preserve">: </w:t>
+      </w:r>
+      <w:proofErr w:type="spellStart"/>
+      <w:r>
+        <w:t>QuetzalDev</w:t>
+      </w:r>
+      <w:proofErr w:type="spellEnd"/>
+      <w:r>
+        <w:t xml:space="preserve"> puede competir de manera efectiva no intentando superar a los líderes en amplitud funcional, sino reduciendo fricción, acelerando implementación y entregando valor específico por industria con una propuesta comercial digital simple y directa.</w:t>
+      </w:r>
+    </w:p>
     <w:p/>
     <w:p/>
     <w:p/>
@@ -13013,12 +12942,12 @@
       <w:pPr>
         <w:pStyle w:val="Ttulo2"/>
       </w:pPr>
-      <w:bookmarkStart w:id="39" w:name="_Toc223906572"/>
+      <w:bookmarkStart w:id="38" w:name="_Toc223906572"/>
       <w:r>
         <w:lastRenderedPageBreak/>
         <w:t>Análisis VUCA</w:t>
       </w:r>
-      <w:bookmarkEnd w:id="39"/>
+      <w:bookmarkEnd w:id="38"/>
     </w:p>
     <w:p/>
     <w:p>
@@ -13218,35 +13147,21 @@
               <w:rPr>
                 <w:lang w:val="es-GT"/>
               </w:rPr>
-              <w:t xml:space="preserve">, Next.js, </w:t>
+              <w:t xml:space="preserve">, Next.js, Vue) y los ecosistemas </w:t>
             </w:r>
             <w:proofErr w:type="spellStart"/>
             <w:r>
               <w:rPr>
                 <w:lang w:val="es-GT"/>
               </w:rPr>
-              <w:t>Vue</w:t>
+              <w:t>IoT</w:t>
             </w:r>
             <w:proofErr w:type="spellEnd"/>
             <w:r>
               <w:rPr>
                 <w:lang w:val="es-GT"/>
               </w:rPr>
-              <w:t>) y los ecosistemas IoT (</w:t>
-            </w:r>
-            <w:proofErr w:type="spellStart"/>
-            <w:r>
-              <w:rPr>
-                <w:lang w:val="es-GT"/>
-              </w:rPr>
-              <w:t>Matter</w:t>
-            </w:r>
-            <w:proofErr w:type="spellEnd"/>
-            <w:r>
-              <w:rPr>
-                <w:lang w:val="es-GT"/>
-              </w:rPr>
-              <w:t xml:space="preserve">, </w:t>
+              <w:t xml:space="preserve"> (Matter, </w:t>
             </w:r>
             <w:proofErr w:type="spellStart"/>
             <w:r>
@@ -13363,21 +13278,7 @@
               <w:rPr>
                 <w:lang w:val="es-GT"/>
               </w:rPr>
-              <w:t xml:space="preserve"> laboral (</w:t>
-            </w:r>
-            <w:proofErr w:type="spellStart"/>
-            <w:r>
-              <w:rPr>
-                <w:lang w:val="es-GT"/>
-              </w:rPr>
-              <w:t>SafeCase</w:t>
-            </w:r>
-            <w:proofErr w:type="spellEnd"/>
-            <w:r>
-              <w:rPr>
-                <w:lang w:val="es-GT"/>
-              </w:rPr>
-              <w:t xml:space="preserve">) depende de cambios regulatorios impredecibles en legislación laboral guatemalteca; la adopción de </w:t>
+              <w:t xml:space="preserve"> laboral (SafeCase) depende de cambios regulatorios impredecibles en legislación laboral guatemalteca; la adopción de </w:t>
             </w:r>
             <w:proofErr w:type="spellStart"/>
             <w:r>
@@ -13410,21 +13311,7 @@
               <w:rPr>
                 <w:lang w:val="es-GT"/>
               </w:rPr>
-              <w:t xml:space="preserve">Diseñar </w:t>
-            </w:r>
-            <w:proofErr w:type="spellStart"/>
-            <w:r>
-              <w:rPr>
-                <w:lang w:val="es-GT"/>
-              </w:rPr>
-              <w:t>SafeCase</w:t>
-            </w:r>
-            <w:proofErr w:type="spellEnd"/>
-            <w:r>
-              <w:rPr>
-                <w:lang w:val="es-GT"/>
-              </w:rPr>
-              <w:t xml:space="preserve"> con adaptabilidad regulatoria modular; lanzar </w:t>
+              <w:t xml:space="preserve">Diseñar SafeCase con adaptabilidad regulatoria modular; lanzar </w:t>
             </w:r>
             <w:proofErr w:type="spellStart"/>
             <w:r>
@@ -13629,56 +13516,34 @@
           <w:lang w:val="es-GT"/>
         </w:rPr>
       </w:pPr>
-      <w:bookmarkStart w:id="40" w:name="_Toc223906573"/>
+      <w:bookmarkStart w:id="39" w:name="_Toc223906573"/>
       <w:r>
         <w:rPr>
           <w:lang w:val="es-GT"/>
         </w:rPr>
         <w:lastRenderedPageBreak/>
-        <w:t xml:space="preserve">Diamante de </w:t>
-      </w:r>
-      <w:proofErr w:type="spellStart"/>
-      <w:r>
-        <w:rPr>
-          <w:lang w:val="es-GT"/>
-        </w:rPr>
-        <w:t>Porter</w:t>
-      </w:r>
-      <w:bookmarkEnd w:id="40"/>
-      <w:proofErr w:type="spellEnd"/>
-    </w:p>
-    <w:p>
-      <w:pPr>
-        <w:rPr>
-          <w:lang w:val="es-GT"/>
-        </w:rPr>
-      </w:pPr>
-    </w:p>
-    <w:p>
-      <w:pPr>
-        <w:rPr>
-          <w:lang w:val="es-GT"/>
-        </w:rPr>
-      </w:pPr>
-      <w:r>
-        <w:rPr>
-          <w:lang w:val="es-GT"/>
-        </w:rPr>
-        <w:t xml:space="preserve">El Diamante de </w:t>
-      </w:r>
-      <w:proofErr w:type="spellStart"/>
-      <w:r>
-        <w:rPr>
-          <w:lang w:val="es-GT"/>
-        </w:rPr>
-        <w:t>Porter</w:t>
-      </w:r>
-      <w:proofErr w:type="spellEnd"/>
-      <w:r>
-        <w:rPr>
-          <w:lang w:val="es-GT"/>
-        </w:rPr>
-        <w:t xml:space="preserve"> analiza las ventajas competitivas nacionales/regionales que favorecen o limitan a QuetzalDev.</w:t>
+        <w:t>Diamante de Porter</w:t>
+      </w:r>
+      <w:bookmarkEnd w:id="39"/>
+    </w:p>
+    <w:p>
+      <w:pPr>
+        <w:rPr>
+          <w:lang w:val="es-GT"/>
+        </w:rPr>
+      </w:pPr>
+    </w:p>
+    <w:p>
+      <w:pPr>
+        <w:rPr>
+          <w:lang w:val="es-GT"/>
+        </w:rPr>
+      </w:pPr>
+      <w:r>
+        <w:rPr>
+          <w:lang w:val="es-GT"/>
+        </w:rPr>
+        <w:t>El Diamante de Porter analiza las ventajas competitivas nacionales/regionales que favorecen o limitan a QuetzalDev.</w:t>
       </w:r>
     </w:p>
     <w:p>
@@ -13805,7 +13670,21 @@
               <w:rPr>
                 <w:lang w:val="es-GT"/>
               </w:rPr>
-              <w:t>/IoT.</w:t>
+              <w:t>/</w:t>
+            </w:r>
+            <w:proofErr w:type="spellStart"/>
+            <w:r>
+              <w:rPr>
+                <w:lang w:val="es-GT"/>
+              </w:rPr>
+              <w:t>IoT</w:t>
+            </w:r>
+            <w:proofErr w:type="spellEnd"/>
+            <w:r>
+              <w:rPr>
+                <w:lang w:val="es-GT"/>
+              </w:rPr>
+              <w:t>.</w:t>
             </w:r>
           </w:p>
         </w:tc>
@@ -13941,63 +13820,21 @@
               <w:rPr>
                 <w:lang w:val="es-GT"/>
               </w:rPr>
-              <w:t xml:space="preserve">, AWS y </w:t>
+              <w:t xml:space="preserve">, AWS y Azure tienen presencia regional, reduciendo costos de hosting. Ecosistemas como Google Home y Amazon Alexa ya están en el mercado guatemalteco, facilitando la adopción de </w:t>
             </w:r>
             <w:proofErr w:type="spellStart"/>
             <w:r>
               <w:rPr>
                 <w:lang w:val="es-GT"/>
               </w:rPr>
-              <w:t>Azure</w:t>
+              <w:t>HomeHub</w:t>
             </w:r>
             <w:proofErr w:type="spellEnd"/>
             <w:r>
               <w:rPr>
                 <w:lang w:val="es-GT"/>
               </w:rPr>
-              <w:t xml:space="preserve"> tienen presencia regional, reduciendo costos de </w:t>
-            </w:r>
-            <w:proofErr w:type="spellStart"/>
-            <w:r>
-              <w:rPr>
-                <w:lang w:val="es-GT"/>
-              </w:rPr>
-              <w:t>hosting</w:t>
-            </w:r>
-            <w:proofErr w:type="spellEnd"/>
-            <w:r>
-              <w:rPr>
-                <w:lang w:val="es-GT"/>
-              </w:rPr>
-              <w:t xml:space="preserve">. Ecosistemas como Google Home y Amazon Alexa ya están en el mercado guatemalteco, facilitando la adopción de </w:t>
-            </w:r>
-            <w:proofErr w:type="spellStart"/>
-            <w:r>
-              <w:rPr>
-                <w:lang w:val="es-GT"/>
-              </w:rPr>
-              <w:t>HomeHub</w:t>
-            </w:r>
-            <w:proofErr w:type="spellEnd"/>
-            <w:r>
-              <w:rPr>
-                <w:lang w:val="es-GT"/>
-              </w:rPr>
-              <w:t>. La industria de telecomunicaciones (</w:t>
-            </w:r>
-            <w:proofErr w:type="spellStart"/>
-            <w:r>
-              <w:rPr>
-                <w:lang w:val="es-GT"/>
-              </w:rPr>
-              <w:t>Tigo</w:t>
-            </w:r>
-            <w:proofErr w:type="spellEnd"/>
-            <w:r>
-              <w:rPr>
-                <w:lang w:val="es-GT"/>
-              </w:rPr>
-              <w:t>, Claro) impulsa la conectividad necesaria para productos IoT.</w:t>
+              <w:t>. La industria de telecomunicaciones (Tigo, Claro) impulsa la conectividad necesaria para productos IoT.</w:t>
             </w:r>
           </w:p>
         </w:tc>
@@ -14124,7 +13961,7 @@
           <w:lang w:val="es-GT"/>
         </w:rPr>
       </w:pPr>
-      <w:bookmarkStart w:id="41" w:name="_Toc223906574"/>
+      <w:bookmarkStart w:id="40" w:name="_Toc223906574"/>
       <w:r>
         <w:rPr>
           <w:lang w:val="es-GT"/>
@@ -14132,7 +13969,7 @@
         <w:lastRenderedPageBreak/>
         <w:t>Análisis PEST</w:t>
       </w:r>
-      <w:bookmarkEnd w:id="41"/>
+      <w:bookmarkEnd w:id="40"/>
     </w:p>
     <w:p>
       <w:pPr>
@@ -14286,19 +14123,11 @@
                 <w:lang w:val="es-GT"/>
               </w:rPr>
             </w:pPr>
-            <w:proofErr w:type="spellStart"/>
-            <w:r>
-              <w:rPr>
-                <w:lang w:val="es-GT"/>
-              </w:rPr>
-              <w:t>SafeCase</w:t>
-            </w:r>
-            <w:proofErr w:type="spellEnd"/>
-            <w:r>
-              <w:rPr>
-                <w:lang w:val="es-GT"/>
-              </w:rPr>
-              <w:t xml:space="preserve"> se beneficia de mayor regulación laboral. Riesgo moderado por protección de datos; mitigación con cifrado.</w:t>
+            <w:r>
+              <w:rPr>
+                <w:lang w:val="es-GT"/>
+              </w:rPr>
+              <w:t>SafeCase se beneficia de mayor regulación laboral. Riesgo moderado por protección de datos; mitigación con cifrado.</w:t>
             </w:r>
           </w:p>
         </w:tc>
@@ -14482,21 +14311,21 @@
               <w:rPr>
                 <w:lang w:val="es-GT"/>
               </w:rPr>
-              <w:t xml:space="preserve">Expansión 5G; dispositivos IoT con </w:t>
+              <w:t xml:space="preserve">Expansión 5G; dispositivos </w:t>
             </w:r>
             <w:proofErr w:type="spellStart"/>
             <w:r>
               <w:rPr>
                 <w:lang w:val="es-GT"/>
               </w:rPr>
-              <w:t>Matter</w:t>
+              <w:t>IoT</w:t>
             </w:r>
             <w:proofErr w:type="spellEnd"/>
             <w:r>
               <w:rPr>
                 <w:lang w:val="es-GT"/>
               </w:rPr>
-              <w:t xml:space="preserve">; estandarización de </w:t>
+              <w:t xml:space="preserve"> con Matter; estandarización de </w:t>
             </w:r>
             <w:proofErr w:type="spellStart"/>
             <w:r>
@@ -14570,22 +14399,14 @@
           <w:lang w:val="es-GT"/>
         </w:rPr>
       </w:pPr>
-      <w:bookmarkStart w:id="42" w:name="_Toc223906575"/>
-      <w:r>
-        <w:rPr>
-          <w:lang w:val="es-GT"/>
-        </w:rPr>
-        <w:t xml:space="preserve">Las 5 Fuerzas de </w:t>
-      </w:r>
-      <w:proofErr w:type="spellStart"/>
-      <w:r>
-        <w:rPr>
-          <w:lang w:val="es-GT"/>
-        </w:rPr>
-        <w:t>Porter</w:t>
-      </w:r>
-      <w:bookmarkEnd w:id="42"/>
-      <w:proofErr w:type="spellEnd"/>
+      <w:bookmarkStart w:id="41" w:name="_Toc223906575"/>
+      <w:r>
+        <w:rPr>
+          <w:lang w:val="es-GT"/>
+        </w:rPr>
+        <w:t>Las 5 Fuerzas de Porter</w:t>
+      </w:r>
+      <w:bookmarkEnd w:id="41"/>
     </w:p>
     <w:p>
       <w:pPr>
@@ -14594,7 +14415,7 @@
           <w:lang w:val="es-GT"/>
         </w:rPr>
       </w:pPr>
-      <w:bookmarkStart w:id="43" w:name="_Toc223906576"/>
+      <w:bookmarkStart w:id="42" w:name="_Toc223906576"/>
       <w:r>
         <w:rPr>
           <w:lang w:val="es-GT"/>
@@ -14609,7 +14430,7 @@
         </w:rPr>
         <w:t>Media-Alta</w:t>
       </w:r>
-      <w:bookmarkEnd w:id="43"/>
+      <w:bookmarkEnd w:id="42"/>
     </w:p>
     <w:p>
       <w:pPr>
@@ -14663,21 +14484,7 @@
         <w:rPr>
           <w:lang w:val="es-GT"/>
         </w:rPr>
-        <w:t xml:space="preserve">) con catálogos de miles de productos introduce una presión de precio permanente. La rivalidad aumenta si actores regionales como </w:t>
-      </w:r>
-      <w:proofErr w:type="spellStart"/>
-      <w:r>
-        <w:rPr>
-          <w:lang w:val="es-GT"/>
-        </w:rPr>
-        <w:t>ContaPyme</w:t>
-      </w:r>
-      <w:proofErr w:type="spellEnd"/>
-      <w:r>
-        <w:rPr>
-          <w:lang w:val="es-GT"/>
-        </w:rPr>
-        <w:t xml:space="preserve"> o Bitrix24 deciden expandirse al mercado guatemalteco con campañas agresivas.</w:t>
+        <w:t>) con catálogos de miles de productos introduce una presión de precio permanente. La rivalidad aumenta si actores regionales como ContaPyme o Bitrix24 deciden expandirse al mercado guatemalteco con campañas agresivas.</w:t>
       </w:r>
     </w:p>
     <w:p>
@@ -14694,7 +14501,7 @@
           <w:lang w:val="es-GT"/>
         </w:rPr>
       </w:pPr>
-      <w:bookmarkStart w:id="44" w:name="_Toc223906577"/>
+      <w:bookmarkStart w:id="43" w:name="_Toc223906577"/>
       <w:r>
         <w:rPr>
           <w:lang w:val="es-GT"/>
@@ -14709,7 +14516,7 @@
         </w:rPr>
         <w:t>Alta</w:t>
       </w:r>
-      <w:bookmarkEnd w:id="44"/>
+      <w:bookmarkEnd w:id="43"/>
     </w:p>
     <w:p>
       <w:pPr>
@@ -14745,7 +14552,6 @@
         <w:t xml:space="preserve">Sin embargo, la barrera real para QuetzalDev es la diferenciación por soporte local, conocimiento regulatorio guatemalteco </w:t>
       </w:r>
       <w:proofErr w:type="spellStart"/>
-      <w:proofErr w:type="gramStart"/>
       <w:r>
         <w:rPr>
           <w:lang w:val="es-GT"/>
@@ -14753,7 +14559,6 @@
         <w:t>y</w:t>
       </w:r>
       <w:proofErr w:type="spellEnd"/>
-      <w:proofErr w:type="gramEnd"/>
       <w:r>
         <w:rPr>
           <w:lang w:val="es-GT"/>
@@ -14789,7 +14594,7 @@
           <w:lang w:val="es-GT"/>
         </w:rPr>
       </w:pPr>
-      <w:bookmarkStart w:id="45" w:name="_Toc223906578"/>
+      <w:bookmarkStart w:id="44" w:name="_Toc223906578"/>
       <w:r>
         <w:rPr>
           <w:lang w:val="es-GT"/>
@@ -14805,7 +14610,7 @@
         </w:rPr>
         <w:t>Bajo</w:t>
       </w:r>
-      <w:bookmarkEnd w:id="45"/>
+      <w:bookmarkEnd w:id="44"/>
     </w:p>
     <w:p>
       <w:pPr>
@@ -14883,7 +14688,7 @@
           <w:lang w:val="es-GT"/>
         </w:rPr>
       </w:pPr>
-      <w:bookmarkStart w:id="46" w:name="_Toc223906579"/>
+      <w:bookmarkStart w:id="45" w:name="_Toc223906579"/>
       <w:r>
         <w:rPr>
           <w:lang w:val="es-GT"/>
@@ -14898,7 +14703,7 @@
         </w:rPr>
         <w:t>Media</w:t>
       </w:r>
-      <w:bookmarkEnd w:id="46"/>
+      <w:bookmarkEnd w:id="45"/>
     </w:p>
     <w:p>
       <w:pPr>
@@ -14934,7 +14739,7 @@
           <w:lang w:val="es-GT"/>
         </w:rPr>
       </w:pPr>
-      <w:bookmarkStart w:id="47" w:name="_Toc223906580"/>
+      <w:bookmarkStart w:id="46" w:name="_Toc223906580"/>
       <w:r>
         <w:rPr>
           <w:lang w:val="es-GT"/>
@@ -14949,7 +14754,7 @@
         </w:rPr>
         <w:t>Media</w:t>
       </w:r>
-      <w:bookmarkEnd w:id="47"/>
+      <w:bookmarkEnd w:id="46"/>
     </w:p>
     <w:p>
       <w:pPr>
@@ -14978,21 +14783,7 @@
         <w:rPr>
           <w:lang w:val="es-GT"/>
         </w:rPr>
-        <w:t>Excel/</w:t>
-      </w:r>
-      <w:proofErr w:type="spellStart"/>
-      <w:r>
-        <w:rPr>
-          <w:lang w:val="es-GT"/>
-        </w:rPr>
-        <w:t>Sheets</w:t>
-      </w:r>
-      <w:proofErr w:type="spellEnd"/>
-      <w:r>
-        <w:rPr>
-          <w:lang w:val="es-GT"/>
-        </w:rPr>
-        <w:t xml:space="preserve"> para gestión de casos legales,</w:t>
+        <w:t>Excel/Sheets para gestión de casos legales,</w:t>
       </w:r>
     </w:p>
     <w:p>
@@ -15005,19 +14796,11 @@
           <w:lang w:val="es-GT"/>
         </w:rPr>
       </w:pPr>
-      <w:proofErr w:type="spellStart"/>
-      <w:r>
-        <w:rPr>
-          <w:lang w:val="es-GT"/>
-        </w:rPr>
-        <w:t>WhatsApp</w:t>
-      </w:r>
-      <w:proofErr w:type="spellEnd"/>
-      <w:r>
-        <w:rPr>
-          <w:lang w:val="es-GT"/>
-        </w:rPr>
-        <w:t>/correo para denuncias laborales,</w:t>
+      <w:r>
+        <w:rPr>
+          <w:lang w:val="es-GT"/>
+        </w:rPr>
+        <w:t>WhatsApp/correo para denuncias laborales,</w:t>
       </w:r>
     </w:p>
     <w:p>
@@ -15155,7 +14938,7 @@
           <w:lang w:val="es-GT"/>
         </w:rPr>
       </w:pPr>
-      <w:bookmarkStart w:id="48" w:name="_Toc223906581"/>
+      <w:bookmarkStart w:id="47" w:name="_Toc223906581"/>
       <w:r>
         <w:rPr>
           <w:lang w:val="es-GT"/>
@@ -15163,7 +14946,7 @@
         <w:lastRenderedPageBreak/>
         <w:t>Análisis SWOT / FODA</w:t>
       </w:r>
-      <w:bookmarkEnd w:id="48"/>
+      <w:bookmarkEnd w:id="47"/>
     </w:p>
     <w:p>
       <w:pPr>
@@ -15640,21 +15423,7 @@
                 <w:lang w:val="es-GT"/>
               </w:rPr>
               <w:br/>
-              <w:t xml:space="preserve">A5. Cambios regulatorios para </w:t>
-            </w:r>
-            <w:proofErr w:type="spellStart"/>
-            <w:r>
-              <w:rPr>
-                <w:lang w:val="es-GT"/>
-              </w:rPr>
-              <w:t>SafeCase</w:t>
-            </w:r>
-            <w:proofErr w:type="spellEnd"/>
-            <w:r>
-              <w:rPr>
-                <w:lang w:val="es-GT"/>
-              </w:rPr>
-              <w:t>.</w:t>
+              <w:t>A5. Cambios regulatorios para SafeCase.</w:t>
             </w:r>
           </w:p>
         </w:tc>
@@ -15723,7 +15492,7 @@
           <w:lang w:val="es-GT"/>
         </w:rPr>
       </w:pPr>
-      <w:bookmarkStart w:id="49" w:name="_Toc223906582"/>
+      <w:bookmarkStart w:id="48" w:name="_Toc223906582"/>
       <w:r>
         <w:rPr>
           <w:lang w:val="es-GT"/>
@@ -15731,7 +15500,7 @@
         <w:lastRenderedPageBreak/>
         <w:t>Análisis TOWS / CAME</w:t>
       </w:r>
-      <w:bookmarkEnd w:id="49"/>
+      <w:bookmarkEnd w:id="48"/>
     </w:p>
     <w:p>
       <w:pPr>
@@ -15918,21 +15687,7 @@
               <w:rPr>
                 <w:lang w:val="es-GT"/>
               </w:rPr>
-              <w:t xml:space="preserve">F5+F3+O1+O5 → modelo de reventa para </w:t>
-            </w:r>
-            <w:proofErr w:type="spellStart"/>
-            <w:r>
-              <w:rPr>
-                <w:lang w:val="es-GT"/>
-              </w:rPr>
-              <w:t>SafeCase</w:t>
-            </w:r>
-            <w:proofErr w:type="spellEnd"/>
-            <w:r>
-              <w:rPr>
-                <w:lang w:val="es-GT"/>
-              </w:rPr>
-              <w:t>.</w:t>
+              <w:t>F5+F3+O1+O5 → modelo de reventa para SafeCase.</w:t>
             </w:r>
           </w:p>
         </w:tc>
@@ -16008,21 +15763,7 @@
               <w:rPr>
                 <w:lang w:val="es-GT"/>
               </w:rPr>
-              <w:t xml:space="preserve"> como </w:t>
-            </w:r>
-            <w:proofErr w:type="spellStart"/>
-            <w:r>
-              <w:rPr>
-                <w:lang w:val="es-GT"/>
-              </w:rPr>
-              <w:t>app</w:t>
-            </w:r>
-            <w:proofErr w:type="spellEnd"/>
-            <w:r>
-              <w:rPr>
-                <w:lang w:val="es-GT"/>
-              </w:rPr>
-              <w:t xml:space="preserve"> local con soporte en español.</w:t>
+              <w:t xml:space="preserve"> como app local con soporte en español.</w:t>
             </w:r>
           </w:p>
         </w:tc>
@@ -16138,36 +15879,8 @@
                 <w:bCs/>
                 <w:lang w:val="es-GT"/>
               </w:rPr>
-              <w:t xml:space="preserve">FA1 — </w:t>
-            </w:r>
-            <w:proofErr w:type="spellStart"/>
-            <w:r>
-              <w:rPr>
-                <w:b/>
-                <w:bCs/>
-                <w:lang w:val="es-GT"/>
-              </w:rPr>
-              <w:t>Moat</w:t>
-            </w:r>
-            <w:proofErr w:type="spellEnd"/>
-            <w:r>
-              <w:rPr>
-                <w:b/>
-                <w:bCs/>
-                <w:lang w:val="es-GT"/>
-              </w:rPr>
-              <w:t xml:space="preserve"> regulatorio para </w:t>
-            </w:r>
-            <w:proofErr w:type="spellStart"/>
-            <w:r>
-              <w:rPr>
-                <w:b/>
-                <w:bCs/>
-                <w:lang w:val="es-GT"/>
-              </w:rPr>
-              <w:t>SafeCase</w:t>
-            </w:r>
-            <w:proofErr w:type="spellEnd"/>
+              <w:t>FA1 — Moat regulatorio para SafeCase</w:t>
+            </w:r>
           </w:p>
         </w:tc>
         <w:tc>
@@ -16585,21 +16298,7 @@
               <w:rPr>
                 <w:lang w:val="es-GT"/>
               </w:rPr>
-              <w:t xml:space="preserve">D1+A3 → contenido en </w:t>
-            </w:r>
-            <w:proofErr w:type="spellStart"/>
-            <w:r>
-              <w:rPr>
-                <w:lang w:val="es-GT"/>
-              </w:rPr>
-              <w:t>LinkedIn</w:t>
-            </w:r>
-            <w:proofErr w:type="spellEnd"/>
-            <w:r>
-              <w:rPr>
-                <w:lang w:val="es-GT"/>
-              </w:rPr>
-              <w:t>/YouTube para construir confianza.</w:t>
+              <w:t>D1+A3 → contenido en LinkedIn/YouTube para construir confianza.</w:t>
             </w:r>
           </w:p>
         </w:tc>
@@ -16670,7 +16369,7 @@
           <w:lang w:val="es-GT"/>
         </w:rPr>
       </w:pPr>
-      <w:bookmarkStart w:id="50" w:name="_Toc223906583"/>
+      <w:bookmarkStart w:id="49" w:name="_Toc223906583"/>
       <w:r>
         <w:rPr>
           <w:lang w:val="es-GT"/>
@@ -16678,7 +16377,7 @@
         <w:lastRenderedPageBreak/>
         <w:t>Análisis SOAR</w:t>
       </w:r>
-      <w:bookmarkEnd w:id="50"/>
+      <w:bookmarkEnd w:id="49"/>
     </w:p>
     <w:p>
       <w:pPr>
@@ -16806,21 +16505,7 @@
               <w:rPr>
                 <w:lang w:val="es-GT"/>
               </w:rPr>
-              <w:t xml:space="preserve">; tres verticales diferenciados; UX </w:t>
-            </w:r>
-            <w:proofErr w:type="spellStart"/>
-            <w:r>
-              <w:rPr>
-                <w:lang w:val="es-GT"/>
-              </w:rPr>
-              <w:t>premium</w:t>
-            </w:r>
-            <w:proofErr w:type="spellEnd"/>
-            <w:r>
-              <w:rPr>
-                <w:lang w:val="es-GT"/>
-              </w:rPr>
-              <w:t>; precios bajos; sin licencias externas.</w:t>
+              <w:t>; tres verticales diferenciados; UX premium; precios bajos; sin licencias externas.</w:t>
             </w:r>
           </w:p>
         </w:tc>
@@ -16940,21 +16625,7 @@
               <w:rPr>
                 <w:lang w:val="es-GT"/>
               </w:rPr>
-              <w:t xml:space="preserve">Ser referente #1 en software empaquetado en GT; lanzar versión </w:t>
-            </w:r>
-            <w:proofErr w:type="spellStart"/>
-            <w:r>
-              <w:rPr>
-                <w:lang w:val="es-GT"/>
-              </w:rPr>
-              <w:t>SaaS</w:t>
-            </w:r>
-            <w:proofErr w:type="spellEnd"/>
-            <w:r>
-              <w:rPr>
-                <w:lang w:val="es-GT"/>
-              </w:rPr>
-              <w:t xml:space="preserve"> al año 2; expandir </w:t>
+              <w:t xml:space="preserve">Ser referente #1 en software empaquetado en GT; lanzar versión SaaS al año 2; expandir </w:t>
             </w:r>
             <w:proofErr w:type="spellStart"/>
             <w:r>
@@ -17014,21 +16685,7 @@
               <w:rPr>
                 <w:lang w:val="es-GT"/>
               </w:rPr>
-              <w:t>15 ventas en primer mes; NPS ≥70; tiempos de soporte &lt;4h; ingresos Q15</w:t>
-            </w:r>
-            <w:proofErr w:type="gramStart"/>
-            <w:r>
-              <w:rPr>
-                <w:lang w:val="es-GT"/>
-              </w:rPr>
-              <w:t>,000</w:t>
-            </w:r>
-            <w:proofErr w:type="gramEnd"/>
-            <w:r>
-              <w:rPr>
-                <w:lang w:val="es-GT"/>
-              </w:rPr>
-              <w:t>/3 meses; 3 reseñas verificadas por producto.</w:t>
+              <w:t>15 ventas en primer mes; NPS ≥70; tiempos de soporte &lt;4h; ingresos Q15,000/3 meses; 3 reseñas verificadas por producto.</w:t>
             </w:r>
           </w:p>
         </w:tc>
@@ -17090,7 +16747,7 @@
       <w:pPr>
         <w:pStyle w:val="Ttulo1"/>
       </w:pPr>
-      <w:bookmarkStart w:id="51" w:name="_Toc223906584"/>
+      <w:bookmarkStart w:id="50" w:name="_Toc223906584"/>
       <w:r>
         <w:lastRenderedPageBreak/>
         <w:t>A</w:t>
@@ -17101,24 +16758,24 @@
       <w:r>
         <w:t xml:space="preserve"> DEL SITIO</w:t>
       </w:r>
+      <w:bookmarkEnd w:id="50"/>
+    </w:p>
+    <w:p/>
+    <w:p>
+      <w:pPr>
+        <w:pStyle w:val="Ttulo2"/>
+        <w:rPr>
+          <w:lang w:val="es-GT"/>
+        </w:rPr>
+      </w:pPr>
+      <w:bookmarkStart w:id="51" w:name="_Toc223906585"/>
+      <w:r>
+        <w:rPr>
+          <w:lang w:val="es-GT"/>
+        </w:rPr>
+        <w:t>Decisiones Técnicas</w:t>
+      </w:r>
       <w:bookmarkEnd w:id="51"/>
-    </w:p>
-    <w:p/>
-    <w:p>
-      <w:pPr>
-        <w:pStyle w:val="Ttulo2"/>
-        <w:rPr>
-          <w:lang w:val="es-GT"/>
-        </w:rPr>
-      </w:pPr>
-      <w:bookmarkStart w:id="52" w:name="_Toc223906585"/>
-      <w:r>
-        <w:rPr>
-          <w:lang w:val="es-GT"/>
-        </w:rPr>
-        <w:t>Decisiones Técnicas</w:t>
-      </w:r>
-      <w:bookmarkEnd w:id="52"/>
     </w:p>
     <w:tbl>
       <w:tblPr>
@@ -17277,19 +16934,11 @@
                 <w:lang w:val="es-GT"/>
               </w:rPr>
             </w:pPr>
-            <w:proofErr w:type="spellStart"/>
-            <w:r>
-              <w:rPr>
-                <w:lang w:val="es-GT"/>
-              </w:rPr>
-              <w:t>Tipado</w:t>
-            </w:r>
-            <w:proofErr w:type="spellEnd"/>
-            <w:r>
-              <w:rPr>
-                <w:lang w:val="es-GT"/>
-              </w:rPr>
-              <w:t xml:space="preserve"> estático, ecosistema maduro</w:t>
+            <w:r>
+              <w:rPr>
+                <w:lang w:val="es-GT"/>
+              </w:rPr>
+              <w:t>Tipado estático, ecosistema maduro</w:t>
             </w:r>
           </w:p>
         </w:tc>
@@ -17318,16 +16967,8 @@
               <w:rPr>
                 <w:lang w:val="es-GT"/>
               </w:rPr>
-              <w:t xml:space="preserve"> </w:t>
-            </w:r>
-            <w:proofErr w:type="spellStart"/>
-            <w:r>
-              <w:rPr>
-                <w:lang w:val="es-GT"/>
-              </w:rPr>
-              <w:t>Tool</w:t>
-            </w:r>
-            <w:proofErr w:type="spellEnd"/>
+              <w:t xml:space="preserve"> Tool</w:t>
+            </w:r>
           </w:p>
         </w:tc>
         <w:tc>
@@ -17696,14 +17337,14 @@
           <w:lang w:val="es-GT"/>
         </w:rPr>
       </w:pPr>
-      <w:bookmarkStart w:id="53" w:name="_Toc223906586"/>
+      <w:bookmarkStart w:id="52" w:name="_Toc223906586"/>
       <w:r>
         <w:rPr>
           <w:lang w:val="es-GT"/>
         </w:rPr>
         <w:t>Mapa de Rutas de la Aplicación</w:t>
       </w:r>
-      <w:bookmarkEnd w:id="53"/>
+      <w:bookmarkEnd w:id="52"/>
     </w:p>
     <w:p>
       <w:pPr>
@@ -17891,14 +17532,14 @@
         <w:rPr>
           <w:lang w:val="es-GT"/>
         </w:rPr>
-        <w:t>└── /bienvenida/</w:t>
+        <w:t>└── /bienvenida</w:t>
       </w:r>
       <w:proofErr w:type="gramStart"/>
       <w:r>
         <w:rPr>
           <w:lang w:val="es-GT"/>
         </w:rPr>
-        <w:t>:</w:t>
+        <w:t>/:</w:t>
       </w:r>
       <w:proofErr w:type="spellStart"/>
       <w:r>
@@ -17938,14 +17579,14 @@
           <w:lang w:val="es-GT"/>
         </w:rPr>
       </w:pPr>
-      <w:bookmarkStart w:id="54" w:name="_Toc223906587"/>
+      <w:bookmarkStart w:id="53" w:name="_Toc223906587"/>
       <w:r>
         <w:rPr>
           <w:lang w:val="es-GT"/>
         </w:rPr>
         <w:t>Descripción Funcional por Vista</w:t>
       </w:r>
-      <w:bookmarkEnd w:id="54"/>
+      <w:bookmarkEnd w:id="53"/>
     </w:p>
     <w:p>
       <w:pPr>
@@ -17956,23 +17597,13 @@
           <w:lang w:val="es-GT"/>
         </w:rPr>
       </w:pPr>
-      <w:proofErr w:type="spellStart"/>
       <w:r>
         <w:rPr>
           <w:b/>
           <w:bCs/>
           <w:lang w:val="es-GT"/>
         </w:rPr>
-        <w:t>Landing</w:t>
-      </w:r>
-      <w:proofErr w:type="spellEnd"/>
-      <w:r>
-        <w:rPr>
-          <w:b/>
-          <w:bCs/>
-          <w:lang w:val="es-GT"/>
-        </w:rPr>
-        <w:t xml:space="preserve"> Page — /</w:t>
+        <w:t>Landing Page — /</w:t>
       </w:r>
     </w:p>
     <w:p>
@@ -18463,7 +18094,7 @@
           <w:bCs/>
           <w:lang w:val="es-GT"/>
         </w:rPr>
-        <w:t>Bienvenida — /bienvenida/</w:t>
+        <w:t>Bienvenida — /bienvenida</w:t>
       </w:r>
       <w:proofErr w:type="gramStart"/>
       <w:r>
@@ -18472,7 +18103,7 @@
           <w:bCs/>
           <w:lang w:val="es-GT"/>
         </w:rPr>
-        <w:t>:</w:t>
+        <w:t>/:</w:t>
       </w:r>
       <w:proofErr w:type="spellStart"/>
       <w:r>
@@ -18569,7 +18200,7 @@
           <w:lang w:val="es-GT"/>
         </w:rPr>
       </w:pPr>
-      <w:bookmarkStart w:id="55" w:name="_Toc223906588"/>
+      <w:bookmarkStart w:id="54" w:name="_Toc223906588"/>
       <w:r>
         <w:rPr>
           <w:lang w:val="es-GT"/>
@@ -18604,7 +18235,7 @@
         </w:rPr>
         <w:t>)</w:t>
       </w:r>
-      <w:bookmarkEnd w:id="55"/>
+      <w:bookmarkEnd w:id="54"/>
     </w:p>
     <w:p>
       <w:pPr>
@@ -18841,23 +18472,15 @@
         <w:rPr>
           <w:lang w:val="es-GT"/>
         </w:rPr>
-        <w:t xml:space="preserve">└── </w:t>
-      </w:r>
-      <w:proofErr w:type="spellStart"/>
-      <w:r>
-        <w:rPr>
-          <w:lang w:val="es-GT"/>
-        </w:rPr>
-        <w:t>Footer</w:t>
-      </w:r>
-      <w:proofErr w:type="spellEnd"/>
+        <w:t>└── Footer</w:t>
+      </w:r>
     </w:p>
     <w:p/>
     <w:p>
       <w:pPr>
         <w:pStyle w:val="Ttulo2"/>
       </w:pPr>
-      <w:bookmarkStart w:id="56" w:name="_Toc223906589"/>
+      <w:bookmarkStart w:id="55" w:name="_Toc223906589"/>
       <w:r>
         <w:lastRenderedPageBreak/>
         <w:t>Estructura del si</w:t>
@@ -18865,54 +18488,54 @@
       <w:r>
         <w:t>tio (secciones y navegación)</w:t>
       </w:r>
+      <w:bookmarkEnd w:id="55"/>
+    </w:p>
+    <w:p>
+      <w:pPr>
+        <w:ind w:firstLine="708"/>
+      </w:pPr>
+      <w:r>
+        <w:t xml:space="preserve">La arquitectura del sitio se implementa bajo una estructura jerárquica clara con </w:t>
+      </w:r>
+      <w:proofErr w:type="spellStart"/>
+      <w:r>
+        <w:t>layout</w:t>
+      </w:r>
+      <w:proofErr w:type="spellEnd"/>
+      <w:r>
+        <w:t xml:space="preserve"> persistente (</w:t>
+      </w:r>
+      <w:proofErr w:type="spellStart"/>
+      <w:r>
+        <w:t>navbar</w:t>
+      </w:r>
+      <w:proofErr w:type="spellEnd"/>
+      <w:r>
+        <w:t xml:space="preserve"> + contenido + </w:t>
+      </w:r>
+      <w:proofErr w:type="spellStart"/>
+      <w:r>
+        <w:t>footer</w:t>
+      </w:r>
+      <w:proofErr w:type="spellEnd"/>
+      <w:r>
+        <w:t>), permitiendo navegación consistente en todo el recorrido de compra.</w:t>
+      </w:r>
+    </w:p>
+    <w:p>
+      <w:pPr>
+        <w:ind w:firstLine="708"/>
+      </w:pPr>
+    </w:p>
+    <w:p>
+      <w:pPr>
+        <w:pStyle w:val="Ttulo3"/>
+      </w:pPr>
+      <w:bookmarkStart w:id="56" w:name="_Toc223906590"/>
+      <w:r>
+        <w:t>Mapa de páginas y rutas principales:</w:t>
+      </w:r>
       <w:bookmarkEnd w:id="56"/>
-    </w:p>
-    <w:p>
-      <w:pPr>
-        <w:ind w:firstLine="708"/>
-      </w:pPr>
-      <w:r>
-        <w:t xml:space="preserve">La arquitectura del sitio se implementa bajo una estructura jerárquica clara con </w:t>
-      </w:r>
-      <w:proofErr w:type="spellStart"/>
-      <w:r>
-        <w:t>layout</w:t>
-      </w:r>
-      <w:proofErr w:type="spellEnd"/>
-      <w:r>
-        <w:t xml:space="preserve"> persistente (</w:t>
-      </w:r>
-      <w:proofErr w:type="spellStart"/>
-      <w:r>
-        <w:t>navbar</w:t>
-      </w:r>
-      <w:proofErr w:type="spellEnd"/>
-      <w:r>
-        <w:t xml:space="preserve"> + contenido + </w:t>
-      </w:r>
-      <w:proofErr w:type="spellStart"/>
-      <w:r>
-        <w:t>footer</w:t>
-      </w:r>
-      <w:proofErr w:type="spellEnd"/>
-      <w:r>
-        <w:t>), permitiendo navegación consistente en todo el recorrido de compra.</w:t>
-      </w:r>
-    </w:p>
-    <w:p>
-      <w:pPr>
-        <w:ind w:firstLine="708"/>
-      </w:pPr>
-    </w:p>
-    <w:p>
-      <w:pPr>
-        <w:pStyle w:val="Ttulo3"/>
-      </w:pPr>
-      <w:bookmarkStart w:id="57" w:name="_Toc223906590"/>
-      <w:r>
-        <w:t>Mapa de páginas y rutas principales:</w:t>
-      </w:r>
-      <w:bookmarkEnd w:id="57"/>
     </w:p>
     <w:p>
       <w:pPr>
@@ -18964,53 +18587,6 @@
                 <pic:pic xmlns:pic="http://schemas.openxmlformats.org/drawingml/2006/picture">
                   <pic:nvPicPr>
                     <pic:cNvPr id="2" name="landing1.png"/>
-                    <pic:cNvPicPr/>
-                  </pic:nvPicPr>
-                  <pic:blipFill>
-                    <a:blip r:embed="rId11" cstate="print">
-                      <a:extLst>
-                        <a:ext uri="{28A0092B-C50C-407E-A947-70E740481C1C}">
-                          <a14:useLocalDpi xmlns:a14="http://schemas.microsoft.com/office/drawing/2010/main" val="0"/>
-                        </a:ext>
-                      </a:extLst>
-                    </a:blip>
-                    <a:stretch>
-                      <a:fillRect/>
-                    </a:stretch>
-                  </pic:blipFill>
-                  <pic:spPr>
-                    <a:xfrm>
-                      <a:off x="0" y="0"/>
-                      <a:ext cx="4303115" cy="2286000"/>
-                    </a:xfrm>
-                    <a:prstGeom prst="rect">
-                      <a:avLst/>
-                    </a:prstGeom>
-                  </pic:spPr>
-                </pic:pic>
-              </a:graphicData>
-            </a:graphic>
-          </wp:inline>
-        </w:drawing>
-      </w:r>
-      <w:r>
-        <w:rPr>
-          <w:noProof/>
-          <w:lang w:eastAsia="es-ES"/>
-        </w:rPr>
-        <w:drawing>
-          <wp:inline distT="0" distB="0" distL="0" distR="0" wp14:anchorId="6F7BD36C" wp14:editId="7C6ABB76">
-            <wp:extent cx="4303115" cy="2286000"/>
-            <wp:effectExtent l="0" t="0" r="2540" b="0"/>
-            <wp:docPr id="3" name="Imagen 3"/>
-            <wp:cNvGraphicFramePr>
-              <a:graphicFrameLocks xmlns:a="http://schemas.openxmlformats.org/drawingml/2006/main" noChangeAspect="1"/>
-            </wp:cNvGraphicFramePr>
-            <a:graphic xmlns:a="http://schemas.openxmlformats.org/drawingml/2006/main">
-              <a:graphicData uri="http://schemas.openxmlformats.org/drawingml/2006/picture">
-                <pic:pic xmlns:pic="http://schemas.openxmlformats.org/drawingml/2006/picture">
-                  <pic:nvPicPr>
-                    <pic:cNvPr id="3" name="landing2.png"/>
                     <pic:cNvPicPr/>
                   </pic:nvPicPr>
                   <pic:blipFill>
@@ -19045,12 +18621,11 @@
           <w:noProof/>
           <w:lang w:eastAsia="es-ES"/>
         </w:rPr>
-        <w:lastRenderedPageBreak/>
         <w:drawing>
-          <wp:inline distT="0" distB="0" distL="0" distR="0" wp14:anchorId="25A686FE" wp14:editId="0095921F">
+          <wp:inline distT="0" distB="0" distL="0" distR="0" wp14:anchorId="6F7BD36C" wp14:editId="7C6ABB76">
             <wp:extent cx="4303115" cy="2286000"/>
             <wp:effectExtent l="0" t="0" r="2540" b="0"/>
-            <wp:docPr id="4" name="Imagen 4"/>
+            <wp:docPr id="3" name="Imagen 3"/>
             <wp:cNvGraphicFramePr>
               <a:graphicFrameLocks xmlns:a="http://schemas.openxmlformats.org/drawingml/2006/main" noChangeAspect="1"/>
             </wp:cNvGraphicFramePr>
@@ -19058,7 +18633,7 @@
               <a:graphicData uri="http://schemas.openxmlformats.org/drawingml/2006/picture">
                 <pic:pic xmlns:pic="http://schemas.openxmlformats.org/drawingml/2006/picture">
                   <pic:nvPicPr>
-                    <pic:cNvPr id="4" name="landing3.png"/>
+                    <pic:cNvPr id="3" name="landing2.png"/>
                     <pic:cNvPicPr/>
                   </pic:nvPicPr>
                   <pic:blipFill>
@@ -19093,11 +18668,12 @@
           <w:noProof/>
           <w:lang w:eastAsia="es-ES"/>
         </w:rPr>
+        <w:lastRenderedPageBreak/>
         <w:drawing>
-          <wp:inline distT="0" distB="0" distL="0" distR="0" wp14:anchorId="05136C8F" wp14:editId="55384D64">
+          <wp:inline distT="0" distB="0" distL="0" distR="0" wp14:anchorId="25A686FE" wp14:editId="0095921F">
             <wp:extent cx="4303115" cy="2286000"/>
             <wp:effectExtent l="0" t="0" r="2540" b="0"/>
-            <wp:docPr id="5" name="Imagen 5"/>
+            <wp:docPr id="4" name="Imagen 4"/>
             <wp:cNvGraphicFramePr>
               <a:graphicFrameLocks xmlns:a="http://schemas.openxmlformats.org/drawingml/2006/main" noChangeAspect="1"/>
             </wp:cNvGraphicFramePr>
@@ -19105,7 +18681,7 @@
               <a:graphicData uri="http://schemas.openxmlformats.org/drawingml/2006/picture">
                 <pic:pic xmlns:pic="http://schemas.openxmlformats.org/drawingml/2006/picture">
                   <pic:nvPicPr>
-                    <pic:cNvPr id="5" name="landing4.png"/>
+                    <pic:cNvPr id="4" name="landing3.png"/>
                     <pic:cNvPicPr/>
                   </pic:nvPicPr>
                   <pic:blipFill>
@@ -19135,41 +18711,16 @@
           </wp:inline>
         </w:drawing>
       </w:r>
-    </w:p>
-    <w:p>
-      <w:pPr>
-        <w:pStyle w:val="Prrafodelista"/>
-        <w:numPr>
-          <w:ilvl w:val="0"/>
-          <w:numId w:val="13"/>
-        </w:numPr>
-      </w:pPr>
-      <w:r>
-        <w:t>/catalogo Catálogo (</w:t>
-      </w:r>
-      <w:proofErr w:type="spellStart"/>
-      <w:r>
-        <w:t>CatalogPage</w:t>
-      </w:r>
-      <w:proofErr w:type="spellEnd"/>
-      <w:r>
-        <w:t>): visualización de los 3 productos con ficha comercial completa y acción de agregar al carrito.</w:t>
-      </w:r>
-    </w:p>
-    <w:p>
-      <w:pPr>
-        <w:jc w:val="center"/>
-      </w:pPr>
       <w:r>
         <w:rPr>
           <w:noProof/>
           <w:lang w:eastAsia="es-ES"/>
         </w:rPr>
         <w:drawing>
-          <wp:inline distT="0" distB="0" distL="0" distR="0" wp14:anchorId="6BFDD771" wp14:editId="043EEA0A">
+          <wp:inline distT="0" distB="0" distL="0" distR="0" wp14:anchorId="05136C8F" wp14:editId="55384D64">
             <wp:extent cx="4303115" cy="2286000"/>
             <wp:effectExtent l="0" t="0" r="2540" b="0"/>
-            <wp:docPr id="6" name="Imagen 6"/>
+            <wp:docPr id="5" name="Imagen 5"/>
             <wp:cNvGraphicFramePr>
               <a:graphicFrameLocks xmlns:a="http://schemas.openxmlformats.org/drawingml/2006/main" noChangeAspect="1"/>
             </wp:cNvGraphicFramePr>
@@ -19177,7 +18728,7 @@
               <a:graphicData uri="http://schemas.openxmlformats.org/drawingml/2006/picture">
                 <pic:pic xmlns:pic="http://schemas.openxmlformats.org/drawingml/2006/picture">
                   <pic:nvPicPr>
-                    <pic:cNvPr id="6" name="catalogo.png"/>
+                    <pic:cNvPr id="5" name="landing4.png"/>
                     <pic:cNvPicPr/>
                   </pic:nvPicPr>
                   <pic:blipFill>
@@ -19217,23 +18768,15 @@
         </w:numPr>
       </w:pPr>
       <w:r>
-        <w:t>/carrito </w:t>
+        <w:t>/catalogo Catálogo (</w:t>
       </w:r>
       <w:proofErr w:type="spellStart"/>
       <w:r>
-        <w:t>Carrito</w:t>
+        <w:t>CatalogPage</w:t>
       </w:r>
       <w:proofErr w:type="spellEnd"/>
       <w:r>
-        <w:t xml:space="preserve"> (</w:t>
-      </w:r>
-      <w:proofErr w:type="spellStart"/>
-      <w:r>
-        <w:t>CartPage</w:t>
-      </w:r>
-      <w:proofErr w:type="spellEnd"/>
-      <w:r>
-        <w:t>): gestión de productos seleccionados, cantidades, eliminación y resumen total.</w:t>
+        <w:t>): visualización de los 3 productos con ficha comercial completa y acción de agregar al carrito.</w:t>
       </w:r>
     </w:p>
     <w:p>
@@ -19245,12 +18788,11 @@
           <w:noProof/>
           <w:lang w:eastAsia="es-ES"/>
         </w:rPr>
-        <w:lastRenderedPageBreak/>
         <w:drawing>
-          <wp:inline distT="0" distB="0" distL="0" distR="0" wp14:anchorId="7CA528F7" wp14:editId="672199CB">
+          <wp:inline distT="0" distB="0" distL="0" distR="0" wp14:anchorId="6BFDD771" wp14:editId="043EEA0A">
             <wp:extent cx="4303115" cy="2286000"/>
             <wp:effectExtent l="0" t="0" r="2540" b="0"/>
-            <wp:docPr id="7" name="Imagen 7"/>
+            <wp:docPr id="6" name="Imagen 6"/>
             <wp:cNvGraphicFramePr>
               <a:graphicFrameLocks xmlns:a="http://schemas.openxmlformats.org/drawingml/2006/main" noChangeAspect="1"/>
             </wp:cNvGraphicFramePr>
@@ -19258,7 +18800,7 @@
               <a:graphicData uri="http://schemas.openxmlformats.org/drawingml/2006/picture">
                 <pic:pic xmlns:pic="http://schemas.openxmlformats.org/drawingml/2006/picture">
                   <pic:nvPicPr>
-                    <pic:cNvPr id="7" name="carrito.png"/>
+                    <pic:cNvPr id="6" name="catalogo.png"/>
                     <pic:cNvPicPr/>
                   </pic:nvPicPr>
                   <pic:blipFill>
@@ -19298,31 +18840,23 @@
         </w:numPr>
       </w:pPr>
       <w:r>
-        <w:t>/</w:t>
+        <w:t>/carrito </w:t>
       </w:r>
       <w:proofErr w:type="spellStart"/>
       <w:r>
-        <w:t>checkout</w:t>
+        <w:t>Carrito</w:t>
       </w:r>
       <w:proofErr w:type="spellEnd"/>
       <w:r>
-        <w:t> </w:t>
+        <w:t xml:space="preserve"> (</w:t>
       </w:r>
       <w:proofErr w:type="spellStart"/>
       <w:r>
-        <w:t>Checkout</w:t>
+        <w:t>CartPage</w:t>
       </w:r>
       <w:proofErr w:type="spellEnd"/>
       <w:r>
-        <w:t xml:space="preserve"> (</w:t>
-      </w:r>
-      <w:proofErr w:type="spellStart"/>
-      <w:r>
-        <w:t>CheckoutPage</w:t>
-      </w:r>
-      <w:proofErr w:type="spellEnd"/>
-      <w:r>
-        <w:t>): captura de datos de compra y validación previa a generar recibo.</w:t>
+        <w:t>): gestión de productos seleccionados, cantidades, eliminación y resumen total.</w:t>
       </w:r>
     </w:p>
     <w:p>
@@ -19334,11 +18868,12 @@
           <w:noProof/>
           <w:lang w:eastAsia="es-ES"/>
         </w:rPr>
+        <w:lastRenderedPageBreak/>
         <w:drawing>
-          <wp:inline distT="0" distB="0" distL="0" distR="0" wp14:anchorId="0F15E993" wp14:editId="56AE644C">
+          <wp:inline distT="0" distB="0" distL="0" distR="0" wp14:anchorId="7CA528F7" wp14:editId="672199CB">
             <wp:extent cx="4303115" cy="2286000"/>
             <wp:effectExtent l="0" t="0" r="2540" b="0"/>
-            <wp:docPr id="8" name="Imagen 8"/>
+            <wp:docPr id="7" name="Imagen 7"/>
             <wp:cNvGraphicFramePr>
               <a:graphicFrameLocks xmlns:a="http://schemas.openxmlformats.org/drawingml/2006/main" noChangeAspect="1"/>
             </wp:cNvGraphicFramePr>
@@ -19346,7 +18881,7 @@
               <a:graphicData uri="http://schemas.openxmlformats.org/drawingml/2006/picture">
                 <pic:pic xmlns:pic="http://schemas.openxmlformats.org/drawingml/2006/picture">
                   <pic:nvPicPr>
-                    <pic:cNvPr id="8" name="checkout.png"/>
+                    <pic:cNvPr id="7" name="carrito.png"/>
                     <pic:cNvPicPr/>
                   </pic:nvPicPr>
                   <pic:blipFill>
@@ -19386,23 +18921,31 @@
         </w:numPr>
       </w:pPr>
       <w:r>
-        <w:t>/recibo </w:t>
+        <w:t>/</w:t>
       </w:r>
       <w:proofErr w:type="spellStart"/>
       <w:r>
-        <w:t>Recibo</w:t>
+        <w:t>checkout</w:t>
       </w:r>
       <w:proofErr w:type="spellEnd"/>
       <w:r>
+        <w:t> </w:t>
+      </w:r>
+      <w:proofErr w:type="spellStart"/>
+      <w:r>
+        <w:t>Checkout</w:t>
+      </w:r>
+      <w:proofErr w:type="spellEnd"/>
+      <w:r>
         <w:t xml:space="preserve"> (</w:t>
       </w:r>
       <w:proofErr w:type="spellStart"/>
       <w:r>
-        <w:t>ReceiptPage</w:t>
+        <w:t>CheckoutPage</w:t>
       </w:r>
       <w:proofErr w:type="spellEnd"/>
       <w:r>
-        <w:t>): confirmación de compra simulada, detalle de orden y accesos a productos adquiridos.</w:t>
+        <w:t>): captura de datos de compra y validación previa a generar recibo.</w:t>
       </w:r>
     </w:p>
     <w:p>
@@ -19415,10 +18958,10 @@
           <w:lang w:eastAsia="es-ES"/>
         </w:rPr>
         <w:drawing>
-          <wp:inline distT="0" distB="0" distL="0" distR="0" wp14:anchorId="7B4AA4C7" wp14:editId="79A05914">
+          <wp:inline distT="0" distB="0" distL="0" distR="0" wp14:anchorId="0F15E993" wp14:editId="56AE644C">
             <wp:extent cx="4303115" cy="2286000"/>
             <wp:effectExtent l="0" t="0" r="2540" b="0"/>
-            <wp:docPr id="13" name="Imagen 13"/>
+            <wp:docPr id="8" name="Imagen 8"/>
             <wp:cNvGraphicFramePr>
               <a:graphicFrameLocks xmlns:a="http://schemas.openxmlformats.org/drawingml/2006/main" noChangeAspect="1"/>
             </wp:cNvGraphicFramePr>
@@ -19426,7 +18969,7 @@
               <a:graphicData uri="http://schemas.openxmlformats.org/drawingml/2006/picture">
                 <pic:pic xmlns:pic="http://schemas.openxmlformats.org/drawingml/2006/picture">
                   <pic:nvPicPr>
-                    <pic:cNvPr id="13" name="confirmacion.png"/>
+                    <pic:cNvPr id="8" name="checkout.png"/>
                     <pic:cNvPicPr/>
                   </pic:nvPicPr>
                   <pic:blipFill>
@@ -19459,6 +19002,34 @@
     </w:p>
     <w:p>
       <w:pPr>
+        <w:pStyle w:val="Prrafodelista"/>
+        <w:numPr>
+          <w:ilvl w:val="0"/>
+          <w:numId w:val="13"/>
+        </w:numPr>
+      </w:pPr>
+      <w:r>
+        <w:t>/recibo </w:t>
+      </w:r>
+      <w:proofErr w:type="spellStart"/>
+      <w:r>
+        <w:t>Recibo</w:t>
+      </w:r>
+      <w:proofErr w:type="spellEnd"/>
+      <w:r>
+        <w:t xml:space="preserve"> (</w:t>
+      </w:r>
+      <w:proofErr w:type="spellStart"/>
+      <w:r>
+        <w:t>ReceiptPage</w:t>
+      </w:r>
+      <w:proofErr w:type="spellEnd"/>
+      <w:r>
+        <w:t>): confirmación de compra simulada, detalle de orden y accesos a productos adquiridos.</w:t>
+      </w:r>
+    </w:p>
+    <w:p>
+      <w:pPr>
         <w:jc w:val="center"/>
       </w:pPr>
       <w:r>
@@ -19466,12 +19037,11 @@
           <w:noProof/>
           <w:lang w:eastAsia="es-ES"/>
         </w:rPr>
-        <w:lastRenderedPageBreak/>
         <w:drawing>
-          <wp:inline distT="0" distB="0" distL="0" distR="0" wp14:anchorId="17865EF6" wp14:editId="18F5BF3D">
+          <wp:inline distT="0" distB="0" distL="0" distR="0" wp14:anchorId="7B4AA4C7" wp14:editId="79A05914">
             <wp:extent cx="4303115" cy="2286000"/>
             <wp:effectExtent l="0" t="0" r="2540" b="0"/>
-            <wp:docPr id="9" name="Imagen 9"/>
+            <wp:docPr id="13" name="Imagen 13"/>
             <wp:cNvGraphicFramePr>
               <a:graphicFrameLocks xmlns:a="http://schemas.openxmlformats.org/drawingml/2006/main" noChangeAspect="1"/>
             </wp:cNvGraphicFramePr>
@@ -19479,7 +19049,7 @@
               <a:graphicData uri="http://schemas.openxmlformats.org/drawingml/2006/picture">
                 <pic:pic xmlns:pic="http://schemas.openxmlformats.org/drawingml/2006/picture">
                   <pic:nvPicPr>
-                    <pic:cNvPr id="9" name="recibo.png"/>
+                    <pic:cNvPr id="13" name="confirmacion.png"/>
                     <pic:cNvPicPr/>
                   </pic:nvPicPr>
                   <pic:blipFill>
@@ -19512,40 +19082,6 @@
     </w:p>
     <w:p>
       <w:pPr>
-        <w:pStyle w:val="Prrafodelista"/>
-        <w:numPr>
-          <w:ilvl w:val="0"/>
-          <w:numId w:val="13"/>
-        </w:numPr>
-      </w:pPr>
-      <w:r>
-        <w:t>/bienvenida/</w:t>
-      </w:r>
-      <w:proofErr w:type="gramStart"/>
-      <w:r>
-        <w:t>:</w:t>
-      </w:r>
-      <w:proofErr w:type="spellStart"/>
-      <w:r>
-        <w:t>productId</w:t>
-      </w:r>
-      <w:proofErr w:type="spellEnd"/>
-      <w:proofErr w:type="gramEnd"/>
-      <w:r>
-        <w:t> Bienvenida de producto (</w:t>
-      </w:r>
-      <w:proofErr w:type="spellStart"/>
-      <w:r>
-        <w:t>ProductWelcomePage</w:t>
-      </w:r>
-      <w:proofErr w:type="spellEnd"/>
-      <w:r>
-        <w:t>): pantalla de acceso simulado al producto comprado.</w:t>
-      </w:r>
-    </w:p>
-    <w:p>
-      <w:pPr>
-        <w:pStyle w:val="Prrafodelista"/>
         <w:jc w:val="center"/>
       </w:pPr>
       <w:r>
@@ -19553,11 +19089,12 @@
           <w:noProof/>
           <w:lang w:eastAsia="es-ES"/>
         </w:rPr>
+        <w:lastRenderedPageBreak/>
         <w:drawing>
-          <wp:inline distT="0" distB="0" distL="0" distR="0" wp14:anchorId="26B63FA8" wp14:editId="3A6BC660">
-            <wp:extent cx="3442492" cy="1828800"/>
-            <wp:effectExtent l="0" t="0" r="5715" b="0"/>
-            <wp:docPr id="10" name="Imagen 10"/>
+          <wp:inline distT="0" distB="0" distL="0" distR="0" wp14:anchorId="17865EF6" wp14:editId="18F5BF3D">
+            <wp:extent cx="4303115" cy="2286000"/>
+            <wp:effectExtent l="0" t="0" r="2540" b="0"/>
+            <wp:docPr id="9" name="Imagen 9"/>
             <wp:cNvGraphicFramePr>
               <a:graphicFrameLocks xmlns:a="http://schemas.openxmlformats.org/drawingml/2006/main" noChangeAspect="1"/>
             </wp:cNvGraphicFramePr>
@@ -19565,7 +19102,7 @@
               <a:graphicData uri="http://schemas.openxmlformats.org/drawingml/2006/picture">
                 <pic:pic xmlns:pic="http://schemas.openxmlformats.org/drawingml/2006/picture">
                   <pic:nvPicPr>
-                    <pic:cNvPr id="10" name="bienvenidaHomehub.png"/>
+                    <pic:cNvPr id="9" name="recibo.png"/>
                     <pic:cNvPicPr/>
                   </pic:nvPicPr>
                   <pic:blipFill>
@@ -19583,7 +19120,7 @@
                   <pic:spPr>
                     <a:xfrm>
                       <a:off x="0" y="0"/>
-                      <a:ext cx="3442492" cy="1828800"/>
+                      <a:ext cx="4303115" cy="2286000"/>
                     </a:xfrm>
                     <a:prstGeom prst="rect">
                       <a:avLst/>
@@ -19595,16 +19132,55 @@
           </wp:inline>
         </w:drawing>
       </w:r>
+    </w:p>
+    <w:p>
+      <w:pPr>
+        <w:pStyle w:val="Prrafodelista"/>
+        <w:numPr>
+          <w:ilvl w:val="0"/>
+          <w:numId w:val="13"/>
+        </w:numPr>
+      </w:pPr>
+      <w:r>
+        <w:t>/bienvenida</w:t>
+      </w:r>
+      <w:proofErr w:type="gramStart"/>
+      <w:r>
+        <w:t>/:</w:t>
+      </w:r>
+      <w:proofErr w:type="spellStart"/>
+      <w:r>
+        <w:t>productId</w:t>
+      </w:r>
+      <w:proofErr w:type="spellEnd"/>
+      <w:proofErr w:type="gramEnd"/>
+      <w:r>
+        <w:t> Bienvenida de producto (</w:t>
+      </w:r>
+      <w:proofErr w:type="spellStart"/>
+      <w:r>
+        <w:t>ProductWelcomePage</w:t>
+      </w:r>
+      <w:proofErr w:type="spellEnd"/>
+      <w:r>
+        <w:t>): pantalla de acceso simulado al producto comprado.</w:t>
+      </w:r>
+    </w:p>
+    <w:p>
+      <w:pPr>
+        <w:pStyle w:val="Prrafodelista"/>
+        <w:jc w:val="center"/>
+      </w:pPr>
       <w:r>
         <w:rPr>
           <w:noProof/>
           <w:lang w:eastAsia="es-ES"/>
         </w:rPr>
         <w:drawing>
-          <wp:inline distT="0" distB="0" distL="0" distR="0" wp14:anchorId="0F3DA488" wp14:editId="325000B6">
+          <wp:inline distT="0" distB="0" distL="0" distR="0" wp14:anchorId="26B63FA8" wp14:editId="3A6BC660">
             <wp:extent cx="3442492" cy="1828800"/>
             <wp:effectExtent l="0" t="0" r="5715" b="0"/>
-            <wp:docPr id="11" name="Imagen 11"/>
+            <wp:docPr id="10" name="Imagen 10"/>
             <wp:cNvGraphicFramePr>
               <a:graphicFrameLocks xmlns:a="http://schemas.openxmlformats.org/drawingml/2006/main" noChangeAspect="1"/>
             </wp:cNvGraphicFramePr>
@@ -19612,7 +19188,7 @@
               <a:graphicData uri="http://schemas.openxmlformats.org/drawingml/2006/picture">
                 <pic:pic xmlns:pic="http://schemas.openxmlformats.org/drawingml/2006/picture">
                   <pic:nvPicPr>
-                    <pic:cNvPr id="11" name="bienvenidaLegalflow.png"/>
+                    <pic:cNvPr id="10" name="bienvenidaHomehub.png"/>
                     <pic:cNvPicPr/>
                   </pic:nvPicPr>
                   <pic:blipFill>
@@ -19648,10 +19224,10 @@
           <w:lang w:eastAsia="es-ES"/>
         </w:rPr>
         <w:drawing>
-          <wp:inline distT="0" distB="0" distL="0" distR="0" wp14:anchorId="36AA207F" wp14:editId="7C333BF6">
+          <wp:inline distT="0" distB="0" distL="0" distR="0" wp14:anchorId="0F3DA488" wp14:editId="325000B6">
             <wp:extent cx="3442492" cy="1828800"/>
             <wp:effectExtent l="0" t="0" r="5715" b="0"/>
-            <wp:docPr id="12" name="Imagen 12"/>
+            <wp:docPr id="11" name="Imagen 11"/>
             <wp:cNvGraphicFramePr>
               <a:graphicFrameLocks xmlns:a="http://schemas.openxmlformats.org/drawingml/2006/main" noChangeAspect="1"/>
             </wp:cNvGraphicFramePr>
@@ -19659,7 +19235,7 @@
               <a:graphicData uri="http://schemas.openxmlformats.org/drawingml/2006/picture">
                 <pic:pic xmlns:pic="http://schemas.openxmlformats.org/drawingml/2006/picture">
                   <pic:nvPicPr>
-                    <pic:cNvPr id="12" name="bienvenidaSafecase.png"/>
+                    <pic:cNvPr id="11" name="bienvenidaLegalflow.png"/>
                     <pic:cNvPicPr/>
                   </pic:nvPicPr>
                   <pic:blipFill>
@@ -19689,12 +19265,59 @@
           </wp:inline>
         </w:drawing>
       </w:r>
+      <w:r>
+        <w:rPr>
+          <w:noProof/>
+          <w:lang w:eastAsia="es-ES"/>
+        </w:rPr>
+        <w:drawing>
+          <wp:inline distT="0" distB="0" distL="0" distR="0" wp14:anchorId="36AA207F" wp14:editId="7C333BF6">
+            <wp:extent cx="3442492" cy="1828800"/>
+            <wp:effectExtent l="0" t="0" r="5715" b="0"/>
+            <wp:docPr id="12" name="Imagen 12"/>
+            <wp:cNvGraphicFramePr>
+              <a:graphicFrameLocks xmlns:a="http://schemas.openxmlformats.org/drawingml/2006/main" noChangeAspect="1"/>
+            </wp:cNvGraphicFramePr>
+            <a:graphic xmlns:a="http://schemas.openxmlformats.org/drawingml/2006/main">
+              <a:graphicData uri="http://schemas.openxmlformats.org/drawingml/2006/picture">
+                <pic:pic xmlns:pic="http://schemas.openxmlformats.org/drawingml/2006/picture">
+                  <pic:nvPicPr>
+                    <pic:cNvPr id="12" name="bienvenidaSafecase.png"/>
+                    <pic:cNvPicPr/>
+                  </pic:nvPicPr>
+                  <pic:blipFill>
+                    <a:blip r:embed="rId23" cstate="print">
+                      <a:extLst>
+                        <a:ext uri="{28A0092B-C50C-407E-A947-70E740481C1C}">
+                          <a14:useLocalDpi xmlns:a14="http://schemas.microsoft.com/office/drawing/2010/main" val="0"/>
+                        </a:ext>
+                      </a:extLst>
+                    </a:blip>
+                    <a:stretch>
+                      <a:fillRect/>
+                    </a:stretch>
+                  </pic:blipFill>
+                  <pic:spPr>
+                    <a:xfrm>
+                      <a:off x="0" y="0"/>
+                      <a:ext cx="3442492" cy="1828800"/>
+                    </a:xfrm>
+                    <a:prstGeom prst="rect">
+                      <a:avLst/>
+                    </a:prstGeom>
+                  </pic:spPr>
+                </pic:pic>
+              </a:graphicData>
+            </a:graphic>
+          </wp:inline>
+        </w:drawing>
+      </w:r>
     </w:p>
     <w:p>
       <w:pPr>
         <w:pStyle w:val="Ttulo2"/>
       </w:pPr>
-      <w:bookmarkStart w:id="58" w:name="_Toc223906591"/>
+      <w:bookmarkStart w:id="57" w:name="_Toc223906591"/>
       <w:r>
         <w:lastRenderedPageBreak/>
         <w:t>Flujo de usuario (catálogo → car</w:t>
@@ -19702,7 +19325,7 @@
       <w:r>
         <w:t>rito → simulación de compra)</w:t>
       </w:r>
-      <w:bookmarkEnd w:id="58"/>
+      <w:bookmarkEnd w:id="57"/>
     </w:p>
     <w:p>
       <w:pPr>
@@ -19731,7 +19354,7 @@
                     </pic:cNvPicPr>
                   </pic:nvPicPr>
                   <pic:blipFill>
-                    <a:blip r:embed="rId23" cstate="print">
+                    <a:blip r:embed="rId24" cstate="print">
                       <a:extLst>
                         <a:ext uri="{28A0092B-C50C-407E-A947-70E740481C1C}">
                           <a14:useLocalDpi xmlns:a14="http://schemas.microsoft.com/office/drawing/2010/main" val="0"/>
@@ -19767,12 +19390,12 @@
       <w:pPr>
         <w:pStyle w:val="Ttulo3"/>
       </w:pPr>
-      <w:bookmarkStart w:id="59" w:name="_Toc223906592"/>
+      <w:bookmarkStart w:id="58" w:name="_Toc223906592"/>
       <w:r>
         <w:lastRenderedPageBreak/>
         <w:t>Flujo operativo definido:</w:t>
       </w:r>
-      <w:bookmarkEnd w:id="59"/>
+      <w:bookmarkEnd w:id="58"/>
     </w:p>
     <w:p>
       <w:pPr>
@@ -19929,11 +19552,11 @@
         <w:t xml:space="preserve"> simulada</w:t>
       </w:r>
       <w:r>
-        <w:t>: accede a /bienvenida/</w:t>
+        <w:t>: accede a /bienvenida</w:t>
       </w:r>
       <w:proofErr w:type="gramStart"/>
       <w:r>
-        <w:t>:</w:t>
+        <w:t>/:</w:t>
       </w:r>
       <w:proofErr w:type="spellStart"/>
       <w:r>
@@ -19950,11 +19573,11 @@
       <w:pPr>
         <w:pStyle w:val="Ttulo3"/>
       </w:pPr>
-      <w:bookmarkStart w:id="60" w:name="_Toc223906593"/>
+      <w:bookmarkStart w:id="59" w:name="_Toc223906593"/>
       <w:r>
         <w:t>Elementos de soporte del flujo:</w:t>
       </w:r>
-      <w:bookmarkEnd w:id="60"/>
+      <w:bookmarkEnd w:id="59"/>
     </w:p>
     <w:p>
       <w:pPr>
@@ -19997,30 +19620,30 @@
       <w:pPr>
         <w:pStyle w:val="Ttulo2"/>
       </w:pPr>
-      <w:bookmarkStart w:id="61" w:name="_Toc223906594"/>
+      <w:bookmarkStart w:id="60" w:name="_Toc223906594"/>
       <w:r>
         <w:t>Relación entre arquitectura y objetivos del negocio</w:t>
       </w:r>
+      <w:bookmarkEnd w:id="60"/>
+    </w:p>
+    <w:p>
+      <w:pPr>
+        <w:ind w:firstLine="708"/>
+      </w:pPr>
+      <w:r>
+        <w:t>La arquitectura propuesta está directamente alineada con el objetivo comercial del proyecto: convertir capacidades técnicas en ventas digitales de productos de software.</w:t>
+      </w:r>
+    </w:p>
+    <w:p/>
+    <w:p>
+      <w:pPr>
+        <w:pStyle w:val="Ttulo3"/>
+      </w:pPr>
+      <w:bookmarkStart w:id="61" w:name="_Toc223906595"/>
+      <w:r>
+        <w:t>Aportes de la arquitectura a objetivos estratégicos:</w:t>
+      </w:r>
       <w:bookmarkEnd w:id="61"/>
-    </w:p>
-    <w:p>
-      <w:pPr>
-        <w:ind w:firstLine="708"/>
-      </w:pPr>
-      <w:r>
-        <w:t>La arquitectura propuesta está directamente alineada con el objetivo comercial del proyecto: convertir capacidades técnicas en ventas digitales de productos de software.</w:t>
-      </w:r>
-    </w:p>
-    <w:p/>
-    <w:p>
-      <w:pPr>
-        <w:pStyle w:val="Ttulo3"/>
-      </w:pPr>
-      <w:bookmarkStart w:id="62" w:name="_Toc223906595"/>
-      <w:r>
-        <w:t>Aportes de la arquitectura a objetivos estratégicos:</w:t>
-      </w:r>
-      <w:bookmarkEnd w:id="62"/>
     </w:p>
     <w:p>
       <w:pPr>
@@ -20176,7 +19799,7 @@
       <w:pPr>
         <w:pStyle w:val="Ttulo1"/>
       </w:pPr>
-      <w:bookmarkStart w:id="63" w:name="_Toc223906596"/>
+      <w:bookmarkStart w:id="62" w:name="_Toc223906596"/>
       <w:r>
         <w:rPr>
           <w:rStyle w:val="Ttulo1Car"/>
@@ -20185,21 +19808,21 @@
         <w:lastRenderedPageBreak/>
         <w:t>PLANIFICACIÓN ÁGIL E IMPLEMENTACIÓN WEB</w:t>
       </w:r>
+      <w:bookmarkEnd w:id="62"/>
+      <w:r>
+        <w:t xml:space="preserve"> </w:t>
+      </w:r>
+    </w:p>
+    <w:p/>
+    <w:p>
+      <w:pPr>
+        <w:pStyle w:val="Ttulo2"/>
+      </w:pPr>
+      <w:bookmarkStart w:id="63" w:name="_Toc223906597"/>
+      <w:r>
+        <w:t>Procesos clave identificados</w:t>
+      </w:r>
       <w:bookmarkEnd w:id="63"/>
-      <w:r>
-        <w:t xml:space="preserve"> </w:t>
-      </w:r>
-    </w:p>
-    <w:p/>
-    <w:p>
-      <w:pPr>
-        <w:pStyle w:val="Ttulo2"/>
-      </w:pPr>
-      <w:bookmarkStart w:id="64" w:name="_Toc223906597"/>
-      <w:r>
-        <w:t>Procesos clave identificados</w:t>
-      </w:r>
-      <w:bookmarkEnd w:id="64"/>
     </w:p>
     <w:p>
       <w:pPr>
@@ -20210,15 +19833,7 @@
         </w:numPr>
       </w:pPr>
       <w:r>
-        <w:t>Investigación y Definición: Análisis del entorno competitivo, ideación de los 3 productos (</w:t>
-      </w:r>
-      <w:proofErr w:type="spellStart"/>
-      <w:r>
-        <w:t>SafeCase</w:t>
-      </w:r>
-      <w:proofErr w:type="spellEnd"/>
-      <w:r>
-        <w:t xml:space="preserve">, </w:t>
+        <w:t xml:space="preserve">Investigación y Definición: Análisis del entorno competitivo, ideación de los 3 productos (SafeCase, </w:t>
       </w:r>
       <w:proofErr w:type="spellStart"/>
       <w:r>
@@ -20333,14 +19948,14 @@
           <w:lang w:val="es-GT"/>
         </w:rPr>
       </w:pPr>
-      <w:bookmarkStart w:id="65" w:name="_Toc223906598"/>
+      <w:bookmarkStart w:id="64" w:name="_Toc223906598"/>
       <w:r>
         <w:rPr>
           <w:lang w:val="es-GT"/>
         </w:rPr>
         <w:t>Sprint 1 — Investigación, Definición del Producto y Diseño Estratégico</w:t>
       </w:r>
-      <w:bookmarkEnd w:id="65"/>
+      <w:bookmarkEnd w:id="64"/>
     </w:p>
     <w:p>
       <w:pPr>
@@ -20402,14 +20017,14 @@
           <w:lang w:val="es-GT"/>
         </w:rPr>
       </w:pPr>
-      <w:bookmarkStart w:id="66" w:name="_Toc223906599"/>
+      <w:bookmarkStart w:id="65" w:name="_Toc223906599"/>
       <w:r>
         <w:rPr>
           <w:lang w:val="es-GT"/>
         </w:rPr>
         <w:t>Temas Correctos Trabajados en el Sprint 1</w:t>
       </w:r>
-      <w:bookmarkEnd w:id="66"/>
+      <w:bookmarkEnd w:id="65"/>
     </w:p>
     <w:p>
       <w:pPr>
@@ -20669,21 +20284,7 @@
         <w:rPr>
           <w:lang w:val="es-GT"/>
         </w:rPr>
-        <w:t xml:space="preserve">Idear producto 3 basado en </w:t>
-      </w:r>
-      <w:proofErr w:type="spellStart"/>
-      <w:r>
-        <w:rPr>
-          <w:lang w:val="es-GT"/>
-        </w:rPr>
-        <w:t>apps</w:t>
-      </w:r>
-      <w:proofErr w:type="spellEnd"/>
-      <w:r>
-        <w:rPr>
-          <w:lang w:val="es-GT"/>
-        </w:rPr>
-        <w:t xml:space="preserve"> móviles.</w:t>
+        <w:t>Idear producto 3 basado en apps móviles.</w:t>
       </w:r>
     </w:p>
     <w:p>
@@ -21067,21 +20668,7 @@
         <w:rPr>
           <w:lang w:val="es-GT"/>
         </w:rPr>
-        <w:t xml:space="preserve">Aplicar </w:t>
-      </w:r>
-      <w:proofErr w:type="spellStart"/>
-      <w:r>
-        <w:rPr>
-          <w:lang w:val="es-GT"/>
-        </w:rPr>
-        <w:t>Five</w:t>
-      </w:r>
-      <w:proofErr w:type="spellEnd"/>
-      <w:r>
-        <w:rPr>
-          <w:lang w:val="es-GT"/>
-        </w:rPr>
-        <w:t xml:space="preserve"> </w:t>
+        <w:t xml:space="preserve">Aplicar Five </w:t>
       </w:r>
       <w:proofErr w:type="spellStart"/>
       <w:r>
@@ -21163,14 +20750,14 @@
           <w:lang w:val="es-GT"/>
         </w:rPr>
       </w:pPr>
-      <w:bookmarkStart w:id="67" w:name="_Toc223906600"/>
+      <w:bookmarkStart w:id="66" w:name="_Toc223906600"/>
       <w:r>
         <w:rPr>
           <w:lang w:val="es-GT"/>
         </w:rPr>
         <w:t>Resultado Esperado del Sprint 1</w:t>
       </w:r>
-      <w:bookmarkEnd w:id="67"/>
+      <w:bookmarkEnd w:id="66"/>
     </w:p>
     <w:p>
       <w:pPr>
@@ -21299,28 +20886,14 @@
           <w:lang w:val="es-GT"/>
         </w:rPr>
       </w:pPr>
-      <w:bookmarkStart w:id="68" w:name="_Toc223906601"/>
-      <w:r>
-        <w:rPr>
-          <w:lang w:val="es-GT"/>
-        </w:rPr>
-        <w:t xml:space="preserve">Dinámica </w:t>
-      </w:r>
-      <w:proofErr w:type="spellStart"/>
-      <w:r>
-        <w:rPr>
-          <w:lang w:val="es-GT"/>
-        </w:rPr>
-        <w:t>Scrum</w:t>
-      </w:r>
-      <w:proofErr w:type="spellEnd"/>
-      <w:r>
-        <w:rPr>
-          <w:lang w:val="es-GT"/>
-        </w:rPr>
-        <w:t xml:space="preserve"> Observada en el Sprint 1</w:t>
-      </w:r>
-      <w:bookmarkEnd w:id="68"/>
+      <w:bookmarkStart w:id="67" w:name="_Toc223906601"/>
+      <w:r>
+        <w:rPr>
+          <w:lang w:val="es-GT"/>
+        </w:rPr>
+        <w:t>Dinámica Scrum Observada en el Sprint 1</w:t>
+      </w:r>
+      <w:bookmarkEnd w:id="67"/>
     </w:p>
     <w:p>
       <w:pPr>
@@ -21332,23 +20905,13 @@
           <w:lang w:val="es-GT"/>
         </w:rPr>
       </w:pPr>
-      <w:proofErr w:type="spellStart"/>
       <w:r>
         <w:rPr>
           <w:b/>
           <w:bCs/>
           <w:lang w:val="es-GT"/>
         </w:rPr>
-        <w:t>Backlog</w:t>
-      </w:r>
-      <w:proofErr w:type="spellEnd"/>
-      <w:r>
-        <w:rPr>
-          <w:b/>
-          <w:bCs/>
-          <w:lang w:val="es-GT"/>
-        </w:rPr>
-        <w:t>:</w:t>
+        <w:t>Backlog:</w:t>
       </w:r>
       <w:r>
         <w:rPr>
@@ -21430,21 +20993,7 @@
         <w:rPr>
           <w:lang w:val="es-GT"/>
         </w:rPr>
-        <w:t xml:space="preserve"> (VUCA, PEST, </w:t>
-      </w:r>
-      <w:proofErr w:type="spellStart"/>
-      <w:r>
-        <w:rPr>
-          <w:lang w:val="es-GT"/>
-        </w:rPr>
-        <w:t>Five</w:t>
-      </w:r>
-      <w:proofErr w:type="spellEnd"/>
-      <w:r>
-        <w:rPr>
-          <w:lang w:val="es-GT"/>
-        </w:rPr>
-        <w:t xml:space="preserve"> </w:t>
+        <w:t xml:space="preserve"> (VUCA, PEST, Five </w:t>
       </w:r>
       <w:proofErr w:type="spellStart"/>
       <w:r>
@@ -21548,14 +21097,14 @@
           <w:lang w:val="es-GT"/>
         </w:rPr>
       </w:pPr>
-      <w:bookmarkStart w:id="69" w:name="_Toc223906602"/>
+      <w:bookmarkStart w:id="68" w:name="_Toc223906602"/>
       <w:r>
         <w:rPr>
           <w:lang w:val="es-GT"/>
         </w:rPr>
         <w:t>Sprint 2 — Desarrollo del Sitio, Documentación y Cierre Ejecutivo</w:t>
       </w:r>
-      <w:bookmarkEnd w:id="69"/>
+      <w:bookmarkEnd w:id="68"/>
     </w:p>
     <w:p>
       <w:pPr>
@@ -21615,14 +21164,14 @@
           <w:lang w:val="es-GT"/>
         </w:rPr>
       </w:pPr>
-      <w:bookmarkStart w:id="70" w:name="_Toc223906603"/>
+      <w:bookmarkStart w:id="69" w:name="_Toc223906603"/>
       <w:r>
         <w:rPr>
           <w:lang w:val="es-GT"/>
         </w:rPr>
         <w:t>Temas Correctos Trabajados en el Sprint 2</w:t>
       </w:r>
-      <w:bookmarkEnd w:id="70"/>
+      <w:bookmarkEnd w:id="69"/>
     </w:p>
     <w:p>
       <w:pPr>
@@ -22071,14 +21620,14 @@
           <w:lang w:val="es-GT"/>
         </w:rPr>
       </w:pPr>
-      <w:bookmarkStart w:id="71" w:name="_Toc223906604"/>
+      <w:bookmarkStart w:id="70" w:name="_Toc223906604"/>
       <w:r>
         <w:rPr>
           <w:lang w:val="es-GT"/>
         </w:rPr>
         <w:t>Resultado Esperado del Sprint 2</w:t>
       </w:r>
-      <w:bookmarkEnd w:id="71"/>
+      <w:bookmarkEnd w:id="70"/>
     </w:p>
     <w:p>
       <w:pPr>
@@ -22104,7 +21653,21 @@
         <w:rPr>
           <w:lang w:val="es-GT"/>
         </w:rPr>
-        <w:t xml:space="preserve"> de QuetzalDev:</w:t>
+        <w:t xml:space="preserve"> de </w:t>
+      </w:r>
+      <w:proofErr w:type="spellStart"/>
+      <w:r>
+        <w:rPr>
+          <w:lang w:val="es-GT"/>
+        </w:rPr>
+        <w:t>QuetzalDev</w:t>
+      </w:r>
+      <w:proofErr w:type="spellEnd"/>
+      <w:r>
+        <w:rPr>
+          <w:lang w:val="es-GT"/>
+        </w:rPr>
+        <w:t>:</w:t>
       </w:r>
     </w:p>
     <w:p>
@@ -22258,29 +21821,15 @@
           <w:lang w:val="es-GT"/>
         </w:rPr>
       </w:pPr>
-      <w:bookmarkStart w:id="72" w:name="_Toc223906605"/>
+      <w:bookmarkStart w:id="71" w:name="_Toc223906605"/>
       <w:r>
         <w:rPr>
           <w:lang w:val="es-GT"/>
         </w:rPr>
         <w:lastRenderedPageBreak/>
-        <w:t xml:space="preserve">Dinámica </w:t>
-      </w:r>
-      <w:proofErr w:type="spellStart"/>
-      <w:r>
-        <w:rPr>
-          <w:lang w:val="es-GT"/>
-        </w:rPr>
-        <w:t>Scrum</w:t>
-      </w:r>
-      <w:proofErr w:type="spellEnd"/>
-      <w:r>
-        <w:rPr>
-          <w:lang w:val="es-GT"/>
-        </w:rPr>
-        <w:t xml:space="preserve"> Observada en el Sprint 2</w:t>
-      </w:r>
-      <w:bookmarkEnd w:id="72"/>
+        <w:t>Dinámica Scrum Observada en el Sprint 2</w:t>
+      </w:r>
+      <w:bookmarkEnd w:id="71"/>
     </w:p>
     <w:p>
       <w:pPr>
@@ -22292,23 +21841,13 @@
           <w:lang w:val="es-GT"/>
         </w:rPr>
       </w:pPr>
-      <w:proofErr w:type="spellStart"/>
       <w:r>
         <w:rPr>
           <w:b/>
           <w:bCs/>
           <w:lang w:val="es-GT"/>
         </w:rPr>
-        <w:t>Backlog</w:t>
-      </w:r>
-      <w:proofErr w:type="spellEnd"/>
-      <w:r>
-        <w:rPr>
-          <w:b/>
-          <w:bCs/>
-          <w:lang w:val="es-GT"/>
-        </w:rPr>
-        <w:t>:</w:t>
+        <w:t>Backlog:</w:t>
       </w:r>
       <w:r>
         <w:rPr>
@@ -22545,11 +22084,11 @@
       <w:pPr>
         <w:pStyle w:val="Ttulo2"/>
       </w:pPr>
-      <w:bookmarkStart w:id="73" w:name="_Toc223906606"/>
+      <w:bookmarkStart w:id="72" w:name="_Toc223906606"/>
       <w:r>
         <w:t>Enlace de la plataforma funcional</w:t>
       </w:r>
-      <w:bookmarkEnd w:id="73"/>
+      <w:bookmarkEnd w:id="72"/>
       <w:r>
         <w:t xml:space="preserve"> </w:t>
       </w:r>
@@ -22560,7 +22099,7 @@
         <w:ind w:firstLine="360"/>
         <w:jc w:val="left"/>
       </w:pPr>
-      <w:hyperlink r:id="rId24" w:anchor="/" w:history="1">
+      <w:hyperlink r:id="rId25" w:anchor="/" w:history="1">
         <w:r>
           <w:rPr>
             <w:rStyle w:val="Hipervnculo"/>
@@ -22648,12 +22187,12 @@
       <w:pPr>
         <w:pStyle w:val="Ttulo1"/>
       </w:pPr>
-      <w:bookmarkStart w:id="74" w:name="_Toc223906607"/>
+      <w:bookmarkStart w:id="73" w:name="_Toc223906607"/>
       <w:r>
         <w:lastRenderedPageBreak/>
         <w:t>CONCLUSIONES</w:t>
       </w:r>
-      <w:bookmarkEnd w:id="74"/>
+      <w:bookmarkEnd w:id="73"/>
     </w:p>
     <w:p/>
     <w:p>
@@ -22686,7 +22225,21 @@
         <w:rPr>
           <w:bCs/>
         </w:rPr>
-        <w:t xml:space="preserve"> para QuetzalDev responde de forma directa al problema central identificado: la falta de un canal digital estructurado para comercializar soluciones de software de manera escalable.</w:t>
+        <w:t xml:space="preserve"> para </w:t>
+      </w:r>
+      <w:proofErr w:type="spellStart"/>
+      <w:r>
+        <w:rPr>
+          <w:bCs/>
+        </w:rPr>
+        <w:t>QuetzalDev</w:t>
+      </w:r>
+      <w:proofErr w:type="spellEnd"/>
+      <w:r>
+        <w:rPr>
+          <w:bCs/>
+        </w:rPr>
+        <w:t xml:space="preserve"> responde de forma directa al problema central identificado: la falta de un canal digital estructurado para comercializar soluciones de software de manera escalable.</w:t>
       </w:r>
     </w:p>
     <w:p>
@@ -22705,21 +22258,7 @@
         <w:rPr>
           <w:bCs/>
         </w:rPr>
-        <w:t xml:space="preserve">La definición de los productos </w:t>
-      </w:r>
-      <w:proofErr w:type="spellStart"/>
-      <w:r>
-        <w:rPr>
-          <w:bCs/>
-        </w:rPr>
-        <w:t>SafeCase</w:t>
-      </w:r>
-      <w:proofErr w:type="spellEnd"/>
-      <w:r>
-        <w:rPr>
-          <w:bCs/>
-        </w:rPr>
-        <w:t xml:space="preserve">, </w:t>
+        <w:t xml:space="preserve">La definición de los productos SafeCase, </w:t>
       </w:r>
       <w:proofErr w:type="spellStart"/>
       <w:r>
@@ -22863,7 +22402,7 @@
       </w:pPr>
     </w:p>
     <w:sectPr>
-      <w:footerReference w:type="default" r:id="rId25"/>
+      <w:footerReference w:type="default" r:id="rId26"/>
       <w:pgSz w:w="11906" w:h="16838"/>
       <w:pgMar w:top="1440" w:right="1440" w:bottom="1440" w:left="1440" w:header="720" w:footer="720" w:gutter="0"/>
       <w:pgNumType w:start="1"/>
@@ -22875,7 +22414,7 @@
 </file>
 
 <file path=word/endnotes.xml><?xml version="1.0" encoding="utf-8"?>
-<w:endnotes xmlns:wpc="http://schemas.microsoft.com/office/word/2010/wordprocessingCanvas" xmlns:mc="http://schemas.openxmlformats.org/markup-compatibility/2006" xmlns:o="urn:schemas-microsoft-com:office:office" xmlns:r="http://schemas.openxmlformats.org/officeDocument/2006/relationships" xmlns:m="http://schemas.openxmlformats.org/officeDocument/2006/math" xmlns:v="urn:schemas-microsoft-com:vml" xmlns:wp14="http://schemas.microsoft.com/office/word/2010/wordprocessingDrawing" xmlns:wp="http://schemas.openxmlformats.org/drawingml/2006/wordprocessingDrawing" xmlns:w10="urn:schemas-microsoft-com:office:word" xmlns:w="http://schemas.openxmlformats.org/wordprocessingml/2006/main" xmlns:w14="http://schemas.microsoft.com/office/word/2010/wordml" xmlns:w15="http://schemas.microsoft.com/office/word/2012/wordml" xmlns:wpg="http://schemas.microsoft.com/office/word/2010/wordprocessingGroup" xmlns:wpi="http://schemas.microsoft.com/office/word/2010/wordprocessingInk" xmlns:wne="http://schemas.microsoft.com/office/word/2006/wordml" xmlns:wps="http://schemas.microsoft.com/office/word/2010/wordprocessingShape" mc:Ignorable="w14 w15 wp14">
+<w:endnotes xmlns:wpc="http://schemas.microsoft.com/office/word/2010/wordprocessingCanvas" xmlns:cx="http://schemas.microsoft.com/office/drawing/2014/chartex" xmlns:cx1="http://schemas.microsoft.com/office/drawing/2015/9/8/chartex" xmlns:cx2="http://schemas.microsoft.com/office/drawing/2015/10/21/chartex" xmlns:cx3="http://schemas.microsoft.com/office/drawing/2016/5/9/chartex" xmlns:cx4="http://schemas.microsoft.com/office/drawing/2016/5/10/chartex" xmlns:cx5="http://schemas.microsoft.com/office/drawing/2016/5/11/chartex" xmlns:cx6="http://schemas.microsoft.com/office/drawing/2016/5/12/chartex" xmlns:cx7="http://schemas.microsoft.com/office/drawing/2016/5/13/chartex" xmlns:cx8="http://schemas.microsoft.com/office/drawing/2016/5/14/chartex" xmlns:mc="http://schemas.openxmlformats.org/markup-compatibility/2006" xmlns:aink="http://schemas.microsoft.com/office/drawing/2016/ink" xmlns:am3d="http://schemas.microsoft.com/office/drawing/2017/model3d" xmlns:o="urn:schemas-microsoft-com:office:office" xmlns:oel="http://schemas.microsoft.com/office/2019/extlst" xmlns:r="http://schemas.openxmlformats.org/officeDocument/2006/relationships" xmlns:m="http://schemas.openxmlformats.org/officeDocument/2006/math" xmlns:v="urn:schemas-microsoft-com:vml" xmlns:wp14="http://schemas.microsoft.com/office/word/2010/wordprocessingDrawing" xmlns:wp="http://schemas.openxmlformats.org/drawingml/2006/wordprocessingDrawing" xmlns:w10="urn:schemas-microsoft-com:office:word" xmlns:w="http://schemas.openxmlformats.org/wordprocessingml/2006/main" xmlns:w14="http://schemas.microsoft.com/office/word/2010/wordml" xmlns:w15="http://schemas.microsoft.com/office/word/2012/wordml" xmlns:w16cex="http://schemas.microsoft.com/office/word/2018/wordml/cex" xmlns:w16cid="http://schemas.microsoft.com/office/word/2016/wordml/cid" xmlns:w16="http://schemas.microsoft.com/office/word/2018/wordml" xmlns:w16du="http://schemas.microsoft.com/office/word/2023/wordml/word16du" xmlns:w16sdtdh="http://schemas.microsoft.com/office/word/2020/wordml/sdtdatahash" xmlns:w16sdtfl="http://schemas.microsoft.com/office/word/2024/wordml/sdtformatlock" xmlns:w16se="http://schemas.microsoft.com/office/word/2015/wordml/symex" xmlns:wpg="http://schemas.microsoft.com/office/word/2010/wordprocessingGroup" xmlns:wpi="http://schemas.microsoft.com/office/word/2010/wordprocessingInk" xmlns:wne="http://schemas.microsoft.com/office/word/2006/wordml" xmlns:wps="http://schemas.microsoft.com/office/word/2010/wordprocessingShape" mc:Ignorable="w14 w15 w16se w16cid w16 w16cex w16sdtdh w16sdtfl w16du wp14">
   <w:endnote w:type="separator" w:id="-1">
     <w:p>
       <w:pPr>
@@ -22900,7 +22439,7 @@
 </file>
 
 <file path=word/footer1.xml><?xml version="1.0" encoding="utf-8"?>
-<w:ftr xmlns:wpc="http://schemas.microsoft.com/office/word/2010/wordprocessingCanvas" xmlns:mc="http://schemas.openxmlformats.org/markup-compatibility/2006" xmlns:o="urn:schemas-microsoft-com:office:office" xmlns:r="http://schemas.openxmlformats.org/officeDocument/2006/relationships" xmlns:m="http://schemas.openxmlformats.org/officeDocument/2006/math" xmlns:v="urn:schemas-microsoft-com:vml" xmlns:wp14="http://schemas.microsoft.com/office/word/2010/wordprocessingDrawing" xmlns:wp="http://schemas.openxmlformats.org/drawingml/2006/wordprocessingDrawing" xmlns:w10="urn:schemas-microsoft-com:office:word" xmlns:w="http://schemas.openxmlformats.org/wordprocessingml/2006/main" xmlns:w14="http://schemas.microsoft.com/office/word/2010/wordml" xmlns:w15="http://schemas.microsoft.com/office/word/2012/wordml" xmlns:wpg="http://schemas.microsoft.com/office/word/2010/wordprocessingGroup" xmlns:wpi="http://schemas.microsoft.com/office/word/2010/wordprocessingInk" xmlns:wne="http://schemas.microsoft.com/office/word/2006/wordml" xmlns:wps="http://schemas.microsoft.com/office/word/2010/wordprocessingShape" mc:Ignorable="w14 w15 wp14">
+<w:ftr xmlns:wpc="http://schemas.microsoft.com/office/word/2010/wordprocessingCanvas" xmlns:cx="http://schemas.microsoft.com/office/drawing/2014/chartex" xmlns:cx1="http://schemas.microsoft.com/office/drawing/2015/9/8/chartex" xmlns:cx2="http://schemas.microsoft.com/office/drawing/2015/10/21/chartex" xmlns:cx3="http://schemas.microsoft.com/office/drawing/2016/5/9/chartex" xmlns:cx4="http://schemas.microsoft.com/office/drawing/2016/5/10/chartex" xmlns:cx5="http://schemas.microsoft.com/office/drawing/2016/5/11/chartex" xmlns:cx6="http://schemas.microsoft.com/office/drawing/2016/5/12/chartex" xmlns:cx7="http://schemas.microsoft.com/office/drawing/2016/5/13/chartex" xmlns:cx8="http://schemas.microsoft.com/office/drawing/2016/5/14/chartex" xmlns:mc="http://schemas.openxmlformats.org/markup-compatibility/2006" xmlns:aink="http://schemas.microsoft.com/office/drawing/2016/ink" xmlns:am3d="http://schemas.microsoft.com/office/drawing/2017/model3d" xmlns:o="urn:schemas-microsoft-com:office:office" xmlns:oel="http://schemas.microsoft.com/office/2019/extlst" xmlns:r="http://schemas.openxmlformats.org/officeDocument/2006/relationships" xmlns:m="http://schemas.openxmlformats.org/officeDocument/2006/math" xmlns:v="urn:schemas-microsoft-com:vml" xmlns:wp14="http://schemas.microsoft.com/office/word/2010/wordprocessingDrawing" xmlns:wp="http://schemas.openxmlformats.org/drawingml/2006/wordprocessingDrawing" xmlns:w10="urn:schemas-microsoft-com:office:word" xmlns:w="http://schemas.openxmlformats.org/wordprocessingml/2006/main" xmlns:w14="http://schemas.microsoft.com/office/word/2010/wordml" xmlns:w15="http://schemas.microsoft.com/office/word/2012/wordml" xmlns:w16cex="http://schemas.microsoft.com/office/word/2018/wordml/cex" xmlns:w16cid="http://schemas.microsoft.com/office/word/2016/wordml/cid" xmlns:w16="http://schemas.microsoft.com/office/word/2018/wordml" xmlns:w16du="http://schemas.microsoft.com/office/word/2023/wordml/word16du" xmlns:w16sdtdh="http://schemas.microsoft.com/office/word/2020/wordml/sdtdatahash" xmlns:w16sdtfl="http://schemas.microsoft.com/office/word/2024/wordml/sdtformatlock" xmlns:w16se="http://schemas.microsoft.com/office/word/2015/wordml/symex" xmlns:wpg="http://schemas.microsoft.com/office/word/2010/wordprocessingGroup" xmlns:wpi="http://schemas.microsoft.com/office/word/2010/wordprocessingInk" xmlns:wne="http://schemas.microsoft.com/office/word/2006/wordml" xmlns:wps="http://schemas.microsoft.com/office/word/2010/wordprocessingShape" mc:Ignorable="w14 w15 w16se w16cid w16 w16cex w16sdtdh w16sdtfl w16du wp14">
   <w:p>
     <w:pPr>
       <w:pStyle w:val="Piedepgina"/>
@@ -22921,7 +22460,7 @@
 </file>
 
 <file path=word/footer2.xml><?xml version="1.0" encoding="utf-8"?>
-<w:ftr xmlns:wpc="http://schemas.microsoft.com/office/word/2010/wordprocessingCanvas" xmlns:mc="http://schemas.openxmlformats.org/markup-compatibility/2006" xmlns:o="urn:schemas-microsoft-com:office:office" xmlns:r="http://schemas.openxmlformats.org/officeDocument/2006/relationships" xmlns:m="http://schemas.openxmlformats.org/officeDocument/2006/math" xmlns:v="urn:schemas-microsoft-com:vml" xmlns:wp14="http://schemas.microsoft.com/office/word/2010/wordprocessingDrawing" xmlns:wp="http://schemas.openxmlformats.org/drawingml/2006/wordprocessingDrawing" xmlns:w10="urn:schemas-microsoft-com:office:word" xmlns:w="http://schemas.openxmlformats.org/wordprocessingml/2006/main" xmlns:w14="http://schemas.microsoft.com/office/word/2010/wordml" xmlns:w15="http://schemas.microsoft.com/office/word/2012/wordml" xmlns:wpg="http://schemas.microsoft.com/office/word/2010/wordprocessingGroup" xmlns:wpi="http://schemas.microsoft.com/office/word/2010/wordprocessingInk" xmlns:wne="http://schemas.microsoft.com/office/word/2006/wordml" xmlns:wps="http://schemas.microsoft.com/office/word/2010/wordprocessingShape" mc:Ignorable="w14 w15 wp14">
+<w:ftr xmlns:wpc="http://schemas.microsoft.com/office/word/2010/wordprocessingCanvas" xmlns:cx="http://schemas.microsoft.com/office/drawing/2014/chartex" xmlns:cx1="http://schemas.microsoft.com/office/drawing/2015/9/8/chartex" xmlns:cx2="http://schemas.microsoft.com/office/drawing/2015/10/21/chartex" xmlns:cx3="http://schemas.microsoft.com/office/drawing/2016/5/9/chartex" xmlns:cx4="http://schemas.microsoft.com/office/drawing/2016/5/10/chartex" xmlns:cx5="http://schemas.microsoft.com/office/drawing/2016/5/11/chartex" xmlns:cx6="http://schemas.microsoft.com/office/drawing/2016/5/12/chartex" xmlns:cx7="http://schemas.microsoft.com/office/drawing/2016/5/13/chartex" xmlns:cx8="http://schemas.microsoft.com/office/drawing/2016/5/14/chartex" xmlns:mc="http://schemas.openxmlformats.org/markup-compatibility/2006" xmlns:aink="http://schemas.microsoft.com/office/drawing/2016/ink" xmlns:am3d="http://schemas.microsoft.com/office/drawing/2017/model3d" xmlns:o="urn:schemas-microsoft-com:office:office" xmlns:oel="http://schemas.microsoft.com/office/2019/extlst" xmlns:r="http://schemas.openxmlformats.org/officeDocument/2006/relationships" xmlns:m="http://schemas.openxmlformats.org/officeDocument/2006/math" xmlns:v="urn:schemas-microsoft-com:vml" xmlns:wp14="http://schemas.microsoft.com/office/word/2010/wordprocessingDrawing" xmlns:wp="http://schemas.openxmlformats.org/drawingml/2006/wordprocessingDrawing" xmlns:w10="urn:schemas-microsoft-com:office:word" xmlns:w="http://schemas.openxmlformats.org/wordprocessingml/2006/main" xmlns:w14="http://schemas.microsoft.com/office/word/2010/wordml" xmlns:w15="http://schemas.microsoft.com/office/word/2012/wordml" xmlns:w16cex="http://schemas.microsoft.com/office/word/2018/wordml/cex" xmlns:w16cid="http://schemas.microsoft.com/office/word/2016/wordml/cid" xmlns:w16="http://schemas.microsoft.com/office/word/2018/wordml" xmlns:w16du="http://schemas.microsoft.com/office/word/2023/wordml/word16du" xmlns:w16sdtdh="http://schemas.microsoft.com/office/word/2020/wordml/sdtdatahash" xmlns:w16sdtfl="http://schemas.microsoft.com/office/word/2024/wordml/sdtformatlock" xmlns:w16se="http://schemas.microsoft.com/office/word/2015/wordml/symex" xmlns:wpg="http://schemas.microsoft.com/office/word/2010/wordprocessingGroup" xmlns:wpi="http://schemas.microsoft.com/office/word/2010/wordprocessingInk" xmlns:wne="http://schemas.microsoft.com/office/word/2006/wordml" xmlns:wps="http://schemas.microsoft.com/office/word/2010/wordprocessingShape" mc:Ignorable="w14 w15 w16se w16cid w16 w16cex w16sdtdh w16sdtfl w16du wp14">
   <w:sdt>
     <w:sdtPr>
       <w:id w:val="-1336447564"/>
@@ -22930,7 +22469,6 @@
         <w:docPartUnique/>
       </w:docPartObj>
     </w:sdtPr>
-    <w:sdtEndPr/>
     <w:sdtContent>
       <w:p>
         <w:pPr>
@@ -22972,7 +22510,7 @@
 </file>
 
 <file path=word/footnotes.xml><?xml version="1.0" encoding="utf-8"?>
-<w:footnotes xmlns:wpc="http://schemas.microsoft.com/office/word/2010/wordprocessingCanvas" xmlns:mc="http://schemas.openxmlformats.org/markup-compatibility/2006" xmlns:o="urn:schemas-microsoft-com:office:office" xmlns:r="http://schemas.openxmlformats.org/officeDocument/2006/relationships" xmlns:m="http://schemas.openxmlformats.org/officeDocument/2006/math" xmlns:v="urn:schemas-microsoft-com:vml" xmlns:wp14="http://schemas.microsoft.com/office/word/2010/wordprocessingDrawing" xmlns:wp="http://schemas.openxmlformats.org/drawingml/2006/wordprocessingDrawing" xmlns:w10="urn:schemas-microsoft-com:office:word" xmlns:w="http://schemas.openxmlformats.org/wordprocessingml/2006/main" xmlns:w14="http://schemas.microsoft.com/office/word/2010/wordml" xmlns:w15="http://schemas.microsoft.com/office/word/2012/wordml" xmlns:wpg="http://schemas.microsoft.com/office/word/2010/wordprocessingGroup" xmlns:wpi="http://schemas.microsoft.com/office/word/2010/wordprocessingInk" xmlns:wne="http://schemas.microsoft.com/office/word/2006/wordml" xmlns:wps="http://schemas.microsoft.com/office/word/2010/wordprocessingShape" mc:Ignorable="w14 w15 wp14">
+<w:footnotes xmlns:wpc="http://schemas.microsoft.com/office/word/2010/wordprocessingCanvas" xmlns:cx="http://schemas.microsoft.com/office/drawing/2014/chartex" xmlns:cx1="http://schemas.microsoft.com/office/drawing/2015/9/8/chartex" xmlns:cx2="http://schemas.microsoft.com/office/drawing/2015/10/21/chartex" xmlns:cx3="http://schemas.microsoft.com/office/drawing/2016/5/9/chartex" xmlns:cx4="http://schemas.microsoft.com/office/drawing/2016/5/10/chartex" xmlns:cx5="http://schemas.microsoft.com/office/drawing/2016/5/11/chartex" xmlns:cx6="http://schemas.microsoft.com/office/drawing/2016/5/12/chartex" xmlns:cx7="http://schemas.microsoft.com/office/drawing/2016/5/13/chartex" xmlns:cx8="http://schemas.microsoft.com/office/drawing/2016/5/14/chartex" xmlns:mc="http://schemas.openxmlformats.org/markup-compatibility/2006" xmlns:aink="http://schemas.microsoft.com/office/drawing/2016/ink" xmlns:am3d="http://schemas.microsoft.com/office/drawing/2017/model3d" xmlns:o="urn:schemas-microsoft-com:office:office" xmlns:oel="http://schemas.microsoft.com/office/2019/extlst" xmlns:r="http://schemas.openxmlformats.org/officeDocument/2006/relationships" xmlns:m="http://schemas.openxmlformats.org/officeDocument/2006/math" xmlns:v="urn:schemas-microsoft-com:vml" xmlns:wp14="http://schemas.microsoft.com/office/word/2010/wordprocessingDrawing" xmlns:wp="http://schemas.openxmlformats.org/drawingml/2006/wordprocessingDrawing" xmlns:w10="urn:schemas-microsoft-com:office:word" xmlns:w="http://schemas.openxmlformats.org/wordprocessingml/2006/main" xmlns:w14="http://schemas.microsoft.com/office/word/2010/wordml" xmlns:w15="http://schemas.microsoft.com/office/word/2012/wordml" xmlns:w16cex="http://schemas.microsoft.com/office/word/2018/wordml/cex" xmlns:w16cid="http://schemas.microsoft.com/office/word/2016/wordml/cid" xmlns:w16="http://schemas.microsoft.com/office/word/2018/wordml" xmlns:w16du="http://schemas.microsoft.com/office/word/2023/wordml/word16du" xmlns:w16sdtdh="http://schemas.microsoft.com/office/word/2020/wordml/sdtdatahash" xmlns:w16sdtfl="http://schemas.microsoft.com/office/word/2024/wordml/sdtformatlock" xmlns:w16se="http://schemas.microsoft.com/office/word/2015/wordml/symex" xmlns:wpg="http://schemas.microsoft.com/office/word/2010/wordprocessingGroup" xmlns:wpi="http://schemas.microsoft.com/office/word/2010/wordprocessingInk" xmlns:wne="http://schemas.microsoft.com/office/word/2006/wordml" xmlns:wps="http://schemas.microsoft.com/office/word/2010/wordprocessingShape" mc:Ignorable="w14 w15 w16se w16cid w16 w16cex w16sdtdh w16sdtfl w16du wp14">
   <w:footnote w:type="separator" w:id="-1">
     <w:p>
       <w:pPr>
@@ -22997,8 +22535,8 @@
 </file>
 
 <file path=word/numbering.xml><?xml version="1.0" encoding="utf-8"?>
-<w:numbering xmlns:wpc="http://schemas.microsoft.com/office/word/2010/wordprocessingCanvas" xmlns:mc="http://schemas.openxmlformats.org/markup-compatibility/2006" xmlns:o="urn:schemas-microsoft-com:office:office" xmlns:r="http://schemas.openxmlformats.org/officeDocument/2006/relationships" xmlns:m="http://schemas.openxmlformats.org/officeDocument/2006/math" xmlns:v="urn:schemas-microsoft-com:vml" xmlns:wp14="http://schemas.microsoft.com/office/word/2010/wordprocessingDrawing" xmlns:wp="http://schemas.openxmlformats.org/drawingml/2006/wordprocessingDrawing" xmlns:w10="urn:schemas-microsoft-com:office:word" xmlns:w="http://schemas.openxmlformats.org/wordprocessingml/2006/main" xmlns:w14="http://schemas.microsoft.com/office/word/2010/wordml" xmlns:w15="http://schemas.microsoft.com/office/word/2012/wordml" xmlns:wpg="http://schemas.microsoft.com/office/word/2010/wordprocessingGroup" xmlns:wpi="http://schemas.microsoft.com/office/word/2010/wordprocessingInk" xmlns:wne="http://schemas.microsoft.com/office/word/2006/wordml" xmlns:wps="http://schemas.microsoft.com/office/word/2010/wordprocessingShape" mc:Ignorable="w14 w15 wp14">
-  <w:abstractNum w:abstractNumId="0">
+<w:numbering xmlns:wpc="http://schemas.microsoft.com/office/word/2010/wordprocessingCanvas" xmlns:cx="http://schemas.microsoft.com/office/drawing/2014/chartex" xmlns:cx1="http://schemas.microsoft.com/office/drawing/2015/9/8/chartex" xmlns:cx2="http://schemas.microsoft.com/office/drawing/2015/10/21/chartex" xmlns:cx3="http://schemas.microsoft.com/office/drawing/2016/5/9/chartex" xmlns:cx4="http://schemas.microsoft.com/office/drawing/2016/5/10/chartex" xmlns:cx5="http://schemas.microsoft.com/office/drawing/2016/5/11/chartex" xmlns:cx6="http://schemas.microsoft.com/office/drawing/2016/5/12/chartex" xmlns:cx7="http://schemas.microsoft.com/office/drawing/2016/5/13/chartex" xmlns:cx8="http://schemas.microsoft.com/office/drawing/2016/5/14/chartex" xmlns:mc="http://schemas.openxmlformats.org/markup-compatibility/2006" xmlns:aink="http://schemas.microsoft.com/office/drawing/2016/ink" xmlns:am3d="http://schemas.microsoft.com/office/drawing/2017/model3d" xmlns:o="urn:schemas-microsoft-com:office:office" xmlns:oel="http://schemas.microsoft.com/office/2019/extlst" xmlns:r="http://schemas.openxmlformats.org/officeDocument/2006/relationships" xmlns:m="http://schemas.openxmlformats.org/officeDocument/2006/math" xmlns:v="urn:schemas-microsoft-com:vml" xmlns:wp14="http://schemas.microsoft.com/office/word/2010/wordprocessingDrawing" xmlns:wp="http://schemas.openxmlformats.org/drawingml/2006/wordprocessingDrawing" xmlns:w10="urn:schemas-microsoft-com:office:word" xmlns:w="http://schemas.openxmlformats.org/wordprocessingml/2006/main" xmlns:w14="http://schemas.microsoft.com/office/word/2010/wordml" xmlns:w15="http://schemas.microsoft.com/office/word/2012/wordml" xmlns:w16cex="http://schemas.microsoft.com/office/word/2018/wordml/cex" xmlns:w16cid="http://schemas.microsoft.com/office/word/2016/wordml/cid" xmlns:w16="http://schemas.microsoft.com/office/word/2018/wordml" xmlns:w16du="http://schemas.microsoft.com/office/word/2023/wordml/word16du" xmlns:w16sdtdh="http://schemas.microsoft.com/office/word/2020/wordml/sdtdatahash" xmlns:w16sdtfl="http://schemas.microsoft.com/office/word/2024/wordml/sdtformatlock" xmlns:w16se="http://schemas.microsoft.com/office/word/2015/wordml/symex" xmlns:wpg="http://schemas.microsoft.com/office/word/2010/wordprocessingGroup" xmlns:wpi="http://schemas.microsoft.com/office/word/2010/wordprocessingInk" xmlns:wne="http://schemas.microsoft.com/office/word/2006/wordml" xmlns:wps="http://schemas.microsoft.com/office/word/2010/wordprocessingShape" mc:Ignorable="w14 w15 w16se w16cid w16 w16cex w16sdtdh w16sdtfl w16du wp14">
+  <w:abstractNum w:abstractNumId="0" w15:restartNumberingAfterBreak="0">
     <w:nsid w:val="0AD24B59"/>
     <w:multiLevelType w:val="multilevel"/>
     <w:tmpl w:val="B45A4E68"/>
@@ -23147,7 +22685,7 @@
       </w:rPr>
     </w:lvl>
   </w:abstractNum>
-  <w:abstractNum w:abstractNumId="1">
+  <w:abstractNum w:abstractNumId="1" w15:restartNumberingAfterBreak="0">
     <w:nsid w:val="0B185205"/>
     <w:multiLevelType w:val="hybridMultilevel"/>
     <w:tmpl w:val="908E0B9C"/>
@@ -23260,7 +22798,7 @@
       </w:rPr>
     </w:lvl>
   </w:abstractNum>
-  <w:abstractNum w:abstractNumId="2">
+  <w:abstractNum w:abstractNumId="2" w15:restartNumberingAfterBreak="0">
     <w:nsid w:val="0D4D0641"/>
     <w:multiLevelType w:val="hybridMultilevel"/>
     <w:tmpl w:val="49C47878"/>
@@ -23373,7 +22911,7 @@
       </w:rPr>
     </w:lvl>
   </w:abstractNum>
-  <w:abstractNum w:abstractNumId="3">
+  <w:abstractNum w:abstractNumId="3" w15:restartNumberingAfterBreak="0">
     <w:nsid w:val="0E702450"/>
     <w:multiLevelType w:val="multilevel"/>
     <w:tmpl w:val="A530B916"/>
@@ -23522,7 +23060,7 @@
       </w:rPr>
     </w:lvl>
   </w:abstractNum>
-  <w:abstractNum w:abstractNumId="4">
+  <w:abstractNum w:abstractNumId="4" w15:restartNumberingAfterBreak="0">
     <w:nsid w:val="0EB9051A"/>
     <w:multiLevelType w:val="multilevel"/>
     <w:tmpl w:val="D3B2D4BE"/>
@@ -23671,7 +23209,7 @@
       </w:rPr>
     </w:lvl>
   </w:abstractNum>
-  <w:abstractNum w:abstractNumId="5">
+  <w:abstractNum w:abstractNumId="5" w15:restartNumberingAfterBreak="0">
     <w:nsid w:val="11634203"/>
     <w:multiLevelType w:val="multilevel"/>
     <w:tmpl w:val="7CF41F2E"/>
@@ -23820,7 +23358,7 @@
       </w:rPr>
     </w:lvl>
   </w:abstractNum>
-  <w:abstractNum w:abstractNumId="6">
+  <w:abstractNum w:abstractNumId="6" w15:restartNumberingAfterBreak="0">
     <w:nsid w:val="11EB29E0"/>
     <w:multiLevelType w:val="multilevel"/>
     <w:tmpl w:val="3F1A1A2E"/>
@@ -23969,7 +23507,7 @@
       </w:rPr>
     </w:lvl>
   </w:abstractNum>
-  <w:abstractNum w:abstractNumId="7">
+  <w:abstractNum w:abstractNumId="7" w15:restartNumberingAfterBreak="0">
     <w:nsid w:val="12C70326"/>
     <w:multiLevelType w:val="hybridMultilevel"/>
     <w:tmpl w:val="F15E4044"/>
@@ -24082,7 +23620,7 @@
       </w:rPr>
     </w:lvl>
   </w:abstractNum>
-  <w:abstractNum w:abstractNumId="8">
+  <w:abstractNum w:abstractNumId="8" w15:restartNumberingAfterBreak="0">
     <w:nsid w:val="19FF6E9A"/>
     <w:multiLevelType w:val="hybridMultilevel"/>
     <w:tmpl w:val="D69EF490"/>
@@ -24195,7 +23733,7 @@
       </w:rPr>
     </w:lvl>
   </w:abstractNum>
-  <w:abstractNum w:abstractNumId="9">
+  <w:abstractNum w:abstractNumId="9" w15:restartNumberingAfterBreak="0">
     <w:nsid w:val="1C2276B4"/>
     <w:multiLevelType w:val="multilevel"/>
     <w:tmpl w:val="4502BB36"/>
@@ -24344,7 +23882,7 @@
       </w:rPr>
     </w:lvl>
   </w:abstractNum>
-  <w:abstractNum w:abstractNumId="10">
+  <w:abstractNum w:abstractNumId="10" w15:restartNumberingAfterBreak="0">
     <w:nsid w:val="1C2B5E2E"/>
     <w:multiLevelType w:val="multilevel"/>
     <w:tmpl w:val="8604EA18"/>
@@ -24493,7 +24031,7 @@
       </w:rPr>
     </w:lvl>
   </w:abstractNum>
-  <w:abstractNum w:abstractNumId="11">
+  <w:abstractNum w:abstractNumId="11" w15:restartNumberingAfterBreak="0">
     <w:nsid w:val="1CF62EED"/>
     <w:multiLevelType w:val="multilevel"/>
     <w:tmpl w:val="E3C69D7E"/>
@@ -24642,7 +24180,7 @@
       </w:rPr>
     </w:lvl>
   </w:abstractNum>
-  <w:abstractNum w:abstractNumId="12">
+  <w:abstractNum w:abstractNumId="12" w15:restartNumberingAfterBreak="0">
     <w:nsid w:val="1E322AB7"/>
     <w:multiLevelType w:val="multilevel"/>
     <w:tmpl w:val="F0AEDECC"/>
@@ -24791,7 +24329,7 @@
       </w:rPr>
     </w:lvl>
   </w:abstractNum>
-  <w:abstractNum w:abstractNumId="13">
+  <w:abstractNum w:abstractNumId="13" w15:restartNumberingAfterBreak="0">
     <w:nsid w:val="1E7523E9"/>
     <w:multiLevelType w:val="hybridMultilevel"/>
     <w:tmpl w:val="CC8A7934"/>
@@ -24904,7 +24442,7 @@
       </w:rPr>
     </w:lvl>
   </w:abstractNum>
-  <w:abstractNum w:abstractNumId="14">
+  <w:abstractNum w:abstractNumId="14" w15:restartNumberingAfterBreak="0">
     <w:nsid w:val="21B2682E"/>
     <w:multiLevelType w:val="multilevel"/>
     <w:tmpl w:val="E6DACC42"/>
@@ -25053,7 +24591,7 @@
       </w:rPr>
     </w:lvl>
   </w:abstractNum>
-  <w:abstractNum w:abstractNumId="15">
+  <w:abstractNum w:abstractNumId="15" w15:restartNumberingAfterBreak="0">
     <w:nsid w:val="26280072"/>
     <w:multiLevelType w:val="hybridMultilevel"/>
     <w:tmpl w:val="8B6646D4"/>
@@ -25166,7 +24704,7 @@
       </w:rPr>
     </w:lvl>
   </w:abstractNum>
-  <w:abstractNum w:abstractNumId="16">
+  <w:abstractNum w:abstractNumId="16" w15:restartNumberingAfterBreak="0">
     <w:nsid w:val="284B6D13"/>
     <w:multiLevelType w:val="multilevel"/>
     <w:tmpl w:val="810AF762"/>
@@ -25315,7 +24853,7 @@
       </w:rPr>
     </w:lvl>
   </w:abstractNum>
-  <w:abstractNum w:abstractNumId="17">
+  <w:abstractNum w:abstractNumId="17" w15:restartNumberingAfterBreak="0">
     <w:nsid w:val="2AE43608"/>
     <w:multiLevelType w:val="multilevel"/>
     <w:tmpl w:val="1B8AE976"/>
@@ -25464,7 +25002,7 @@
       </w:rPr>
     </w:lvl>
   </w:abstractNum>
-  <w:abstractNum w:abstractNumId="18">
+  <w:abstractNum w:abstractNumId="18" w15:restartNumberingAfterBreak="0">
     <w:nsid w:val="2C90491E"/>
     <w:multiLevelType w:val="multilevel"/>
     <w:tmpl w:val="860AC074"/>
@@ -25613,7 +25151,7 @@
       </w:rPr>
     </w:lvl>
   </w:abstractNum>
-  <w:abstractNum w:abstractNumId="19">
+  <w:abstractNum w:abstractNumId="19" w15:restartNumberingAfterBreak="0">
     <w:nsid w:val="33C554A8"/>
     <w:multiLevelType w:val="multilevel"/>
     <w:tmpl w:val="F1920414"/>
@@ -25762,7 +25300,7 @@
       </w:rPr>
     </w:lvl>
   </w:abstractNum>
-  <w:abstractNum w:abstractNumId="20">
+  <w:abstractNum w:abstractNumId="20" w15:restartNumberingAfterBreak="0">
     <w:nsid w:val="345D15DA"/>
     <w:multiLevelType w:val="multilevel"/>
     <w:tmpl w:val="F66C0E02"/>
@@ -25911,7 +25449,7 @@
       </w:rPr>
     </w:lvl>
   </w:abstractNum>
-  <w:abstractNum w:abstractNumId="21">
+  <w:abstractNum w:abstractNumId="21" w15:restartNumberingAfterBreak="0">
     <w:nsid w:val="3AB20AB7"/>
     <w:multiLevelType w:val="hybridMultilevel"/>
     <w:tmpl w:val="85EA0802"/>
@@ -26024,7 +25562,7 @@
       </w:rPr>
     </w:lvl>
   </w:abstractNum>
-  <w:abstractNum w:abstractNumId="22">
+  <w:abstractNum w:abstractNumId="22" w15:restartNumberingAfterBreak="0">
     <w:nsid w:val="3CD32167"/>
     <w:multiLevelType w:val="hybridMultilevel"/>
     <w:tmpl w:val="94983730"/>
@@ -26112,7 +25650,7 @@
       </w:pPr>
     </w:lvl>
   </w:abstractNum>
-  <w:abstractNum w:abstractNumId="23">
+  <w:abstractNum w:abstractNumId="23" w15:restartNumberingAfterBreak="0">
     <w:nsid w:val="3DE541BE"/>
     <w:multiLevelType w:val="multilevel"/>
     <w:tmpl w:val="CA1412F8"/>
@@ -26261,7 +25799,7 @@
       </w:rPr>
     </w:lvl>
   </w:abstractNum>
-  <w:abstractNum w:abstractNumId="24">
+  <w:abstractNum w:abstractNumId="24" w15:restartNumberingAfterBreak="0">
     <w:nsid w:val="3FB2565D"/>
     <w:multiLevelType w:val="hybridMultilevel"/>
     <w:tmpl w:val="DD660C40"/>
@@ -26374,7 +25912,7 @@
       </w:rPr>
     </w:lvl>
   </w:abstractNum>
-  <w:abstractNum w:abstractNumId="25">
+  <w:abstractNum w:abstractNumId="25" w15:restartNumberingAfterBreak="0">
     <w:nsid w:val="400B2358"/>
     <w:multiLevelType w:val="multilevel"/>
     <w:tmpl w:val="1CB4A3EA"/>
@@ -26523,7 +26061,7 @@
       </w:rPr>
     </w:lvl>
   </w:abstractNum>
-  <w:abstractNum w:abstractNumId="26">
+  <w:abstractNum w:abstractNumId="26" w15:restartNumberingAfterBreak="0">
     <w:nsid w:val="41AB794A"/>
     <w:multiLevelType w:val="multilevel"/>
     <w:tmpl w:val="982A28D6"/>
@@ -26672,7 +26210,7 @@
       </w:rPr>
     </w:lvl>
   </w:abstractNum>
-  <w:abstractNum w:abstractNumId="27">
+  <w:abstractNum w:abstractNumId="27" w15:restartNumberingAfterBreak="0">
     <w:nsid w:val="44011581"/>
     <w:multiLevelType w:val="multilevel"/>
     <w:tmpl w:val="5BCE4140"/>
@@ -26821,7 +26359,7 @@
       </w:rPr>
     </w:lvl>
   </w:abstractNum>
-  <w:abstractNum w:abstractNumId="28">
+  <w:abstractNum w:abstractNumId="28" w15:restartNumberingAfterBreak="0">
     <w:nsid w:val="4807013F"/>
     <w:multiLevelType w:val="multilevel"/>
     <w:tmpl w:val="DDF0E6AC"/>
@@ -26970,7 +26508,7 @@
       </w:rPr>
     </w:lvl>
   </w:abstractNum>
-  <w:abstractNum w:abstractNumId="29">
+  <w:abstractNum w:abstractNumId="29" w15:restartNumberingAfterBreak="0">
     <w:nsid w:val="4BE00318"/>
     <w:multiLevelType w:val="multilevel"/>
     <w:tmpl w:val="AC9ECBE6"/>
@@ -27119,7 +26657,7 @@
       </w:rPr>
     </w:lvl>
   </w:abstractNum>
-  <w:abstractNum w:abstractNumId="30">
+  <w:abstractNum w:abstractNumId="30" w15:restartNumberingAfterBreak="0">
     <w:nsid w:val="513361A9"/>
     <w:multiLevelType w:val="hybridMultilevel"/>
     <w:tmpl w:val="C7C8F82C"/>
@@ -27232,7 +26770,7 @@
       </w:rPr>
     </w:lvl>
   </w:abstractNum>
-  <w:abstractNum w:abstractNumId="31">
+  <w:abstractNum w:abstractNumId="31" w15:restartNumberingAfterBreak="0">
     <w:nsid w:val="56024FA9"/>
     <w:multiLevelType w:val="hybridMultilevel"/>
     <w:tmpl w:val="7626FC98"/>
@@ -27345,7 +26883,7 @@
       </w:rPr>
     </w:lvl>
   </w:abstractNum>
-  <w:abstractNum w:abstractNumId="32">
+  <w:abstractNum w:abstractNumId="32" w15:restartNumberingAfterBreak="0">
     <w:nsid w:val="58D40229"/>
     <w:multiLevelType w:val="hybridMultilevel"/>
     <w:tmpl w:val="B75E4606"/>
@@ -27458,7 +26996,7 @@
       </w:rPr>
     </w:lvl>
   </w:abstractNum>
-  <w:abstractNum w:abstractNumId="33">
+  <w:abstractNum w:abstractNumId="33" w15:restartNumberingAfterBreak="0">
     <w:nsid w:val="5A827001"/>
     <w:multiLevelType w:val="multilevel"/>
     <w:tmpl w:val="57A6D6CE"/>
@@ -27607,7 +27145,7 @@
       </w:rPr>
     </w:lvl>
   </w:abstractNum>
-  <w:abstractNum w:abstractNumId="34">
+  <w:abstractNum w:abstractNumId="34" w15:restartNumberingAfterBreak="0">
     <w:nsid w:val="6260393E"/>
     <w:multiLevelType w:val="multilevel"/>
     <w:tmpl w:val="63DC6922"/>
@@ -27756,7 +27294,7 @@
       </w:rPr>
     </w:lvl>
   </w:abstractNum>
-  <w:abstractNum w:abstractNumId="35">
+  <w:abstractNum w:abstractNumId="35" w15:restartNumberingAfterBreak="0">
     <w:nsid w:val="62995058"/>
     <w:multiLevelType w:val="multilevel"/>
     <w:tmpl w:val="04046134"/>
@@ -27905,7 +27443,7 @@
       </w:rPr>
     </w:lvl>
   </w:abstractNum>
-  <w:abstractNum w:abstractNumId="36">
+  <w:abstractNum w:abstractNumId="36" w15:restartNumberingAfterBreak="0">
     <w:nsid w:val="63172271"/>
     <w:multiLevelType w:val="hybridMultilevel"/>
     <w:tmpl w:val="A50AF52C"/>
@@ -28018,7 +27556,7 @@
       </w:rPr>
     </w:lvl>
   </w:abstractNum>
-  <w:abstractNum w:abstractNumId="37">
+  <w:abstractNum w:abstractNumId="37" w15:restartNumberingAfterBreak="0">
     <w:nsid w:val="65536925"/>
     <w:multiLevelType w:val="multilevel"/>
     <w:tmpl w:val="DEFC15F2"/>
@@ -28167,7 +27705,7 @@
       </w:rPr>
     </w:lvl>
   </w:abstractNum>
-  <w:abstractNum w:abstractNumId="38">
+  <w:abstractNum w:abstractNumId="38" w15:restartNumberingAfterBreak="0">
     <w:nsid w:val="67F85490"/>
     <w:multiLevelType w:val="multilevel"/>
     <w:tmpl w:val="C1A8FBDE"/>
@@ -28316,7 +27854,7 @@
       </w:rPr>
     </w:lvl>
   </w:abstractNum>
-  <w:abstractNum w:abstractNumId="39">
+  <w:abstractNum w:abstractNumId="39" w15:restartNumberingAfterBreak="0">
     <w:nsid w:val="6BD22E20"/>
     <w:multiLevelType w:val="hybridMultilevel"/>
     <w:tmpl w:val="811469EA"/>
@@ -28429,7 +27967,7 @@
       </w:rPr>
     </w:lvl>
   </w:abstractNum>
-  <w:abstractNum w:abstractNumId="40">
+  <w:abstractNum w:abstractNumId="40" w15:restartNumberingAfterBreak="0">
     <w:nsid w:val="6D505F0B"/>
     <w:multiLevelType w:val="hybridMultilevel"/>
     <w:tmpl w:val="06F2C544"/>
@@ -28542,7 +28080,7 @@
       </w:rPr>
     </w:lvl>
   </w:abstractNum>
-  <w:abstractNum w:abstractNumId="41">
+  <w:abstractNum w:abstractNumId="41" w15:restartNumberingAfterBreak="0">
     <w:nsid w:val="77D16C24"/>
     <w:multiLevelType w:val="hybridMultilevel"/>
     <w:tmpl w:val="CBF041A0"/>
@@ -28655,7 +28193,7 @@
       </w:rPr>
     </w:lvl>
   </w:abstractNum>
-  <w:abstractNum w:abstractNumId="42">
+  <w:abstractNum w:abstractNumId="42" w15:restartNumberingAfterBreak="0">
     <w:nsid w:val="79661773"/>
     <w:multiLevelType w:val="multilevel"/>
     <w:tmpl w:val="875C47DA"/>
@@ -28804,7 +28342,7 @@
       </w:rPr>
     </w:lvl>
   </w:abstractNum>
-  <w:abstractNum w:abstractNumId="43">
+  <w:abstractNum w:abstractNumId="43" w15:restartNumberingAfterBreak="0">
     <w:nsid w:val="7EDE655C"/>
     <w:multiLevelType w:val="multilevel"/>
     <w:tmpl w:val="850223B8"/>
@@ -28953,136 +28491,136 @@
       </w:rPr>
     </w:lvl>
   </w:abstractNum>
-  <w:num w:numId="1">
+  <w:num w:numId="1" w16cid:durableId="252318366">
     <w:abstractNumId w:val="22"/>
   </w:num>
-  <w:num w:numId="2">
+  <w:num w:numId="2" w16cid:durableId="1869417125">
     <w:abstractNumId w:val="15"/>
   </w:num>
-  <w:num w:numId="3">
+  <w:num w:numId="3" w16cid:durableId="304428849">
     <w:abstractNumId w:val="4"/>
   </w:num>
-  <w:num w:numId="4">
+  <w:num w:numId="4" w16cid:durableId="1112550684">
     <w:abstractNumId w:val="34"/>
   </w:num>
-  <w:num w:numId="5">
+  <w:num w:numId="5" w16cid:durableId="2096632828">
     <w:abstractNumId w:val="33"/>
   </w:num>
-  <w:num w:numId="6">
+  <w:num w:numId="6" w16cid:durableId="53093353">
     <w:abstractNumId w:val="3"/>
   </w:num>
-  <w:num w:numId="7">
+  <w:num w:numId="7" w16cid:durableId="906916921">
     <w:abstractNumId w:val="35"/>
   </w:num>
-  <w:num w:numId="8">
+  <w:num w:numId="8" w16cid:durableId="158733327">
     <w:abstractNumId w:val="38"/>
   </w:num>
-  <w:num w:numId="9">
+  <w:num w:numId="9" w16cid:durableId="1384333484">
     <w:abstractNumId w:val="43"/>
   </w:num>
-  <w:num w:numId="10">
+  <w:num w:numId="10" w16cid:durableId="1850100928">
     <w:abstractNumId w:val="21"/>
   </w:num>
-  <w:num w:numId="11">
+  <w:num w:numId="11" w16cid:durableId="1721634926">
     <w:abstractNumId w:val="40"/>
   </w:num>
-  <w:num w:numId="12">
+  <w:num w:numId="12" w16cid:durableId="563877528">
     <w:abstractNumId w:val="24"/>
   </w:num>
-  <w:num w:numId="13">
+  <w:num w:numId="13" w16cid:durableId="1104037675">
     <w:abstractNumId w:val="2"/>
   </w:num>
-  <w:num w:numId="14">
+  <w:num w:numId="14" w16cid:durableId="2055999815">
     <w:abstractNumId w:val="1"/>
   </w:num>
-  <w:num w:numId="15">
+  <w:num w:numId="15" w16cid:durableId="2131388916">
     <w:abstractNumId w:val="27"/>
   </w:num>
-  <w:num w:numId="16">
+  <w:num w:numId="16" w16cid:durableId="338896557">
     <w:abstractNumId w:val="14"/>
   </w:num>
-  <w:num w:numId="17">
+  <w:num w:numId="17" w16cid:durableId="1862163114">
     <w:abstractNumId w:val="42"/>
   </w:num>
-  <w:num w:numId="18">
+  <w:num w:numId="18" w16cid:durableId="197353297">
     <w:abstractNumId w:val="37"/>
   </w:num>
-  <w:num w:numId="19">
+  <w:num w:numId="19" w16cid:durableId="1727987850">
     <w:abstractNumId w:val="17"/>
   </w:num>
-  <w:num w:numId="20">
+  <w:num w:numId="20" w16cid:durableId="1759522638">
     <w:abstractNumId w:val="11"/>
   </w:num>
-  <w:num w:numId="21">
+  <w:num w:numId="21" w16cid:durableId="1186096566">
     <w:abstractNumId w:val="25"/>
   </w:num>
-  <w:num w:numId="22">
+  <w:num w:numId="22" w16cid:durableId="960653236">
     <w:abstractNumId w:val="32"/>
   </w:num>
-  <w:num w:numId="23">
+  <w:num w:numId="23" w16cid:durableId="461071403">
     <w:abstractNumId w:val="9"/>
   </w:num>
-  <w:num w:numId="24">
+  <w:num w:numId="24" w16cid:durableId="1597210247">
     <w:abstractNumId w:val="12"/>
   </w:num>
-  <w:num w:numId="25">
+  <w:num w:numId="25" w16cid:durableId="41056746">
     <w:abstractNumId w:val="28"/>
   </w:num>
-  <w:num w:numId="26">
+  <w:num w:numId="26" w16cid:durableId="2124568531">
     <w:abstractNumId w:val="5"/>
   </w:num>
-  <w:num w:numId="27">
+  <w:num w:numId="27" w16cid:durableId="1655521512">
     <w:abstractNumId w:val="10"/>
   </w:num>
-  <w:num w:numId="28">
+  <w:num w:numId="28" w16cid:durableId="2144423586">
     <w:abstractNumId w:val="0"/>
   </w:num>
-  <w:num w:numId="29">
+  <w:num w:numId="29" w16cid:durableId="105779207">
     <w:abstractNumId w:val="26"/>
   </w:num>
-  <w:num w:numId="30">
+  <w:num w:numId="30" w16cid:durableId="491258051">
     <w:abstractNumId w:val="20"/>
   </w:num>
-  <w:num w:numId="31">
+  <w:num w:numId="31" w16cid:durableId="1707556555">
     <w:abstractNumId w:val="18"/>
   </w:num>
-  <w:num w:numId="32">
+  <w:num w:numId="32" w16cid:durableId="1540124617">
     <w:abstractNumId w:val="19"/>
   </w:num>
-  <w:num w:numId="33">
+  <w:num w:numId="33" w16cid:durableId="1547178886">
     <w:abstractNumId w:val="23"/>
   </w:num>
-  <w:num w:numId="34">
+  <w:num w:numId="34" w16cid:durableId="43529859">
     <w:abstractNumId w:val="29"/>
   </w:num>
-  <w:num w:numId="35">
+  <w:num w:numId="35" w16cid:durableId="956837830">
     <w:abstractNumId w:val="6"/>
   </w:num>
-  <w:num w:numId="36">
+  <w:num w:numId="36" w16cid:durableId="2047217954">
     <w:abstractNumId w:val="16"/>
   </w:num>
-  <w:num w:numId="37">
+  <w:num w:numId="37" w16cid:durableId="1732387487">
     <w:abstractNumId w:val="36"/>
   </w:num>
-  <w:num w:numId="38">
+  <w:num w:numId="38" w16cid:durableId="865556825">
     <w:abstractNumId w:val="30"/>
   </w:num>
-  <w:num w:numId="39">
+  <w:num w:numId="39" w16cid:durableId="1753509881">
     <w:abstractNumId w:val="7"/>
   </w:num>
-  <w:num w:numId="40">
+  <w:num w:numId="40" w16cid:durableId="303894626">
     <w:abstractNumId w:val="13"/>
   </w:num>
-  <w:num w:numId="41">
+  <w:num w:numId="41" w16cid:durableId="1830903722">
     <w:abstractNumId w:val="41"/>
   </w:num>
-  <w:num w:numId="42">
+  <w:num w:numId="42" w16cid:durableId="942884107">
     <w:abstractNumId w:val="39"/>
   </w:num>
-  <w:num w:numId="43">
+  <w:num w:numId="43" w16cid:durableId="2102018643">
     <w:abstractNumId w:val="8"/>
   </w:num>
-  <w:num w:numId="44">
+  <w:num w:numId="44" w16cid:durableId="304043266">
     <w:abstractNumId w:val="31"/>
   </w:num>
   <w:numIdMacAtCleanup w:val="44"/>
@@ -29090,7 +28628,7 @@
 </file>
 
 <file path=word/styles.xml><?xml version="1.0" encoding="utf-8"?>
-<w:styles xmlns:mc="http://schemas.openxmlformats.org/markup-compatibility/2006" xmlns:r="http://schemas.openxmlformats.org/officeDocument/2006/relationships" xmlns:w="http://schemas.openxmlformats.org/wordprocessingml/2006/main" xmlns:w14="http://schemas.microsoft.com/office/word/2010/wordml" xmlns:w15="http://schemas.microsoft.com/office/word/2012/wordml" mc:Ignorable="w14 w15">
+<w:styles xmlns:mc="http://schemas.openxmlformats.org/markup-compatibility/2006" xmlns:r="http://schemas.openxmlformats.org/officeDocument/2006/relationships" xmlns:w="http://schemas.openxmlformats.org/wordprocessingml/2006/main" xmlns:w14="http://schemas.microsoft.com/office/word/2010/wordml" xmlns:w15="http://schemas.microsoft.com/office/word/2012/wordml" xmlns:w16cex="http://schemas.microsoft.com/office/word/2018/wordml/cex" xmlns:w16cid="http://schemas.microsoft.com/office/word/2016/wordml/cid" xmlns:w16="http://schemas.microsoft.com/office/word/2018/wordml" xmlns:w16du="http://schemas.microsoft.com/office/word/2023/wordml/word16du" xmlns:w16sdtdh="http://schemas.microsoft.com/office/word/2020/wordml/sdtdatahash" xmlns:w16sdtfl="http://schemas.microsoft.com/office/word/2024/wordml/sdtformatlock" xmlns:w16se="http://schemas.microsoft.com/office/word/2015/wordml/symex" mc:Ignorable="w14 w15 w16se w16cid w16 w16cex w16sdtdh w16sdtfl w16du">
   <w:docDefaults>
     <w:rPrDefault>
       <w:rPr>
@@ -29106,7 +28644,7 @@
       </w:pPr>
     </w:pPrDefault>
   </w:docDefaults>
-  <w:latentStyles w:defLockedState="0" w:defUIPriority="99" w:defSemiHidden="0" w:defUnhideWhenUsed="0" w:defQFormat="0" w:count="371">
+  <w:latentStyles w:defLockedState="0" w:defUIPriority="99" w:defSemiHidden="0" w:defUnhideWhenUsed="0" w:defQFormat="0" w:count="376">
     <w:lsdException w:name="Normal" w:uiPriority="0" w:qFormat="1"/>
     <w:lsdException w:name="heading 1" w:uiPriority="9" w:qFormat="1"/>
     <w:lsdException w:name="heading 2" w:semiHidden="1" w:uiPriority="9" w:unhideWhenUsed="1" w:qFormat="1"/>
@@ -29478,6 +29016,11 @@
     <w:lsdException w:name="List Table 5 Dark Accent 6" w:uiPriority="50"/>
     <w:lsdException w:name="List Table 6 Colorful Accent 6" w:uiPriority="51"/>
     <w:lsdException w:name="List Table 7 Colorful Accent 6" w:uiPriority="52"/>
+    <w:lsdException w:name="Mention" w:semiHidden="1" w:unhideWhenUsed="1"/>
+    <w:lsdException w:name="Smart Hyperlink" w:semiHidden="1" w:unhideWhenUsed="1"/>
+    <w:lsdException w:name="Hashtag" w:semiHidden="1" w:unhideWhenUsed="1"/>
+    <w:lsdException w:name="Unresolved Mention" w:semiHidden="1" w:unhideWhenUsed="1"/>
+    <w:lsdException w:name="Smart Link" w:semiHidden="1" w:unhideWhenUsed="1"/>
   </w:latentStyles>
   <w:style w:type="paragraph" w:default="1" w:styleId="Normal">
     <w:name w:val="Normal"/>
@@ -29609,7 +29152,6 @@
       <w:spacing w:after="0" w:line="240" w:lineRule="auto"/>
     </w:pPr>
     <w:tblPr>
-      <w:tblInd w:w="0" w:type="dxa"/>
       <w:tblBorders>
         <w:top w:val="single" w:sz="4" w:space="0" w:color="auto"/>
         <w:left w:val="single" w:sz="4" w:space="0" w:color="auto"/>
@@ -29618,12 +29160,6 @@
         <w:insideH w:val="single" w:sz="4" w:space="0" w:color="auto"/>
         <w:insideV w:val="single" w:sz="4" w:space="0" w:color="auto"/>
       </w:tblBorders>
-      <w:tblCellMar>
-        <w:top w:w="0" w:type="dxa"/>
-        <w:left w:w="108" w:type="dxa"/>
-        <w:bottom w:w="0" w:type="dxa"/>
-        <w:right w:w="108" w:type="dxa"/>
-      </w:tblCellMar>
     </w:tblPr>
   </w:style>
   <w:style w:type="character" w:customStyle="1" w:styleId="Ttulo1Car">
@@ -29650,7 +29186,7 @@
       <w:sz w:val="28"/>
     </w:rPr>
   </w:style>
-  <w:style w:type="paragraph" w:styleId="TtulodeTDC">
+  <w:style w:type="paragraph" w:styleId="TtuloTDC">
     <w:name w:val="TOC Heading"/>
     <w:basedOn w:val="Ttulo1"/>
     <w:next w:val="Normal"/>
@@ -29763,7 +29299,7 @@
       <w:u w:val="single"/>
     </w:rPr>
   </w:style>
-  <w:style w:type="character" w:styleId="Textoennegrita">
+  <w:style w:type="character" w:styleId="Fuerte">
     <w:name w:val="Strong"/>
     <w:basedOn w:val="Fuentedeprrafopredeter"/>
     <w:uiPriority w:val="22"/>
@@ -29839,8 +29375,8 @@
       <w:ind w:left="480"/>
     </w:pPr>
   </w:style>
-  <w:style w:type="character" w:customStyle="1" w:styleId="UnresolvedMention">
-    <w:name w:val="Unresolved Mention"/>
+  <w:style w:type="character" w:customStyle="1" w:styleId="Mencinsinresolver1">
+    <w:name w:val="Mención sin resolver1"/>
     <w:basedOn w:val="Fuentedeprrafopredeter"/>
     <w:uiPriority w:val="99"/>
     <w:semiHidden/>

--- a/doc/report/executive_report.docx
+++ b/doc/report/executive_report.docx
@@ -1,6 +1,6 @@
 
 <file path=word/document.xml><?xml version="1.0" encoding="utf-8"?>
-<w:document xmlns:wpc="http://schemas.microsoft.com/office/word/2010/wordprocessingCanvas" xmlns:cx="http://schemas.microsoft.com/office/drawing/2014/chartex" xmlns:cx1="http://schemas.microsoft.com/office/drawing/2015/9/8/chartex" xmlns:cx2="http://schemas.microsoft.com/office/drawing/2015/10/21/chartex" xmlns:cx3="http://schemas.microsoft.com/office/drawing/2016/5/9/chartex" xmlns:cx4="http://schemas.microsoft.com/office/drawing/2016/5/10/chartex" xmlns:cx5="http://schemas.microsoft.com/office/drawing/2016/5/11/chartex" xmlns:cx6="http://schemas.microsoft.com/office/drawing/2016/5/12/chartex" xmlns:cx7="http://schemas.microsoft.com/office/drawing/2016/5/13/chartex" xmlns:cx8="http://schemas.microsoft.com/office/drawing/2016/5/14/chartex" xmlns:mc="http://schemas.openxmlformats.org/markup-compatibility/2006" xmlns:aink="http://schemas.microsoft.com/office/drawing/2016/ink" xmlns:am3d="http://schemas.microsoft.com/office/drawing/2017/model3d" xmlns:o="urn:schemas-microsoft-com:office:office" xmlns:oel="http://schemas.microsoft.com/office/2019/extlst" xmlns:r="http://schemas.openxmlformats.org/officeDocument/2006/relationships" xmlns:m="http://schemas.openxmlformats.org/officeDocument/2006/math" xmlns:v="urn:schemas-microsoft-com:vml" xmlns:wp14="http://schemas.microsoft.com/office/word/2010/wordprocessingDrawing" xmlns:wp="http://schemas.openxmlformats.org/drawingml/2006/wordprocessingDrawing" xmlns:w10="urn:schemas-microsoft-com:office:word" xmlns:w="http://schemas.openxmlformats.org/wordprocessingml/2006/main" xmlns:w14="http://schemas.microsoft.com/office/word/2010/wordml" xmlns:w15="http://schemas.microsoft.com/office/word/2012/wordml" xmlns:w16cex="http://schemas.microsoft.com/office/word/2018/wordml/cex" xmlns:w16cid="http://schemas.microsoft.com/office/word/2016/wordml/cid" xmlns:w16="http://schemas.microsoft.com/office/word/2018/wordml" xmlns:w16du="http://schemas.microsoft.com/office/word/2023/wordml/word16du" xmlns:w16sdtdh="http://schemas.microsoft.com/office/word/2020/wordml/sdtdatahash" xmlns:w16sdtfl="http://schemas.microsoft.com/office/word/2024/wordml/sdtformatlock" xmlns:w16se="http://schemas.microsoft.com/office/word/2015/wordml/symex" xmlns:wpg="http://schemas.microsoft.com/office/word/2010/wordprocessingGroup" xmlns:wpi="http://schemas.microsoft.com/office/word/2010/wordprocessingInk" xmlns:wne="http://schemas.microsoft.com/office/word/2006/wordml" xmlns:wps="http://schemas.microsoft.com/office/word/2010/wordprocessingShape" mc:Ignorable="w14 w15 w16se w16cid w16 w16cex w16sdtdh w16sdtfl w16du wp14">
+<w:document xmlns:wpc="http://schemas.microsoft.com/office/word/2010/wordprocessingCanvas" xmlns:mc="http://schemas.openxmlformats.org/markup-compatibility/2006" xmlns:o="urn:schemas-microsoft-com:office:office" xmlns:r="http://schemas.openxmlformats.org/officeDocument/2006/relationships" xmlns:m="http://schemas.openxmlformats.org/officeDocument/2006/math" xmlns:v="urn:schemas-microsoft-com:vml" xmlns:wp14="http://schemas.microsoft.com/office/word/2010/wordprocessingDrawing" xmlns:wp="http://schemas.openxmlformats.org/drawingml/2006/wordprocessingDrawing" xmlns:w10="urn:schemas-microsoft-com:office:word" xmlns:w="http://schemas.openxmlformats.org/wordprocessingml/2006/main" xmlns:w14="http://schemas.microsoft.com/office/word/2010/wordml" xmlns:w15="http://schemas.microsoft.com/office/word/2012/wordml" xmlns:wpg="http://schemas.microsoft.com/office/word/2010/wordprocessingGroup" xmlns:wpi="http://schemas.microsoft.com/office/word/2010/wordprocessingInk" xmlns:wne="http://schemas.microsoft.com/office/word/2006/wordml" xmlns:wps="http://schemas.microsoft.com/office/word/2010/wordprocessingShape" mc:Ignorable="w14 w15 wp14">
   <w:body>
     <w:p>
       <w:r>
@@ -123,7 +123,23 @@
           <w:b/>
           <w:sz w:val="52"/>
         </w:rPr>
-        <w:t>Planificación y Desarrollo de Plataforma E-commerce para QuetzalDev</w:t>
+        <w:t>Planificación y Desarrollo de Plataforma E-</w:t>
+      </w:r>
+      <w:proofErr w:type="spellStart"/>
+      <w:r>
+        <w:rPr>
+          <w:b/>
+          <w:sz w:val="52"/>
+        </w:rPr>
+        <w:t>commerce</w:t>
+      </w:r>
+      <w:proofErr w:type="spellEnd"/>
+      <w:r>
+        <w:rPr>
+          <w:b/>
+          <w:sz w:val="52"/>
+        </w:rPr>
+        <w:t xml:space="preserve"> para QuetzalDev</w:t>
       </w:r>
     </w:p>
     <w:p/>
@@ -242,8 +258,29 @@
                 <w:lang w:val="en-US"/>
               </w:rPr>
             </w:pPr>
-            <w:r>
-              <w:t>Enner Esaí Mendizabal Castro</w:t>
+            <w:proofErr w:type="spellStart"/>
+            <w:r>
+              <w:t>Enner</w:t>
+            </w:r>
+            <w:proofErr w:type="spellEnd"/>
+            <w:r>
+              <w:t xml:space="preserve"> </w:t>
+            </w:r>
+            <w:proofErr w:type="spellStart"/>
+            <w:r>
+              <w:t>Esaí</w:t>
+            </w:r>
+            <w:proofErr w:type="spellEnd"/>
+            <w:r>
+              <w:t xml:space="preserve"> </w:t>
+            </w:r>
+            <w:proofErr w:type="spellStart"/>
+            <w:r>
+              <w:t>Mendizabal</w:t>
+            </w:r>
+            <w:proofErr w:type="spellEnd"/>
+            <w:r>
+              <w:t xml:space="preserve"> Castro</w:t>
             </w:r>
           </w:p>
         </w:tc>
@@ -361,10 +398,11 @@
           <w:docPartUnique/>
         </w:docPartObj>
       </w:sdtPr>
+      <w:sdtEndPr/>
       <w:sdtContent>
         <w:p>
           <w:pPr>
-            <w:pStyle w:val="TtuloTDC"/>
+            <w:pStyle w:val="TtulodeTDC"/>
             <w:rPr>
               <w:sz w:val="2"/>
               <w:szCs w:val="2"/>
@@ -6899,7 +6937,15 @@
         <w:ind w:firstLine="360"/>
       </w:pPr>
       <w:r>
-        <w:t>El presente informe ejecutivo desarrolla la postulación de una plataforma e-commerce para QuetzalDev, empresa tecnológica que busca ampliar su alcance digital mediante la comercialización de productos de software derivados de sus líneas de servicio: ERP, desarrollo web y desarrollo de aplicaciones móviles.</w:t>
+        <w:t>El presente informe ejecutivo desarrolla la postulación de una plataforma e-</w:t>
+      </w:r>
+      <w:proofErr w:type="spellStart"/>
+      <w:r>
+        <w:t>commerce</w:t>
+      </w:r>
+      <w:proofErr w:type="spellEnd"/>
+      <w:r>
+        <w:t xml:space="preserve"> para QuetzalDev, empresa tecnológica que busca ampliar su alcance digital mediante la comercialización de productos de software derivados de sus líneas de servicio: ERP, desarrollo web y desarrollo de aplicaciones móviles.</w:t>
       </w:r>
     </w:p>
     <w:p>
@@ -6915,7 +6961,23 @@
         <w:spacing w:line="480" w:lineRule="auto"/>
       </w:pPr>
       <w:r>
-        <w:t>Este documento se estructura conforme a los requerimientos de la práctica, priorizando los componentes evaluados en rúbrica: investigación de competidores, aplicación de frameworks de análisis, mapeo TIC con metodología M3, arquitectura de información y planificación ágil en dos sprints.</w:t>
+        <w:t xml:space="preserve">Este documento se estructura conforme a los requerimientos de la práctica, priorizando los componentes evaluados en rúbrica: investigación de competidores, aplicación de </w:t>
+      </w:r>
+      <w:proofErr w:type="spellStart"/>
+      <w:r>
+        <w:t>frameworks</w:t>
+      </w:r>
+      <w:proofErr w:type="spellEnd"/>
+      <w:r>
+        <w:t xml:space="preserve"> de análisis, mapeo TIC con metodología M3, arquitectura de información y planificación ágil en dos </w:t>
+      </w:r>
+      <w:proofErr w:type="spellStart"/>
+      <w:r>
+        <w:t>sprints</w:t>
+      </w:r>
+      <w:proofErr w:type="spellEnd"/>
+      <w:r>
+        <w:t>.</w:t>
       </w:r>
     </w:p>
     <w:p/>
@@ -6959,7 +7021,15 @@
         <w:ind w:firstLine="708"/>
       </w:pPr>
       <w:r>
-        <w:t>Presentar una propuesta integral de plataforma e-commerce para QuetzalDev que justifique, desde el análisis estratégico y la planificación ágil, la comercialización de tres productos de software con potencial de escalabilidad y adopción en el mercado digital.</w:t>
+        <w:t>Presentar una propuesta integral de plataforma e-</w:t>
+      </w:r>
+      <w:proofErr w:type="spellStart"/>
+      <w:r>
+        <w:t>commerce</w:t>
+      </w:r>
+      <w:proofErr w:type="spellEnd"/>
+      <w:r>
+        <w:t xml:space="preserve"> para QuetzalDev que justifique, desde el análisis estratégico y la planificación ágil, la comercialización de tres productos de software con potencial de escalabilidad y adopción en el mercado digital.</w:t>
       </w:r>
     </w:p>
     <w:p>
@@ -6997,7 +7067,39 @@
         </w:numPr>
       </w:pPr>
       <w:r>
-        <w:t>Analizar el entorno competitivo mediante la investigación de 10 competidores y la aplicación de los frameworks VUCA, Diamond, PEST, Five Forces, SWOT, TOWS y SOAR.</w:t>
+        <w:t xml:space="preserve">Analizar el entorno competitivo mediante la investigación de 10 competidores y la aplicación de los </w:t>
+      </w:r>
+      <w:proofErr w:type="spellStart"/>
+      <w:r>
+        <w:t>frameworks</w:t>
+      </w:r>
+      <w:proofErr w:type="spellEnd"/>
+      <w:r>
+        <w:t xml:space="preserve"> VUCA, </w:t>
+      </w:r>
+      <w:proofErr w:type="spellStart"/>
+      <w:r>
+        <w:t>Diamond</w:t>
+      </w:r>
+      <w:proofErr w:type="spellEnd"/>
+      <w:r>
+        <w:t xml:space="preserve">, PEST, </w:t>
+      </w:r>
+      <w:proofErr w:type="spellStart"/>
+      <w:r>
+        <w:t>Five</w:t>
+      </w:r>
+      <w:proofErr w:type="spellEnd"/>
+      <w:r>
+        <w:t xml:space="preserve"> </w:t>
+      </w:r>
+      <w:proofErr w:type="spellStart"/>
+      <w:r>
+        <w:t>Forces</w:t>
+      </w:r>
+      <w:proofErr w:type="spellEnd"/>
+      <w:r>
+        <w:t>, SWOT, TOWS y SOAR.</w:t>
       </w:r>
     </w:p>
     <w:p>
@@ -7030,7 +7132,15 @@
         </w:numPr>
       </w:pPr>
       <w:r>
-        <w:t>Planificar la ejecución del proyecto en dos sprints, identificando procesos clave y entregables por iteración.</w:t>
+        <w:t xml:space="preserve">Planificar la ejecución del proyecto en dos </w:t>
+      </w:r>
+      <w:proofErr w:type="spellStart"/>
+      <w:r>
+        <w:t>sprints</w:t>
+      </w:r>
+      <w:proofErr w:type="spellEnd"/>
+      <w:r>
+        <w:t>, identificando procesos clave y entregables por iteración.</w:t>
       </w:r>
     </w:p>
     <w:p>
@@ -7041,7 +7151,15 @@
         </w:numPr>
       </w:pPr>
       <w:r>
-        <w:t>Implementar y documentar una plataforma e-commerce funcional con carrito y simulación de compra, vinculada a los entregables solicitados.</w:t>
+        <w:t>Implementar y documentar una plataforma e-</w:t>
+      </w:r>
+      <w:proofErr w:type="spellStart"/>
+      <w:r>
+        <w:t>commerce</w:t>
+      </w:r>
+      <w:proofErr w:type="spellEnd"/>
+      <w:r>
+        <w:t xml:space="preserve"> funcional con carrito y simulación de compra, vinculada a los entregables solicitados.</w:t>
       </w:r>
     </w:p>
     <w:p/>
@@ -7094,7 +7212,15 @@
       </w:pPr>
       <w:bookmarkStart w:id="6" w:name="_Toc223906540"/>
       <w:r>
-        <w:t>Aplicación de frameworks de análisis</w:t>
+        <w:t xml:space="preserve">Aplicación de </w:t>
+      </w:r>
+      <w:proofErr w:type="spellStart"/>
+      <w:r>
+        <w:t>frameworks</w:t>
+      </w:r>
+      <w:proofErr w:type="spellEnd"/>
+      <w:r>
+        <w:t xml:space="preserve"> de análisis</w:t>
       </w:r>
       <w:bookmarkEnd w:id="6"/>
     </w:p>
@@ -7103,7 +7229,31 @@
         <w:ind w:firstLine="360"/>
       </w:pPr>
       <w:r>
-        <w:t>El informe incluirá la aplicación estructurada de los siete marcos solicitados (VUCA, Diamond, PEST, Five Forces, SWOT, TOWS y SOAR), conectando hallazgos con decisiones estratégicas del proyecto.</w:t>
+        <w:t xml:space="preserve">El informe incluirá la aplicación estructurada de los siete marcos solicitados (VUCA, </w:t>
+      </w:r>
+      <w:proofErr w:type="spellStart"/>
+      <w:r>
+        <w:t>Diamond</w:t>
+      </w:r>
+      <w:proofErr w:type="spellEnd"/>
+      <w:r>
+        <w:t xml:space="preserve">, PEST, </w:t>
+      </w:r>
+      <w:proofErr w:type="spellStart"/>
+      <w:r>
+        <w:t>Five</w:t>
+      </w:r>
+      <w:proofErr w:type="spellEnd"/>
+      <w:r>
+        <w:t xml:space="preserve"> </w:t>
+      </w:r>
+      <w:proofErr w:type="spellStart"/>
+      <w:r>
+        <w:t>Forces</w:t>
+      </w:r>
+      <w:proofErr w:type="spellEnd"/>
+      <w:r>
+        <w:t>, SWOT, TOWS y SOAR), conectando hallazgos con decisiones estratégicas del proyecto.</w:t>
       </w:r>
     </w:p>
     <w:p>
@@ -7117,7 +7267,15 @@
       </w:pPr>
       <w:bookmarkStart w:id="7" w:name="_Toc223906541"/>
       <w:r>
-        <w:t>Implementación del e-commerce con carrito y simulación de compra</w:t>
+        <w:t>Implementación del e-</w:t>
+      </w:r>
+      <w:proofErr w:type="spellStart"/>
+      <w:r>
+        <w:t>commerce</w:t>
+      </w:r>
+      <w:proofErr w:type="spellEnd"/>
+      <w:r>
+        <w:t xml:space="preserve"> con carrito y simulación de compra</w:t>
       </w:r>
       <w:bookmarkEnd w:id="7"/>
     </w:p>
@@ -7158,7 +7316,15 @@
       </w:pPr>
       <w:bookmarkStart w:id="9" w:name="_Toc223906543"/>
       <w:r>
-        <w:t>Mapeo TICs con metodología M3</w:t>
+        <w:t xml:space="preserve">Mapeo </w:t>
+      </w:r>
+      <w:proofErr w:type="spellStart"/>
+      <w:r>
+        <w:t>TICs</w:t>
+      </w:r>
+      <w:proofErr w:type="spellEnd"/>
+      <w:r>
+        <w:t xml:space="preserve"> con metodología M3</w:t>
       </w:r>
       <w:bookmarkEnd w:id="9"/>
     </w:p>
@@ -7181,16 +7347,29 @@
       </w:pPr>
       <w:bookmarkStart w:id="10" w:name="_Toc223906544"/>
       <w:r>
-        <w:t>Planificación ágil en 2 sprints</w:t>
+        <w:t xml:space="preserve">Planificación ágil en 2 </w:t>
+      </w:r>
+      <w:proofErr w:type="spellStart"/>
+      <w:r>
+        <w:t>sprints</w:t>
       </w:r>
       <w:bookmarkEnd w:id="10"/>
+      <w:proofErr w:type="spellEnd"/>
     </w:p>
     <w:p>
       <w:pPr>
         <w:ind w:firstLine="360"/>
       </w:pPr>
       <w:r>
-        <w:t>Se establecerá una planificación de trabajo en dos sprints, describiendo objetivos, tareas clave y resultados esperados por iteración, sin necesidad de fijar fechas específicas.</w:t>
+        <w:t xml:space="preserve">Se establecerá una planificación de trabajo en dos </w:t>
+      </w:r>
+      <w:proofErr w:type="spellStart"/>
+      <w:r>
+        <w:t>sprints</w:t>
+      </w:r>
+      <w:proofErr w:type="spellEnd"/>
+      <w:r>
+        <w:t>, describiendo objetivos, tareas clave y resultados esperados por iteración, sin necesidad de fijar fechas específicas.</w:t>
       </w:r>
     </w:p>
     <w:p>
@@ -7226,7 +7405,15 @@
         <w:ind w:firstLine="360"/>
       </w:pPr>
       <w:r>
-        <w:t>Los productos definidos para la plataforma e-commerce ya fueron seleccionados por el equipo y se encuentran implementados en el catálogo del sistema web. A continuación se presentan alineados al contexto funcional de la práctica:</w:t>
+        <w:t>Los productos definidos para la plataforma e-</w:t>
+      </w:r>
+      <w:proofErr w:type="spellStart"/>
+      <w:r>
+        <w:t>commerce</w:t>
+      </w:r>
+      <w:proofErr w:type="spellEnd"/>
+      <w:r>
+        <w:t xml:space="preserve"> ya fueron seleccionados por el equipo y se encuentran implementados en el catálogo del sistema web. A continuación se presentan alineados al contexto funcional de la práctica:</w:t>
       </w:r>
     </w:p>
     <w:p>
@@ -7240,9 +7427,14 @@
       </w:pPr>
       <w:bookmarkStart w:id="12" w:name="_Toc223906546"/>
       <w:r>
-        <w:t>Producto 1 (basado en ERP): SafeCase</w:t>
+        <w:t xml:space="preserve">Producto 1 (basado en ERP): </w:t>
+      </w:r>
+      <w:proofErr w:type="spellStart"/>
+      <w:r>
+        <w:t>SafeCase</w:t>
       </w:r>
       <w:bookmarkEnd w:id="12"/>
+      <w:proofErr w:type="spellEnd"/>
     </w:p>
     <w:p/>
     <w:p>
@@ -7340,8 +7532,13 @@
           <w:numId w:val="4"/>
         </w:numPr>
       </w:pPr>
-      <w:r>
-        <w:t>Dashboard de seguimiento para RRHH.</w:t>
+      <w:proofErr w:type="spellStart"/>
+      <w:r>
+        <w:t>Dashboard</w:t>
+      </w:r>
+      <w:proofErr w:type="spellEnd"/>
+      <w:r>
+        <w:t xml:space="preserve"> de seguimiento para RRHH.</w:t>
       </w:r>
     </w:p>
     <w:p>
@@ -7429,9 +7626,14 @@
       </w:pPr>
       <w:bookmarkStart w:id="13" w:name="_Toc223906547"/>
       <w:r>
-        <w:t>Producto 2 (basado en Desarrollo Web): LegalFlow</w:t>
+        <w:t xml:space="preserve">Producto 2 (basado en Desarrollo Web): </w:t>
+      </w:r>
+      <w:proofErr w:type="spellStart"/>
+      <w:r>
+        <w:t>LegalFlow</w:t>
       </w:r>
       <w:bookmarkEnd w:id="13"/>
+      <w:proofErr w:type="spellEnd"/>
     </w:p>
     <w:p/>
     <w:p>
@@ -7619,9 +7821,14 @@
       </w:pPr>
       <w:bookmarkStart w:id="14" w:name="_Toc223906548"/>
       <w:r>
-        <w:t>Producto 3 (basado en Desarrollo de Apps Móviles): HomeHub</w:t>
+        <w:t xml:space="preserve">Producto 3 (basado en Desarrollo de Apps Móviles): </w:t>
+      </w:r>
+      <w:proofErr w:type="spellStart"/>
+      <w:r>
+        <w:t>HomeHub</w:t>
       </w:r>
       <w:bookmarkEnd w:id="14"/>
+      <w:proofErr w:type="spellEnd"/>
     </w:p>
     <w:p/>
     <w:p>
@@ -7632,7 +7839,15 @@
         </w:numPr>
       </w:pPr>
       <w:r>
-        <w:t>Relación con la línea de servicio: desarrollo de apps móviles.</w:t>
+        <w:t xml:space="preserve">Relación con la línea de servicio: desarrollo de </w:t>
+      </w:r>
+      <w:proofErr w:type="spellStart"/>
+      <w:r>
+        <w:t>apps</w:t>
+      </w:r>
+      <w:proofErr w:type="spellEnd"/>
+      <w:r>
+        <w:t xml:space="preserve"> móviles.</w:t>
       </w:r>
     </w:p>
     <w:p>
@@ -7742,7 +7957,15 @@
         </w:numPr>
       </w:pPr>
       <w:r>
-        <w:t>Compatibilidad con Alexa, Google Home y Apple HomeKit.</w:t>
+        <w:t xml:space="preserve">Compatibilidad con Alexa, Google Home y Apple </w:t>
+      </w:r>
+      <w:proofErr w:type="spellStart"/>
+      <w:r>
+        <w:t>HomeKit</w:t>
+      </w:r>
+      <w:proofErr w:type="spellEnd"/>
+      <w:r>
+        <w:t>.</w:t>
       </w:r>
     </w:p>
     <w:p>
@@ -7798,7 +8021,15 @@
         </w:numPr>
       </w:pPr>
       <w:r>
-        <w:t>Unifica la gestión de dispositivos en una sola app.</w:t>
+        <w:t xml:space="preserve">Unifica la gestión de dispositivos en una sola </w:t>
+      </w:r>
+      <w:proofErr w:type="spellStart"/>
+      <w:r>
+        <w:t>app</w:t>
+      </w:r>
+      <w:proofErr w:type="spellEnd"/>
+      <w:r>
+        <w:t>.</w:t>
       </w:r>
     </w:p>
     <w:p/>
@@ -7818,7 +8049,15 @@
         <w:ind w:firstLine="708"/>
       </w:pPr>
       <w:r>
-        <w:t>Los tres productos cumplen la condición de estar basados en los servicios núcleo de QuetzalDev (ERP, web y móvil), y cada uno cuenta con los elementos solicitados para su publicación en el e-commerce: ilustración, precio, descripción, funciones y beneficios.</w:t>
+        <w:t>Los tres productos cumplen la condición de estar basados en los servicios núcleo de QuetzalDev (ERP, web y móvil), y cada uno cuenta con los elementos solicitados para su publicación en el e-</w:t>
+      </w:r>
+      <w:proofErr w:type="spellStart"/>
+      <w:r>
+        <w:t>commerce</w:t>
+      </w:r>
+      <w:proofErr w:type="spellEnd"/>
+      <w:r>
+        <w:t>: ilustración, precio, descripción, funciones y beneficios.</w:t>
       </w:r>
     </w:p>
     <w:p/>
@@ -7977,9 +8216,11 @@
             <w:tcW w:w="2515" w:type="dxa"/>
           </w:tcPr>
           <w:p>
+            <w:proofErr w:type="spellStart"/>
             <w:r>
               <w:t>Specific</w:t>
             </w:r>
+            <w:proofErr w:type="spellEnd"/>
           </w:p>
         </w:tc>
         <w:tc>
@@ -7988,7 +8229,15 @@
           </w:tcPr>
           <w:p>
             <w:r>
-              <w:t>Diseñar y presentar una plataforma e-commerce para QuetzalDev que venda 3 productos de software a partir de sus servicios base</w:t>
+              <w:t>Diseñar y presentar una plataforma e-</w:t>
+            </w:r>
+            <w:proofErr w:type="spellStart"/>
+            <w:r>
+              <w:t>commerce</w:t>
+            </w:r>
+            <w:proofErr w:type="spellEnd"/>
+            <w:r>
+              <w:t xml:space="preserve"> para QuetzalDev que venda 3 productos de software a partir de sus servicios base</w:t>
             </w:r>
             <w:r>
               <w:t>.</w:t>
@@ -8002,9 +8251,11 @@
             <w:tcW w:w="2515" w:type="dxa"/>
           </w:tcPr>
           <w:p>
+            <w:proofErr w:type="spellStart"/>
             <w:r>
               <w:t>Measurable</w:t>
             </w:r>
+            <w:proofErr w:type="spellEnd"/>
           </w:p>
         </w:tc>
         <w:tc>
@@ -8027,9 +8278,11 @@
             <w:tcW w:w="2515" w:type="dxa"/>
           </w:tcPr>
           <w:p>
+            <w:proofErr w:type="spellStart"/>
             <w:r>
               <w:t>Achievable</w:t>
             </w:r>
+            <w:proofErr w:type="spellEnd"/>
           </w:p>
         </w:tc>
         <w:tc>
@@ -8038,7 +8291,23 @@
           </w:tcPr>
           <w:p>
             <w:r>
-              <w:t>Uso de herramientas accesibles (React, TypeScript, Vite) para empaquetar módulos ya desarrollados por la empresa</w:t>
+              <w:t>Uso de herramientas accesibles (</w:t>
+            </w:r>
+            <w:proofErr w:type="spellStart"/>
+            <w:r>
+              <w:t>React</w:t>
+            </w:r>
+            <w:proofErr w:type="spellEnd"/>
+            <w:r>
+              <w:t xml:space="preserve">, </w:t>
+            </w:r>
+            <w:proofErr w:type="spellStart"/>
+            <w:r>
+              <w:t>TypeScript</w:t>
+            </w:r>
+            <w:proofErr w:type="spellEnd"/>
+            <w:r>
+              <w:t>, Vite) para empaquetar módulos ya desarrollados por la empresa</w:t>
             </w:r>
             <w:r>
               <w:t>.</w:t>
@@ -8052,9 +8321,11 @@
             <w:tcW w:w="2515" w:type="dxa"/>
           </w:tcPr>
           <w:p>
+            <w:proofErr w:type="spellStart"/>
             <w:r>
               <w:t>Relevant</w:t>
             </w:r>
+            <w:proofErr w:type="spellEnd"/>
           </w:p>
         </w:tc>
         <w:tc>
@@ -8075,8 +8346,13 @@
           </w:tcPr>
           <w:p>
             <w:r>
-              <w:t>Time-bound</w:t>
-            </w:r>
+              <w:t>Time-</w:t>
+            </w:r>
+            <w:proofErr w:type="spellStart"/>
+            <w:r>
+              <w:t>bound</w:t>
+            </w:r>
+            <w:proofErr w:type="spellEnd"/>
           </w:p>
         </w:tc>
         <w:tc>
@@ -8282,8 +8558,13 @@
               <w:jc w:val="center"/>
             </w:pPr>
             <w:r>
-              <w:t>Tasa de conversión de Checkout</w:t>
-            </w:r>
+              <w:t xml:space="preserve">Tasa de conversión de </w:t>
+            </w:r>
+            <w:proofErr w:type="spellStart"/>
+            <w:r>
+              <w:t>Checkout</w:t>
+            </w:r>
+            <w:proofErr w:type="spellEnd"/>
           </w:p>
         </w:tc>
         <w:tc>
@@ -8296,7 +8577,15 @@
               <w:jc w:val="center"/>
             </w:pPr>
             <w:r>
-              <w:t>(Compras / Visitas al checkout) * 100</w:t>
+              <w:t xml:space="preserve">(Compras / Visitas al </w:t>
+            </w:r>
+            <w:proofErr w:type="spellStart"/>
+            <w:r>
+              <w:t>checkout</w:t>
+            </w:r>
+            <w:proofErr w:type="spellEnd"/>
+            <w:r>
+              <w:t>) * 100</w:t>
             </w:r>
           </w:p>
         </w:tc>
@@ -8324,8 +8613,13 @@
               <w:jc w:val="center"/>
             </w:pPr>
             <w:r>
-              <w:t>Base de datos / Analytics</w:t>
-            </w:r>
+              <w:t xml:space="preserve">Base de datos / </w:t>
+            </w:r>
+            <w:proofErr w:type="spellStart"/>
+            <w:r>
+              <w:t>Analytics</w:t>
+            </w:r>
+            <w:proofErr w:type="spellEnd"/>
           </w:p>
         </w:tc>
       </w:tr>
@@ -8490,12 +8784,28 @@
             <w:pPr>
               <w:jc w:val="center"/>
             </w:pPr>
-            <w:r>
-              <w:rPr>
-                <w:lang w:val="es-GT"/>
-              </w:rPr>
-              <w:t>Analytics / Eventos del frontend</w:t>
-            </w:r>
+            <w:proofErr w:type="spellStart"/>
+            <w:r>
+              <w:rPr>
+                <w:lang w:val="es-GT"/>
+              </w:rPr>
+              <w:t>Analytics</w:t>
+            </w:r>
+            <w:proofErr w:type="spellEnd"/>
+            <w:r>
+              <w:rPr>
+                <w:lang w:val="es-GT"/>
+              </w:rPr>
+              <w:t xml:space="preserve"> / Eventos del </w:t>
+            </w:r>
+            <w:proofErr w:type="spellStart"/>
+            <w:r>
+              <w:rPr>
+                <w:lang w:val="es-GT"/>
+              </w:rPr>
+              <w:t>frontend</w:t>
+            </w:r>
+            <w:proofErr w:type="spellEnd"/>
           </w:p>
         </w:tc>
       </w:tr>
@@ -8614,7 +8924,21 @@
               <w:rPr>
                 <w:lang w:val="en-US"/>
               </w:rPr>
-              <w:t xml:space="preserve">Ticket Promedio (AOV – Average </w:t>
+              <w:t xml:space="preserve">Ticket </w:t>
+            </w:r>
+            <w:proofErr w:type="spellStart"/>
+            <w:r>
+              <w:rPr>
+                <w:lang w:val="en-US"/>
+              </w:rPr>
+              <w:t>Promedio</w:t>
+            </w:r>
+            <w:proofErr w:type="spellEnd"/>
+            <w:r>
+              <w:rPr>
+                <w:lang w:val="en-US"/>
+              </w:rPr>
+              <w:t xml:space="preserve"> (AOV – Average </w:t>
             </w:r>
             <w:r>
               <w:rPr>
@@ -8747,7 +9071,23 @@
           <w:b/>
           <w:bCs/>
         </w:rPr>
-        <w:t>Lanzar la plataforma e-commerce de QuetzalDev con éxito operativo.</w:t>
+        <w:t>Lanzar la plataforma e-</w:t>
+      </w:r>
+      <w:proofErr w:type="spellStart"/>
+      <w:r>
+        <w:rPr>
+          <w:b/>
+          <w:bCs/>
+        </w:rPr>
+        <w:t>commerce</w:t>
+      </w:r>
+      <w:proofErr w:type="spellEnd"/>
+      <w:r>
+        <w:rPr>
+          <w:b/>
+          <w:bCs/>
+        </w:rPr>
+        <w:t xml:space="preserve"> de QuetzalDev con éxito operativo.</w:t>
       </w:r>
     </w:p>
     <w:p>
@@ -8788,8 +9128,17 @@
                 <w:b/>
                 <w:color w:val="FFFFFF" w:themeColor="background1"/>
               </w:rPr>
-              <w:t>Key Result</w:t>
-            </w:r>
+              <w:t xml:space="preserve">Key </w:t>
+            </w:r>
+            <w:proofErr w:type="spellStart"/>
+            <w:r>
+              <w:rPr>
+                <w:b/>
+                <w:color w:val="FFFFFF" w:themeColor="background1"/>
+              </w:rPr>
+              <w:t>Result</w:t>
+            </w:r>
+            <w:proofErr w:type="spellEnd"/>
           </w:p>
         </w:tc>
         <w:tc>
@@ -8994,8 +9343,17 @@
                 <w:b/>
                 <w:color w:val="FFFFFF" w:themeColor="background1"/>
               </w:rPr>
-              <w:t>Key Result</w:t>
-            </w:r>
+              <w:t xml:space="preserve">Key </w:t>
+            </w:r>
+            <w:proofErr w:type="spellStart"/>
+            <w:r>
+              <w:rPr>
+                <w:b/>
+                <w:color w:val="FFFFFF" w:themeColor="background1"/>
+              </w:rPr>
+              <w:t>Result</w:t>
+            </w:r>
+            <w:proofErr w:type="spellEnd"/>
           </w:p>
         </w:tc>
         <w:tc>
@@ -9112,7 +9470,15 @@
               <w:jc w:val="center"/>
             </w:pPr>
             <w:r>
-              <w:t>Lograr una alta satisfacción del cliente (Net Promoter Score)</w:t>
+              <w:t xml:space="preserve">Lograr una alta satisfacción del cliente (Net </w:t>
+            </w:r>
+            <w:proofErr w:type="spellStart"/>
+            <w:r>
+              <w:t>Promoter</w:t>
+            </w:r>
+            <w:proofErr w:type="spellEnd"/>
+            <w:r>
+              <w:t xml:space="preserve"> Score)</w:t>
             </w:r>
           </w:p>
         </w:tc>
@@ -9205,8 +9571,17 @@
                 <w:b/>
                 <w:color w:val="FFFFFF" w:themeColor="background1"/>
               </w:rPr>
-              <w:t>Key Result</w:t>
-            </w:r>
+              <w:t xml:space="preserve">Key </w:t>
+            </w:r>
+            <w:proofErr w:type="spellStart"/>
+            <w:r>
+              <w:rPr>
+                <w:b/>
+                <w:color w:val="FFFFFF" w:themeColor="background1"/>
+              </w:rPr>
+              <w:t>Result</w:t>
+            </w:r>
+            <w:proofErr w:type="spellEnd"/>
           </w:p>
         </w:tc>
         <w:tc>
@@ -9279,7 +9654,15 @@
               <w:jc w:val="center"/>
             </w:pPr>
             <w:r>
-              <w:t>Completar la aplicación de frameworks de análisis de entorno.</w:t>
+              <w:t xml:space="preserve">Completar la aplicación de </w:t>
+            </w:r>
+            <w:proofErr w:type="spellStart"/>
+            <w:r>
+              <w:t>frameworks</w:t>
+            </w:r>
+            <w:proofErr w:type="spellEnd"/>
+            <w:r>
+              <w:t xml:space="preserve"> de análisis de entorno.</w:t>
             </w:r>
           </w:p>
         </w:tc>
@@ -9293,8 +9676,13 @@
               <w:jc w:val="center"/>
             </w:pPr>
             <w:r>
-              <w:t>7 frameworks</w:t>
-            </w:r>
+              <w:t xml:space="preserve">7 </w:t>
+            </w:r>
+            <w:proofErr w:type="spellStart"/>
+            <w:r>
+              <w:t>frameworks</w:t>
+            </w:r>
+            <w:proofErr w:type="spellEnd"/>
           </w:p>
         </w:tc>
       </w:tr>
@@ -9339,8 +9727,13 @@
             <w:r>
               <w:t xml:space="preserve">2 </w:t>
             </w:r>
-            <w:r>
-              <w:t>sprints completados</w:t>
+            <w:proofErr w:type="spellStart"/>
+            <w:r>
+              <w:t>sprints</w:t>
+            </w:r>
+            <w:proofErr w:type="spellEnd"/>
+            <w:r>
+              <w:t xml:space="preserve"> completados</w:t>
             </w:r>
           </w:p>
         </w:tc>
@@ -9396,7 +9789,15 @@
         <w:t>(La meta final):</w:t>
       </w:r>
       <w:r>
-        <w:t xml:space="preserve"> Actúa como la "brújula" general del proyecto. Establece el destino exacto al que QuetzalDev debe llegar (15 ventas digitales de 3 productos específicos al cierre del 1S-2026). Es el gran objetivo macro que justifica la inversión en el e-commerce.</w:t>
+        <w:t xml:space="preserve"> Actúa como la "brújula" general del proyecto. Establece el destino exacto al que QuetzalDev debe llegar (15 ventas digitales de 3 productos específicos al cierre del 1S-2026). Es el gran objetivo macro que justifica la inversión en el e-</w:t>
+      </w:r>
+      <w:proofErr w:type="spellStart"/>
+      <w:r>
+        <w:t>commerce</w:t>
+      </w:r>
+      <w:proofErr w:type="spellEnd"/>
+      <w:r>
+        <w:t>.</w:t>
       </w:r>
     </w:p>
     <w:p/>
@@ -9416,7 +9817,23 @@
         <w:t>KPI (Los signos vitales):</w:t>
       </w:r>
       <w:r>
-        <w:t xml:space="preserve"> Son los indicadores de salud en tiempo real que nos dicen si el sistema está funcionando operativamente para llegar a la meta. Mientras el SMART mira al final del trimestre, los KPIs (como la conversión del checkout o el abandono de carrito) se monitorean diario/semanalmente para detectar cuellos de botella en la plataforma web.</w:t>
+        <w:t xml:space="preserve"> Son los indicadores de salud en tiempo real que nos dicen si el sistema está funcionando operativamente para llegar a la meta. Mientras el SMART mira al final del trimestre, los </w:t>
+      </w:r>
+      <w:proofErr w:type="spellStart"/>
+      <w:r>
+        <w:t>KPIs</w:t>
+      </w:r>
+      <w:proofErr w:type="spellEnd"/>
+      <w:r>
+        <w:t xml:space="preserve"> (como la conversión del </w:t>
+      </w:r>
+      <w:proofErr w:type="spellStart"/>
+      <w:r>
+        <w:t>checkout</w:t>
+      </w:r>
+      <w:proofErr w:type="spellEnd"/>
+      <w:r>
+        <w:t xml:space="preserve"> o el abandono de carrito) se monitorean diario/semanalmente para detectar cuellos de botella en la plataforma web.</w:t>
       </w:r>
     </w:p>
     <w:p>
@@ -9443,7 +9860,39 @@
         <w:t>OKR (El puente estratégico):</w:t>
       </w:r>
       <w:r>
-        <w:t xml:space="preserve"> Es la metodología que conecta la operación diaria (KPIs) con la gran meta final (SMART). Los Objectives definen las prioridades cualitativas del equipo (ej. "Lanzar con éxito operativo"), mientras que los Key Results utilizan métricas concretas (muchas veces alimentadas por los mismos KPIs) para confirmar objetivamente si ese objetivo se logró o no. En conjunto, garantizan que el esfuerzo técnico de desarrollo web se traduzca en resultados de negocio.</w:t>
+        <w:t xml:space="preserve"> Es la metodología que conecta la operación diaria (</w:t>
+      </w:r>
+      <w:proofErr w:type="spellStart"/>
+      <w:r>
+        <w:t>KPIs</w:t>
+      </w:r>
+      <w:proofErr w:type="spellEnd"/>
+      <w:r>
+        <w:t xml:space="preserve">) con la gran meta final (SMART). Los </w:t>
+      </w:r>
+      <w:proofErr w:type="spellStart"/>
+      <w:r>
+        <w:t>Objectives</w:t>
+      </w:r>
+      <w:proofErr w:type="spellEnd"/>
+      <w:r>
+        <w:t xml:space="preserve"> definen las prioridades cualitativas del equipo (ej. "Lanzar con éxito operativo"), mientras que los Key </w:t>
+      </w:r>
+      <w:proofErr w:type="spellStart"/>
+      <w:r>
+        <w:t>Results</w:t>
+      </w:r>
+      <w:proofErr w:type="spellEnd"/>
+      <w:r>
+        <w:t xml:space="preserve"> utilizan métricas concretas (muchas veces alimentadas por los mismos </w:t>
+      </w:r>
+      <w:proofErr w:type="spellStart"/>
+      <w:r>
+        <w:t>KPIs</w:t>
+      </w:r>
+      <w:proofErr w:type="spellEnd"/>
+      <w:r>
+        <w:t>) para confirmar objetivamente si ese objetivo se logró o no. En conjunto, garantizan que el esfuerzo técnico de desarrollo web se traduzca en resultados de negocio.</w:t>
       </w:r>
     </w:p>
     <w:p>
@@ -9509,12 +9958,28 @@
         <w:ind w:firstLine="708"/>
       </w:pPr>
       <w:r>
-        <w:t>QuetzalDev dispone de capacidades sólidas en ERP, desarrollo web y desarrollo móvil; sin embargo, carece de una plataforma comercial unificada para transformar dichas capacidades en productos digitales empaquetados y monetizables de forma continua.</w:t>
-      </w:r>
-    </w:p>
-    <w:p>
-      <w:r>
-        <w:t>Actualmente, la ausencia de un canal e-commerce con experiencia de compra estructurada limita la visibilidad de la oferta, dificulta la comunicación de valor por producto y reduce las oportunidades de conversión frente a competidores que ya comercializan soluciones en línea con procesos más estandarizados.</w:t>
+        <w:t xml:space="preserve">QuetzalDev dispone de capacidades sólidas en ERP, desarrollo web y desarrollo móvil; sin embargo, carece de una plataforma comercial unificada para transformar dichas capacidades en productos digitales empaquetados y </w:t>
+      </w:r>
+      <w:proofErr w:type="spellStart"/>
+      <w:r>
+        <w:t>monetizables</w:t>
+      </w:r>
+      <w:proofErr w:type="spellEnd"/>
+      <w:r>
+        <w:t xml:space="preserve"> de forma continua.</w:t>
+      </w:r>
+    </w:p>
+    <w:p>
+      <w:r>
+        <w:t>Actualmente, la ausencia de un canal e-</w:t>
+      </w:r>
+      <w:proofErr w:type="spellStart"/>
+      <w:r>
+        <w:t>commerce</w:t>
+      </w:r>
+      <w:proofErr w:type="spellEnd"/>
+      <w:r>
+        <w:t xml:space="preserve"> con experiencia de compra estructurada limita la visibilidad de la oferta, dificulta la comunicación de valor por producto y reduce las oportunidades de conversión frente a competidores que ya comercializan soluciones en línea con procesos más estandarizados.</w:t>
       </w:r>
     </w:p>
     <w:p>
@@ -9571,7 +10036,15 @@
         <w:ind w:firstLine="708"/>
       </w:pPr>
       <w:r>
-        <w:t>Se propone implementar una plataforma e-commerce funcional para QuetzalDev que centralice el catálogo de productos, habilite carrito de compras y permita simulación de compra, integrando criterios de negocio, arquitectura de información y planeación ágil.</w:t>
+        <w:t>Se propone implementar una plataforma e-</w:t>
+      </w:r>
+      <w:proofErr w:type="spellStart"/>
+      <w:r>
+        <w:t>commerce</w:t>
+      </w:r>
+      <w:proofErr w:type="spellEnd"/>
+      <w:r>
+        <w:t xml:space="preserve"> funcional para QuetzalDev que centralice el catálogo de productos, habilite carrito de compras y permita simulación de compra, integrando criterios de negocio, arquitectura de información y planeación ágil.</w:t>
       </w:r>
     </w:p>
     <w:p>
@@ -9586,8 +10059,13 @@
           <w:numId w:val="8"/>
         </w:numPr>
       </w:pPr>
-      <w:r>
-        <w:t>SafeCase (ERP): gestión y prevención del acoso laboral en entornos corporativos.</w:t>
+      <w:proofErr w:type="spellStart"/>
+      <w:r>
+        <w:t>SafeCase</w:t>
+      </w:r>
+      <w:proofErr w:type="spellEnd"/>
+      <w:r>
+        <w:t xml:space="preserve"> (ERP): gestión y prevención del acoso laboral en entornos corporativos.</w:t>
       </w:r>
     </w:p>
     <w:p>
@@ -9597,8 +10075,13 @@
           <w:numId w:val="8"/>
         </w:numPr>
       </w:pPr>
-      <w:r>
-        <w:t>LegalFlow (Web): administración integral de operaciones para bufetes de abogados.</w:t>
+      <w:proofErr w:type="spellStart"/>
+      <w:r>
+        <w:t>LegalFlow</w:t>
+      </w:r>
+      <w:proofErr w:type="spellEnd"/>
+      <w:r>
+        <w:t xml:space="preserve"> (Web): administración integral de operaciones para bufetes de abogados.</w:t>
       </w:r>
     </w:p>
     <w:p>
@@ -9608,8 +10091,21 @@
           <w:numId w:val="8"/>
         </w:numPr>
       </w:pPr>
-      <w:r>
-        <w:t>HomeHub (Móvil): centralización de dispositivos domóticos en una sola aplicación.</w:t>
+      <w:proofErr w:type="spellStart"/>
+      <w:r>
+        <w:t>HomeHub</w:t>
+      </w:r>
+      <w:proofErr w:type="spellEnd"/>
+      <w:r>
+        <w:t xml:space="preserve"> (Móvil): centralización de dispositivos </w:t>
+      </w:r>
+      <w:proofErr w:type="spellStart"/>
+      <w:r>
+        <w:t>domóticos</w:t>
+      </w:r>
+      <w:proofErr w:type="spellEnd"/>
+      <w:r>
+        <w:t xml:space="preserve"> en una sola aplicación.</w:t>
       </w:r>
     </w:p>
     <w:p>
@@ -9625,7 +10121,15 @@
         </w:numPr>
       </w:pPr>
       <w:r>
-        <w:t>Investigación de competidores e identificación de insights de mercado.</w:t>
+        <w:t xml:space="preserve">Investigación de competidores e identificación de </w:t>
+      </w:r>
+      <w:proofErr w:type="spellStart"/>
+      <w:r>
+        <w:t>insights</w:t>
+      </w:r>
+      <w:proofErr w:type="spellEnd"/>
+      <w:r>
+        <w:t xml:space="preserve"> de mercado.</w:t>
       </w:r>
     </w:p>
     <w:p>
@@ -9636,7 +10140,39 @@
         </w:numPr>
       </w:pPr>
       <w:r>
-        <w:t>Aplicación de frameworks de análisis (VUCA, Diamond, PEST, Five Forces, SWOT, TOWS y SOAR).</w:t>
+        <w:t xml:space="preserve">Aplicación de </w:t>
+      </w:r>
+      <w:proofErr w:type="spellStart"/>
+      <w:r>
+        <w:t>frameworks</w:t>
+      </w:r>
+      <w:proofErr w:type="spellEnd"/>
+      <w:r>
+        <w:t xml:space="preserve"> de análisis (VUCA, </w:t>
+      </w:r>
+      <w:proofErr w:type="spellStart"/>
+      <w:r>
+        <w:t>Diamond</w:t>
+      </w:r>
+      <w:proofErr w:type="spellEnd"/>
+      <w:r>
+        <w:t xml:space="preserve">, PEST, </w:t>
+      </w:r>
+      <w:proofErr w:type="spellStart"/>
+      <w:r>
+        <w:t>Five</w:t>
+      </w:r>
+      <w:proofErr w:type="spellEnd"/>
+      <w:r>
+        <w:t xml:space="preserve"> </w:t>
+      </w:r>
+      <w:proofErr w:type="spellStart"/>
+      <w:r>
+        <w:t>Forces</w:t>
+      </w:r>
+      <w:proofErr w:type="spellEnd"/>
+      <w:r>
+        <w:t>, SWOT, TOWS y SOAR).</w:t>
       </w:r>
     </w:p>
     <w:p>
@@ -9658,7 +10194,15 @@
         </w:numPr>
       </w:pPr>
       <w:r>
-        <w:t>Plan de ejecución en dos sprints con procesos clave y evidencias funcionales.</w:t>
+        <w:t xml:space="preserve">Plan de ejecución en dos </w:t>
+      </w:r>
+      <w:proofErr w:type="spellStart"/>
+      <w:r>
+        <w:t>sprints</w:t>
+      </w:r>
+      <w:proofErr w:type="spellEnd"/>
+      <w:r>
+        <w:t xml:space="preserve"> con procesos clave y evidencias funcionales.</w:t>
       </w:r>
     </w:p>
     <w:p>
@@ -9694,6 +10238,7 @@
       <w:r>
         <w:rPr>
           <w:noProof/>
+          <w:lang w:eastAsia="es-ES"/>
         </w:rPr>
         <w:drawing>
           <wp:inline distT="0" distB="0" distL="0" distR="0" wp14:anchorId="3DF2835C" wp14:editId="271A12C2">
@@ -9840,7 +10385,49 @@
         <w:rPr>
           <w:lang w:val="es-GT"/>
         </w:rPr>
-        <w:t xml:space="preserve"> La plataforma web desarrollada en React 18 + TypeScript + Vite actúa como el mecanismo central de captura y conversión. Opera como una SPA con enrutamiento HashRouter, permitiendo navegación sin recargas de página y una experiencia fluida desde el catálogo hasta el recibo.</w:t>
+        <w:t xml:space="preserve"> La plataforma web desarrollada en </w:t>
+      </w:r>
+      <w:proofErr w:type="spellStart"/>
+      <w:r>
+        <w:rPr>
+          <w:lang w:val="es-GT"/>
+        </w:rPr>
+        <w:t>React</w:t>
+      </w:r>
+      <w:proofErr w:type="spellEnd"/>
+      <w:r>
+        <w:rPr>
+          <w:lang w:val="es-GT"/>
+        </w:rPr>
+        <w:t xml:space="preserve"> 18 + </w:t>
+      </w:r>
+      <w:proofErr w:type="spellStart"/>
+      <w:r>
+        <w:rPr>
+          <w:lang w:val="es-GT"/>
+        </w:rPr>
+        <w:t>TypeScript</w:t>
+      </w:r>
+      <w:proofErr w:type="spellEnd"/>
+      <w:r>
+        <w:rPr>
+          <w:lang w:val="es-GT"/>
+        </w:rPr>
+        <w:t xml:space="preserve"> + Vite actúa como el mecanismo central de captura y conversión. Opera como una SPA con enrutamiento </w:t>
+      </w:r>
+      <w:proofErr w:type="spellStart"/>
+      <w:r>
+        <w:rPr>
+          <w:lang w:val="es-GT"/>
+        </w:rPr>
+        <w:t>HashRouter</w:t>
+      </w:r>
+      <w:proofErr w:type="spellEnd"/>
+      <w:r>
+        <w:rPr>
+          <w:lang w:val="es-GT"/>
+        </w:rPr>
+        <w:t>, permitiendo navegación sin recargas de página y una experiencia fluida desde el catálogo hasta el recibo.</w:t>
       </w:r>
     </w:p>
     <w:p>
@@ -9866,7 +10453,21 @@
         <w:rPr>
           <w:lang w:val="es-GT"/>
         </w:rPr>
-        <w:t xml:space="preserve"> Convierte el tráfico entrante (desde anuncios o búsqueda orgánica) en compradores mediante un flujo de 4 pasos: catálogo → carrito → checkout → recibo.</w:t>
+        <w:t xml:space="preserve"> Convierte el tráfico entrante (desde anuncios o búsqueda orgánica) en compradores mediante un flujo de 4 pasos: catálogo → carrito → </w:t>
+      </w:r>
+      <w:proofErr w:type="spellStart"/>
+      <w:r>
+        <w:rPr>
+          <w:lang w:val="es-GT"/>
+        </w:rPr>
+        <w:t>checkout</w:t>
+      </w:r>
+      <w:proofErr w:type="spellEnd"/>
+      <w:r>
+        <w:rPr>
+          <w:lang w:val="es-GT"/>
+        </w:rPr>
+        <w:t xml:space="preserve"> → recibo.</w:t>
       </w:r>
     </w:p>
     <w:p>
@@ -9892,7 +10493,21 @@
         <w:rPr>
           <w:lang w:val="es-GT"/>
         </w:rPr>
-        <w:t xml:space="preserve"> Tasa de conversión catálogo → checkout meta 5 %; abandono de carrito &lt; 30 %.</w:t>
+        <w:t xml:space="preserve"> Tasa de conversión catálogo → </w:t>
+      </w:r>
+      <w:proofErr w:type="spellStart"/>
+      <w:r>
+        <w:rPr>
+          <w:lang w:val="es-GT"/>
+        </w:rPr>
+        <w:t>checkout</w:t>
+      </w:r>
+      <w:proofErr w:type="spellEnd"/>
+      <w:r>
+        <w:rPr>
+          <w:lang w:val="es-GT"/>
+        </w:rPr>
+        <w:t xml:space="preserve"> meta 5 %; abandono de carrito &lt; 30 %.</w:t>
       </w:r>
     </w:p>
     <w:p>
@@ -9947,7 +10562,49 @@
         <w:rPr>
           <w:lang w:val="es-GT"/>
         </w:rPr>
-        <w:t xml:space="preserve"> CartContext.tsx gestiona el estado global del carrito de compras mediante React Context API. Persiste el carrito en la sesión del usuario y proporciona funciones de agregar, eliminar y vaciar artículos accesibles desde cualquier componente de la aplicación.</w:t>
+        <w:t xml:space="preserve"> </w:t>
+      </w:r>
+      <w:proofErr w:type="spellStart"/>
+      <w:r>
+        <w:rPr>
+          <w:lang w:val="es-GT"/>
+        </w:rPr>
+        <w:t>CartContext.tsx</w:t>
+      </w:r>
+      <w:proofErr w:type="spellEnd"/>
+      <w:r>
+        <w:rPr>
+          <w:lang w:val="es-GT"/>
+        </w:rPr>
+        <w:t xml:space="preserve"> gestiona el estado global del carrito de compras mediante </w:t>
+      </w:r>
+      <w:proofErr w:type="spellStart"/>
+      <w:r>
+        <w:rPr>
+          <w:lang w:val="es-GT"/>
+        </w:rPr>
+        <w:t>React</w:t>
+      </w:r>
+      <w:proofErr w:type="spellEnd"/>
+      <w:r>
+        <w:rPr>
+          <w:lang w:val="es-GT"/>
+        </w:rPr>
+        <w:t xml:space="preserve"> </w:t>
+      </w:r>
+      <w:proofErr w:type="spellStart"/>
+      <w:r>
+        <w:rPr>
+          <w:lang w:val="es-GT"/>
+        </w:rPr>
+        <w:t>Context</w:t>
+      </w:r>
+      <w:proofErr w:type="spellEnd"/>
+      <w:r>
+        <w:rPr>
+          <w:lang w:val="es-GT"/>
+        </w:rPr>
+        <w:t xml:space="preserve"> API. Persiste el carrito en la sesión del usuario y proporciona funciones de agregar, eliminar y vaciar artículos accesibles desde cualquier componente de la aplicación.</w:t>
       </w:r>
     </w:p>
     <w:p>
@@ -10023,7 +10680,21 @@
         <w:rPr>
           <w:lang w:val="es-GT"/>
         </w:rPr>
-        <w:t>Mecanismo 3 — Formulario de Checkout con Validación</w:t>
+        <w:t xml:space="preserve">Mecanismo 3 — Formulario de </w:t>
+      </w:r>
+      <w:proofErr w:type="spellStart"/>
+      <w:r>
+        <w:rPr>
+          <w:lang w:val="es-GT"/>
+        </w:rPr>
+        <w:t>Checkout</w:t>
+      </w:r>
+      <w:proofErr w:type="spellEnd"/>
+      <w:r>
+        <w:rPr>
+          <w:lang w:val="es-GT"/>
+        </w:rPr>
+        <w:t xml:space="preserve"> con Validación</w:t>
       </w:r>
       <w:bookmarkEnd w:id="29"/>
     </w:p>
@@ -10050,7 +10721,21 @@
         <w:rPr>
           <w:lang w:val="es-GT"/>
         </w:rPr>
-        <w:t xml:space="preserve"> CheckoutForm.tsx implementa validación de campos en tiempo real: formato de teléfono guatemalteco 1234-5678, NIT 1234567-8, número de tarjeta y email válido. Bloquea el envío hasta que todos los campos requeridos sean correctos, reduciendo errores y rechazos.</w:t>
+        <w:t xml:space="preserve"> </w:t>
+      </w:r>
+      <w:proofErr w:type="spellStart"/>
+      <w:r>
+        <w:rPr>
+          <w:lang w:val="es-GT"/>
+        </w:rPr>
+        <w:t>CheckoutForm.tsx</w:t>
+      </w:r>
+      <w:proofErr w:type="spellEnd"/>
+      <w:r>
+        <w:rPr>
+          <w:lang w:val="es-GT"/>
+        </w:rPr>
+        <w:t xml:space="preserve"> implementa validación de campos en tiempo real: formato de teléfono guatemalteco 1234-5678, NIT 1234567-8, número de tarjeta y email válido. Bloquea el envío hasta que todos los campos requeridos sean correctos, reduciendo errores y rechazos.</w:t>
       </w:r>
     </w:p>
     <w:p>
@@ -10102,7 +10787,21 @@
         <w:rPr>
           <w:lang w:val="es-GT"/>
         </w:rPr>
-        <w:t xml:space="preserve"> Tasa de error en formulario &lt; 10 % de los submissions.</w:t>
+        <w:t xml:space="preserve"> Tasa de error en formulario &lt; 10 % de los </w:t>
+      </w:r>
+      <w:proofErr w:type="spellStart"/>
+      <w:r>
+        <w:rPr>
+          <w:lang w:val="es-GT"/>
+        </w:rPr>
+        <w:t>submissions</w:t>
+      </w:r>
+      <w:proofErr w:type="spellEnd"/>
+      <w:r>
+        <w:rPr>
+          <w:lang w:val="es-GT"/>
+        </w:rPr>
+        <w:t>.</w:t>
       </w:r>
     </w:p>
     <w:p>
@@ -10126,9 +10825,17 @@
         <w:rPr>
           <w:lang w:val="es-GT"/>
         </w:rPr>
-        <w:t>Mecanismo 4 — Generador de Recibo y Persistencia en localStorage</w:t>
+        <w:t xml:space="preserve">Mecanismo 4 — Generador de Recibo y Persistencia en </w:t>
+      </w:r>
+      <w:proofErr w:type="spellStart"/>
+      <w:r>
+        <w:rPr>
+          <w:lang w:val="es-GT"/>
+        </w:rPr>
+        <w:t>localStorage</w:t>
       </w:r>
       <w:bookmarkEnd w:id="30"/>
+      <w:proofErr w:type="spellEnd"/>
     </w:p>
     <w:p>
       <w:pPr>
@@ -10153,7 +10860,63 @@
         <w:rPr>
           <w:lang w:val="es-GT"/>
         </w:rPr>
-        <w:t xml:space="preserve"> Al confirmar el checkout, el sistema genera un objeto receipt con número de orden, datos de cliente, método de pago y detalle de productos. Lo almacena en localStorage para recuperarlo en /recibo sin backend. Incluye CTA personalizado por producto adquirido hacia la página de bienvenida.</w:t>
+        <w:t xml:space="preserve"> Al confirmar el </w:t>
+      </w:r>
+      <w:proofErr w:type="spellStart"/>
+      <w:r>
+        <w:rPr>
+          <w:lang w:val="es-GT"/>
+        </w:rPr>
+        <w:t>checkout</w:t>
+      </w:r>
+      <w:proofErr w:type="spellEnd"/>
+      <w:r>
+        <w:rPr>
+          <w:lang w:val="es-GT"/>
+        </w:rPr>
+        <w:t xml:space="preserve">, el sistema genera un objeto </w:t>
+      </w:r>
+      <w:proofErr w:type="spellStart"/>
+      <w:r>
+        <w:rPr>
+          <w:lang w:val="es-GT"/>
+        </w:rPr>
+        <w:t>receipt</w:t>
+      </w:r>
+      <w:proofErr w:type="spellEnd"/>
+      <w:r>
+        <w:rPr>
+          <w:lang w:val="es-GT"/>
+        </w:rPr>
+        <w:t xml:space="preserve"> con número de orden, datos de cliente, método de pago y detalle de productos. Lo almacena en </w:t>
+      </w:r>
+      <w:proofErr w:type="spellStart"/>
+      <w:r>
+        <w:rPr>
+          <w:lang w:val="es-GT"/>
+        </w:rPr>
+        <w:t>localStorage</w:t>
+      </w:r>
+      <w:proofErr w:type="spellEnd"/>
+      <w:r>
+        <w:rPr>
+          <w:lang w:val="es-GT"/>
+        </w:rPr>
+        <w:t xml:space="preserve"> para recuperarlo en /recibo sin </w:t>
+      </w:r>
+      <w:proofErr w:type="spellStart"/>
+      <w:r>
+        <w:rPr>
+          <w:lang w:val="es-GT"/>
+        </w:rPr>
+        <w:t>backend</w:t>
+      </w:r>
+      <w:proofErr w:type="spellEnd"/>
+      <w:r>
+        <w:rPr>
+          <w:lang w:val="es-GT"/>
+        </w:rPr>
+        <w:t>. Incluye CTA personalizado por producto adquirido hacia la página de bienvenida.</w:t>
       </w:r>
       <w:r>
         <w:rPr>
@@ -10173,7 +10936,21 @@
         <w:rPr>
           <w:lang w:val="es-GT"/>
         </w:rPr>
-        <w:t xml:space="preserve"> Cierra el ciclo de compra de forma satisfactoria, entrega el comprobante y hace el onboarding al producto inmediato.</w:t>
+        <w:t xml:space="preserve"> Cierra el ciclo de compra de forma satisfactoria, entrega el comprobante y hace el </w:t>
+      </w:r>
+      <w:proofErr w:type="spellStart"/>
+      <w:r>
+        <w:rPr>
+          <w:lang w:val="es-GT"/>
+        </w:rPr>
+        <w:t>onboarding</w:t>
+      </w:r>
+      <w:proofErr w:type="spellEnd"/>
+      <w:r>
+        <w:rPr>
+          <w:lang w:val="es-GT"/>
+        </w:rPr>
+        <w:t xml:space="preserve"> al producto inmediato.</w:t>
       </w:r>
     </w:p>
     <w:p>
@@ -10223,7 +11000,25 @@
           <w:bCs/>
           <w:lang w:val="es-GT"/>
         </w:rPr>
-        <w:t>Mecanismo 5 — Página de Bienvenida al Producto (ProductWelcomePage)</w:t>
+        <w:t>Mecanismo 5 — Página de Bienvenida al Producto (</w:t>
+      </w:r>
+      <w:proofErr w:type="spellStart"/>
+      <w:r>
+        <w:rPr>
+          <w:b/>
+          <w:bCs/>
+          <w:lang w:val="es-GT"/>
+        </w:rPr>
+        <w:t>ProductWelcomePage</w:t>
+      </w:r>
+      <w:proofErr w:type="spellEnd"/>
+      <w:r>
+        <w:rPr>
+          <w:b/>
+          <w:bCs/>
+          <w:lang w:val="es-GT"/>
+        </w:rPr>
+        <w:t>)</w:t>
       </w:r>
     </w:p>
     <w:p>
@@ -10249,7 +11044,63 @@
         <w:rPr>
           <w:lang w:val="es-GT"/>
         </w:rPr>
-        <w:t xml:space="preserve"> Vista dinámica parametrizada por productId que actúa como el primer punto de onboarding post-compra. Muestra features, beneficios y una nota explicativa sobre cómo accedería al panel real en producción. Funciona como un "puente" entre la compra simulada y la entrega real del producto.</w:t>
+        <w:t xml:space="preserve"> Vista dinámica </w:t>
+      </w:r>
+      <w:proofErr w:type="spellStart"/>
+      <w:r>
+        <w:rPr>
+          <w:lang w:val="es-GT"/>
+        </w:rPr>
+        <w:t>parametrizada</w:t>
+      </w:r>
+      <w:proofErr w:type="spellEnd"/>
+      <w:r>
+        <w:rPr>
+          <w:lang w:val="es-GT"/>
+        </w:rPr>
+        <w:t xml:space="preserve"> por </w:t>
+      </w:r>
+      <w:proofErr w:type="spellStart"/>
+      <w:r>
+        <w:rPr>
+          <w:lang w:val="es-GT"/>
+        </w:rPr>
+        <w:t>productId</w:t>
+      </w:r>
+      <w:proofErr w:type="spellEnd"/>
+      <w:r>
+        <w:rPr>
+          <w:lang w:val="es-GT"/>
+        </w:rPr>
+        <w:t xml:space="preserve"> que actúa como el primer punto de </w:t>
+      </w:r>
+      <w:proofErr w:type="spellStart"/>
+      <w:r>
+        <w:rPr>
+          <w:lang w:val="es-GT"/>
+        </w:rPr>
+        <w:t>onboarding</w:t>
+      </w:r>
+      <w:proofErr w:type="spellEnd"/>
+      <w:r>
+        <w:rPr>
+          <w:lang w:val="es-GT"/>
+        </w:rPr>
+        <w:t xml:space="preserve"> post-compra. Muestra </w:t>
+      </w:r>
+      <w:proofErr w:type="spellStart"/>
+      <w:r>
+        <w:rPr>
+          <w:lang w:val="es-GT"/>
+        </w:rPr>
+        <w:t>features</w:t>
+      </w:r>
+      <w:proofErr w:type="spellEnd"/>
+      <w:r>
+        <w:rPr>
+          <w:lang w:val="es-GT"/>
+        </w:rPr>
+        <w:t>, beneficios y una nota explicativa sobre cómo accedería al panel real en producción. Funciona como un "puente" entre la compra simulada y la entrega real del producto.</w:t>
       </w:r>
     </w:p>
     <w:p>
@@ -10356,7 +11207,63 @@
         <w:rPr>
           <w:lang w:val="es-GT"/>
         </w:rPr>
-        <w:t xml:space="preserve"> Tras la confirmación de orden, se activa un workflow en Mailchimp/SendGrid que envía: (1) email de bienvenida con instrucciones de acceso, (2) email de seguimiento a los 3 días con tips de uso, (3) email a los 30 días solicitando una reseña del producto.</w:t>
+        <w:t xml:space="preserve"> Tras la confirmación de orden, se activa un </w:t>
+      </w:r>
+      <w:proofErr w:type="spellStart"/>
+      <w:r>
+        <w:rPr>
+          <w:lang w:val="es-GT"/>
+        </w:rPr>
+        <w:t>workflow</w:t>
+      </w:r>
+      <w:proofErr w:type="spellEnd"/>
+      <w:r>
+        <w:rPr>
+          <w:lang w:val="es-GT"/>
+        </w:rPr>
+        <w:t xml:space="preserve"> en </w:t>
+      </w:r>
+      <w:proofErr w:type="spellStart"/>
+      <w:r>
+        <w:rPr>
+          <w:lang w:val="es-GT"/>
+        </w:rPr>
+        <w:t>Mailchimp</w:t>
+      </w:r>
+      <w:proofErr w:type="spellEnd"/>
+      <w:r>
+        <w:rPr>
+          <w:lang w:val="es-GT"/>
+        </w:rPr>
+        <w:t>/</w:t>
+      </w:r>
+      <w:proofErr w:type="spellStart"/>
+      <w:r>
+        <w:rPr>
+          <w:lang w:val="es-GT"/>
+        </w:rPr>
+        <w:t>SendGrid</w:t>
+      </w:r>
+      <w:proofErr w:type="spellEnd"/>
+      <w:r>
+        <w:rPr>
+          <w:lang w:val="es-GT"/>
+        </w:rPr>
+        <w:t xml:space="preserve"> que envía: (1) email de bienvenida con instrucciones de acceso, (2) email de seguimiento a los 3 días con </w:t>
+      </w:r>
+      <w:proofErr w:type="spellStart"/>
+      <w:r>
+        <w:rPr>
+          <w:lang w:val="es-GT"/>
+        </w:rPr>
+        <w:t>tips</w:t>
+      </w:r>
+      <w:proofErr w:type="spellEnd"/>
+      <w:r>
+        <w:rPr>
+          <w:lang w:val="es-GT"/>
+        </w:rPr>
+        <w:t xml:space="preserve"> de uso, (3) email a los 30 días solicitando una reseña del producto.</w:t>
       </w:r>
       <w:r>
         <w:rPr>
@@ -10376,7 +11283,35 @@
         <w:rPr>
           <w:lang w:val="es-GT"/>
         </w:rPr>
-        <w:t xml:space="preserve"> Maximiza el valor del ciclo de vida del cliente (LTV), recoge retroalimentación para mejoras de producto y genera testimonios sociales que alimentan el funnel de awareness.</w:t>
+        <w:t xml:space="preserve"> Maximiza el valor del ciclo de vida del cliente (LTV), recoge retroalimentación para mejoras de producto y genera testimonios sociales que alimentan el </w:t>
+      </w:r>
+      <w:proofErr w:type="spellStart"/>
+      <w:r>
+        <w:rPr>
+          <w:lang w:val="es-GT"/>
+        </w:rPr>
+        <w:t>funnel</w:t>
+      </w:r>
+      <w:proofErr w:type="spellEnd"/>
+      <w:r>
+        <w:rPr>
+          <w:lang w:val="es-GT"/>
+        </w:rPr>
+        <w:t xml:space="preserve"> de </w:t>
+      </w:r>
+      <w:proofErr w:type="spellStart"/>
+      <w:r>
+        <w:rPr>
+          <w:lang w:val="es-GT"/>
+        </w:rPr>
+        <w:t>awareness</w:t>
+      </w:r>
+      <w:proofErr w:type="spellEnd"/>
+      <w:r>
+        <w:rPr>
+          <w:lang w:val="es-GT"/>
+        </w:rPr>
+        <w:t>.</w:t>
       </w:r>
     </w:p>
     <w:p>
@@ -10452,7 +11387,63 @@
         <w:rPr>
           <w:lang w:val="es-GT"/>
         </w:rPr>
-        <w:t xml:space="preserve"> Los datos del formulario de checkout (empresa, NIT, email) se sincronizan con un CRM (HubSpot Free o Zoho CRM) para construir perfiles de cliente, identificar oportunidades de upsell hacia proyectos a la medida de QuetzalDev.</w:t>
+        <w:t xml:space="preserve"> Los datos del formulario de </w:t>
+      </w:r>
+      <w:proofErr w:type="spellStart"/>
+      <w:r>
+        <w:rPr>
+          <w:lang w:val="es-GT"/>
+        </w:rPr>
+        <w:t>checkout</w:t>
+      </w:r>
+      <w:proofErr w:type="spellEnd"/>
+      <w:r>
+        <w:rPr>
+          <w:lang w:val="es-GT"/>
+        </w:rPr>
+        <w:t xml:space="preserve"> (empresa, NIT, email) se sincronizan con un CRM (</w:t>
+      </w:r>
+      <w:proofErr w:type="spellStart"/>
+      <w:r>
+        <w:rPr>
+          <w:lang w:val="es-GT"/>
+        </w:rPr>
+        <w:t>HubSpot</w:t>
+      </w:r>
+      <w:proofErr w:type="spellEnd"/>
+      <w:r>
+        <w:rPr>
+          <w:lang w:val="es-GT"/>
+        </w:rPr>
+        <w:t xml:space="preserve"> Free o </w:t>
+      </w:r>
+      <w:proofErr w:type="spellStart"/>
+      <w:r>
+        <w:rPr>
+          <w:lang w:val="es-GT"/>
+        </w:rPr>
+        <w:t>Zoho</w:t>
+      </w:r>
+      <w:proofErr w:type="spellEnd"/>
+      <w:r>
+        <w:rPr>
+          <w:lang w:val="es-GT"/>
+        </w:rPr>
+        <w:t xml:space="preserve"> CRM) para construir perfiles de cliente, identificar oportunidades de </w:t>
+      </w:r>
+      <w:proofErr w:type="spellStart"/>
+      <w:r>
+        <w:rPr>
+          <w:lang w:val="es-GT"/>
+        </w:rPr>
+        <w:t>upsell</w:t>
+      </w:r>
+      <w:proofErr w:type="spellEnd"/>
+      <w:r>
+        <w:rPr>
+          <w:lang w:val="es-GT"/>
+        </w:rPr>
+        <w:t xml:space="preserve"> hacia proyectos a la medida de QuetzalDev.</w:t>
       </w:r>
     </w:p>
     <w:p>
@@ -10523,7 +11514,39 @@
         <w:ind w:firstLine="708"/>
       </w:pPr>
       <w:r>
-        <w:t>La estructuración de este ecosistema TIC bajo la metodología M3 se justifica por la necesidad de guiar al usuario guatemalteco a través de un embudo de conversión digital con baja fricción. Al alinear los Medios (canales B2B y B2C) con Mensajes altamente contextualizados al entorno local, se asegura que el tráfico que llega a la plataforma tenga una intención de compra calificada. Los Mecanismos implementados (SPA en React, validaciones en tiempo real y persistencia de carrito) están diseñados estratégicamente para retener esa intención, automatizar la entrega del valor (recibo y onboarding) y transformar prospectos en clientes recurrentes, maximizando el LTV (Life Time Value) con el menor costo de adquisición posible.</w:t>
+        <w:t xml:space="preserve">La estructuración de este ecosistema TIC bajo la metodología M3 se justifica por la necesidad de guiar al usuario guatemalteco a través de un embudo de conversión digital con baja fricción. Al alinear los Medios (canales B2B y B2C) con Mensajes altamente contextualizados al entorno local, se asegura que el tráfico que llega a la plataforma tenga una intención de compra calificada. Los Mecanismos implementados (SPA en </w:t>
+      </w:r>
+      <w:proofErr w:type="spellStart"/>
+      <w:r>
+        <w:t>React</w:t>
+      </w:r>
+      <w:proofErr w:type="spellEnd"/>
+      <w:r>
+        <w:t xml:space="preserve">, validaciones en tiempo real y persistencia de carrito) están diseñados estratégicamente para retener esa intención, automatizar la entrega del valor (recibo y </w:t>
+      </w:r>
+      <w:proofErr w:type="spellStart"/>
+      <w:r>
+        <w:t>onboarding</w:t>
+      </w:r>
+      <w:proofErr w:type="spellEnd"/>
+      <w:r>
+        <w:t>) y transformar prospectos en clientes recurrentes, maximizando el LTV (</w:t>
+      </w:r>
+      <w:proofErr w:type="spellStart"/>
+      <w:r>
+        <w:t>Life</w:t>
+      </w:r>
+      <w:proofErr w:type="spellEnd"/>
+      <w:r>
+        <w:t xml:space="preserve"> Time </w:t>
+      </w:r>
+      <w:proofErr w:type="spellStart"/>
+      <w:r>
+        <w:t>Value</w:t>
+      </w:r>
+      <w:proofErr w:type="spellEnd"/>
+      <w:r>
+        <w:t>) con el menor costo de adquisición posible.</w:t>
       </w:r>
     </w:p>
     <w:p>
@@ -10564,7 +11587,31 @@
         <w:ind w:firstLine="708"/>
       </w:pPr>
       <w:r>
-        <w:t>Para construir un panorama competitivo útil para la toma de decisiones, se seleccionaron 10 competidores considerando relación funcional con los tres productos del portafolio (SafeCase, LegalFlow y HomeHub), presencia digital y similitud en propuesta de valor.</w:t>
+        <w:t>Para construir un panorama competitivo útil para la toma de decisiones, se seleccionaron 10 competidores considerando relación funcional con los tres productos del portafolio (</w:t>
+      </w:r>
+      <w:proofErr w:type="spellStart"/>
+      <w:r>
+        <w:t>SafeCase</w:t>
+      </w:r>
+      <w:proofErr w:type="spellEnd"/>
+      <w:r>
+        <w:t xml:space="preserve">, </w:t>
+      </w:r>
+      <w:proofErr w:type="spellStart"/>
+      <w:r>
+        <w:t>LegalFlow</w:t>
+      </w:r>
+      <w:proofErr w:type="spellEnd"/>
+      <w:r>
+        <w:t xml:space="preserve"> y </w:t>
+      </w:r>
+      <w:proofErr w:type="spellStart"/>
+      <w:r>
+        <w:t>HomeHub</w:t>
+      </w:r>
+      <w:proofErr w:type="spellEnd"/>
+      <w:r>
+        <w:t>), presencia digital y similitud en propuesta de valor.</w:t>
       </w:r>
     </w:p>
     <w:tbl>
@@ -10710,8 +11757,17 @@
                 <w:b/>
                 <w:color w:val="FFFFFF" w:themeColor="background1"/>
               </w:rPr>
-              <w:t>Oportunidad para Quetzaldev</w:t>
-            </w:r>
+              <w:t xml:space="preserve">Oportunidad para </w:t>
+            </w:r>
+            <w:proofErr w:type="spellStart"/>
+            <w:r>
+              <w:rPr>
+                <w:b/>
+                <w:color w:val="FFFFFF" w:themeColor="background1"/>
+              </w:rPr>
+              <w:t>Quetzaldev</w:t>
+            </w:r>
+            <w:proofErr w:type="spellEnd"/>
           </w:p>
         </w:tc>
       </w:tr>
@@ -10746,7 +11802,15 @@
               <w:jc w:val="center"/>
             </w:pPr>
             <w:r>
-              <w:t>NAVEX (EthicsPoint)</w:t>
+              <w:t>NAVEX (</w:t>
+            </w:r>
+            <w:proofErr w:type="spellStart"/>
+            <w:r>
+              <w:t>EthicsPoint</w:t>
+            </w:r>
+            <w:proofErr w:type="spellEnd"/>
+            <w:r>
+              <w:t>)</w:t>
             </w:r>
           </w:p>
         </w:tc>
@@ -10759,8 +11823,13 @@
             <w:pPr>
               <w:jc w:val="center"/>
             </w:pPr>
-            <w:r>
-              <w:t>SafeCase (ERP de denuncias)</w:t>
+            <w:proofErr w:type="spellStart"/>
+            <w:r>
+              <w:t>SafeCase</w:t>
+            </w:r>
+            <w:proofErr w:type="spellEnd"/>
+            <w:r>
+              <w:t xml:space="preserve"> (ERP de denuncias)</w:t>
             </w:r>
           </w:p>
         </w:tc>
@@ -10837,9 +11906,11 @@
             <w:pPr>
               <w:jc w:val="center"/>
             </w:pPr>
+            <w:proofErr w:type="spellStart"/>
             <w:r>
               <w:t>AllVoices</w:t>
             </w:r>
+            <w:proofErr w:type="spellEnd"/>
           </w:p>
         </w:tc>
         <w:tc>
@@ -10851,8 +11922,13 @@
             <w:pPr>
               <w:jc w:val="center"/>
             </w:pPr>
-            <w:r>
-              <w:t>SafeCase (ERP de denuncias)</w:t>
+            <w:proofErr w:type="spellStart"/>
+            <w:r>
+              <w:t>SafeCase</w:t>
+            </w:r>
+            <w:proofErr w:type="spellEnd"/>
+            <w:r>
+              <w:t xml:space="preserve"> (ERP de denuncias)</w:t>
             </w:r>
           </w:p>
         </w:tc>
@@ -10880,7 +11956,15 @@
               <w:jc w:val="center"/>
             </w:pPr>
             <w:r>
-              <w:t>Reportes confidenciales de acoso y conductas indebidas con analytics para RRHH.</w:t>
+              <w:t xml:space="preserve">Reportes confidenciales de acoso y conductas indebidas con </w:t>
+            </w:r>
+            <w:proofErr w:type="spellStart"/>
+            <w:r>
+              <w:t>analytics</w:t>
+            </w:r>
+            <w:proofErr w:type="spellEnd"/>
+            <w:r>
+              <w:t xml:space="preserve"> para RRHH.</w:t>
             </w:r>
           </w:p>
         </w:tc>
@@ -10929,9 +12013,11 @@
             <w:pPr>
               <w:jc w:val="center"/>
             </w:pPr>
+            <w:proofErr w:type="spellStart"/>
             <w:r>
               <w:t>FaceUp</w:t>
             </w:r>
+            <w:proofErr w:type="spellEnd"/>
           </w:p>
         </w:tc>
         <w:tc>
@@ -10943,8 +12029,13 @@
             <w:pPr>
               <w:jc w:val="center"/>
             </w:pPr>
-            <w:r>
-              <w:t>SafeCase (ERP de denuncias)</w:t>
+            <w:proofErr w:type="spellStart"/>
+            <w:r>
+              <w:t>SafeCase</w:t>
+            </w:r>
+            <w:proofErr w:type="spellEnd"/>
+            <w:r>
+              <w:t xml:space="preserve"> (ERP de denuncias)</w:t>
             </w:r>
           </w:p>
         </w:tc>
@@ -10972,7 +12063,15 @@
               <w:jc w:val="center"/>
             </w:pPr>
             <w:r>
-              <w:t>Plataforma de whistleblowing con enfoque en seguridad del denunciante.</w:t>
+              <w:t xml:space="preserve">Plataforma de </w:t>
+            </w:r>
+            <w:proofErr w:type="spellStart"/>
+            <w:r>
+              <w:t>whistleblowing</w:t>
+            </w:r>
+            <w:proofErr w:type="spellEnd"/>
+            <w:r>
+              <w:t xml:space="preserve"> con enfoque en seguridad del denunciante.</w:t>
             </w:r>
           </w:p>
         </w:tc>
@@ -11021,9 +12120,11 @@
             <w:pPr>
               <w:jc w:val="center"/>
             </w:pPr>
+            <w:proofErr w:type="spellStart"/>
             <w:r>
               <w:t>Clio</w:t>
             </w:r>
+            <w:proofErr w:type="spellEnd"/>
           </w:p>
         </w:tc>
         <w:tc>
@@ -11035,8 +12136,13 @@
             <w:pPr>
               <w:jc w:val="center"/>
             </w:pPr>
-            <w:r>
-              <w:t>LegalFlow (gestión legal web)</w:t>
+            <w:proofErr w:type="spellStart"/>
+            <w:r>
+              <w:t>LegalFlow</w:t>
+            </w:r>
+            <w:proofErr w:type="spellEnd"/>
+            <w:r>
+              <w:t xml:space="preserve"> (gestión legal web)</w:t>
             </w:r>
           </w:p>
         </w:tc>
@@ -11064,7 +12170,15 @@
               <w:jc w:val="center"/>
             </w:pPr>
             <w:r>
-              <w:t>Suite cloud para gestión de bufetes: casos, documentos, agenda y facturación.</w:t>
+              <w:t xml:space="preserve">Suite </w:t>
+            </w:r>
+            <w:proofErr w:type="spellStart"/>
+            <w:r>
+              <w:t>cloud</w:t>
+            </w:r>
+            <w:proofErr w:type="spellEnd"/>
+            <w:r>
+              <w:t xml:space="preserve"> para gestión de bufetes: casos, documentos, agenda y facturación.</w:t>
             </w:r>
           </w:p>
         </w:tc>
@@ -11114,9 +12228,11 @@
             <w:pPr>
               <w:jc w:val="center"/>
             </w:pPr>
+            <w:proofErr w:type="spellStart"/>
             <w:r>
               <w:t>MyCase</w:t>
             </w:r>
+            <w:proofErr w:type="spellEnd"/>
           </w:p>
         </w:tc>
         <w:tc>
@@ -11128,8 +12244,13 @@
             <w:pPr>
               <w:jc w:val="center"/>
             </w:pPr>
-            <w:r>
-              <w:t>LegalFlow (gestión legal web)</w:t>
+            <w:proofErr w:type="spellStart"/>
+            <w:r>
+              <w:t>LegalFlow</w:t>
+            </w:r>
+            <w:proofErr w:type="spellEnd"/>
+            <w:r>
+              <w:t xml:space="preserve"> (gestión legal web)</w:t>
             </w:r>
           </w:p>
         </w:tc>
@@ -11171,7 +12292,15 @@
               <w:jc w:val="center"/>
             </w:pPr>
             <w:r>
-              <w:t>Diferenciarse con UX más clara y onboarding guiado en español.</w:t>
+              <w:t xml:space="preserve">Diferenciarse con UX más clara y </w:t>
+            </w:r>
+            <w:proofErr w:type="spellStart"/>
+            <w:r>
+              <w:t>onboarding</w:t>
+            </w:r>
+            <w:proofErr w:type="spellEnd"/>
+            <w:r>
+              <w:t xml:space="preserve"> guiado en español.</w:t>
             </w:r>
           </w:p>
         </w:tc>
@@ -11206,9 +12335,11 @@
             <w:pPr>
               <w:jc w:val="center"/>
             </w:pPr>
+            <w:proofErr w:type="spellStart"/>
             <w:r>
               <w:t>PracticePanther</w:t>
             </w:r>
+            <w:proofErr w:type="spellEnd"/>
           </w:p>
         </w:tc>
         <w:tc>
@@ -11220,8 +12351,13 @@
             <w:pPr>
               <w:jc w:val="center"/>
             </w:pPr>
-            <w:r>
-              <w:t>LegalFlow (gestión legal web)</w:t>
+            <w:proofErr w:type="spellStart"/>
+            <w:r>
+              <w:t>LegalFlow</w:t>
+            </w:r>
+            <w:proofErr w:type="spellEnd"/>
+            <w:r>
+              <w:t xml:space="preserve"> (gestión legal web)</w:t>
             </w:r>
           </w:p>
         </w:tc>
@@ -11299,8 +12435,13 @@
               <w:jc w:val="center"/>
             </w:pPr>
             <w:r>
-              <w:t>Samsung SmartThings</w:t>
-            </w:r>
+              <w:t xml:space="preserve">Samsung </w:t>
+            </w:r>
+            <w:proofErr w:type="spellStart"/>
+            <w:r>
+              <w:t>SmartThings</w:t>
+            </w:r>
+            <w:proofErr w:type="spellEnd"/>
           </w:p>
         </w:tc>
         <w:tc>
@@ -11312,8 +12453,21 @@
             <w:pPr>
               <w:jc w:val="center"/>
             </w:pPr>
-            <w:r>
-              <w:t>HomeHub (app domótica)</w:t>
+            <w:proofErr w:type="spellStart"/>
+            <w:r>
+              <w:t>HomeHub</w:t>
+            </w:r>
+            <w:proofErr w:type="spellEnd"/>
+            <w:r>
+              <w:t xml:space="preserve"> (</w:t>
+            </w:r>
+            <w:proofErr w:type="spellStart"/>
+            <w:r>
+              <w:t>app</w:t>
+            </w:r>
+            <w:proofErr w:type="spellEnd"/>
+            <w:r>
+              <w:t xml:space="preserve"> domótica)</w:t>
             </w:r>
           </w:p>
         </w:tc>
@@ -11391,8 +12545,13 @@
               <w:jc w:val="center"/>
             </w:pPr>
             <w:r>
-              <w:t>Home Assistant</w:t>
-            </w:r>
+              <w:t xml:space="preserve">Home </w:t>
+            </w:r>
+            <w:proofErr w:type="spellStart"/>
+            <w:r>
+              <w:t>Assistant</w:t>
+            </w:r>
+            <w:proofErr w:type="spellEnd"/>
           </w:p>
         </w:tc>
         <w:tc>
@@ -11404,8 +12563,21 @@
             <w:pPr>
               <w:jc w:val="center"/>
             </w:pPr>
-            <w:r>
-              <w:t>HomeHub (app domótica)</w:t>
+            <w:proofErr w:type="spellStart"/>
+            <w:r>
+              <w:t>HomeHub</w:t>
+            </w:r>
+            <w:proofErr w:type="spellEnd"/>
+            <w:r>
+              <w:t xml:space="preserve"> (</w:t>
+            </w:r>
+            <w:proofErr w:type="spellStart"/>
+            <w:r>
+              <w:t>app</w:t>
+            </w:r>
+            <w:proofErr w:type="spellEnd"/>
+            <w:r>
+              <w:t xml:space="preserve"> domótica)</w:t>
             </w:r>
           </w:p>
         </w:tc>
@@ -11433,7 +12605,15 @@
               <w:jc w:val="center"/>
             </w:pPr>
             <w:r>
-              <w:t>Ecosistema de automatización open-source altamente configurable.</w:t>
+              <w:t>Ecosistema de automatización open-</w:t>
+            </w:r>
+            <w:proofErr w:type="spellStart"/>
+            <w:r>
+              <w:t>source</w:t>
+            </w:r>
+            <w:proofErr w:type="spellEnd"/>
+            <w:r>
+              <w:t xml:space="preserve"> altamente configurable.</w:t>
             </w:r>
           </w:p>
         </w:tc>
@@ -11483,7 +12663,15 @@
               <w:jc w:val="center"/>
             </w:pPr>
             <w:r>
-              <w:t>Apple Home (HomeKit)</w:t>
+              <w:t>Apple Home (</w:t>
+            </w:r>
+            <w:proofErr w:type="spellStart"/>
+            <w:r>
+              <w:t>HomeKit</w:t>
+            </w:r>
+            <w:proofErr w:type="spellEnd"/>
+            <w:r>
+              <w:t>)</w:t>
             </w:r>
           </w:p>
         </w:tc>
@@ -11496,8 +12684,21 @@
             <w:pPr>
               <w:jc w:val="center"/>
             </w:pPr>
-            <w:r>
-              <w:t>HomeHub (app domótica)</w:t>
+            <w:proofErr w:type="spellStart"/>
+            <w:r>
+              <w:t>HomeHub</w:t>
+            </w:r>
+            <w:proofErr w:type="spellEnd"/>
+            <w:r>
+              <w:t xml:space="preserve"> (</w:t>
+            </w:r>
+            <w:proofErr w:type="spellStart"/>
+            <w:r>
+              <w:t>app</w:t>
+            </w:r>
+            <w:proofErr w:type="spellEnd"/>
+            <w:r>
+              <w:t xml:space="preserve"> domótica)</w:t>
             </w:r>
           </w:p>
         </w:tc>
@@ -11588,8 +12789,21 @@
             <w:pPr>
               <w:jc w:val="center"/>
             </w:pPr>
-            <w:r>
-              <w:t>HomeHub (app domótica)</w:t>
+            <w:proofErr w:type="spellStart"/>
+            <w:r>
+              <w:t>HomeHub</w:t>
+            </w:r>
+            <w:proofErr w:type="spellEnd"/>
+            <w:r>
+              <w:t xml:space="preserve"> (</w:t>
+            </w:r>
+            <w:proofErr w:type="spellStart"/>
+            <w:r>
+              <w:t>app</w:t>
+            </w:r>
+            <w:proofErr w:type="spellEnd"/>
+            <w:r>
+              <w:t xml:space="preserve"> domótica)</w:t>
             </w:r>
           </w:p>
         </w:tc>
@@ -11657,9 +12871,17 @@
         <w:rPr>
           <w:lang w:val="en-US"/>
         </w:rPr>
-        <w:t>ght principal de competencia</w:t>
+        <w:t xml:space="preserve">ght principal de </w:t>
+      </w:r>
+      <w:proofErr w:type="spellStart"/>
+      <w:r>
+        <w:rPr>
+          <w:lang w:val="en-US"/>
+        </w:rPr>
+        <w:t>competencia</w:t>
       </w:r>
       <w:bookmarkEnd w:id="36"/>
+      <w:proofErr w:type="spellEnd"/>
     </w:p>
     <w:p>
       <w:pPr>
@@ -11667,6 +12889,7 @@
           <w:lang w:val="en-US"/>
         </w:rPr>
       </w:pPr>
+      <w:bookmarkStart w:id="37" w:name="_GoBack"/>
     </w:p>
     <w:p>
       <w:pPr>
@@ -11681,11 +12904,11 @@
       <w:pPr>
         <w:pStyle w:val="Ttulo3"/>
       </w:pPr>
-      <w:bookmarkStart w:id="37" w:name="_Toc223906571"/>
+      <w:bookmarkStart w:id="38" w:name="_Toc223906571"/>
       <w:r>
         <w:t>Implicaciones estratégicas para QuetzalDev:</w:t>
       </w:r>
-      <w:bookmarkEnd w:id="37"/>
+      <w:bookmarkEnd w:id="38"/>
     </w:p>
     <w:p>
       <w:pPr>
@@ -11720,7 +12943,31 @@
         </w:numPr>
       </w:pPr>
       <w:r>
-        <w:t>Diferenciación por verticalidad de solución: mantener productos especializados por nicho (SafeCase, LegalFlow y HomeHub) en lugar de una suite genérica.</w:t>
+        <w:t>Diferenciación por verticalidad de solución: mantener productos especializados por nicho (</w:t>
+      </w:r>
+      <w:proofErr w:type="spellStart"/>
+      <w:r>
+        <w:t>SafeCase</w:t>
+      </w:r>
+      <w:proofErr w:type="spellEnd"/>
+      <w:r>
+        <w:t xml:space="preserve">, </w:t>
+      </w:r>
+      <w:proofErr w:type="spellStart"/>
+      <w:r>
+        <w:t>LegalFlow</w:t>
+      </w:r>
+      <w:proofErr w:type="spellEnd"/>
+      <w:r>
+        <w:t xml:space="preserve"> y </w:t>
+      </w:r>
+      <w:proofErr w:type="spellStart"/>
+      <w:r>
+        <w:t>HomeHub</w:t>
+      </w:r>
+      <w:proofErr w:type="spellEnd"/>
+      <w:r>
+        <w:t>) en lugar de una suite genérica.</w:t>
       </w:r>
     </w:p>
     <w:p>
@@ -11738,9 +12985,18 @@
     <w:p/>
     <w:p>
       <w:r>
-        <w:t>Síntesis ejecutiva del insight: QuetzalDev puede competir de manera efectiva no intentando superar a los líderes en amplitud funcional, sino reduciendo fricción, acelerando implementación y entregando valor específico por industria con una propuesta comercial digital simple y directa.</w:t>
-      </w:r>
-    </w:p>
+        <w:t xml:space="preserve">Síntesis ejecutiva del </w:t>
+      </w:r>
+      <w:proofErr w:type="spellStart"/>
+      <w:r>
+        <w:t>insight</w:t>
+      </w:r>
+      <w:proofErr w:type="spellEnd"/>
+      <w:r>
+        <w:t>: QuetzalDev puede competir de manera efectiva no intentando superar a los líderes en amplitud funcional, sino reduciendo fricción, acelerando implementación y entregando valor específico por industria con una propuesta comercial digital simple y directa.</w:t>
+      </w:r>
+    </w:p>
+    <w:bookmarkEnd w:id="37"/>
     <w:p/>
     <w:p/>
     <w:p/>
@@ -11757,12 +13013,12 @@
       <w:pPr>
         <w:pStyle w:val="Ttulo2"/>
       </w:pPr>
-      <w:bookmarkStart w:id="38" w:name="_Toc223906572"/>
+      <w:bookmarkStart w:id="39" w:name="_Toc223906572"/>
       <w:r>
         <w:lastRenderedPageBreak/>
         <w:t>Análisis VUCA</w:t>
       </w:r>
-      <w:bookmarkEnd w:id="38"/>
+      <w:bookmarkEnd w:id="39"/>
     </w:p>
     <w:p/>
     <w:p>
@@ -11775,7 +13031,21 @@
         <w:rPr>
           <w:lang w:val="es-GT"/>
         </w:rPr>
-        <w:t>El acrónimo VUCA (Volatilidad, Incertidumbre, Complejidad, Ambigüedad) permite caracterizar el entorno dinámico en el que QuetzalDev lanza su canal e-commerce.</w:t>
+        <w:t>El acrónimo VUCA (Volatilidad, Incertidumbre, Complejidad, Ambigüedad) permite caracterizar el entorno dinámico en el que QuetzalDev lanza su canal e-</w:t>
+      </w:r>
+      <w:proofErr w:type="spellStart"/>
+      <w:r>
+        <w:rPr>
+          <w:lang w:val="es-GT"/>
+        </w:rPr>
+        <w:t>commerce</w:t>
+      </w:r>
+      <w:proofErr w:type="spellEnd"/>
+      <w:r>
+        <w:rPr>
+          <w:lang w:val="es-GT"/>
+        </w:rPr>
+        <w:t>.</w:t>
       </w:r>
     </w:p>
     <w:tbl>
@@ -11906,7 +13176,119 @@
               <w:rPr>
                 <w:lang w:val="es-GT"/>
               </w:rPr>
-              <w:t>Los frameworks de desarrollo frontend (React, Next.js, Vue) y los ecosistemas IoT (Matter, Thread) evolucionan cada 6–12 meses, amenazando la vigencia tecnológica de HomeHub y LegalFlow.</w:t>
+              <w:t xml:space="preserve">Los </w:t>
+            </w:r>
+            <w:proofErr w:type="spellStart"/>
+            <w:r>
+              <w:rPr>
+                <w:lang w:val="es-GT"/>
+              </w:rPr>
+              <w:t>frameworks</w:t>
+            </w:r>
+            <w:proofErr w:type="spellEnd"/>
+            <w:r>
+              <w:rPr>
+                <w:lang w:val="es-GT"/>
+              </w:rPr>
+              <w:t xml:space="preserve"> de desarrollo </w:t>
+            </w:r>
+            <w:proofErr w:type="spellStart"/>
+            <w:r>
+              <w:rPr>
+                <w:lang w:val="es-GT"/>
+              </w:rPr>
+              <w:t>frontend</w:t>
+            </w:r>
+            <w:proofErr w:type="spellEnd"/>
+            <w:r>
+              <w:rPr>
+                <w:lang w:val="es-GT"/>
+              </w:rPr>
+              <w:t xml:space="preserve"> (</w:t>
+            </w:r>
+            <w:proofErr w:type="spellStart"/>
+            <w:r>
+              <w:rPr>
+                <w:lang w:val="es-GT"/>
+              </w:rPr>
+              <w:t>React</w:t>
+            </w:r>
+            <w:proofErr w:type="spellEnd"/>
+            <w:r>
+              <w:rPr>
+                <w:lang w:val="es-GT"/>
+              </w:rPr>
+              <w:t xml:space="preserve">, Next.js, </w:t>
+            </w:r>
+            <w:proofErr w:type="spellStart"/>
+            <w:r>
+              <w:rPr>
+                <w:lang w:val="es-GT"/>
+              </w:rPr>
+              <w:t>Vue</w:t>
+            </w:r>
+            <w:proofErr w:type="spellEnd"/>
+            <w:r>
+              <w:rPr>
+                <w:lang w:val="es-GT"/>
+              </w:rPr>
+              <w:t>) y los ecosistemas IoT (</w:t>
+            </w:r>
+            <w:proofErr w:type="spellStart"/>
+            <w:r>
+              <w:rPr>
+                <w:lang w:val="es-GT"/>
+              </w:rPr>
+              <w:t>Matter</w:t>
+            </w:r>
+            <w:proofErr w:type="spellEnd"/>
+            <w:r>
+              <w:rPr>
+                <w:lang w:val="es-GT"/>
+              </w:rPr>
+              <w:t xml:space="preserve">, </w:t>
+            </w:r>
+            <w:proofErr w:type="spellStart"/>
+            <w:r>
+              <w:rPr>
+                <w:lang w:val="es-GT"/>
+              </w:rPr>
+              <w:t>Thread</w:t>
+            </w:r>
+            <w:proofErr w:type="spellEnd"/>
+            <w:r>
+              <w:rPr>
+                <w:lang w:val="es-GT"/>
+              </w:rPr>
+              <w:t xml:space="preserve">) evolucionan cada 6–12 meses, amenazando la vigencia tecnológica de </w:t>
+            </w:r>
+            <w:proofErr w:type="spellStart"/>
+            <w:r>
+              <w:rPr>
+                <w:lang w:val="es-GT"/>
+              </w:rPr>
+              <w:t>HomeHub</w:t>
+            </w:r>
+            <w:proofErr w:type="spellEnd"/>
+            <w:r>
+              <w:rPr>
+                <w:lang w:val="es-GT"/>
+              </w:rPr>
+              <w:t xml:space="preserve"> y </w:t>
+            </w:r>
+            <w:proofErr w:type="spellStart"/>
+            <w:r>
+              <w:rPr>
+                <w:lang w:val="es-GT"/>
+              </w:rPr>
+              <w:t>LegalFlow</w:t>
+            </w:r>
+            <w:proofErr w:type="spellEnd"/>
+            <w:r>
+              <w:rPr>
+                <w:lang w:val="es-GT"/>
+              </w:rPr>
+              <w:t>.</w:t>
             </w:r>
           </w:p>
         </w:tc>
@@ -11967,7 +13349,49 @@
               <w:rPr>
                 <w:lang w:val="es-GT"/>
               </w:rPr>
-              <w:t>La demanda de software de compliance laboral (SafeCase) depende de cambios regulatorios impredecibles en legislación laboral guatemalteca; la adopción de smart home en Guatemala aún es emergente.</w:t>
+              <w:t xml:space="preserve">La demanda de software de </w:t>
+            </w:r>
+            <w:proofErr w:type="spellStart"/>
+            <w:r>
+              <w:rPr>
+                <w:lang w:val="es-GT"/>
+              </w:rPr>
+              <w:t>compliance</w:t>
+            </w:r>
+            <w:proofErr w:type="spellEnd"/>
+            <w:r>
+              <w:rPr>
+                <w:lang w:val="es-GT"/>
+              </w:rPr>
+              <w:t xml:space="preserve"> laboral (</w:t>
+            </w:r>
+            <w:proofErr w:type="spellStart"/>
+            <w:r>
+              <w:rPr>
+                <w:lang w:val="es-GT"/>
+              </w:rPr>
+              <w:t>SafeCase</w:t>
+            </w:r>
+            <w:proofErr w:type="spellEnd"/>
+            <w:r>
+              <w:rPr>
+                <w:lang w:val="es-GT"/>
+              </w:rPr>
+              <w:t xml:space="preserve">) depende de cambios regulatorios impredecibles en legislación laboral guatemalteca; la adopción de </w:t>
+            </w:r>
+            <w:proofErr w:type="spellStart"/>
+            <w:r>
+              <w:rPr>
+                <w:lang w:val="es-GT"/>
+              </w:rPr>
+              <w:t>smart</w:t>
+            </w:r>
+            <w:proofErr w:type="spellEnd"/>
+            <w:r>
+              <w:rPr>
+                <w:lang w:val="es-GT"/>
+              </w:rPr>
+              <w:t xml:space="preserve"> home en Guatemala aún es emergente.</w:t>
             </w:r>
           </w:p>
         </w:tc>
@@ -11986,7 +13410,35 @@
               <w:rPr>
                 <w:lang w:val="es-GT"/>
               </w:rPr>
-              <w:t>Diseñar SafeCase con adaptabilidad regulatoria modular; lanzar HomeHub con versión trial para validar adopción antes de escalar.</w:t>
+              <w:t xml:space="preserve">Diseñar </w:t>
+            </w:r>
+            <w:proofErr w:type="spellStart"/>
+            <w:r>
+              <w:rPr>
+                <w:lang w:val="es-GT"/>
+              </w:rPr>
+              <w:t>SafeCase</w:t>
+            </w:r>
+            <w:proofErr w:type="spellEnd"/>
+            <w:r>
+              <w:rPr>
+                <w:lang w:val="es-GT"/>
+              </w:rPr>
+              <w:t xml:space="preserve"> con adaptabilidad regulatoria modular; lanzar </w:t>
+            </w:r>
+            <w:proofErr w:type="spellStart"/>
+            <w:r>
+              <w:rPr>
+                <w:lang w:val="es-GT"/>
+              </w:rPr>
+              <w:t>HomeHub</w:t>
+            </w:r>
+            <w:proofErr w:type="spellEnd"/>
+            <w:r>
+              <w:rPr>
+                <w:lang w:val="es-GT"/>
+              </w:rPr>
+              <w:t xml:space="preserve"> con versión trial para validar adopción antes de escalar.</w:t>
             </w:r>
           </w:p>
         </w:tc>
@@ -12047,7 +13499,21 @@
               <w:rPr>
                 <w:lang w:val="es-GT"/>
               </w:rPr>
-              <w:t>Crear equipos de soporte especializados por producto; documentar roadmaps independientes por línea.</w:t>
+              <w:t xml:space="preserve">Crear equipos de soporte especializados por producto; documentar </w:t>
+            </w:r>
+            <w:proofErr w:type="spellStart"/>
+            <w:r>
+              <w:rPr>
+                <w:lang w:val="es-GT"/>
+              </w:rPr>
+              <w:t>roadmaps</w:t>
+            </w:r>
+            <w:proofErr w:type="spellEnd"/>
+            <w:r>
+              <w:rPr>
+                <w:lang w:val="es-GT"/>
+              </w:rPr>
+              <w:t xml:space="preserve"> independientes por línea.</w:t>
             </w:r>
           </w:p>
         </w:tc>
@@ -12108,7 +13574,21 @@
               <w:rPr>
                 <w:lang w:val="es-GT"/>
               </w:rPr>
-              <w:t>Usar el e-commerce como canal de validación de mercado; medir tasas de conversión por producto para tomar decisiones basadas en datos.</w:t>
+              <w:t>Usar el e-</w:t>
+            </w:r>
+            <w:proofErr w:type="spellStart"/>
+            <w:r>
+              <w:rPr>
+                <w:lang w:val="es-GT"/>
+              </w:rPr>
+              <w:t>commerce</w:t>
+            </w:r>
+            <w:proofErr w:type="spellEnd"/>
+            <w:r>
+              <w:rPr>
+                <w:lang w:val="es-GT"/>
+              </w:rPr>
+              <w:t xml:space="preserve"> como canal de validación de mercado; medir tasas de conversión por producto para tomar decisiones basadas en datos.</w:t>
             </w:r>
           </w:p>
         </w:tc>
@@ -12149,34 +13629,56 @@
           <w:lang w:val="es-GT"/>
         </w:rPr>
       </w:pPr>
-      <w:bookmarkStart w:id="39" w:name="_Toc223906573"/>
+      <w:bookmarkStart w:id="40" w:name="_Toc223906573"/>
       <w:r>
         <w:rPr>
           <w:lang w:val="es-GT"/>
         </w:rPr>
         <w:lastRenderedPageBreak/>
-        <w:t>Diamante de Porter</w:t>
-      </w:r>
-      <w:bookmarkEnd w:id="39"/>
-    </w:p>
-    <w:p>
-      <w:pPr>
-        <w:rPr>
-          <w:lang w:val="es-GT"/>
-        </w:rPr>
-      </w:pPr>
-    </w:p>
-    <w:p>
-      <w:pPr>
-        <w:rPr>
-          <w:lang w:val="es-GT"/>
-        </w:rPr>
-      </w:pPr>
-      <w:r>
-        <w:rPr>
-          <w:lang w:val="es-GT"/>
-        </w:rPr>
-        <w:t>El Diamante de Porter analiza las ventajas competitivas nacionales/regionales que favorecen o limitan a QuetzalDev.</w:t>
+        <w:t xml:space="preserve">Diamante de </w:t>
+      </w:r>
+      <w:proofErr w:type="spellStart"/>
+      <w:r>
+        <w:rPr>
+          <w:lang w:val="es-GT"/>
+        </w:rPr>
+        <w:t>Porter</w:t>
+      </w:r>
+      <w:bookmarkEnd w:id="40"/>
+      <w:proofErr w:type="spellEnd"/>
+    </w:p>
+    <w:p>
+      <w:pPr>
+        <w:rPr>
+          <w:lang w:val="es-GT"/>
+        </w:rPr>
+      </w:pPr>
+    </w:p>
+    <w:p>
+      <w:pPr>
+        <w:rPr>
+          <w:lang w:val="es-GT"/>
+        </w:rPr>
+      </w:pPr>
+      <w:r>
+        <w:rPr>
+          <w:lang w:val="es-GT"/>
+        </w:rPr>
+        <w:t xml:space="preserve">El Diamante de </w:t>
+      </w:r>
+      <w:proofErr w:type="spellStart"/>
+      <w:r>
+        <w:rPr>
+          <w:lang w:val="es-GT"/>
+        </w:rPr>
+        <w:t>Porter</w:t>
+      </w:r>
+      <w:proofErr w:type="spellEnd"/>
+      <w:r>
+        <w:rPr>
+          <w:lang w:val="es-GT"/>
+        </w:rPr>
+        <w:t xml:space="preserve"> analiza las ventajas competitivas nacionales/regionales que favorecen o limitan a QuetzalDev.</w:t>
       </w:r>
     </w:p>
     <w:p>
@@ -12289,7 +13791,21 @@
               <w:rPr>
                 <w:lang w:val="es-GT"/>
               </w:rPr>
-              <w:t>Guatemala cuenta con una creciente base de profesionales en TI formados en universidades como USAC y URL. El costo de mano de obra técnica es competitivo vs. EEUU o México, permitiendo a QuetzalDev desarrollar productos de calidad a menor costo. Debilidad: infraestructura de conectividad fuera de la capital aún limita la adopción de productos cloud/IoT.</w:t>
+              <w:t xml:space="preserve">Guatemala cuenta con una creciente base de profesionales en TI formados en universidades como USAC y URL. El costo de mano de obra técnica es competitivo vs. EEUU o México, permitiendo a QuetzalDev desarrollar productos de calidad a menor costo. Debilidad: infraestructura de conectividad fuera de la capital aún limita la adopción de productos </w:t>
+            </w:r>
+            <w:proofErr w:type="spellStart"/>
+            <w:r>
+              <w:rPr>
+                <w:lang w:val="es-GT"/>
+              </w:rPr>
+              <w:t>cloud</w:t>
+            </w:r>
+            <w:proofErr w:type="spellEnd"/>
+            <w:r>
+              <w:rPr>
+                <w:lang w:val="es-GT"/>
+              </w:rPr>
+              <w:t>/IoT.</w:t>
             </w:r>
           </w:p>
         </w:tc>
@@ -12333,7 +13849,35 @@
               <w:rPr>
                 <w:lang w:val="es-GT"/>
               </w:rPr>
-              <w:t xml:space="preserve">Las PyMEs guatemaltecas y centroamericanas enfrentan presión por digitalizarse post-COVID. Los bufetes de abogados, en particular, son un segmento no digitalizado con alta disposición a pagar por soluciones prácticas. El segmento smart home es </w:t>
+              <w:t xml:space="preserve">Las </w:t>
+            </w:r>
+            <w:proofErr w:type="spellStart"/>
+            <w:r>
+              <w:rPr>
+                <w:lang w:val="es-GT"/>
+              </w:rPr>
+              <w:t>PyMEs</w:t>
+            </w:r>
+            <w:proofErr w:type="spellEnd"/>
+            <w:r>
+              <w:rPr>
+                <w:lang w:val="es-GT"/>
+              </w:rPr>
+              <w:t xml:space="preserve"> guatemaltecas y centroamericanas enfrentan presión por digitalizarse post-COVID. Los bufetes de abogados, en particular, son un segmento no digitalizado con alta disposición a pagar por soluciones prácticas. El segmento </w:t>
+            </w:r>
+            <w:proofErr w:type="spellStart"/>
+            <w:r>
+              <w:rPr>
+                <w:lang w:val="es-GT"/>
+              </w:rPr>
+              <w:t>smart</w:t>
+            </w:r>
+            <w:proofErr w:type="spellEnd"/>
+            <w:r>
+              <w:rPr>
+                <w:lang w:val="es-GT"/>
+              </w:rPr>
+              <w:t xml:space="preserve"> home es </w:t>
             </w:r>
             <w:r>
               <w:rPr>
@@ -12385,11 +13929,75 @@
                 <w:lang w:val="es-GT"/>
               </w:rPr>
             </w:pPr>
-            <w:r>
-              <w:rPr>
-                <w:lang w:val="es-GT"/>
-              </w:rPr>
-              <w:t>Cloudflare, AWS y Azure tienen presencia regional, reduciendo costos de hosting. Ecosistemas como Google Home y Amazon Alexa ya están en el mercado guatemalteco, facilitando la adopción de HomeHub. La industria de telecomunicaciones (Tigo, Claro) impulsa la conectividad necesaria para productos IoT.</w:t>
+            <w:proofErr w:type="spellStart"/>
+            <w:r>
+              <w:rPr>
+                <w:lang w:val="es-GT"/>
+              </w:rPr>
+              <w:t>Cloudflare</w:t>
+            </w:r>
+            <w:proofErr w:type="spellEnd"/>
+            <w:r>
+              <w:rPr>
+                <w:lang w:val="es-GT"/>
+              </w:rPr>
+              <w:t xml:space="preserve">, AWS y </w:t>
+            </w:r>
+            <w:proofErr w:type="spellStart"/>
+            <w:r>
+              <w:rPr>
+                <w:lang w:val="es-GT"/>
+              </w:rPr>
+              <w:t>Azure</w:t>
+            </w:r>
+            <w:proofErr w:type="spellEnd"/>
+            <w:r>
+              <w:rPr>
+                <w:lang w:val="es-GT"/>
+              </w:rPr>
+              <w:t xml:space="preserve"> tienen presencia regional, reduciendo costos de </w:t>
+            </w:r>
+            <w:proofErr w:type="spellStart"/>
+            <w:r>
+              <w:rPr>
+                <w:lang w:val="es-GT"/>
+              </w:rPr>
+              <w:t>hosting</w:t>
+            </w:r>
+            <w:proofErr w:type="spellEnd"/>
+            <w:r>
+              <w:rPr>
+                <w:lang w:val="es-GT"/>
+              </w:rPr>
+              <w:t xml:space="preserve">. Ecosistemas como Google Home y Amazon Alexa ya están en el mercado guatemalteco, facilitando la adopción de </w:t>
+            </w:r>
+            <w:proofErr w:type="spellStart"/>
+            <w:r>
+              <w:rPr>
+                <w:lang w:val="es-GT"/>
+              </w:rPr>
+              <w:t>HomeHub</w:t>
+            </w:r>
+            <w:proofErr w:type="spellEnd"/>
+            <w:r>
+              <w:rPr>
+                <w:lang w:val="es-GT"/>
+              </w:rPr>
+              <w:t>. La industria de telecomunicaciones (</w:t>
+            </w:r>
+            <w:proofErr w:type="spellStart"/>
+            <w:r>
+              <w:rPr>
+                <w:lang w:val="es-GT"/>
+              </w:rPr>
+              <w:t>Tigo</w:t>
+            </w:r>
+            <w:proofErr w:type="spellEnd"/>
+            <w:r>
+              <w:rPr>
+                <w:lang w:val="es-GT"/>
+              </w:rPr>
+              <w:t>, Claro) impulsa la conectividad necesaria para productos IoT.</w:t>
             </w:r>
           </w:p>
         </w:tc>
@@ -12433,7 +14041,35 @@
               <w:rPr>
                 <w:lang w:val="es-GT"/>
               </w:rPr>
-              <w:t>La competencia local directa en software empaquetado es escasa y fragmentada. La rivalidad principal viene de actores globales (CodeCanyon, Odoo) que no ofrecen soporte local. Esto crea un nicho defendible para QuetzalDev si actúa rápido y consolida su reputación regional antes de que actores globales inviertan en localización.</w:t>
+              <w:t>La competencia local directa en software empaquetado es escasa y fragmentada. La rivalidad principal viene de actores globales (</w:t>
+            </w:r>
+            <w:proofErr w:type="spellStart"/>
+            <w:r>
+              <w:rPr>
+                <w:lang w:val="es-GT"/>
+              </w:rPr>
+              <w:t>CodeCanyon</w:t>
+            </w:r>
+            <w:proofErr w:type="spellEnd"/>
+            <w:r>
+              <w:rPr>
+                <w:lang w:val="es-GT"/>
+              </w:rPr>
+              <w:t xml:space="preserve">, </w:t>
+            </w:r>
+            <w:proofErr w:type="spellStart"/>
+            <w:r>
+              <w:rPr>
+                <w:lang w:val="es-GT"/>
+              </w:rPr>
+              <w:t>Odoo</w:t>
+            </w:r>
+            <w:proofErr w:type="spellEnd"/>
+            <w:r>
+              <w:rPr>
+                <w:lang w:val="es-GT"/>
+              </w:rPr>
+              <w:t>) que no ofrecen soporte local. Esto crea un nicho defendible para QuetzalDev si actúa rápido y consolida su reputación regional antes de que actores globales inviertan en localización.</w:t>
             </w:r>
           </w:p>
         </w:tc>
@@ -12488,7 +14124,7 @@
           <w:lang w:val="es-GT"/>
         </w:rPr>
       </w:pPr>
-      <w:bookmarkStart w:id="40" w:name="_Toc223906574"/>
+      <w:bookmarkStart w:id="41" w:name="_Toc223906574"/>
       <w:r>
         <w:rPr>
           <w:lang w:val="es-GT"/>
@@ -12496,7 +14132,7 @@
         <w:lastRenderedPageBreak/>
         <w:t>Análisis PEST</w:t>
       </w:r>
-      <w:bookmarkEnd w:id="40"/>
+      <w:bookmarkEnd w:id="41"/>
     </w:p>
     <w:p>
       <w:pPr>
@@ -12650,11 +14286,19 @@
                 <w:lang w:val="es-GT"/>
               </w:rPr>
             </w:pPr>
-            <w:r>
-              <w:rPr>
-                <w:lang w:val="es-GT"/>
-              </w:rPr>
-              <w:t>SafeCase se beneficia de mayor regulación laboral. Riesgo moderado por protección de datos; mitigación con cifrado.</w:t>
+            <w:proofErr w:type="spellStart"/>
+            <w:r>
+              <w:rPr>
+                <w:lang w:val="es-GT"/>
+              </w:rPr>
+              <w:t>SafeCase</w:t>
+            </w:r>
+            <w:proofErr w:type="spellEnd"/>
+            <w:r>
+              <w:rPr>
+                <w:lang w:val="es-GT"/>
+              </w:rPr>
+              <w:t xml:space="preserve"> se beneficia de mayor regulación laboral. Riesgo moderado por protección de datos; mitigación con cifrado.</w:t>
             </w:r>
           </w:p>
         </w:tc>
@@ -12761,7 +14405,21 @@
               <w:rPr>
                 <w:lang w:val="es-GT"/>
               </w:rPr>
-              <w:t>Trabajo remoto; bienestar laboral; adopción de smart home en zonas urbanas; digitalización legal.</w:t>
+              <w:t xml:space="preserve">Trabajo remoto; bienestar laboral; adopción de </w:t>
+            </w:r>
+            <w:proofErr w:type="spellStart"/>
+            <w:r>
+              <w:rPr>
+                <w:lang w:val="es-GT"/>
+              </w:rPr>
+              <w:t>smart</w:t>
+            </w:r>
+            <w:proofErr w:type="spellEnd"/>
+            <w:r>
+              <w:rPr>
+                <w:lang w:val="es-GT"/>
+              </w:rPr>
+              <w:t xml:space="preserve"> home en zonas urbanas; digitalización legal.</w:t>
             </w:r>
           </w:p>
         </w:tc>
@@ -12824,7 +14482,49 @@
               <w:rPr>
                 <w:lang w:val="es-GT"/>
               </w:rPr>
-              <w:t>Expansión 5G; dispositivos IoT con Matter; estandarización de React/TypeScript; IA generativa.</w:t>
+              <w:t xml:space="preserve">Expansión 5G; dispositivos IoT con </w:t>
+            </w:r>
+            <w:proofErr w:type="spellStart"/>
+            <w:r>
+              <w:rPr>
+                <w:lang w:val="es-GT"/>
+              </w:rPr>
+              <w:t>Matter</w:t>
+            </w:r>
+            <w:proofErr w:type="spellEnd"/>
+            <w:r>
+              <w:rPr>
+                <w:lang w:val="es-GT"/>
+              </w:rPr>
+              <w:t xml:space="preserve">; estandarización de </w:t>
+            </w:r>
+            <w:proofErr w:type="spellStart"/>
+            <w:r>
+              <w:rPr>
+                <w:lang w:val="es-GT"/>
+              </w:rPr>
+              <w:t>React</w:t>
+            </w:r>
+            <w:proofErr w:type="spellEnd"/>
+            <w:r>
+              <w:rPr>
+                <w:lang w:val="es-GT"/>
+              </w:rPr>
+              <w:t>/</w:t>
+            </w:r>
+            <w:proofErr w:type="spellStart"/>
+            <w:r>
+              <w:rPr>
+                <w:lang w:val="es-GT"/>
+              </w:rPr>
+              <w:t>TypeScript</w:t>
+            </w:r>
+            <w:proofErr w:type="spellEnd"/>
+            <w:r>
+              <w:rPr>
+                <w:lang w:val="es-GT"/>
+              </w:rPr>
+              <w:t>; IA generativa.</w:t>
             </w:r>
           </w:p>
         </w:tc>
@@ -12870,14 +14570,22 @@
           <w:lang w:val="es-GT"/>
         </w:rPr>
       </w:pPr>
-      <w:bookmarkStart w:id="41" w:name="_Toc223906575"/>
-      <w:r>
-        <w:rPr>
-          <w:lang w:val="es-GT"/>
-        </w:rPr>
-        <w:t>Las 5 Fuerzas de Porter</w:t>
-      </w:r>
-      <w:bookmarkEnd w:id="41"/>
+      <w:bookmarkStart w:id="42" w:name="_Toc223906575"/>
+      <w:r>
+        <w:rPr>
+          <w:lang w:val="es-GT"/>
+        </w:rPr>
+        <w:t xml:space="preserve">Las 5 Fuerzas de </w:t>
+      </w:r>
+      <w:proofErr w:type="spellStart"/>
+      <w:r>
+        <w:rPr>
+          <w:lang w:val="es-GT"/>
+        </w:rPr>
+        <w:t>Porter</w:t>
+      </w:r>
+      <w:bookmarkEnd w:id="42"/>
+      <w:proofErr w:type="spellEnd"/>
     </w:p>
     <w:p>
       <w:pPr>
@@ -12886,7 +14594,7 @@
           <w:lang w:val="es-GT"/>
         </w:rPr>
       </w:pPr>
-      <w:bookmarkStart w:id="42" w:name="_Toc223906576"/>
+      <w:bookmarkStart w:id="43" w:name="_Toc223906576"/>
       <w:r>
         <w:rPr>
           <w:lang w:val="es-GT"/>
@@ -12901,19 +14609,75 @@
         </w:rPr>
         <w:t>Media-Alta</w:t>
       </w:r>
-      <w:bookmarkEnd w:id="42"/>
-    </w:p>
-    <w:p>
-      <w:pPr>
-        <w:rPr>
-          <w:lang w:val="es-GT"/>
-        </w:rPr>
-      </w:pPr>
-      <w:r>
-        <w:rPr>
-          <w:lang w:val="es-GT"/>
-        </w:rPr>
-        <w:t>El mercado de software empaquetado local es fragmentado y poco maduro, con pocos actores bien establecidos. Sin embargo, la presencia de marketplaces globales (CodeCanyon, Gumroad) con catálogos de miles de productos introduce una presión de precio permanente. La rivalidad aumenta si actores regionales como ContaPyme o Bitrix24 deciden expandirse al mercado guatemalteco con campañas agresivas.</w:t>
+      <w:bookmarkEnd w:id="43"/>
+    </w:p>
+    <w:p>
+      <w:pPr>
+        <w:rPr>
+          <w:lang w:val="es-GT"/>
+        </w:rPr>
+      </w:pPr>
+      <w:r>
+        <w:rPr>
+          <w:lang w:val="es-GT"/>
+        </w:rPr>
+        <w:t xml:space="preserve">El mercado de software empaquetado local es fragmentado y poco maduro, con pocos actores bien establecidos. Sin embargo, la presencia de </w:t>
+      </w:r>
+      <w:proofErr w:type="spellStart"/>
+      <w:r>
+        <w:rPr>
+          <w:lang w:val="es-GT"/>
+        </w:rPr>
+        <w:t>marketplaces</w:t>
+      </w:r>
+      <w:proofErr w:type="spellEnd"/>
+      <w:r>
+        <w:rPr>
+          <w:lang w:val="es-GT"/>
+        </w:rPr>
+        <w:t xml:space="preserve"> globales (</w:t>
+      </w:r>
+      <w:proofErr w:type="spellStart"/>
+      <w:r>
+        <w:rPr>
+          <w:lang w:val="es-GT"/>
+        </w:rPr>
+        <w:t>CodeCanyon</w:t>
+      </w:r>
+      <w:proofErr w:type="spellEnd"/>
+      <w:r>
+        <w:rPr>
+          <w:lang w:val="es-GT"/>
+        </w:rPr>
+        <w:t xml:space="preserve">, </w:t>
+      </w:r>
+      <w:proofErr w:type="spellStart"/>
+      <w:r>
+        <w:rPr>
+          <w:lang w:val="es-GT"/>
+        </w:rPr>
+        <w:t>Gumroad</w:t>
+      </w:r>
+      <w:proofErr w:type="spellEnd"/>
+      <w:r>
+        <w:rPr>
+          <w:lang w:val="es-GT"/>
+        </w:rPr>
+        <w:t xml:space="preserve">) con catálogos de miles de productos introduce una presión de precio permanente. La rivalidad aumenta si actores regionales como </w:t>
+      </w:r>
+      <w:proofErr w:type="spellStart"/>
+      <w:r>
+        <w:rPr>
+          <w:lang w:val="es-GT"/>
+        </w:rPr>
+        <w:t>ContaPyme</w:t>
+      </w:r>
+      <w:proofErr w:type="spellEnd"/>
+      <w:r>
+        <w:rPr>
+          <w:lang w:val="es-GT"/>
+        </w:rPr>
+        <w:t xml:space="preserve"> o Bitrix24 deciden expandirse al mercado guatemalteco con campañas agresivas.</w:t>
       </w:r>
     </w:p>
     <w:p>
@@ -12930,7 +14694,7 @@
           <w:lang w:val="es-GT"/>
         </w:rPr>
       </w:pPr>
-      <w:bookmarkStart w:id="43" w:name="_Toc223906577"/>
+      <w:bookmarkStart w:id="44" w:name="_Toc223906577"/>
       <w:r>
         <w:rPr>
           <w:lang w:val="es-GT"/>
@@ -12945,26 +14709,70 @@
         </w:rPr>
         <w:t>Alta</w:t>
       </w:r>
-      <w:bookmarkEnd w:id="43"/>
-    </w:p>
-    <w:p>
-      <w:pPr>
-        <w:rPr>
-          <w:lang w:val="es-GT"/>
-        </w:rPr>
-      </w:pPr>
-      <w:r>
-        <w:rPr>
-          <w:lang w:val="es-GT"/>
-        </w:rPr>
-        <w:t>Las barreras de entrada al mercado de software empaquetado son bajas: cualquier desarrollador con un repositorio en GitHub puede crear una tienda en Gumroad en menos de una hora.</w:t>
+      <w:bookmarkEnd w:id="44"/>
+    </w:p>
+    <w:p>
+      <w:pPr>
+        <w:rPr>
+          <w:lang w:val="es-GT"/>
+        </w:rPr>
+      </w:pPr>
+      <w:r>
+        <w:rPr>
+          <w:lang w:val="es-GT"/>
+        </w:rPr>
+        <w:t xml:space="preserve">Las barreras de entrada al mercado de software empaquetado son bajas: cualquier desarrollador con un repositorio en GitHub puede crear una tienda en </w:t>
+      </w:r>
+      <w:proofErr w:type="spellStart"/>
+      <w:r>
+        <w:rPr>
+          <w:lang w:val="es-GT"/>
+        </w:rPr>
+        <w:t>Gumroad</w:t>
+      </w:r>
+      <w:proofErr w:type="spellEnd"/>
+      <w:r>
+        <w:rPr>
+          <w:lang w:val="es-GT"/>
+        </w:rPr>
+        <w:t xml:space="preserve"> en menos de una hora.</w:t>
       </w:r>
       <w:r>
         <w:rPr>
           <w:lang w:val="es-GT"/>
         </w:rPr>
         <w:br/>
-        <w:t>Sin embargo, la barrera real para QuetzalDev es la diferenciación por soporte local, conocimiento regulatorio guatemalteco y integración con ecosistemas enterprise, elementos difíciles de replicar por un nuevo entrante.</w:t>
+        <w:t xml:space="preserve">Sin embargo, la barrera real para QuetzalDev es la diferenciación por soporte local, conocimiento regulatorio guatemalteco </w:t>
+      </w:r>
+      <w:proofErr w:type="spellStart"/>
+      <w:proofErr w:type="gramStart"/>
+      <w:r>
+        <w:rPr>
+          <w:lang w:val="es-GT"/>
+        </w:rPr>
+        <w:t>y</w:t>
+      </w:r>
+      <w:proofErr w:type="spellEnd"/>
+      <w:proofErr w:type="gramEnd"/>
+      <w:r>
+        <w:rPr>
+          <w:lang w:val="es-GT"/>
+        </w:rPr>
+        <w:t xml:space="preserve"> integración con ecosistemas </w:t>
+      </w:r>
+      <w:proofErr w:type="spellStart"/>
+      <w:r>
+        <w:rPr>
+          <w:lang w:val="es-GT"/>
+        </w:rPr>
+        <w:t>enterprise</w:t>
+      </w:r>
+      <w:proofErr w:type="spellEnd"/>
+      <w:r>
+        <w:rPr>
+          <w:lang w:val="es-GT"/>
+        </w:rPr>
+        <w:t>, elementos difíciles de replicar por un nuevo entrante.</w:t>
       </w:r>
     </w:p>
     <w:p>
@@ -12981,7 +14789,7 @@
           <w:lang w:val="es-GT"/>
         </w:rPr>
       </w:pPr>
-      <w:bookmarkStart w:id="44" w:name="_Toc223906578"/>
+      <w:bookmarkStart w:id="45" w:name="_Toc223906578"/>
       <w:r>
         <w:rPr>
           <w:lang w:val="es-GT"/>
@@ -12997,26 +14805,68 @@
         </w:rPr>
         <w:t>Bajo</w:t>
       </w:r>
-      <w:bookmarkEnd w:id="44"/>
-    </w:p>
-    <w:p>
-      <w:pPr>
-        <w:rPr>
-          <w:lang w:val="es-GT"/>
-        </w:rPr>
-      </w:pPr>
-      <w:r>
-        <w:rPr>
-          <w:lang w:val="es-GT"/>
-        </w:rPr>
-        <w:t>Los insumos tecnológicos son commodities con múltiples alternativas y precios competitivos. No existe un proveedor dominante capaz de imponer condiciones.</w:t>
+      <w:bookmarkEnd w:id="45"/>
+    </w:p>
+    <w:p>
+      <w:pPr>
+        <w:rPr>
+          <w:lang w:val="es-GT"/>
+        </w:rPr>
+      </w:pPr>
+      <w:r>
+        <w:rPr>
+          <w:lang w:val="es-GT"/>
+        </w:rPr>
+        <w:t xml:space="preserve">Los insumos tecnológicos son </w:t>
+      </w:r>
+      <w:proofErr w:type="spellStart"/>
+      <w:r>
+        <w:rPr>
+          <w:lang w:val="es-GT"/>
+        </w:rPr>
+        <w:t>commodities</w:t>
+      </w:r>
+      <w:proofErr w:type="spellEnd"/>
+      <w:r>
+        <w:rPr>
+          <w:lang w:val="es-GT"/>
+        </w:rPr>
+        <w:t xml:space="preserve"> con múltiples alternativas y precios competitivos. No existe un proveedor dominante capaz de imponer condiciones.</w:t>
       </w:r>
       <w:r>
         <w:rPr>
           <w:lang w:val="es-GT"/>
         </w:rPr>
         <w:br/>
-        <w:t>Para HomeHub, la dependencia de APIs de Alexa/Google Home introduce un riesgo moderado, mitigable con capas de abstracción.</w:t>
+        <w:t xml:space="preserve">Para </w:t>
+      </w:r>
+      <w:proofErr w:type="spellStart"/>
+      <w:r>
+        <w:rPr>
+          <w:lang w:val="es-GT"/>
+        </w:rPr>
+        <w:t>HomeHub</w:t>
+      </w:r>
+      <w:proofErr w:type="spellEnd"/>
+      <w:r>
+        <w:rPr>
+          <w:lang w:val="es-GT"/>
+        </w:rPr>
+        <w:t xml:space="preserve">, la dependencia de </w:t>
+      </w:r>
+      <w:proofErr w:type="spellStart"/>
+      <w:r>
+        <w:rPr>
+          <w:lang w:val="es-GT"/>
+        </w:rPr>
+        <w:t>APIs</w:t>
+      </w:r>
+      <w:proofErr w:type="spellEnd"/>
+      <w:r>
+        <w:rPr>
+          <w:lang w:val="es-GT"/>
+        </w:rPr>
+        <w:t xml:space="preserve"> de Alexa/Google Home introduce un riesgo moderado, mitigable con capas de abstracción.</w:t>
       </w:r>
     </w:p>
     <w:p>
@@ -13033,7 +14883,7 @@
           <w:lang w:val="es-GT"/>
         </w:rPr>
       </w:pPr>
-      <w:bookmarkStart w:id="45" w:name="_Toc223906579"/>
+      <w:bookmarkStart w:id="46" w:name="_Toc223906579"/>
       <w:r>
         <w:rPr>
           <w:lang w:val="es-GT"/>
@@ -13048,7 +14898,7 @@
         </w:rPr>
         <w:t>Media</w:t>
       </w:r>
-      <w:bookmarkEnd w:id="45"/>
+      <w:bookmarkEnd w:id="46"/>
     </w:p>
     <w:p>
       <w:pPr>
@@ -13084,7 +14934,7 @@
           <w:lang w:val="es-GT"/>
         </w:rPr>
       </w:pPr>
-      <w:bookmarkStart w:id="46" w:name="_Toc223906580"/>
+      <w:bookmarkStart w:id="47" w:name="_Toc223906580"/>
       <w:r>
         <w:rPr>
           <w:lang w:val="es-GT"/>
@@ -13099,7 +14949,7 @@
         </w:rPr>
         <w:t>Media</w:t>
       </w:r>
-      <w:bookmarkEnd w:id="46"/>
+      <w:bookmarkEnd w:id="47"/>
     </w:p>
     <w:p>
       <w:pPr>
@@ -13128,7 +14978,21 @@
         <w:rPr>
           <w:lang w:val="es-GT"/>
         </w:rPr>
-        <w:t>Excel/Sheets para gestión de casos legales,</w:t>
+        <w:t>Excel/</w:t>
+      </w:r>
+      <w:proofErr w:type="spellStart"/>
+      <w:r>
+        <w:rPr>
+          <w:lang w:val="es-GT"/>
+        </w:rPr>
+        <w:t>Sheets</w:t>
+      </w:r>
+      <w:proofErr w:type="spellEnd"/>
+      <w:r>
+        <w:rPr>
+          <w:lang w:val="es-GT"/>
+        </w:rPr>
+        <w:t xml:space="preserve"> para gestión de casos legales,</w:t>
       </w:r>
     </w:p>
     <w:p>
@@ -13141,11 +15005,19 @@
           <w:lang w:val="es-GT"/>
         </w:rPr>
       </w:pPr>
-      <w:r>
-        <w:rPr>
-          <w:lang w:val="es-GT"/>
-        </w:rPr>
-        <w:t>WhatsApp/correo para denuncias laborales,</w:t>
+      <w:proofErr w:type="spellStart"/>
+      <w:r>
+        <w:rPr>
+          <w:lang w:val="es-GT"/>
+        </w:rPr>
+        <w:t>WhatsApp</w:t>
+      </w:r>
+      <w:proofErr w:type="spellEnd"/>
+      <w:r>
+        <w:rPr>
+          <w:lang w:val="es-GT"/>
+        </w:rPr>
+        <w:t>/correo para denuncias laborales,</w:t>
       </w:r>
     </w:p>
     <w:p>
@@ -13283,7 +15155,7 @@
           <w:lang w:val="es-GT"/>
         </w:rPr>
       </w:pPr>
-      <w:bookmarkStart w:id="47" w:name="_Toc223906581"/>
+      <w:bookmarkStart w:id="48" w:name="_Toc223906581"/>
       <w:r>
         <w:rPr>
           <w:lang w:val="es-GT"/>
@@ -13291,7 +15163,7 @@
         <w:lastRenderedPageBreak/>
         <w:t>Análisis SWOT / FODA</w:t>
       </w:r>
-      <w:bookmarkEnd w:id="47"/>
+      <w:bookmarkEnd w:id="48"/>
     </w:p>
     <w:p>
       <w:pPr>
@@ -13440,7 +15312,35 @@
                 <w:lang w:val="es-GT"/>
               </w:rPr>
               <w:br/>
-              <w:t>F4. Plataforma e-commerce con UX neumórfica.</w:t>
+              <w:t>F4. Plataforma e-</w:t>
+            </w:r>
+            <w:proofErr w:type="spellStart"/>
+            <w:r>
+              <w:rPr>
+                <w:lang w:val="es-GT"/>
+              </w:rPr>
+              <w:t>commerce</w:t>
+            </w:r>
+            <w:proofErr w:type="spellEnd"/>
+            <w:r>
+              <w:rPr>
+                <w:lang w:val="es-GT"/>
+              </w:rPr>
+              <w:t xml:space="preserve"> con UX </w:t>
+            </w:r>
+            <w:proofErr w:type="spellStart"/>
+            <w:r>
+              <w:rPr>
+                <w:lang w:val="es-GT"/>
+              </w:rPr>
+              <w:t>neumórfica</w:t>
+            </w:r>
+            <w:proofErr w:type="spellEnd"/>
+            <w:r>
+              <w:rPr>
+                <w:lang w:val="es-GT"/>
+              </w:rPr>
+              <w:t>.</w:t>
             </w:r>
             <w:r>
               <w:rPr>
@@ -13501,7 +15401,21 @@
                 <w:lang w:val="es-GT"/>
               </w:rPr>
               <w:br/>
-              <w:t>D5. Dependencia de dispositivos IoT de terceros para HomeHub.</w:t>
+              <w:t xml:space="preserve">D5. Dependencia de dispositivos IoT de terceros para </w:t>
+            </w:r>
+            <w:proofErr w:type="spellStart"/>
+            <w:r>
+              <w:rPr>
+                <w:lang w:val="es-GT"/>
+              </w:rPr>
+              <w:t>HomeHub</w:t>
+            </w:r>
+            <w:proofErr w:type="spellEnd"/>
+            <w:r>
+              <w:rPr>
+                <w:lang w:val="es-GT"/>
+              </w:rPr>
+              <w:t>.</w:t>
             </w:r>
           </w:p>
         </w:tc>
@@ -13602,7 +15516,21 @@
               <w:rPr>
                 <w:lang w:val="es-GT"/>
               </w:rPr>
-              <w:t>O1. Demanda creciente de compliance laboral.</w:t>
+              <w:t xml:space="preserve">O1. Demanda creciente de </w:t>
+            </w:r>
+            <w:proofErr w:type="spellStart"/>
+            <w:r>
+              <w:rPr>
+                <w:lang w:val="es-GT"/>
+              </w:rPr>
+              <w:t>compliance</w:t>
+            </w:r>
+            <w:proofErr w:type="spellEnd"/>
+            <w:r>
+              <w:rPr>
+                <w:lang w:val="es-GT"/>
+              </w:rPr>
+              <w:t xml:space="preserve"> laboral.</w:t>
             </w:r>
             <w:r>
               <w:rPr>
@@ -13616,7 +15544,21 @@
                 <w:lang w:val="es-GT"/>
               </w:rPr>
               <w:br/>
-              <w:t>O3. Crecimiento del mercado smart home.</w:t>
+              <w:t xml:space="preserve">O3. Crecimiento del mercado </w:t>
+            </w:r>
+            <w:proofErr w:type="spellStart"/>
+            <w:r>
+              <w:rPr>
+                <w:lang w:val="es-GT"/>
+              </w:rPr>
+              <w:t>smart</w:t>
+            </w:r>
+            <w:proofErr w:type="spellEnd"/>
+            <w:r>
+              <w:rPr>
+                <w:lang w:val="es-GT"/>
+              </w:rPr>
+              <w:t xml:space="preserve"> home.</w:t>
             </w:r>
             <w:r>
               <w:rPr>
@@ -13637,7 +15579,21 @@
                 <w:lang w:val="es-GT"/>
               </w:rPr>
               <w:br/>
-              <w:t>O6. Programas de digitalización PyME.</w:t>
+              <w:t xml:space="preserve">O6. Programas de digitalización </w:t>
+            </w:r>
+            <w:proofErr w:type="spellStart"/>
+            <w:r>
+              <w:rPr>
+                <w:lang w:val="es-GT"/>
+              </w:rPr>
+              <w:t>PyME</w:t>
+            </w:r>
+            <w:proofErr w:type="spellEnd"/>
+            <w:r>
+              <w:rPr>
+                <w:lang w:val="es-GT"/>
+              </w:rPr>
+              <w:t>.</w:t>
             </w:r>
           </w:p>
         </w:tc>
@@ -13684,7 +15640,21 @@
                 <w:lang w:val="es-GT"/>
               </w:rPr>
               <w:br/>
-              <w:t>A5. Cambios regulatorios para SafeCase.</w:t>
+              <w:t xml:space="preserve">A5. Cambios regulatorios para </w:t>
+            </w:r>
+            <w:proofErr w:type="spellStart"/>
+            <w:r>
+              <w:rPr>
+                <w:lang w:val="es-GT"/>
+              </w:rPr>
+              <w:t>SafeCase</w:t>
+            </w:r>
+            <w:proofErr w:type="spellEnd"/>
+            <w:r>
+              <w:rPr>
+                <w:lang w:val="es-GT"/>
+              </w:rPr>
+              <w:t>.</w:t>
             </w:r>
           </w:p>
         </w:tc>
@@ -13753,7 +15723,7 @@
           <w:lang w:val="es-GT"/>
         </w:rPr>
       </w:pPr>
-      <w:bookmarkStart w:id="48" w:name="_Toc223906582"/>
+      <w:bookmarkStart w:id="49" w:name="_Toc223906582"/>
       <w:r>
         <w:rPr>
           <w:lang w:val="es-GT"/>
@@ -13761,7 +15731,7 @@
         <w:lastRenderedPageBreak/>
         <w:t>Análisis TOWS / CAME</w:t>
       </w:r>
-      <w:bookmarkEnd w:id="48"/>
+      <w:bookmarkEnd w:id="49"/>
     </w:p>
     <w:p>
       <w:pPr>
@@ -13890,7 +15860,21 @@
               <w:rPr>
                 <w:lang w:val="es-GT"/>
               </w:rPr>
-              <w:t>Combinar F1+F2+O2 para campaña de marketing B2B, con demos técnicas de LegalFlow.</w:t>
+              <w:t xml:space="preserve">Combinar F1+F2+O2 para campaña de marketing B2B, con demos técnicas de </w:t>
+            </w:r>
+            <w:proofErr w:type="spellStart"/>
+            <w:r>
+              <w:rPr>
+                <w:lang w:val="es-GT"/>
+              </w:rPr>
+              <w:t>LegalFlow</w:t>
+            </w:r>
+            <w:proofErr w:type="spellEnd"/>
+            <w:r>
+              <w:rPr>
+                <w:lang w:val="es-GT"/>
+              </w:rPr>
+              <w:t>.</w:t>
             </w:r>
           </w:p>
         </w:tc>
@@ -13934,7 +15918,21 @@
               <w:rPr>
                 <w:lang w:val="es-GT"/>
               </w:rPr>
-              <w:t>F5+F3+O1+O5 → modelo de reventa para SafeCase.</w:t>
+              <w:t xml:space="preserve">F5+F3+O1+O5 → modelo de reventa para </w:t>
+            </w:r>
+            <w:proofErr w:type="spellStart"/>
+            <w:r>
+              <w:rPr>
+                <w:lang w:val="es-GT"/>
+              </w:rPr>
+              <w:t>SafeCase</w:t>
+            </w:r>
+            <w:proofErr w:type="spellEnd"/>
+            <w:r>
+              <w:rPr>
+                <w:lang w:val="es-GT"/>
+              </w:rPr>
+              <w:t>.</w:t>
             </w:r>
           </w:p>
         </w:tc>
@@ -13959,7 +15957,25 @@
                 <w:bCs/>
                 <w:lang w:val="es-GT"/>
               </w:rPr>
-              <w:t>FO3 — Posicionamiento smart home regional</w:t>
+              <w:t xml:space="preserve">FO3 — Posicionamiento </w:t>
+            </w:r>
+            <w:proofErr w:type="spellStart"/>
+            <w:r>
+              <w:rPr>
+                <w:b/>
+                <w:bCs/>
+                <w:lang w:val="es-GT"/>
+              </w:rPr>
+              <w:t>smart</w:t>
+            </w:r>
+            <w:proofErr w:type="spellEnd"/>
+            <w:r>
+              <w:rPr>
+                <w:b/>
+                <w:bCs/>
+                <w:lang w:val="es-GT"/>
+              </w:rPr>
+              <w:t xml:space="preserve"> home regional</w:t>
             </w:r>
           </w:p>
         </w:tc>
@@ -13978,7 +15994,35 @@
               <w:rPr>
                 <w:lang w:val="es-GT"/>
               </w:rPr>
-              <w:t>F4+F6+O3+O4 → diferenciar HomeHub como app local con soporte en español.</w:t>
+              <w:t xml:space="preserve">F4+F6+O3+O4 → diferenciar </w:t>
+            </w:r>
+            <w:proofErr w:type="spellStart"/>
+            <w:r>
+              <w:rPr>
+                <w:lang w:val="es-GT"/>
+              </w:rPr>
+              <w:t>HomeHub</w:t>
+            </w:r>
+            <w:proofErr w:type="spellEnd"/>
+            <w:r>
+              <w:rPr>
+                <w:lang w:val="es-GT"/>
+              </w:rPr>
+              <w:t xml:space="preserve"> como </w:t>
+            </w:r>
+            <w:proofErr w:type="spellStart"/>
+            <w:r>
+              <w:rPr>
+                <w:lang w:val="es-GT"/>
+              </w:rPr>
+              <w:t>app</w:t>
+            </w:r>
+            <w:proofErr w:type="spellEnd"/>
+            <w:r>
+              <w:rPr>
+                <w:lang w:val="es-GT"/>
+              </w:rPr>
+              <w:t xml:space="preserve"> local con soporte en español.</w:t>
             </w:r>
           </w:p>
         </w:tc>
@@ -14094,8 +16138,36 @@
                 <w:bCs/>
                 <w:lang w:val="es-GT"/>
               </w:rPr>
-              <w:t>FA1 — Moat regulatorio para SafeCase</w:t>
-            </w:r>
+              <w:t xml:space="preserve">FA1 — </w:t>
+            </w:r>
+            <w:proofErr w:type="spellStart"/>
+            <w:r>
+              <w:rPr>
+                <w:b/>
+                <w:bCs/>
+                <w:lang w:val="es-GT"/>
+              </w:rPr>
+              <w:t>Moat</w:t>
+            </w:r>
+            <w:proofErr w:type="spellEnd"/>
+            <w:r>
+              <w:rPr>
+                <w:b/>
+                <w:bCs/>
+                <w:lang w:val="es-GT"/>
+              </w:rPr>
+              <w:t xml:space="preserve"> regulatorio para </w:t>
+            </w:r>
+            <w:proofErr w:type="spellStart"/>
+            <w:r>
+              <w:rPr>
+                <w:b/>
+                <w:bCs/>
+                <w:lang w:val="es-GT"/>
+              </w:rPr>
+              <w:t>SafeCase</w:t>
+            </w:r>
+            <w:proofErr w:type="spellEnd"/>
           </w:p>
         </w:tc>
         <w:tc>
@@ -14157,7 +16229,21 @@
               <w:rPr>
                 <w:lang w:val="es-GT"/>
               </w:rPr>
-              <w:t>F1+F2+A2 → desacoplar APIs específicas de Alexa/Google.</w:t>
+              <w:t xml:space="preserve">F1+F2+A2 → desacoplar </w:t>
+            </w:r>
+            <w:proofErr w:type="spellStart"/>
+            <w:r>
+              <w:rPr>
+                <w:lang w:val="es-GT"/>
+              </w:rPr>
+              <w:t>APIs</w:t>
+            </w:r>
+            <w:proofErr w:type="spellEnd"/>
+            <w:r>
+              <w:rPr>
+                <w:lang w:val="es-GT"/>
+              </w:rPr>
+              <w:t xml:space="preserve"> específicas de Alexa/Google.</w:t>
             </w:r>
           </w:p>
         </w:tc>
@@ -14292,7 +16378,21 @@
               <w:rPr>
                 <w:lang w:val="es-GT"/>
               </w:rPr>
-              <w:t>D2+O1+O2 → validación con feedback real.</w:t>
+              <w:t xml:space="preserve">D2+O1+O2 → validación con </w:t>
+            </w:r>
+            <w:proofErr w:type="spellStart"/>
+            <w:r>
+              <w:rPr>
+                <w:lang w:val="es-GT"/>
+              </w:rPr>
+              <w:t>feedback</w:t>
+            </w:r>
+            <w:proofErr w:type="spellEnd"/>
+            <w:r>
+              <w:rPr>
+                <w:lang w:val="es-GT"/>
+              </w:rPr>
+              <w:t xml:space="preserve"> real.</w:t>
             </w:r>
           </w:p>
         </w:tc>
@@ -14336,7 +16436,21 @@
               <w:rPr>
                 <w:lang w:val="es-GT"/>
               </w:rPr>
-              <w:t>D3+O6 → Visanet/BAM para reducir fricción de compra.</w:t>
+              <w:t xml:space="preserve">D3+O6 → </w:t>
+            </w:r>
+            <w:proofErr w:type="spellStart"/>
+            <w:r>
+              <w:rPr>
+                <w:lang w:val="es-GT"/>
+              </w:rPr>
+              <w:t>Visanet</w:t>
+            </w:r>
+            <w:proofErr w:type="spellEnd"/>
+            <w:r>
+              <w:rPr>
+                <w:lang w:val="es-GT"/>
+              </w:rPr>
+              <w:t>/BAM para reducir fricción de compra.</w:t>
             </w:r>
           </w:p>
         </w:tc>
@@ -14471,7 +16585,21 @@
               <w:rPr>
                 <w:lang w:val="es-GT"/>
               </w:rPr>
-              <w:t>D1+A3 → contenido en LinkedIn/YouTube para construir confianza.</w:t>
+              <w:t xml:space="preserve">D1+A3 → contenido en </w:t>
+            </w:r>
+            <w:proofErr w:type="spellStart"/>
+            <w:r>
+              <w:rPr>
+                <w:lang w:val="es-GT"/>
+              </w:rPr>
+              <w:t>LinkedIn</w:t>
+            </w:r>
+            <w:proofErr w:type="spellEnd"/>
+            <w:r>
+              <w:rPr>
+                <w:lang w:val="es-GT"/>
+              </w:rPr>
+              <w:t>/YouTube para construir confianza.</w:t>
             </w:r>
           </w:p>
         </w:tc>
@@ -14542,7 +16670,7 @@
           <w:lang w:val="es-GT"/>
         </w:rPr>
       </w:pPr>
-      <w:bookmarkStart w:id="49" w:name="_Toc223906583"/>
+      <w:bookmarkStart w:id="50" w:name="_Toc223906583"/>
       <w:r>
         <w:rPr>
           <w:lang w:val="es-GT"/>
@@ -14550,7 +16678,7 @@
         <w:lastRenderedPageBreak/>
         <w:t>Análisis SOAR</w:t>
       </w:r>
-      <w:bookmarkEnd w:id="49"/>
+      <w:bookmarkEnd w:id="50"/>
     </w:p>
     <w:p>
       <w:pPr>
@@ -14637,6 +16765,7 @@
                 <w:lang w:val="es-GT"/>
               </w:rPr>
             </w:pPr>
+            <w:proofErr w:type="spellStart"/>
             <w:r>
               <w:rPr>
                 <w:b/>
@@ -14645,6 +16774,7 @@
               </w:rPr>
               <w:t>Strengths</w:t>
             </w:r>
+            <w:proofErr w:type="spellEnd"/>
           </w:p>
         </w:tc>
         <w:tc>
@@ -14662,7 +16792,35 @@
               <w:rPr>
                 <w:lang w:val="es-GT"/>
               </w:rPr>
-              <w:t>Equipo full-stack; tres verticales diferenciados; UX premium; precios bajos; sin licencias externas.</w:t>
+              <w:t>Equipo full-</w:t>
+            </w:r>
+            <w:proofErr w:type="spellStart"/>
+            <w:r>
+              <w:rPr>
+                <w:lang w:val="es-GT"/>
+              </w:rPr>
+              <w:t>stack</w:t>
+            </w:r>
+            <w:proofErr w:type="spellEnd"/>
+            <w:r>
+              <w:rPr>
+                <w:lang w:val="es-GT"/>
+              </w:rPr>
+              <w:t xml:space="preserve">; tres verticales diferenciados; UX </w:t>
+            </w:r>
+            <w:proofErr w:type="spellStart"/>
+            <w:r>
+              <w:rPr>
+                <w:lang w:val="es-GT"/>
+              </w:rPr>
+              <w:t>premium</w:t>
+            </w:r>
+            <w:proofErr w:type="spellEnd"/>
+            <w:r>
+              <w:rPr>
+                <w:lang w:val="es-GT"/>
+              </w:rPr>
+              <w:t>; precios bajos; sin licencias externas.</w:t>
             </w:r>
           </w:p>
         </w:tc>
@@ -14681,6 +16839,7 @@
                 <w:lang w:val="es-GT"/>
               </w:rPr>
             </w:pPr>
+            <w:proofErr w:type="spellStart"/>
             <w:r>
               <w:rPr>
                 <w:b/>
@@ -14689,6 +16848,7 @@
               </w:rPr>
               <w:t>Opportunities</w:t>
             </w:r>
+            <w:proofErr w:type="spellEnd"/>
           </w:p>
         </w:tc>
         <w:tc>
@@ -14706,7 +16866,35 @@
               <w:rPr>
                 <w:lang w:val="es-GT"/>
               </w:rPr>
-              <w:t>Mercado LATAM en crecimiento; digitalización PyME; auge smart home; posibilidad de escalar regionalmente.</w:t>
+              <w:t xml:space="preserve">Mercado LATAM en crecimiento; digitalización </w:t>
+            </w:r>
+            <w:proofErr w:type="spellStart"/>
+            <w:r>
+              <w:rPr>
+                <w:lang w:val="es-GT"/>
+              </w:rPr>
+              <w:t>PyME</w:t>
+            </w:r>
+            <w:proofErr w:type="spellEnd"/>
+            <w:r>
+              <w:rPr>
+                <w:lang w:val="es-GT"/>
+              </w:rPr>
+              <w:t xml:space="preserve">; auge </w:t>
+            </w:r>
+            <w:proofErr w:type="spellStart"/>
+            <w:r>
+              <w:rPr>
+                <w:lang w:val="es-GT"/>
+              </w:rPr>
+              <w:t>smart</w:t>
+            </w:r>
+            <w:proofErr w:type="spellEnd"/>
+            <w:r>
+              <w:rPr>
+                <w:lang w:val="es-GT"/>
+              </w:rPr>
+              <w:t xml:space="preserve"> home; posibilidad de escalar regionalmente.</w:t>
             </w:r>
           </w:p>
         </w:tc>
@@ -14725,6 +16913,7 @@
                 <w:lang w:val="es-GT"/>
               </w:rPr>
             </w:pPr>
+            <w:proofErr w:type="spellStart"/>
             <w:r>
               <w:rPr>
                 <w:b/>
@@ -14733,6 +16922,7 @@
               </w:rPr>
               <w:t>Aspirations</w:t>
             </w:r>
+            <w:proofErr w:type="spellEnd"/>
           </w:p>
         </w:tc>
         <w:tc>
@@ -14750,7 +16940,35 @@
               <w:rPr>
                 <w:lang w:val="es-GT"/>
               </w:rPr>
-              <w:t>Ser referente #1 en software empaquetado en GT; lanzar versión SaaS al año 2; expandir HomeHub a hoteles/apartamentos en año 3.</w:t>
+              <w:t xml:space="preserve">Ser referente #1 en software empaquetado en GT; lanzar versión </w:t>
+            </w:r>
+            <w:proofErr w:type="spellStart"/>
+            <w:r>
+              <w:rPr>
+                <w:lang w:val="es-GT"/>
+              </w:rPr>
+              <w:t>SaaS</w:t>
+            </w:r>
+            <w:proofErr w:type="spellEnd"/>
+            <w:r>
+              <w:rPr>
+                <w:lang w:val="es-GT"/>
+              </w:rPr>
+              <w:t xml:space="preserve"> al año 2; expandir </w:t>
+            </w:r>
+            <w:proofErr w:type="spellStart"/>
+            <w:r>
+              <w:rPr>
+                <w:lang w:val="es-GT"/>
+              </w:rPr>
+              <w:t>HomeHub</w:t>
+            </w:r>
+            <w:proofErr w:type="spellEnd"/>
+            <w:r>
+              <w:rPr>
+                <w:lang w:val="es-GT"/>
+              </w:rPr>
+              <w:t xml:space="preserve"> a hoteles/apartamentos en año 3.</w:t>
             </w:r>
           </w:p>
         </w:tc>
@@ -14769,6 +16987,7 @@
                 <w:lang w:val="es-GT"/>
               </w:rPr>
             </w:pPr>
+            <w:proofErr w:type="spellStart"/>
             <w:r>
               <w:rPr>
                 <w:b/>
@@ -14777,6 +16996,7 @@
               </w:rPr>
               <w:t>Results</w:t>
             </w:r>
+            <w:proofErr w:type="spellEnd"/>
           </w:p>
         </w:tc>
         <w:tc>
@@ -14794,7 +17014,21 @@
               <w:rPr>
                 <w:lang w:val="es-GT"/>
               </w:rPr>
-              <w:t>15 ventas en primer mes; NPS ≥70; tiempos de soporte &lt;4h; ingresos Q15,000/3 meses; 3 reseñas verificadas por producto.</w:t>
+              <w:t>15 ventas en primer mes; NPS ≥70; tiempos de soporte &lt;4h; ingresos Q15</w:t>
+            </w:r>
+            <w:proofErr w:type="gramStart"/>
+            <w:r>
+              <w:rPr>
+                <w:lang w:val="es-GT"/>
+              </w:rPr>
+              <w:t>,000</w:t>
+            </w:r>
+            <w:proofErr w:type="gramEnd"/>
+            <w:r>
+              <w:rPr>
+                <w:lang w:val="es-GT"/>
+              </w:rPr>
+              <w:t>/3 meses; 3 reseñas verificadas por producto.</w:t>
             </w:r>
           </w:p>
         </w:tc>
@@ -14856,7 +17090,7 @@
       <w:pPr>
         <w:pStyle w:val="Ttulo1"/>
       </w:pPr>
-      <w:bookmarkStart w:id="50" w:name="_Toc223906584"/>
+      <w:bookmarkStart w:id="51" w:name="_Toc223906584"/>
       <w:r>
         <w:lastRenderedPageBreak/>
         <w:t>A</w:t>
@@ -14867,7 +17101,7 @@
       <w:r>
         <w:t xml:space="preserve"> DEL SITIO</w:t>
       </w:r>
-      <w:bookmarkEnd w:id="50"/>
+      <w:bookmarkEnd w:id="51"/>
     </w:p>
     <w:p/>
     <w:p>
@@ -14877,14 +17111,14 @@
           <w:lang w:val="es-GT"/>
         </w:rPr>
       </w:pPr>
-      <w:bookmarkStart w:id="51" w:name="_Toc223906585"/>
+      <w:bookmarkStart w:id="52" w:name="_Toc223906585"/>
       <w:r>
         <w:rPr>
           <w:lang w:val="es-GT"/>
         </w:rPr>
         <w:t>Decisiones Técnicas</w:t>
       </w:r>
-      <w:bookmarkEnd w:id="51"/>
+      <w:bookmarkEnd w:id="52"/>
     </w:p>
     <w:tbl>
       <w:tblPr>
@@ -15008,12 +17242,28 @@
                 <w:lang w:val="es-GT"/>
               </w:rPr>
             </w:pPr>
-            <w:r>
-              <w:rPr>
-                <w:lang w:val="es-GT"/>
-              </w:rPr>
-              <w:t>React 18 + TypeScript</w:t>
-            </w:r>
+            <w:proofErr w:type="spellStart"/>
+            <w:r>
+              <w:rPr>
+                <w:lang w:val="es-GT"/>
+              </w:rPr>
+              <w:t>React</w:t>
+            </w:r>
+            <w:proofErr w:type="spellEnd"/>
+            <w:r>
+              <w:rPr>
+                <w:lang w:val="es-GT"/>
+              </w:rPr>
+              <w:t xml:space="preserve"> 18 + </w:t>
+            </w:r>
+            <w:proofErr w:type="spellStart"/>
+            <w:r>
+              <w:rPr>
+                <w:lang w:val="es-GT"/>
+              </w:rPr>
+              <w:t>TypeScript</w:t>
+            </w:r>
+            <w:proofErr w:type="spellEnd"/>
           </w:p>
         </w:tc>
         <w:tc>
@@ -15027,11 +17277,19 @@
                 <w:lang w:val="es-GT"/>
               </w:rPr>
             </w:pPr>
-            <w:r>
-              <w:rPr>
-                <w:lang w:val="es-GT"/>
-              </w:rPr>
-              <w:t>Tipado estático, ecosistema maduro</w:t>
+            <w:proofErr w:type="spellStart"/>
+            <w:r>
+              <w:rPr>
+                <w:lang w:val="es-GT"/>
+              </w:rPr>
+              <w:t>Tipado</w:t>
+            </w:r>
+            <w:proofErr w:type="spellEnd"/>
+            <w:r>
+              <w:rPr>
+                <w:lang w:val="es-GT"/>
+              </w:rPr>
+              <w:t xml:space="preserve"> estático, ecosistema maduro</w:t>
             </w:r>
           </w:p>
         </w:tc>
@@ -15048,12 +17306,28 @@
                 <w:lang w:val="es-GT"/>
               </w:rPr>
             </w:pPr>
-            <w:r>
-              <w:rPr>
-                <w:lang w:val="es-GT"/>
-              </w:rPr>
-              <w:t>Build Tool</w:t>
-            </w:r>
+            <w:proofErr w:type="spellStart"/>
+            <w:r>
+              <w:rPr>
+                <w:lang w:val="es-GT"/>
+              </w:rPr>
+              <w:t>Build</w:t>
+            </w:r>
+            <w:proofErr w:type="spellEnd"/>
+            <w:r>
+              <w:rPr>
+                <w:lang w:val="es-GT"/>
+              </w:rPr>
+              <w:t xml:space="preserve"> </w:t>
+            </w:r>
+            <w:proofErr w:type="spellStart"/>
+            <w:r>
+              <w:rPr>
+                <w:lang w:val="es-GT"/>
+              </w:rPr>
+              <w:t>Tool</w:t>
+            </w:r>
+            <w:proofErr w:type="spellEnd"/>
           </w:p>
         </w:tc>
         <w:tc>
@@ -15090,7 +17364,21 @@
               <w:rPr>
                 <w:lang w:val="es-GT"/>
               </w:rPr>
-              <w:t>HMR rápido, builds optimizados</w:t>
+              <w:t xml:space="preserve">HMR rápido, </w:t>
+            </w:r>
+            <w:proofErr w:type="spellStart"/>
+            <w:r>
+              <w:rPr>
+                <w:lang w:val="es-GT"/>
+              </w:rPr>
+              <w:t>builds</w:t>
+            </w:r>
+            <w:proofErr w:type="spellEnd"/>
+            <w:r>
+              <w:rPr>
+                <w:lang w:val="es-GT"/>
+              </w:rPr>
+              <w:t xml:space="preserve"> optimizados</w:t>
             </w:r>
           </w:p>
         </w:tc>
@@ -15126,11 +17414,47 @@
                 <w:lang w:val="es-GT"/>
               </w:rPr>
             </w:pPr>
-            <w:r>
-              <w:rPr>
-                <w:lang w:val="es-GT"/>
-              </w:rPr>
-              <w:t>React Router (HashRouter)</w:t>
+            <w:proofErr w:type="spellStart"/>
+            <w:r>
+              <w:rPr>
+                <w:lang w:val="es-GT"/>
+              </w:rPr>
+              <w:t>React</w:t>
+            </w:r>
+            <w:proofErr w:type="spellEnd"/>
+            <w:r>
+              <w:rPr>
+                <w:lang w:val="es-GT"/>
+              </w:rPr>
+              <w:t xml:space="preserve"> </w:t>
+            </w:r>
+            <w:proofErr w:type="spellStart"/>
+            <w:r>
+              <w:rPr>
+                <w:lang w:val="es-GT"/>
+              </w:rPr>
+              <w:t>Router</w:t>
+            </w:r>
+            <w:proofErr w:type="spellEnd"/>
+            <w:r>
+              <w:rPr>
+                <w:lang w:val="es-GT"/>
+              </w:rPr>
+              <w:t xml:space="preserve"> (</w:t>
+            </w:r>
+            <w:proofErr w:type="spellStart"/>
+            <w:r>
+              <w:rPr>
+                <w:lang w:val="es-GT"/>
+              </w:rPr>
+              <w:t>HashRouter</w:t>
+            </w:r>
+            <w:proofErr w:type="spellEnd"/>
+            <w:r>
+              <w:rPr>
+                <w:lang w:val="es-GT"/>
+              </w:rPr>
+              <w:t>)</w:t>
             </w:r>
           </w:p>
         </w:tc>
@@ -15149,8 +17473,16 @@
               <w:rPr>
                 <w:lang w:val="es-GT"/>
               </w:rPr>
-              <w:t>No requiere backend</w:t>
-            </w:r>
+              <w:t xml:space="preserve">No requiere </w:t>
+            </w:r>
+            <w:proofErr w:type="spellStart"/>
+            <w:r>
+              <w:rPr>
+                <w:lang w:val="es-GT"/>
+              </w:rPr>
+              <w:t>backend</w:t>
+            </w:r>
+            <w:proofErr w:type="spellEnd"/>
           </w:p>
         </w:tc>
       </w:tr>
@@ -15185,11 +17517,19 @@
                 <w:lang w:val="es-GT"/>
               </w:rPr>
             </w:pPr>
-            <w:r>
-              <w:rPr>
-                <w:lang w:val="es-GT"/>
-              </w:rPr>
-              <w:t>Context API</w:t>
+            <w:proofErr w:type="spellStart"/>
+            <w:r>
+              <w:rPr>
+                <w:lang w:val="es-GT"/>
+              </w:rPr>
+              <w:t>Context</w:t>
+            </w:r>
+            <w:proofErr w:type="spellEnd"/>
+            <w:r>
+              <w:rPr>
+                <w:lang w:val="es-GT"/>
+              </w:rPr>
+              <w:t xml:space="preserve"> API</w:t>
             </w:r>
           </w:p>
         </w:tc>
@@ -15267,8 +17607,16 @@
               <w:rPr>
                 <w:lang w:val="es-GT"/>
               </w:rPr>
-              <w:t>Encapsulación y neumorfismo</w:t>
-            </w:r>
+              <w:t xml:space="preserve">Encapsulación y </w:t>
+            </w:r>
+            <w:proofErr w:type="spellStart"/>
+            <w:r>
+              <w:rPr>
+                <w:lang w:val="es-GT"/>
+              </w:rPr>
+              <w:t>neumorfismo</w:t>
+            </w:r>
+            <w:proofErr w:type="spellEnd"/>
           </w:p>
         </w:tc>
       </w:tr>
@@ -15303,12 +17651,14 @@
                 <w:lang w:val="es-GT"/>
               </w:rPr>
             </w:pPr>
+            <w:proofErr w:type="spellStart"/>
             <w:r>
               <w:rPr>
                 <w:lang w:val="es-GT"/>
               </w:rPr>
               <w:t>localStorage</w:t>
             </w:r>
+            <w:proofErr w:type="spellEnd"/>
           </w:p>
         </w:tc>
         <w:tc>
@@ -15346,105 +17696,233 @@
           <w:lang w:val="es-GT"/>
         </w:rPr>
       </w:pPr>
-      <w:bookmarkStart w:id="52" w:name="_Toc223906586"/>
+      <w:bookmarkStart w:id="53" w:name="_Toc223906586"/>
       <w:r>
         <w:rPr>
           <w:lang w:val="es-GT"/>
         </w:rPr>
         <w:t>Mapa de Rutas de la Aplicación</w:t>
       </w:r>
-      <w:bookmarkEnd w:id="52"/>
-    </w:p>
-    <w:p>
-      <w:pPr>
-        <w:rPr>
-          <w:lang w:val="es-GT"/>
-        </w:rPr>
-      </w:pPr>
-      <w:r>
-        <w:rPr>
-          <w:lang w:val="es-GT"/>
-        </w:rPr>
-        <w:t>/ (HashRouter)</w:t>
-      </w:r>
-    </w:p>
-    <w:p>
-      <w:pPr>
-        <w:rPr>
-          <w:lang w:val="es-GT"/>
-        </w:rPr>
-      </w:pPr>
-      <w:r>
-        <w:rPr>
-          <w:lang w:val="es-GT"/>
-        </w:rPr>
-        <w:t xml:space="preserve">├── /                      → HomePage          </w:t>
-      </w:r>
-    </w:p>
-    <w:p>
-      <w:pPr>
-        <w:rPr>
-          <w:lang w:val="es-GT"/>
-        </w:rPr>
-      </w:pPr>
-      <w:r>
-        <w:rPr>
-          <w:lang w:val="es-GT"/>
-        </w:rPr>
-        <w:t xml:space="preserve">├── /catalogo              → CatalogPage       </w:t>
-      </w:r>
-    </w:p>
-    <w:p>
-      <w:pPr>
-        <w:rPr>
-          <w:lang w:val="es-GT"/>
-        </w:rPr>
-      </w:pPr>
-      <w:r>
-        <w:rPr>
-          <w:lang w:val="es-GT"/>
-        </w:rPr>
-        <w:t xml:space="preserve">├── /carrito               → CartPage          </w:t>
-      </w:r>
-    </w:p>
-    <w:p>
-      <w:pPr>
-        <w:rPr>
-          <w:lang w:val="es-GT"/>
-        </w:rPr>
-      </w:pPr>
-      <w:r>
-        <w:rPr>
-          <w:lang w:val="es-GT"/>
-        </w:rPr>
-        <w:t xml:space="preserve">├── /checkout              → CheckoutPage      </w:t>
-      </w:r>
-    </w:p>
-    <w:p>
-      <w:pPr>
-        <w:rPr>
-          <w:lang w:val="es-GT"/>
-        </w:rPr>
-      </w:pPr>
-      <w:r>
-        <w:rPr>
-          <w:lang w:val="es-GT"/>
-        </w:rPr>
-        <w:t xml:space="preserve">├── /recibo                → ReceiptPage       </w:t>
-      </w:r>
-    </w:p>
-    <w:p>
-      <w:pPr>
-        <w:rPr>
-          <w:lang w:val="es-GT"/>
-        </w:rPr>
-      </w:pPr>
-      <w:r>
-        <w:rPr>
-          <w:lang w:val="es-GT"/>
-        </w:rPr>
-        <w:t>└── /bienvenida/:productId → ProductWelcomePage</w:t>
-      </w:r>
+      <w:bookmarkEnd w:id="53"/>
+    </w:p>
+    <w:p>
+      <w:pPr>
+        <w:rPr>
+          <w:lang w:val="es-GT"/>
+        </w:rPr>
+      </w:pPr>
+      <w:r>
+        <w:rPr>
+          <w:lang w:val="es-GT"/>
+        </w:rPr>
+        <w:t>/ (</w:t>
+      </w:r>
+      <w:proofErr w:type="spellStart"/>
+      <w:r>
+        <w:rPr>
+          <w:lang w:val="es-GT"/>
+        </w:rPr>
+        <w:t>HashRouter</w:t>
+      </w:r>
+      <w:proofErr w:type="spellEnd"/>
+      <w:r>
+        <w:rPr>
+          <w:lang w:val="es-GT"/>
+        </w:rPr>
+        <w:t>)</w:t>
+      </w:r>
+    </w:p>
+    <w:p>
+      <w:pPr>
+        <w:rPr>
+          <w:lang w:val="es-GT"/>
+        </w:rPr>
+      </w:pPr>
+      <w:r>
+        <w:rPr>
+          <w:lang w:val="es-GT"/>
+        </w:rPr>
+        <w:t xml:space="preserve">├── /                      → </w:t>
+      </w:r>
+      <w:proofErr w:type="spellStart"/>
+      <w:r>
+        <w:rPr>
+          <w:lang w:val="es-GT"/>
+        </w:rPr>
+        <w:t>HomePage</w:t>
+      </w:r>
+      <w:proofErr w:type="spellEnd"/>
+      <w:r>
+        <w:rPr>
+          <w:lang w:val="es-GT"/>
+        </w:rPr>
+        <w:t xml:space="preserve">          </w:t>
+      </w:r>
+    </w:p>
+    <w:p>
+      <w:pPr>
+        <w:rPr>
+          <w:lang w:val="es-GT"/>
+        </w:rPr>
+      </w:pPr>
+      <w:r>
+        <w:rPr>
+          <w:lang w:val="es-GT"/>
+        </w:rPr>
+        <w:t xml:space="preserve">├── /catalogo              → </w:t>
+      </w:r>
+      <w:proofErr w:type="spellStart"/>
+      <w:r>
+        <w:rPr>
+          <w:lang w:val="es-GT"/>
+        </w:rPr>
+        <w:t>CatalogPage</w:t>
+      </w:r>
+      <w:proofErr w:type="spellEnd"/>
+      <w:r>
+        <w:rPr>
+          <w:lang w:val="es-GT"/>
+        </w:rPr>
+        <w:t xml:space="preserve">       </w:t>
+      </w:r>
+    </w:p>
+    <w:p>
+      <w:pPr>
+        <w:rPr>
+          <w:lang w:val="es-GT"/>
+        </w:rPr>
+      </w:pPr>
+      <w:r>
+        <w:rPr>
+          <w:lang w:val="es-GT"/>
+        </w:rPr>
+        <w:t xml:space="preserve">├── /carrito               → </w:t>
+      </w:r>
+      <w:proofErr w:type="spellStart"/>
+      <w:r>
+        <w:rPr>
+          <w:lang w:val="es-GT"/>
+        </w:rPr>
+        <w:t>CartPage</w:t>
+      </w:r>
+      <w:proofErr w:type="spellEnd"/>
+      <w:r>
+        <w:rPr>
+          <w:lang w:val="es-GT"/>
+        </w:rPr>
+        <w:t xml:space="preserve">          </w:t>
+      </w:r>
+    </w:p>
+    <w:p>
+      <w:pPr>
+        <w:rPr>
+          <w:lang w:val="es-GT"/>
+        </w:rPr>
+      </w:pPr>
+      <w:r>
+        <w:rPr>
+          <w:lang w:val="es-GT"/>
+        </w:rPr>
+        <w:t>├── /</w:t>
+      </w:r>
+      <w:proofErr w:type="spellStart"/>
+      <w:r>
+        <w:rPr>
+          <w:lang w:val="es-GT"/>
+        </w:rPr>
+        <w:t>checkout</w:t>
+      </w:r>
+      <w:proofErr w:type="spellEnd"/>
+      <w:r>
+        <w:rPr>
+          <w:lang w:val="es-GT"/>
+        </w:rPr>
+        <w:t xml:space="preserve">              → </w:t>
+      </w:r>
+      <w:proofErr w:type="spellStart"/>
+      <w:r>
+        <w:rPr>
+          <w:lang w:val="es-GT"/>
+        </w:rPr>
+        <w:t>CheckoutPage</w:t>
+      </w:r>
+      <w:proofErr w:type="spellEnd"/>
+      <w:r>
+        <w:rPr>
+          <w:lang w:val="es-GT"/>
+        </w:rPr>
+        <w:t xml:space="preserve">      </w:t>
+      </w:r>
+    </w:p>
+    <w:p>
+      <w:pPr>
+        <w:rPr>
+          <w:lang w:val="es-GT"/>
+        </w:rPr>
+      </w:pPr>
+      <w:r>
+        <w:rPr>
+          <w:lang w:val="es-GT"/>
+        </w:rPr>
+        <w:t xml:space="preserve">├── /recibo                → </w:t>
+      </w:r>
+      <w:proofErr w:type="spellStart"/>
+      <w:r>
+        <w:rPr>
+          <w:lang w:val="es-GT"/>
+        </w:rPr>
+        <w:t>ReceiptPage</w:t>
+      </w:r>
+      <w:proofErr w:type="spellEnd"/>
+      <w:r>
+        <w:rPr>
+          <w:lang w:val="es-GT"/>
+        </w:rPr>
+        <w:t xml:space="preserve">       </w:t>
+      </w:r>
+    </w:p>
+    <w:p>
+      <w:pPr>
+        <w:rPr>
+          <w:lang w:val="es-GT"/>
+        </w:rPr>
+      </w:pPr>
+      <w:r>
+        <w:rPr>
+          <w:lang w:val="es-GT"/>
+        </w:rPr>
+        <w:t>└── /bienvenida/</w:t>
+      </w:r>
+      <w:proofErr w:type="gramStart"/>
+      <w:r>
+        <w:rPr>
+          <w:lang w:val="es-GT"/>
+        </w:rPr>
+        <w:t>:</w:t>
+      </w:r>
+      <w:proofErr w:type="spellStart"/>
+      <w:r>
+        <w:rPr>
+          <w:lang w:val="es-GT"/>
+        </w:rPr>
+        <w:t>productId</w:t>
+      </w:r>
+      <w:proofErr w:type="spellEnd"/>
+      <w:proofErr w:type="gramEnd"/>
+      <w:r>
+        <w:rPr>
+          <w:lang w:val="es-GT"/>
+        </w:rPr>
+        <w:t xml:space="preserve"> → </w:t>
+      </w:r>
+      <w:proofErr w:type="spellStart"/>
+      <w:r>
+        <w:rPr>
+          <w:lang w:val="es-GT"/>
+        </w:rPr>
+        <w:t>ProductWelcomePage</w:t>
+      </w:r>
+      <w:proofErr w:type="spellEnd"/>
     </w:p>
     <w:p>
       <w:pPr>
@@ -15460,14 +17938,14 @@
           <w:lang w:val="es-GT"/>
         </w:rPr>
       </w:pPr>
-      <w:bookmarkStart w:id="53" w:name="_Toc223906587"/>
+      <w:bookmarkStart w:id="54" w:name="_Toc223906587"/>
       <w:r>
         <w:rPr>
           <w:lang w:val="es-GT"/>
         </w:rPr>
         <w:t>Descripción Funcional por Vista</w:t>
       </w:r>
-      <w:bookmarkEnd w:id="53"/>
+      <w:bookmarkEnd w:id="54"/>
     </w:p>
     <w:p>
       <w:pPr>
@@ -15478,13 +17956,23 @@
           <w:lang w:val="es-GT"/>
         </w:rPr>
       </w:pPr>
+      <w:proofErr w:type="spellStart"/>
       <w:r>
         <w:rPr>
           <w:b/>
           <w:bCs/>
           <w:lang w:val="es-GT"/>
         </w:rPr>
-        <w:t>Landing Page — /</w:t>
+        <w:t>Landing</w:t>
+      </w:r>
+      <w:proofErr w:type="spellEnd"/>
+      <w:r>
+        <w:rPr>
+          <w:b/>
+          <w:bCs/>
+          <w:lang w:val="es-GT"/>
+        </w:rPr>
+        <w:t xml:space="preserve"> Page — /</w:t>
       </w:r>
     </w:p>
     <w:p>
@@ -15531,11 +18019,19 @@
           <w:lang w:val="es-GT"/>
         </w:rPr>
       </w:pPr>
-      <w:r>
-        <w:rPr>
-          <w:lang w:val="es-GT"/>
-        </w:rPr>
-        <w:t>Preview de productos</w:t>
+      <w:proofErr w:type="spellStart"/>
+      <w:r>
+        <w:rPr>
+          <w:lang w:val="es-GT"/>
+        </w:rPr>
+        <w:t>Preview</w:t>
+      </w:r>
+      <w:proofErr w:type="spellEnd"/>
+      <w:r>
+        <w:rPr>
+          <w:lang w:val="es-GT"/>
+        </w:rPr>
+        <w:t xml:space="preserve"> de productos</w:t>
       </w:r>
     </w:p>
     <w:p>
@@ -15600,11 +18096,19 @@
           <w:lang w:val="es-GT"/>
         </w:rPr>
       </w:pPr>
-      <w:r>
-        <w:rPr>
-          <w:lang w:val="es-GT"/>
-        </w:rPr>
-        <w:t>Grid de productos</w:t>
+      <w:proofErr w:type="spellStart"/>
+      <w:r>
+        <w:rPr>
+          <w:lang w:val="es-GT"/>
+        </w:rPr>
+        <w:t>Grid</w:t>
+      </w:r>
+      <w:proofErr w:type="spellEnd"/>
+      <w:r>
+        <w:rPr>
+          <w:lang w:val="es-GT"/>
+        </w:rPr>
+        <w:t xml:space="preserve"> de productos</w:t>
       </w:r>
     </w:p>
     <w:p>
@@ -15617,11 +18121,19 @@
           <w:lang w:val="es-GT"/>
         </w:rPr>
       </w:pPr>
-      <w:r>
-        <w:rPr>
-          <w:lang w:val="es-GT"/>
-        </w:rPr>
-        <w:t>Cards con nombre, precio, categoría</w:t>
+      <w:proofErr w:type="spellStart"/>
+      <w:r>
+        <w:rPr>
+          <w:lang w:val="es-GT"/>
+        </w:rPr>
+        <w:t>Cards</w:t>
+      </w:r>
+      <w:proofErr w:type="spellEnd"/>
+      <w:r>
+        <w:rPr>
+          <w:lang w:val="es-GT"/>
+        </w:rPr>
+        <w:t xml:space="preserve"> con nombre, precio, categoría</w:t>
       </w:r>
     </w:p>
     <w:p>
@@ -15725,8 +18237,16 @@
         <w:rPr>
           <w:lang w:val="es-GT"/>
         </w:rPr>
-        <w:t>CTA a checkout</w:t>
-      </w:r>
+        <w:t xml:space="preserve">CTA a </w:t>
+      </w:r>
+      <w:proofErr w:type="spellStart"/>
+      <w:r>
+        <w:rPr>
+          <w:lang w:val="es-GT"/>
+        </w:rPr>
+        <w:t>checkout</w:t>
+      </w:r>
+      <w:proofErr w:type="spellEnd"/>
     </w:p>
     <w:p>
       <w:pPr>
@@ -15737,14 +18257,34 @@
           <w:lang w:val="es-GT"/>
         </w:rPr>
       </w:pPr>
+      <w:proofErr w:type="spellStart"/>
       <w:r>
         <w:rPr>
           <w:b/>
           <w:bCs/>
           <w:lang w:val="es-GT"/>
         </w:rPr>
-        <w:t>Checkout — /checkout</w:t>
-      </w:r>
+        <w:t>Checkout</w:t>
+      </w:r>
+      <w:proofErr w:type="spellEnd"/>
+      <w:r>
+        <w:rPr>
+          <w:b/>
+          <w:bCs/>
+          <w:lang w:val="es-GT"/>
+        </w:rPr>
+        <w:t xml:space="preserve"> — /</w:t>
+      </w:r>
+      <w:proofErr w:type="spellStart"/>
+      <w:r>
+        <w:rPr>
+          <w:b/>
+          <w:bCs/>
+          <w:lang w:val="es-GT"/>
+        </w:rPr>
+        <w:t>checkout</w:t>
+      </w:r>
+      <w:proofErr w:type="spellEnd"/>
     </w:p>
     <w:p>
       <w:pPr>
@@ -15811,8 +18351,16 @@
         <w:rPr>
           <w:lang w:val="es-GT"/>
         </w:rPr>
-        <w:t>Generación de orden y guardado en localStorage</w:t>
-      </w:r>
+        <w:t xml:space="preserve">Generación de orden y guardado en </w:t>
+      </w:r>
+      <w:proofErr w:type="spellStart"/>
+      <w:r>
+        <w:rPr>
+          <w:lang w:val="es-GT"/>
+        </w:rPr>
+        <w:t>localStorage</w:t>
+      </w:r>
+      <w:proofErr w:type="spellEnd"/>
     </w:p>
     <w:p>
       <w:pPr>
@@ -15915,8 +18463,28 @@
           <w:bCs/>
           <w:lang w:val="es-GT"/>
         </w:rPr>
-        <w:t>Bienvenida — /bienvenida/:productId</w:t>
-      </w:r>
+        <w:t>Bienvenida — /bienvenida/</w:t>
+      </w:r>
+      <w:proofErr w:type="gramStart"/>
+      <w:r>
+        <w:rPr>
+          <w:b/>
+          <w:bCs/>
+          <w:lang w:val="es-GT"/>
+        </w:rPr>
+        <w:t>:</w:t>
+      </w:r>
+      <w:proofErr w:type="spellStart"/>
+      <w:r>
+        <w:rPr>
+          <w:b/>
+          <w:bCs/>
+          <w:lang w:val="es-GT"/>
+        </w:rPr>
+        <w:t>productId</w:t>
+      </w:r>
+      <w:proofErr w:type="spellEnd"/>
+      <w:proofErr w:type="gramEnd"/>
     </w:p>
     <w:p>
       <w:pPr>
@@ -15928,12 +18496,14 @@
           <w:lang w:val="es-GT"/>
         </w:rPr>
       </w:pPr>
+      <w:proofErr w:type="spellStart"/>
       <w:r>
         <w:rPr>
           <w:lang w:val="es-GT"/>
         </w:rPr>
         <w:t>Onboarding</w:t>
       </w:r>
+      <w:proofErr w:type="spellEnd"/>
     </w:p>
     <w:p>
       <w:pPr>
@@ -15945,11 +18515,19 @@
           <w:lang w:val="es-GT"/>
         </w:rPr>
       </w:pPr>
-      <w:r>
-        <w:rPr>
-          <w:lang w:val="es-GT"/>
-        </w:rPr>
-        <w:t>Features y beneficios</w:t>
+      <w:proofErr w:type="spellStart"/>
+      <w:r>
+        <w:rPr>
+          <w:lang w:val="es-GT"/>
+        </w:rPr>
+        <w:t>Features</w:t>
+      </w:r>
+      <w:proofErr w:type="spellEnd"/>
+      <w:r>
+        <w:rPr>
+          <w:lang w:val="es-GT"/>
+        </w:rPr>
+        <w:t xml:space="preserve"> y beneficios</w:t>
       </w:r>
     </w:p>
     <w:p>
@@ -15962,11 +18540,19 @@
           <w:lang w:val="es-GT"/>
         </w:rPr>
       </w:pPr>
-      <w:r>
-        <w:rPr>
-          <w:lang w:val="es-GT"/>
-        </w:rPr>
-        <w:t>CTAs de navegación</w:t>
+      <w:proofErr w:type="spellStart"/>
+      <w:r>
+        <w:rPr>
+          <w:lang w:val="es-GT"/>
+        </w:rPr>
+        <w:t>CTAs</w:t>
+      </w:r>
+      <w:proofErr w:type="spellEnd"/>
+      <w:r>
+        <w:rPr>
+          <w:lang w:val="es-GT"/>
+        </w:rPr>
+        <w:t xml:space="preserve"> de navegación</w:t>
       </w:r>
     </w:p>
     <w:p>
@@ -15983,177 +18569,295 @@
           <w:lang w:val="es-GT"/>
         </w:rPr>
       </w:pPr>
-      <w:bookmarkStart w:id="54" w:name="_Toc223906588"/>
-      <w:r>
-        <w:rPr>
-          <w:lang w:val="es-GT"/>
-        </w:rPr>
-        <w:t>Árbol de Componentes (Atomic Design)</w:t>
-      </w:r>
-      <w:bookmarkEnd w:id="54"/>
-    </w:p>
-    <w:p>
-      <w:pPr>
-        <w:rPr>
-          <w:lang w:val="es-GT"/>
-        </w:rPr>
-      </w:pPr>
+      <w:bookmarkStart w:id="55" w:name="_Toc223906588"/>
+      <w:r>
+        <w:rPr>
+          <w:lang w:val="es-GT"/>
+        </w:rPr>
+        <w:t>Árbol de Componentes (</w:t>
+      </w:r>
+      <w:proofErr w:type="spellStart"/>
+      <w:r>
+        <w:rPr>
+          <w:lang w:val="es-GT"/>
+        </w:rPr>
+        <w:t>Atomic</w:t>
+      </w:r>
+      <w:proofErr w:type="spellEnd"/>
+      <w:r>
+        <w:rPr>
+          <w:lang w:val="es-GT"/>
+        </w:rPr>
+        <w:t xml:space="preserve"> </w:t>
+      </w:r>
+      <w:proofErr w:type="spellStart"/>
+      <w:r>
+        <w:rPr>
+          <w:lang w:val="es-GT"/>
+        </w:rPr>
+        <w:t>Design</w:t>
+      </w:r>
+      <w:proofErr w:type="spellEnd"/>
+      <w:r>
+        <w:rPr>
+          <w:lang w:val="es-GT"/>
+        </w:rPr>
+        <w:t>)</w:t>
+      </w:r>
+      <w:bookmarkEnd w:id="55"/>
+    </w:p>
+    <w:p>
+      <w:pPr>
+        <w:rPr>
+          <w:lang w:val="es-GT"/>
+        </w:rPr>
+      </w:pPr>
+      <w:proofErr w:type="spellStart"/>
       <w:r>
         <w:rPr>
           <w:lang w:val="es-GT"/>
         </w:rPr>
         <w:t>MainLayout</w:t>
       </w:r>
-    </w:p>
-    <w:p>
-      <w:pPr>
-        <w:rPr>
-          <w:lang w:val="es-GT"/>
-        </w:rPr>
-      </w:pPr>
-      <w:r>
-        <w:rPr>
-          <w:lang w:val="es-GT"/>
-        </w:rPr>
-        <w:t>├── Navbar</w:t>
-      </w:r>
-    </w:p>
-    <w:p>
-      <w:pPr>
-        <w:rPr>
-          <w:lang w:val="es-GT"/>
-        </w:rPr>
-      </w:pPr>
-      <w:r>
-        <w:rPr>
-          <w:lang w:val="es-GT"/>
-        </w:rPr>
-        <w:t>│   ├── NavLink</w:t>
-      </w:r>
-    </w:p>
-    <w:p>
-      <w:pPr>
-        <w:rPr>
-          <w:lang w:val="es-GT"/>
-        </w:rPr>
-      </w:pPr>
-      <w:r>
-        <w:rPr>
-          <w:lang w:val="es-GT"/>
-        </w:rPr>
-        <w:t>│   └── NeuBadge</w:t>
-      </w:r>
-    </w:p>
-    <w:p>
-      <w:pPr>
-        <w:rPr>
-          <w:lang w:val="es-GT"/>
-        </w:rPr>
-      </w:pPr>
-      <w:r>
-        <w:rPr>
-          <w:lang w:val="es-GT"/>
-        </w:rPr>
-        <w:t>├── HeroSection</w:t>
-      </w:r>
-    </w:p>
-    <w:p>
-      <w:pPr>
-        <w:rPr>
-          <w:lang w:val="es-GT"/>
-        </w:rPr>
-      </w:pPr>
-      <w:r>
-        <w:rPr>
-          <w:lang w:val="es-GT"/>
-        </w:rPr>
-        <w:t>├── ProductGrid</w:t>
-      </w:r>
-    </w:p>
-    <w:p>
-      <w:pPr>
-        <w:rPr>
-          <w:lang w:val="es-GT"/>
-        </w:rPr>
-      </w:pPr>
-      <w:r>
-        <w:rPr>
-          <w:lang w:val="es-GT"/>
-        </w:rPr>
-        <w:t>│   └── ProductCard</w:t>
-      </w:r>
-    </w:p>
-    <w:p>
-      <w:pPr>
-        <w:rPr>
-          <w:lang w:val="es-GT"/>
-        </w:rPr>
-      </w:pPr>
-      <w:r>
-        <w:rPr>
-          <w:lang w:val="es-GT"/>
-        </w:rPr>
-        <w:t>├── CartList</w:t>
-      </w:r>
-    </w:p>
-    <w:p>
-      <w:pPr>
-        <w:rPr>
-          <w:lang w:val="es-GT"/>
-        </w:rPr>
-      </w:pPr>
-      <w:r>
-        <w:rPr>
-          <w:lang w:val="es-GT"/>
-        </w:rPr>
-        <w:t>│   └── CartItemCard</w:t>
-      </w:r>
-    </w:p>
-    <w:p>
-      <w:pPr>
-        <w:rPr>
-          <w:lang w:val="es-GT"/>
-        </w:rPr>
-      </w:pPr>
-      <w:r>
-        <w:rPr>
-          <w:lang w:val="es-GT"/>
-        </w:rPr>
-        <w:t>│       └── QuantitySelector</w:t>
-      </w:r>
-    </w:p>
-    <w:p>
-      <w:pPr>
-        <w:rPr>
-          <w:lang w:val="es-GT"/>
-        </w:rPr>
-      </w:pPr>
-      <w:r>
-        <w:rPr>
-          <w:lang w:val="es-GT"/>
-        </w:rPr>
-        <w:t>├── CheckoutForm</w:t>
-      </w:r>
-    </w:p>
-    <w:p>
-      <w:pPr>
-        <w:rPr>
-          <w:lang w:val="es-GT"/>
-        </w:rPr>
-      </w:pPr>
-      <w:r>
-        <w:rPr>
-          <w:lang w:val="es-GT"/>
-        </w:rPr>
-        <w:t>└── Footer</w:t>
-      </w:r>
+      <w:proofErr w:type="spellEnd"/>
+    </w:p>
+    <w:p>
+      <w:pPr>
+        <w:rPr>
+          <w:lang w:val="es-GT"/>
+        </w:rPr>
+      </w:pPr>
+      <w:r>
+        <w:rPr>
+          <w:lang w:val="es-GT"/>
+        </w:rPr>
+        <w:t xml:space="preserve">├── </w:t>
+      </w:r>
+      <w:proofErr w:type="spellStart"/>
+      <w:r>
+        <w:rPr>
+          <w:lang w:val="es-GT"/>
+        </w:rPr>
+        <w:t>Navbar</w:t>
+      </w:r>
+      <w:proofErr w:type="spellEnd"/>
+    </w:p>
+    <w:p>
+      <w:pPr>
+        <w:rPr>
+          <w:lang w:val="es-GT"/>
+        </w:rPr>
+      </w:pPr>
+      <w:r>
+        <w:rPr>
+          <w:lang w:val="es-GT"/>
+        </w:rPr>
+        <w:t xml:space="preserve">│   ├── </w:t>
+      </w:r>
+      <w:proofErr w:type="spellStart"/>
+      <w:r>
+        <w:rPr>
+          <w:lang w:val="es-GT"/>
+        </w:rPr>
+        <w:t>NavLink</w:t>
+      </w:r>
+      <w:proofErr w:type="spellEnd"/>
+    </w:p>
+    <w:p>
+      <w:pPr>
+        <w:rPr>
+          <w:lang w:val="es-GT"/>
+        </w:rPr>
+      </w:pPr>
+      <w:r>
+        <w:rPr>
+          <w:lang w:val="es-GT"/>
+        </w:rPr>
+        <w:t xml:space="preserve">│   └── </w:t>
+      </w:r>
+      <w:proofErr w:type="spellStart"/>
+      <w:r>
+        <w:rPr>
+          <w:lang w:val="es-GT"/>
+        </w:rPr>
+        <w:t>NeuBadge</w:t>
+      </w:r>
+      <w:proofErr w:type="spellEnd"/>
+    </w:p>
+    <w:p>
+      <w:pPr>
+        <w:rPr>
+          <w:lang w:val="es-GT"/>
+        </w:rPr>
+      </w:pPr>
+      <w:r>
+        <w:rPr>
+          <w:lang w:val="es-GT"/>
+        </w:rPr>
+        <w:t xml:space="preserve">├── </w:t>
+      </w:r>
+      <w:proofErr w:type="spellStart"/>
+      <w:r>
+        <w:rPr>
+          <w:lang w:val="es-GT"/>
+        </w:rPr>
+        <w:t>HeroSection</w:t>
+      </w:r>
+      <w:proofErr w:type="spellEnd"/>
+    </w:p>
+    <w:p>
+      <w:pPr>
+        <w:rPr>
+          <w:lang w:val="es-GT"/>
+        </w:rPr>
+      </w:pPr>
+      <w:r>
+        <w:rPr>
+          <w:lang w:val="es-GT"/>
+        </w:rPr>
+        <w:t xml:space="preserve">├── </w:t>
+      </w:r>
+      <w:proofErr w:type="spellStart"/>
+      <w:r>
+        <w:rPr>
+          <w:lang w:val="es-GT"/>
+        </w:rPr>
+        <w:t>ProductGrid</w:t>
+      </w:r>
+      <w:proofErr w:type="spellEnd"/>
+    </w:p>
+    <w:p>
+      <w:pPr>
+        <w:rPr>
+          <w:lang w:val="es-GT"/>
+        </w:rPr>
+      </w:pPr>
+      <w:r>
+        <w:rPr>
+          <w:lang w:val="es-GT"/>
+        </w:rPr>
+        <w:t xml:space="preserve">│   └── </w:t>
+      </w:r>
+      <w:proofErr w:type="spellStart"/>
+      <w:r>
+        <w:rPr>
+          <w:lang w:val="es-GT"/>
+        </w:rPr>
+        <w:t>ProductCard</w:t>
+      </w:r>
+      <w:proofErr w:type="spellEnd"/>
+    </w:p>
+    <w:p>
+      <w:pPr>
+        <w:rPr>
+          <w:lang w:val="es-GT"/>
+        </w:rPr>
+      </w:pPr>
+      <w:r>
+        <w:rPr>
+          <w:lang w:val="es-GT"/>
+        </w:rPr>
+        <w:t xml:space="preserve">├── </w:t>
+      </w:r>
+      <w:proofErr w:type="spellStart"/>
+      <w:r>
+        <w:rPr>
+          <w:lang w:val="es-GT"/>
+        </w:rPr>
+        <w:t>CartList</w:t>
+      </w:r>
+      <w:proofErr w:type="spellEnd"/>
+    </w:p>
+    <w:p>
+      <w:pPr>
+        <w:rPr>
+          <w:lang w:val="es-GT"/>
+        </w:rPr>
+      </w:pPr>
+      <w:r>
+        <w:rPr>
+          <w:lang w:val="es-GT"/>
+        </w:rPr>
+        <w:t xml:space="preserve">│   └── </w:t>
+      </w:r>
+      <w:proofErr w:type="spellStart"/>
+      <w:r>
+        <w:rPr>
+          <w:lang w:val="es-GT"/>
+        </w:rPr>
+        <w:t>CartItemCard</w:t>
+      </w:r>
+      <w:proofErr w:type="spellEnd"/>
+    </w:p>
+    <w:p>
+      <w:pPr>
+        <w:rPr>
+          <w:lang w:val="es-GT"/>
+        </w:rPr>
+      </w:pPr>
+      <w:r>
+        <w:rPr>
+          <w:lang w:val="es-GT"/>
+        </w:rPr>
+        <w:t xml:space="preserve">│       └── </w:t>
+      </w:r>
+      <w:proofErr w:type="spellStart"/>
+      <w:r>
+        <w:rPr>
+          <w:lang w:val="es-GT"/>
+        </w:rPr>
+        <w:t>QuantitySelector</w:t>
+      </w:r>
+      <w:proofErr w:type="spellEnd"/>
+    </w:p>
+    <w:p>
+      <w:pPr>
+        <w:rPr>
+          <w:lang w:val="es-GT"/>
+        </w:rPr>
+      </w:pPr>
+      <w:r>
+        <w:rPr>
+          <w:lang w:val="es-GT"/>
+        </w:rPr>
+        <w:t xml:space="preserve">├── </w:t>
+      </w:r>
+      <w:proofErr w:type="spellStart"/>
+      <w:r>
+        <w:rPr>
+          <w:lang w:val="es-GT"/>
+        </w:rPr>
+        <w:t>CheckoutForm</w:t>
+      </w:r>
+      <w:proofErr w:type="spellEnd"/>
+    </w:p>
+    <w:p>
+      <w:pPr>
+        <w:rPr>
+          <w:lang w:val="es-GT"/>
+        </w:rPr>
+      </w:pPr>
+      <w:r>
+        <w:rPr>
+          <w:lang w:val="es-GT"/>
+        </w:rPr>
+        <w:t xml:space="preserve">└── </w:t>
+      </w:r>
+      <w:proofErr w:type="spellStart"/>
+      <w:r>
+        <w:rPr>
+          <w:lang w:val="es-GT"/>
+        </w:rPr>
+        <w:t>Footer</w:t>
+      </w:r>
+      <w:proofErr w:type="spellEnd"/>
     </w:p>
     <w:p/>
     <w:p>
       <w:pPr>
         <w:pStyle w:val="Ttulo2"/>
       </w:pPr>
-      <w:bookmarkStart w:id="55" w:name="_Toc223906589"/>
+      <w:bookmarkStart w:id="56" w:name="_Toc223906589"/>
       <w:r>
         <w:lastRenderedPageBreak/>
         <w:t>Estructura del si</w:t>
@@ -16161,14 +18865,38 @@
       <w:r>
         <w:t>tio (secciones y navegación)</w:t>
       </w:r>
-      <w:bookmarkEnd w:id="55"/>
+      <w:bookmarkEnd w:id="56"/>
     </w:p>
     <w:p>
       <w:pPr>
         <w:ind w:firstLine="708"/>
       </w:pPr>
       <w:r>
-        <w:t>La arquitectura del sitio se implementa bajo una estructura jerárquica clara con layout persistente (navbar + contenido + footer), permitiendo navegación consistente en todo el recorrido de compra.</w:t>
+        <w:t xml:space="preserve">La arquitectura del sitio se implementa bajo una estructura jerárquica clara con </w:t>
+      </w:r>
+      <w:proofErr w:type="spellStart"/>
+      <w:r>
+        <w:t>layout</w:t>
+      </w:r>
+      <w:proofErr w:type="spellEnd"/>
+      <w:r>
+        <w:t xml:space="preserve"> persistente (</w:t>
+      </w:r>
+      <w:proofErr w:type="spellStart"/>
+      <w:r>
+        <w:t>navbar</w:t>
+      </w:r>
+      <w:proofErr w:type="spellEnd"/>
+      <w:r>
+        <w:t xml:space="preserve"> + contenido + </w:t>
+      </w:r>
+      <w:proofErr w:type="spellStart"/>
+      <w:r>
+        <w:t>footer</w:t>
+      </w:r>
+      <w:proofErr w:type="spellEnd"/>
+      <w:r>
+        <w:t>), permitiendo navegación consistente en todo el recorrido de compra.</w:t>
       </w:r>
     </w:p>
     <w:p>
@@ -16180,11 +18908,11 @@
       <w:pPr>
         <w:pStyle w:val="Ttulo3"/>
       </w:pPr>
-      <w:bookmarkStart w:id="56" w:name="_Toc223906590"/>
+      <w:bookmarkStart w:id="57" w:name="_Toc223906590"/>
       <w:r>
         <w:t>Mapa de páginas y rutas principales:</w:t>
       </w:r>
-      <w:bookmarkEnd w:id="56"/>
+      <w:bookmarkEnd w:id="57"/>
     </w:p>
     <w:p>
       <w:pPr>
@@ -16195,7 +18923,23 @@
         </w:numPr>
       </w:pPr>
       <w:r>
-        <w:t>/ Inicio (HomePage): presentación de valor, beneficios, teaser de productos y llamados a la acción hacia catálogo.</w:t>
+        <w:t>/ Inicio (</w:t>
+      </w:r>
+      <w:proofErr w:type="spellStart"/>
+      <w:r>
+        <w:t>HomePage</w:t>
+      </w:r>
+      <w:proofErr w:type="spellEnd"/>
+      <w:r>
+        <w:t xml:space="preserve">): presentación de valor, beneficios, </w:t>
+      </w:r>
+      <w:proofErr w:type="spellStart"/>
+      <w:r>
+        <w:t>teaser</w:t>
+      </w:r>
+      <w:proofErr w:type="spellEnd"/>
+      <w:r>
+        <w:t xml:space="preserve"> de productos y llamados a la acción hacia catálogo.</w:t>
       </w:r>
     </w:p>
     <w:p>
@@ -16401,7 +19145,15 @@
         </w:numPr>
       </w:pPr>
       <w:r>
-        <w:t>/catalogo Catálogo (CatalogPage): visualización de los 3 productos con ficha comercial completa y acción de agregar al carrito.</w:t>
+        <w:t>/catalogo Catálogo (</w:t>
+      </w:r>
+      <w:proofErr w:type="spellStart"/>
+      <w:r>
+        <w:t>CatalogPage</w:t>
+      </w:r>
+      <w:proofErr w:type="spellEnd"/>
+      <w:r>
+        <w:t>): visualización de los 3 productos con ficha comercial completa y acción de agregar al carrito.</w:t>
       </w:r>
     </w:p>
     <w:p>
@@ -16465,7 +19217,23 @@
         </w:numPr>
       </w:pPr>
       <w:r>
-        <w:t>/carrito Carrito (CartPage): gestión de productos seleccionados, cantidades, eliminación y resumen total.</w:t>
+        <w:t>/carrito </w:t>
+      </w:r>
+      <w:proofErr w:type="spellStart"/>
+      <w:r>
+        <w:t>Carrito</w:t>
+      </w:r>
+      <w:proofErr w:type="spellEnd"/>
+      <w:r>
+        <w:t xml:space="preserve"> (</w:t>
+      </w:r>
+      <w:proofErr w:type="spellStart"/>
+      <w:r>
+        <w:t>CartPage</w:t>
+      </w:r>
+      <w:proofErr w:type="spellEnd"/>
+      <w:r>
+        <w:t>): gestión de productos seleccionados, cantidades, eliminación y resumen total.</w:t>
       </w:r>
     </w:p>
     <w:p>
@@ -16530,7 +19298,31 @@
         </w:numPr>
       </w:pPr>
       <w:r>
-        <w:t>/checkout Checkout (CheckoutPage): captura de datos de compra y validación previa a generar recibo.</w:t>
+        <w:t>/</w:t>
+      </w:r>
+      <w:proofErr w:type="spellStart"/>
+      <w:r>
+        <w:t>checkout</w:t>
+      </w:r>
+      <w:proofErr w:type="spellEnd"/>
+      <w:r>
+        <w:t> </w:t>
+      </w:r>
+      <w:proofErr w:type="spellStart"/>
+      <w:r>
+        <w:t>Checkout</w:t>
+      </w:r>
+      <w:proofErr w:type="spellEnd"/>
+      <w:r>
+        <w:t xml:space="preserve"> (</w:t>
+      </w:r>
+      <w:proofErr w:type="spellStart"/>
+      <w:r>
+        <w:t>CheckoutPage</w:t>
+      </w:r>
+      <w:proofErr w:type="spellEnd"/>
+      <w:r>
+        <w:t>): captura de datos de compra y validación previa a generar recibo.</w:t>
       </w:r>
     </w:p>
     <w:p>
@@ -16594,7 +19386,23 @@
         </w:numPr>
       </w:pPr>
       <w:r>
-        <w:t>/recibo Recibo (ReceiptPage): confirmación de compra simulada, detalle de orden y accesos a productos adquiridos.</w:t>
+        <w:t>/recibo </w:t>
+      </w:r>
+      <w:proofErr w:type="spellStart"/>
+      <w:r>
+        <w:t>Recibo</w:t>
+      </w:r>
+      <w:proofErr w:type="spellEnd"/>
+      <w:r>
+        <w:t xml:space="preserve"> (</w:t>
+      </w:r>
+      <w:proofErr w:type="spellStart"/>
+      <w:r>
+        <w:t>ReceiptPage</w:t>
+      </w:r>
+      <w:proofErr w:type="spellEnd"/>
+      <w:r>
+        <w:t>): confirmación de compra simulada, detalle de orden y accesos a productos adquiridos.</w:t>
       </w:r>
     </w:p>
     <w:p>
@@ -16711,11 +19519,33 @@
         </w:numPr>
       </w:pPr>
       <w:r>
-        <w:t>/bienvenida/:productId Bienvenida de producto (ProductWelcomePage): pantalla de acceso simulado al producto comprado.</w:t>
-      </w:r>
-    </w:p>
-    <w:p>
-      <w:pPr>
+        <w:t>/bienvenida/</w:t>
+      </w:r>
+      <w:proofErr w:type="gramStart"/>
+      <w:r>
+        <w:t>:</w:t>
+      </w:r>
+      <w:proofErr w:type="spellStart"/>
+      <w:r>
+        <w:t>productId</w:t>
+      </w:r>
+      <w:proofErr w:type="spellEnd"/>
+      <w:proofErr w:type="gramEnd"/>
+      <w:r>
+        <w:t> Bienvenida de producto (</w:t>
+      </w:r>
+      <w:proofErr w:type="spellStart"/>
+      <w:r>
+        <w:t>ProductWelcomePage</w:t>
+      </w:r>
+      <w:proofErr w:type="spellEnd"/>
+      <w:r>
+        <w:t>): pantalla de acceso simulado al producto comprado.</w:t>
+      </w:r>
+    </w:p>
+    <w:p>
+      <w:pPr>
+        <w:pStyle w:val="Prrafodelista"/>
         <w:jc w:val="center"/>
       </w:pPr>
       <w:r>
@@ -16723,11 +19553,10 @@
           <w:noProof/>
           <w:lang w:eastAsia="es-ES"/>
         </w:rPr>
-        <w:lastRenderedPageBreak/>
         <w:drawing>
-          <wp:inline distT="0" distB="0" distL="0" distR="0" wp14:anchorId="26B63FA8" wp14:editId="38B4E839">
-            <wp:extent cx="4303115" cy="2286000"/>
-            <wp:effectExtent l="0" t="0" r="2540" b="0"/>
+          <wp:inline distT="0" distB="0" distL="0" distR="0" wp14:anchorId="26B63FA8" wp14:editId="3A6BC660">
+            <wp:extent cx="3442492" cy="1828800"/>
+            <wp:effectExtent l="0" t="0" r="5715" b="0"/>
             <wp:docPr id="10" name="Imagen 10"/>
             <wp:cNvGraphicFramePr>
               <a:graphicFrameLocks xmlns:a="http://schemas.openxmlformats.org/drawingml/2006/main" noChangeAspect="1"/>
@@ -16754,7 +19583,7 @@
                   <pic:spPr>
                     <a:xfrm>
                       <a:off x="0" y="0"/>
-                      <a:ext cx="4303115" cy="2286000"/>
+                      <a:ext cx="3442492" cy="1828800"/>
                     </a:xfrm>
                     <a:prstGeom prst="rect">
                       <a:avLst/>
@@ -16772,9 +19601,9 @@
           <w:lang w:eastAsia="es-ES"/>
         </w:rPr>
         <w:drawing>
-          <wp:inline distT="0" distB="0" distL="0" distR="0" wp14:anchorId="0F3DA488" wp14:editId="4ADDB65E">
-            <wp:extent cx="4303115" cy="2286000"/>
-            <wp:effectExtent l="0" t="0" r="2540" b="0"/>
+          <wp:inline distT="0" distB="0" distL="0" distR="0" wp14:anchorId="0F3DA488" wp14:editId="325000B6">
+            <wp:extent cx="3442492" cy="1828800"/>
+            <wp:effectExtent l="0" t="0" r="5715" b="0"/>
             <wp:docPr id="11" name="Imagen 11"/>
             <wp:cNvGraphicFramePr>
               <a:graphicFrameLocks xmlns:a="http://schemas.openxmlformats.org/drawingml/2006/main" noChangeAspect="1"/>
@@ -16801,7 +19630,7 @@
                   <pic:spPr>
                     <a:xfrm>
                       <a:off x="0" y="0"/>
-                      <a:ext cx="4303115" cy="2286000"/>
+                      <a:ext cx="3442492" cy="1828800"/>
                     </a:xfrm>
                     <a:prstGeom prst="rect">
                       <a:avLst/>
@@ -16819,9 +19648,9 @@
           <w:lang w:eastAsia="es-ES"/>
         </w:rPr>
         <w:drawing>
-          <wp:inline distT="0" distB="0" distL="0" distR="0" wp14:anchorId="36AA207F" wp14:editId="37AD74A4">
-            <wp:extent cx="4303115" cy="2286000"/>
-            <wp:effectExtent l="0" t="0" r="2540" b="0"/>
+          <wp:inline distT="0" distB="0" distL="0" distR="0" wp14:anchorId="36AA207F" wp14:editId="7C333BF6">
+            <wp:extent cx="3442492" cy="1828800"/>
+            <wp:effectExtent l="0" t="0" r="5715" b="0"/>
             <wp:docPr id="12" name="Imagen 12"/>
             <wp:cNvGraphicFramePr>
               <a:graphicFrameLocks xmlns:a="http://schemas.openxmlformats.org/drawingml/2006/main" noChangeAspect="1"/>
@@ -16848,7 +19677,7 @@
                   <pic:spPr>
                     <a:xfrm>
                       <a:off x="0" y="0"/>
-                      <a:ext cx="4303115" cy="2286000"/>
+                      <a:ext cx="3442492" cy="1828800"/>
                     </a:xfrm>
                     <a:prstGeom prst="rect">
                       <a:avLst/>
@@ -16863,39 +19692,9 @@
     </w:p>
     <w:p>
       <w:pPr>
-        <w:ind w:firstLine="708"/>
-      </w:pPr>
-    </w:p>
-    <w:p>
-      <w:pPr>
-        <w:ind w:firstLine="708"/>
-      </w:pPr>
-    </w:p>
-    <w:p>
-      <w:pPr>
-        <w:ind w:firstLine="708"/>
-      </w:pPr>
-    </w:p>
-    <w:p>
-      <w:pPr>
-        <w:ind w:firstLine="708"/>
-      </w:pPr>
-    </w:p>
-    <w:p>
-      <w:pPr>
-        <w:ind w:firstLine="708"/>
-      </w:pPr>
-    </w:p>
-    <w:p>
-      <w:pPr>
-        <w:ind w:firstLine="708"/>
-      </w:pPr>
-    </w:p>
-    <w:p>
-      <w:pPr>
         <w:pStyle w:val="Ttulo2"/>
       </w:pPr>
-      <w:bookmarkStart w:id="57" w:name="_Toc223906591"/>
+      <w:bookmarkStart w:id="58" w:name="_Toc223906591"/>
       <w:r>
         <w:lastRenderedPageBreak/>
         <w:t>Flujo de usuario (catálogo → car</w:t>
@@ -16903,7 +19702,7 @@
       <w:r>
         <w:t>rito → simulación de compra)</w:t>
       </w:r>
-      <w:bookmarkEnd w:id="57"/>
+      <w:bookmarkEnd w:id="58"/>
     </w:p>
     <w:p>
       <w:pPr>
@@ -16912,6 +19711,7 @@
       <w:r>
         <w:rPr>
           <w:noProof/>
+          <w:lang w:eastAsia="es-ES"/>
         </w:rPr>
         <w:drawing>
           <wp:inline distT="0" distB="0" distL="0" distR="0" wp14:anchorId="3926080E" wp14:editId="3023E040">
@@ -16967,12 +19767,12 @@
       <w:pPr>
         <w:pStyle w:val="Ttulo3"/>
       </w:pPr>
-      <w:bookmarkStart w:id="58" w:name="_Toc223906592"/>
+      <w:bookmarkStart w:id="59" w:name="_Toc223906592"/>
       <w:r>
         <w:lastRenderedPageBreak/>
         <w:t>Flujo operativo definido:</w:t>
       </w:r>
-      <w:bookmarkEnd w:id="58"/>
+      <w:bookmarkEnd w:id="59"/>
     </w:p>
     <w:p>
       <w:pPr>
@@ -17043,7 +19843,15 @@
         <w:t>Decisión</w:t>
       </w:r>
       <w:r>
-        <w:t>: en Carrito (/carrito) ajusta cantidades, elimina ítems o continúa a checkout.</w:t>
+        <w:t xml:space="preserve">: en Carrito (/carrito) ajusta cantidades, elimina ítems o continúa a </w:t>
+      </w:r>
+      <w:proofErr w:type="spellStart"/>
+      <w:r>
+        <w:t>checkout</w:t>
+      </w:r>
+      <w:proofErr w:type="spellEnd"/>
+      <w:r>
+        <w:t>.</w:t>
       </w:r>
     </w:p>
     <w:p>
@@ -17061,7 +19869,23 @@
         <w:t>Conversión</w:t>
       </w:r>
       <w:r>
-        <w:t>: en Checkout (/checkout) completa datos de compra y confirma la orden simulada.</w:t>
+        <w:t xml:space="preserve">: en </w:t>
+      </w:r>
+      <w:proofErr w:type="spellStart"/>
+      <w:r>
+        <w:t>Checkout</w:t>
+      </w:r>
+      <w:proofErr w:type="spellEnd"/>
+      <w:r>
+        <w:t xml:space="preserve"> (/</w:t>
+      </w:r>
+      <w:proofErr w:type="spellStart"/>
+      <w:r>
+        <w:t>checkout</w:t>
+      </w:r>
+      <w:proofErr w:type="spellEnd"/>
+      <w:r>
+        <w:t>) completa datos de compra y confirma la orden simulada.</w:t>
       </w:r>
     </w:p>
     <w:p>
@@ -17090,14 +19914,35 @@
           <w:numId w:val="11"/>
         </w:numPr>
       </w:pPr>
+      <w:proofErr w:type="spellStart"/>
       <w:r>
         <w:rPr>
           <w:b/>
         </w:rPr>
-        <w:t>Postcompra simulada</w:t>
-      </w:r>
-      <w:r>
-        <w:t>: accede a /bienvenida/:productId para representar la entrega/acceso al producto digital.</w:t>
+        <w:t>Postcompra</w:t>
+      </w:r>
+      <w:proofErr w:type="spellEnd"/>
+      <w:r>
+        <w:rPr>
+          <w:b/>
+        </w:rPr>
+        <w:t xml:space="preserve"> simulada</w:t>
+      </w:r>
+      <w:r>
+        <w:t>: accede a /bienvenida/</w:t>
+      </w:r>
+      <w:proofErr w:type="gramStart"/>
+      <w:r>
+        <w:t>:</w:t>
+      </w:r>
+      <w:proofErr w:type="spellStart"/>
+      <w:r>
+        <w:t>productId</w:t>
+      </w:r>
+      <w:proofErr w:type="spellEnd"/>
+      <w:proofErr w:type="gramEnd"/>
+      <w:r>
+        <w:t xml:space="preserve"> para representar la entrega/acceso al producto digital.</w:t>
       </w:r>
     </w:p>
     <w:p/>
@@ -17105,11 +19950,11 @@
       <w:pPr>
         <w:pStyle w:val="Ttulo3"/>
       </w:pPr>
-      <w:bookmarkStart w:id="59" w:name="_Toc223906593"/>
+      <w:bookmarkStart w:id="60" w:name="_Toc223906593"/>
       <w:r>
         <w:t>Elementos de soporte del flujo:</w:t>
       </w:r>
-      <w:bookmarkEnd w:id="59"/>
+      <w:bookmarkEnd w:id="60"/>
     </w:p>
     <w:p>
       <w:pPr>
@@ -17152,11 +19997,11 @@
       <w:pPr>
         <w:pStyle w:val="Ttulo2"/>
       </w:pPr>
-      <w:bookmarkStart w:id="60" w:name="_Toc223906594"/>
+      <w:bookmarkStart w:id="61" w:name="_Toc223906594"/>
       <w:r>
         <w:t>Relación entre arquitectura y objetivos del negocio</w:t>
       </w:r>
-      <w:bookmarkEnd w:id="60"/>
+      <w:bookmarkEnd w:id="61"/>
     </w:p>
     <w:p>
       <w:pPr>
@@ -17171,11 +20016,11 @@
       <w:pPr>
         <w:pStyle w:val="Ttulo3"/>
       </w:pPr>
-      <w:bookmarkStart w:id="61" w:name="_Toc223906595"/>
+      <w:bookmarkStart w:id="62" w:name="_Toc223906595"/>
       <w:r>
         <w:t>Aportes de la arquitectura a objetivos estratégicos:</w:t>
       </w:r>
-      <w:bookmarkEnd w:id="61"/>
+      <w:bookmarkEnd w:id="62"/>
     </w:p>
     <w:p>
       <w:pPr>
@@ -17210,7 +20055,15 @@
         <w:t>Conversión</w:t>
       </w:r>
       <w:r>
-        <w:t>: reduce fricción con un flujo corto y predecible (catálogo-carrito-checkout-recibo).</w:t>
+        <w:t>: reduce fricción con un flujo corto y predecible (catálogo-carrito-</w:t>
+      </w:r>
+      <w:proofErr w:type="spellStart"/>
+      <w:r>
+        <w:t>checkout</w:t>
+      </w:r>
+      <w:proofErr w:type="spellEnd"/>
+      <w:r>
+        <w:t>-recibo).</w:t>
       </w:r>
     </w:p>
     <w:p>
@@ -17265,7 +20118,15 @@
         <w:t>Diferenciación</w:t>
       </w:r>
       <w:r>
-        <w:t>: combina propuesta de valor por nicho con experiencia digital simple, coherente con el insight competitivo identificado.</w:t>
+        <w:t xml:space="preserve">: combina propuesta de valor por nicho con experiencia digital simple, coherente con el </w:t>
+      </w:r>
+      <w:proofErr w:type="spellStart"/>
+      <w:r>
+        <w:t>insight</w:t>
+      </w:r>
+      <w:proofErr w:type="spellEnd"/>
+      <w:r>
+        <w:t xml:space="preserve"> competitivo identificado.</w:t>
       </w:r>
     </w:p>
     <w:p/>
@@ -17274,7 +20135,15 @@
         <w:ind w:firstLine="360"/>
       </w:pPr>
       <w:r>
-        <w:t>En síntesis, la arquitectura de información no solo organiza contenido, sino que funciona como soporte operativo para posicionamiento, conversión y crecimiento del e-commerce de QuetzalDev.</w:t>
+        <w:t>En síntesis, la arquitectura de información no solo organiza contenido, sino que funciona como soporte operativo para posicionamiento, conversión y crecimiento del e-</w:t>
+      </w:r>
+      <w:proofErr w:type="spellStart"/>
+      <w:r>
+        <w:t>commerce</w:t>
+      </w:r>
+      <w:proofErr w:type="spellEnd"/>
+      <w:r>
+        <w:t xml:space="preserve"> de QuetzalDev.</w:t>
       </w:r>
     </w:p>
     <w:p/>
@@ -17307,7 +20176,7 @@
       <w:pPr>
         <w:pStyle w:val="Ttulo1"/>
       </w:pPr>
-      <w:bookmarkStart w:id="62" w:name="_Toc223906596"/>
+      <w:bookmarkStart w:id="63" w:name="_Toc223906596"/>
       <w:r>
         <w:rPr>
           <w:rStyle w:val="Ttulo1Car"/>
@@ -17316,7 +20185,7 @@
         <w:lastRenderedPageBreak/>
         <w:t>PLANIFICACIÓN ÁGIL E IMPLEMENTACIÓN WEB</w:t>
       </w:r>
-      <w:bookmarkEnd w:id="62"/>
+      <w:bookmarkEnd w:id="63"/>
       <w:r>
         <w:t xml:space="preserve"> </w:t>
       </w:r>
@@ -17326,11 +20195,11 @@
       <w:pPr>
         <w:pStyle w:val="Ttulo2"/>
       </w:pPr>
-      <w:bookmarkStart w:id="63" w:name="_Toc223906597"/>
+      <w:bookmarkStart w:id="64" w:name="_Toc223906597"/>
       <w:r>
         <w:t>Procesos clave identificados</w:t>
       </w:r>
-      <w:bookmarkEnd w:id="63"/>
+      <w:bookmarkEnd w:id="64"/>
     </w:p>
     <w:p>
       <w:pPr>
@@ -17341,7 +20210,31 @@
         </w:numPr>
       </w:pPr>
       <w:r>
-        <w:t>Investigación y Definición: Análisis del entorno competitivo, ideación de los 3 productos (SafeCase, LegalFlow, HomeHub) y mapeo M3.</w:t>
+        <w:t>Investigación y Definición: Análisis del entorno competitivo, ideación de los 3 productos (</w:t>
+      </w:r>
+      <w:proofErr w:type="spellStart"/>
+      <w:r>
+        <w:t>SafeCase</w:t>
+      </w:r>
+      <w:proofErr w:type="spellEnd"/>
+      <w:r>
+        <w:t xml:space="preserve">, </w:t>
+      </w:r>
+      <w:proofErr w:type="spellStart"/>
+      <w:r>
+        <w:t>LegalFlow</w:t>
+      </w:r>
+      <w:proofErr w:type="spellEnd"/>
+      <w:r>
+        <w:t xml:space="preserve">, </w:t>
+      </w:r>
+      <w:proofErr w:type="spellStart"/>
+      <w:r>
+        <w:t>HomeHub</w:t>
+      </w:r>
+      <w:proofErr w:type="spellEnd"/>
+      <w:r>
+        <w:t>) y mapeo M3.</w:t>
       </w:r>
     </w:p>
     <w:p>
@@ -17353,7 +20246,23 @@
         </w:numPr>
       </w:pPr>
       <w:r>
-        <w:t>Arquitectura y Diseño UI: Creación de wireframes, definición de rutas web y diseño de interfaz neumórfica.</w:t>
+        <w:t xml:space="preserve">Arquitectura y Diseño UI: Creación de </w:t>
+      </w:r>
+      <w:proofErr w:type="spellStart"/>
+      <w:r>
+        <w:t>wireframes</w:t>
+      </w:r>
+      <w:proofErr w:type="spellEnd"/>
+      <w:r>
+        <w:t xml:space="preserve">, definición de rutas web y diseño de interfaz </w:t>
+      </w:r>
+      <w:proofErr w:type="spellStart"/>
+      <w:r>
+        <w:t>neumórfica</w:t>
+      </w:r>
+      <w:proofErr w:type="spellEnd"/>
+      <w:r>
+        <w:t>.</w:t>
       </w:r>
     </w:p>
     <w:p>
@@ -17365,7 +20274,31 @@
         </w:numPr>
       </w:pPr>
       <w:r>
-        <w:t>Desarrollo Frontend: Implementación de la SPA en React 18, gestión de estado global (CartContext) y validación de formularios.</w:t>
+        <w:t xml:space="preserve">Desarrollo </w:t>
+      </w:r>
+      <w:proofErr w:type="spellStart"/>
+      <w:r>
+        <w:t>Frontend</w:t>
+      </w:r>
+      <w:proofErr w:type="spellEnd"/>
+      <w:r>
+        <w:t xml:space="preserve">: Implementación de la SPA en </w:t>
+      </w:r>
+      <w:proofErr w:type="spellStart"/>
+      <w:r>
+        <w:t>React</w:t>
+      </w:r>
+      <w:proofErr w:type="spellEnd"/>
+      <w:r>
+        <w:t xml:space="preserve"> 18, gestión de estado global (</w:t>
+      </w:r>
+      <w:proofErr w:type="spellStart"/>
+      <w:r>
+        <w:t>CartContext</w:t>
+      </w:r>
+      <w:proofErr w:type="spellEnd"/>
+      <w:r>
+        <w:t>) y validación de formularios.</w:t>
       </w:r>
     </w:p>
     <w:p>
@@ -17400,14 +20333,14 @@
           <w:lang w:val="es-GT"/>
         </w:rPr>
       </w:pPr>
-      <w:bookmarkStart w:id="64" w:name="_Toc223906598"/>
+      <w:bookmarkStart w:id="65" w:name="_Toc223906598"/>
       <w:r>
         <w:rPr>
           <w:lang w:val="es-GT"/>
         </w:rPr>
         <w:t>Sprint 1 — Investigación, Definición del Producto y Diseño Estratégico</w:t>
       </w:r>
-      <w:bookmarkEnd w:id="64"/>
+      <w:bookmarkEnd w:id="65"/>
     </w:p>
     <w:p>
       <w:pPr>
@@ -17438,7 +20371,21 @@
         <w:rPr>
           <w:lang w:val="es-GT"/>
         </w:rPr>
-        <w:t>Construir la base conceptual del proyecto antes del desarrollo, definiendo el alcance, los productos, el análisis competitivo, los marcos estratégicos y la estructura inicial del e-commerce.</w:t>
+        <w:t>Construir la base conceptual del proyecto antes del desarrollo, definiendo el alcance, los productos, el análisis competitivo, los marcos estratégicos y la estructura inicial del e-</w:t>
+      </w:r>
+      <w:proofErr w:type="spellStart"/>
+      <w:r>
+        <w:rPr>
+          <w:lang w:val="es-GT"/>
+        </w:rPr>
+        <w:t>commerce</w:t>
+      </w:r>
+      <w:proofErr w:type="spellEnd"/>
+      <w:r>
+        <w:rPr>
+          <w:lang w:val="es-GT"/>
+        </w:rPr>
+        <w:t>.</w:t>
       </w:r>
     </w:p>
     <w:p>
@@ -17455,14 +20402,14 @@
           <w:lang w:val="es-GT"/>
         </w:rPr>
       </w:pPr>
-      <w:bookmarkStart w:id="65" w:name="_Toc223906599"/>
+      <w:bookmarkStart w:id="66" w:name="_Toc223906599"/>
       <w:r>
         <w:rPr>
           <w:lang w:val="es-GT"/>
         </w:rPr>
         <w:t>Temas Correctos Trabajados en el Sprint 1</w:t>
       </w:r>
-      <w:bookmarkEnd w:id="65"/>
+      <w:bookmarkEnd w:id="66"/>
     </w:p>
     <w:p>
       <w:pPr>
@@ -17639,7 +20586,21 @@
         <w:rPr>
           <w:lang w:val="es-GT"/>
         </w:rPr>
-        <w:t>Extraer insight principal del mercado.</w:t>
+        <w:t xml:space="preserve">Extraer </w:t>
+      </w:r>
+      <w:proofErr w:type="spellStart"/>
+      <w:r>
+        <w:rPr>
+          <w:lang w:val="es-GT"/>
+        </w:rPr>
+        <w:t>insight</w:t>
+      </w:r>
+      <w:proofErr w:type="spellEnd"/>
+      <w:r>
+        <w:rPr>
+          <w:lang w:val="es-GT"/>
+        </w:rPr>
+        <w:t xml:space="preserve"> principal del mercado.</w:t>
       </w:r>
     </w:p>
     <w:p>
@@ -17708,7 +20669,21 @@
         <w:rPr>
           <w:lang w:val="es-GT"/>
         </w:rPr>
-        <w:t>Idear producto 3 basado en apps móviles.</w:t>
+        <w:t xml:space="preserve">Idear producto 3 basado en </w:t>
+      </w:r>
+      <w:proofErr w:type="spellStart"/>
+      <w:r>
+        <w:rPr>
+          <w:lang w:val="es-GT"/>
+        </w:rPr>
+        <w:t>apps</w:t>
+      </w:r>
+      <w:proofErr w:type="spellEnd"/>
+      <w:r>
+        <w:rPr>
+          <w:lang w:val="es-GT"/>
+        </w:rPr>
+        <w:t xml:space="preserve"> móviles.</w:t>
       </w:r>
     </w:p>
     <w:p>
@@ -17793,8 +20768,16 @@
         <w:rPr>
           <w:lang w:val="es-GT"/>
         </w:rPr>
-        <w:t>Arquitectura y planteamiento del e-commerce</w:t>
-      </w:r>
+        <w:t>Arquitectura y planteamiento del e-</w:t>
+      </w:r>
+      <w:proofErr w:type="spellStart"/>
+      <w:r>
+        <w:rPr>
+          <w:lang w:val="es-GT"/>
+        </w:rPr>
+        <w:t>commerce</w:t>
+      </w:r>
+      <w:proofErr w:type="spellEnd"/>
     </w:p>
     <w:p>
       <w:pPr>
@@ -17810,7 +20793,21 @@
         <w:rPr>
           <w:lang w:val="es-GT"/>
         </w:rPr>
-        <w:t>Definir estructura del e-commerce.</w:t>
+        <w:t>Definir estructura del e-</w:t>
+      </w:r>
+      <w:proofErr w:type="spellStart"/>
+      <w:r>
+        <w:rPr>
+          <w:lang w:val="es-GT"/>
+        </w:rPr>
+        <w:t>commerce</w:t>
+      </w:r>
+      <w:proofErr w:type="spellEnd"/>
+      <w:r>
+        <w:rPr>
+          <w:lang w:val="es-GT"/>
+        </w:rPr>
+        <w:t>.</w:t>
       </w:r>
     </w:p>
     <w:p>
@@ -17912,7 +20909,21 @@
         <w:rPr>
           <w:lang w:val="es-GT"/>
         </w:rPr>
-        <w:t>Crear mapa TICs preliminar.</w:t>
+        <w:t xml:space="preserve">Crear mapa </w:t>
+      </w:r>
+      <w:proofErr w:type="spellStart"/>
+      <w:r>
+        <w:rPr>
+          <w:lang w:val="es-GT"/>
+        </w:rPr>
+        <w:t>TICs</w:t>
+      </w:r>
+      <w:proofErr w:type="spellEnd"/>
+      <w:r>
+        <w:rPr>
+          <w:lang w:val="es-GT"/>
+        </w:rPr>
+        <w:t xml:space="preserve"> preliminar.</w:t>
       </w:r>
     </w:p>
     <w:p>
@@ -17929,7 +20940,21 @@
         <w:rPr>
           <w:lang w:val="es-GT"/>
         </w:rPr>
-        <w:t>Definir mecanismos TICs.</w:t>
+        <w:t xml:space="preserve">Definir mecanismos </w:t>
+      </w:r>
+      <w:proofErr w:type="spellStart"/>
+      <w:r>
+        <w:rPr>
+          <w:lang w:val="es-GT"/>
+        </w:rPr>
+        <w:t>TICs</w:t>
+      </w:r>
+      <w:proofErr w:type="spellEnd"/>
+      <w:r>
+        <w:rPr>
+          <w:lang w:val="es-GT"/>
+        </w:rPr>
+        <w:t>.</w:t>
       </w:r>
     </w:p>
     <w:p>
@@ -17980,7 +21005,21 @@
         <w:rPr>
           <w:lang w:val="es-GT"/>
         </w:rPr>
-        <w:t>Aplicar framework VUCA.</w:t>
+        <w:t xml:space="preserve">Aplicar </w:t>
+      </w:r>
+      <w:proofErr w:type="spellStart"/>
+      <w:r>
+        <w:rPr>
+          <w:lang w:val="es-GT"/>
+        </w:rPr>
+        <w:t>framework</w:t>
+      </w:r>
+      <w:proofErr w:type="spellEnd"/>
+      <w:r>
+        <w:rPr>
+          <w:lang w:val="es-GT"/>
+        </w:rPr>
+        <w:t xml:space="preserve"> VUCA.</w:t>
       </w:r>
     </w:p>
     <w:p>
@@ -17997,7 +21036,21 @@
         <w:rPr>
           <w:lang w:val="es-GT"/>
         </w:rPr>
-        <w:t>Aplicar framework PEST.</w:t>
+        <w:t xml:space="preserve">Aplicar </w:t>
+      </w:r>
+      <w:proofErr w:type="spellStart"/>
+      <w:r>
+        <w:rPr>
+          <w:lang w:val="es-GT"/>
+        </w:rPr>
+        <w:t>framework</w:t>
+      </w:r>
+      <w:proofErr w:type="spellEnd"/>
+      <w:r>
+        <w:rPr>
+          <w:lang w:val="es-GT"/>
+        </w:rPr>
+        <w:t xml:space="preserve"> PEST.</w:t>
       </w:r>
     </w:p>
     <w:p>
@@ -18014,7 +21067,35 @@
         <w:rPr>
           <w:lang w:val="es-GT"/>
         </w:rPr>
-        <w:t>Aplicar Five Forces.</w:t>
+        <w:t xml:space="preserve">Aplicar </w:t>
+      </w:r>
+      <w:proofErr w:type="spellStart"/>
+      <w:r>
+        <w:rPr>
+          <w:lang w:val="es-GT"/>
+        </w:rPr>
+        <w:t>Five</w:t>
+      </w:r>
+      <w:proofErr w:type="spellEnd"/>
+      <w:r>
+        <w:rPr>
+          <w:lang w:val="es-GT"/>
+        </w:rPr>
+        <w:t xml:space="preserve"> </w:t>
+      </w:r>
+      <w:proofErr w:type="spellStart"/>
+      <w:r>
+        <w:rPr>
+          <w:lang w:val="es-GT"/>
+        </w:rPr>
+        <w:t>Forces</w:t>
+      </w:r>
+      <w:proofErr w:type="spellEnd"/>
+      <w:r>
+        <w:rPr>
+          <w:lang w:val="es-GT"/>
+        </w:rPr>
+        <w:t>.</w:t>
       </w:r>
     </w:p>
     <w:p>
@@ -18082,14 +21163,14 @@
           <w:lang w:val="es-GT"/>
         </w:rPr>
       </w:pPr>
-      <w:bookmarkStart w:id="66" w:name="_Toc223906600"/>
+      <w:bookmarkStart w:id="67" w:name="_Toc223906600"/>
       <w:r>
         <w:rPr>
           <w:lang w:val="es-GT"/>
         </w:rPr>
         <w:t>Resultado Esperado del Sprint 1</w:t>
       </w:r>
-      <w:bookmarkEnd w:id="66"/>
+      <w:bookmarkEnd w:id="67"/>
     </w:p>
     <w:p>
       <w:pPr>
@@ -18218,14 +21299,28 @@
           <w:lang w:val="es-GT"/>
         </w:rPr>
       </w:pPr>
-      <w:bookmarkStart w:id="67" w:name="_Toc223906601"/>
-      <w:r>
-        <w:rPr>
-          <w:lang w:val="es-GT"/>
-        </w:rPr>
-        <w:t>Dinámica Scrum Observada en el Sprint 1</w:t>
-      </w:r>
-      <w:bookmarkEnd w:id="67"/>
+      <w:bookmarkStart w:id="68" w:name="_Toc223906601"/>
+      <w:r>
+        <w:rPr>
+          <w:lang w:val="es-GT"/>
+        </w:rPr>
+        <w:t xml:space="preserve">Dinámica </w:t>
+      </w:r>
+      <w:proofErr w:type="spellStart"/>
+      <w:r>
+        <w:rPr>
+          <w:lang w:val="es-GT"/>
+        </w:rPr>
+        <w:t>Scrum</w:t>
+      </w:r>
+      <w:proofErr w:type="spellEnd"/>
+      <w:r>
+        <w:rPr>
+          <w:lang w:val="es-GT"/>
+        </w:rPr>
+        <w:t xml:space="preserve"> Observada en el Sprint 1</w:t>
+      </w:r>
+      <w:bookmarkEnd w:id="68"/>
     </w:p>
     <w:p>
       <w:pPr>
@@ -18237,20 +21332,44 @@
           <w:lang w:val="es-GT"/>
         </w:rPr>
       </w:pPr>
+      <w:proofErr w:type="spellStart"/>
       <w:r>
         <w:rPr>
           <w:b/>
           <w:bCs/>
           <w:lang w:val="es-GT"/>
         </w:rPr>
-        <w:t>Backlog:</w:t>
+        <w:t>Backlog</w:t>
+      </w:r>
+      <w:proofErr w:type="spellEnd"/>
+      <w:r>
+        <w:rPr>
+          <w:b/>
+          <w:bCs/>
+          <w:lang w:val="es-GT"/>
+        </w:rPr>
+        <w:t>:</w:t>
       </w:r>
       <w:r>
         <w:rPr>
           <w:lang w:val="es-GT"/>
         </w:rPr>
         <w:br/>
-        <w:t>Se registraron inicialmente tareas de levantamiento conceptual y análisis (competidores, alcance, productos, frameworks).</w:t>
+        <w:t xml:space="preserve">Se registraron inicialmente tareas de levantamiento conceptual y análisis (competidores, alcance, productos, </w:t>
+      </w:r>
+      <w:proofErr w:type="spellStart"/>
+      <w:r>
+        <w:rPr>
+          <w:lang w:val="es-GT"/>
+        </w:rPr>
+        <w:t>frameworks</w:t>
+      </w:r>
+      <w:proofErr w:type="spellEnd"/>
+      <w:r>
+        <w:rPr>
+          <w:lang w:val="es-GT"/>
+        </w:rPr>
+        <w:t>).</w:t>
       </w:r>
     </w:p>
     <w:p>
@@ -18283,7 +21402,63 @@
         <w:rPr>
           <w:lang w:val="es-GT"/>
         </w:rPr>
-        <w:t>El tablero muestra tareas activas como investigación M3, análisis de competidores, arquitectura de información, definición del e-commerce, funciones de producto y aplicación de frameworks (VUCA, PEST, Five Forces, SOAR).</w:t>
+        <w:t>El tablero muestra tareas activas como investigación M3, análisis de competidores, arquitectura de información, definición del e-</w:t>
+      </w:r>
+      <w:proofErr w:type="spellStart"/>
+      <w:r>
+        <w:rPr>
+          <w:lang w:val="es-GT"/>
+        </w:rPr>
+        <w:t>commerce</w:t>
+      </w:r>
+      <w:proofErr w:type="spellEnd"/>
+      <w:r>
+        <w:rPr>
+          <w:lang w:val="es-GT"/>
+        </w:rPr>
+        <w:t xml:space="preserve">, funciones de producto y aplicación de </w:t>
+      </w:r>
+      <w:proofErr w:type="spellStart"/>
+      <w:r>
+        <w:rPr>
+          <w:lang w:val="es-GT"/>
+        </w:rPr>
+        <w:t>frameworks</w:t>
+      </w:r>
+      <w:proofErr w:type="spellEnd"/>
+      <w:r>
+        <w:rPr>
+          <w:lang w:val="es-GT"/>
+        </w:rPr>
+        <w:t xml:space="preserve"> (VUCA, PEST, </w:t>
+      </w:r>
+      <w:proofErr w:type="spellStart"/>
+      <w:r>
+        <w:rPr>
+          <w:lang w:val="es-GT"/>
+        </w:rPr>
+        <w:t>Five</w:t>
+      </w:r>
+      <w:proofErr w:type="spellEnd"/>
+      <w:r>
+        <w:rPr>
+          <w:lang w:val="es-GT"/>
+        </w:rPr>
+        <w:t xml:space="preserve"> </w:t>
+      </w:r>
+      <w:proofErr w:type="spellStart"/>
+      <w:r>
+        <w:rPr>
+          <w:lang w:val="es-GT"/>
+        </w:rPr>
+        <w:t>Forces</w:t>
+      </w:r>
+      <w:proofErr w:type="spellEnd"/>
+      <w:r>
+        <w:rPr>
+          <w:lang w:val="es-GT"/>
+        </w:rPr>
+        <w:t>, SOAR).</w:t>
       </w:r>
     </w:p>
     <w:p>
@@ -18316,7 +21491,21 @@
         <w:rPr>
           <w:lang w:val="es-GT"/>
         </w:rPr>
-        <w:t>Varias tareas de definición pasaron por revisión: productos, precios, beneficios, insight del mercado, etc.</w:t>
+        <w:t xml:space="preserve">Varias tareas de definición pasaron por revisión: productos, precios, beneficios, </w:t>
+      </w:r>
+      <w:proofErr w:type="spellStart"/>
+      <w:r>
+        <w:rPr>
+          <w:lang w:val="es-GT"/>
+        </w:rPr>
+        <w:t>insight</w:t>
+      </w:r>
+      <w:proofErr w:type="spellEnd"/>
+      <w:r>
+        <w:rPr>
+          <w:lang w:val="es-GT"/>
+        </w:rPr>
+        <w:t xml:space="preserve"> del mercado, etc.</w:t>
       </w:r>
     </w:p>
     <w:p>
@@ -18359,14 +21548,14 @@
           <w:lang w:val="es-GT"/>
         </w:rPr>
       </w:pPr>
-      <w:bookmarkStart w:id="68" w:name="_Toc223906602"/>
+      <w:bookmarkStart w:id="69" w:name="_Toc223906602"/>
       <w:r>
         <w:rPr>
           <w:lang w:val="es-GT"/>
         </w:rPr>
         <w:t>Sprint 2 — Desarrollo del Sitio, Documentación y Cierre Ejecutivo</w:t>
       </w:r>
-      <w:bookmarkEnd w:id="68"/>
+      <w:bookmarkEnd w:id="69"/>
     </w:p>
     <w:p>
       <w:pPr>
@@ -18395,7 +21584,21 @@
         <w:rPr>
           <w:lang w:val="es-GT"/>
         </w:rPr>
-        <w:t>Implementar la plataforma e-commerce, validar su funcionamiento, documentar la solución desarrollada y consolidar los entregables finales del proyecto.</w:t>
+        <w:t>Implementar la plataforma e-</w:t>
+      </w:r>
+      <w:proofErr w:type="spellStart"/>
+      <w:r>
+        <w:rPr>
+          <w:lang w:val="es-GT"/>
+        </w:rPr>
+        <w:t>commerce</w:t>
+      </w:r>
+      <w:proofErr w:type="spellEnd"/>
+      <w:r>
+        <w:rPr>
+          <w:lang w:val="es-GT"/>
+        </w:rPr>
+        <w:t>, validar su funcionamiento, documentar la solución desarrollada y consolidar los entregables finales del proyecto.</w:t>
       </w:r>
     </w:p>
     <w:p>
@@ -18412,14 +21615,14 @@
           <w:lang w:val="es-GT"/>
         </w:rPr>
       </w:pPr>
-      <w:bookmarkStart w:id="69" w:name="_Toc223906603"/>
+      <w:bookmarkStart w:id="70" w:name="_Toc223906603"/>
       <w:r>
         <w:rPr>
           <w:lang w:val="es-GT"/>
         </w:rPr>
         <w:t>Temas Correctos Trabajados en el Sprint 2</w:t>
       </w:r>
-      <w:bookmarkEnd w:id="69"/>
+      <w:bookmarkEnd w:id="70"/>
     </w:p>
     <w:p>
       <w:pPr>
@@ -18738,7 +21941,21 @@
         <w:rPr>
           <w:lang w:val="es-GT"/>
         </w:rPr>
-        <w:t>Documentar mapa TICs.</w:t>
+        <w:t xml:space="preserve">Documentar mapa </w:t>
+      </w:r>
+      <w:proofErr w:type="spellStart"/>
+      <w:r>
+        <w:rPr>
+          <w:lang w:val="es-GT"/>
+        </w:rPr>
+        <w:t>TICs</w:t>
+      </w:r>
+      <w:proofErr w:type="spellEnd"/>
+      <w:r>
+        <w:rPr>
+          <w:lang w:val="es-GT"/>
+        </w:rPr>
+        <w:t>.</w:t>
       </w:r>
     </w:p>
     <w:p>
@@ -18755,7 +21972,21 @@
         <w:rPr>
           <w:lang w:val="es-GT"/>
         </w:rPr>
-        <w:t>Documentar análisis de frameworks.</w:t>
+        <w:t xml:space="preserve">Documentar análisis de </w:t>
+      </w:r>
+      <w:proofErr w:type="spellStart"/>
+      <w:r>
+        <w:rPr>
+          <w:lang w:val="es-GT"/>
+        </w:rPr>
+        <w:t>frameworks</w:t>
+      </w:r>
+      <w:proofErr w:type="spellEnd"/>
+      <w:r>
+        <w:rPr>
+          <w:lang w:val="es-GT"/>
+        </w:rPr>
+        <w:t>.</w:t>
       </w:r>
     </w:p>
     <w:p>
@@ -18840,26 +22071,40 @@
           <w:lang w:val="es-GT"/>
         </w:rPr>
       </w:pPr>
-      <w:bookmarkStart w:id="70" w:name="_Toc223906604"/>
+      <w:bookmarkStart w:id="71" w:name="_Toc223906604"/>
       <w:r>
         <w:rPr>
           <w:lang w:val="es-GT"/>
         </w:rPr>
         <w:t>Resultado Esperado del Sprint 2</w:t>
       </w:r>
-      <w:bookmarkEnd w:id="70"/>
-    </w:p>
-    <w:p>
-      <w:pPr>
-        <w:rPr>
-          <w:lang w:val="es-GT"/>
-        </w:rPr>
-      </w:pPr>
-      <w:r>
-        <w:rPr>
-          <w:lang w:val="es-GT"/>
-        </w:rPr>
-        <w:t>Al finalizar el Sprint 2, el equipo debía tener una versión totalmente navegable del e-commerce de QuetzalDev:</w:t>
+      <w:bookmarkEnd w:id="71"/>
+    </w:p>
+    <w:p>
+      <w:pPr>
+        <w:rPr>
+          <w:lang w:val="es-GT"/>
+        </w:rPr>
+      </w:pPr>
+      <w:r>
+        <w:rPr>
+          <w:lang w:val="es-GT"/>
+        </w:rPr>
+        <w:t>Al finalizar el Sprint 2, el equipo debía tener una versión totalmente navegable del e-</w:t>
+      </w:r>
+      <w:proofErr w:type="spellStart"/>
+      <w:r>
+        <w:rPr>
+          <w:lang w:val="es-GT"/>
+        </w:rPr>
+        <w:t>commerce</w:t>
+      </w:r>
+      <w:proofErr w:type="spellEnd"/>
+      <w:r>
+        <w:rPr>
+          <w:lang w:val="es-GT"/>
+        </w:rPr>
+        <w:t xml:space="preserve"> de QuetzalDev:</w:t>
       </w:r>
     </w:p>
     <w:p>
@@ -18910,7 +22155,21 @@
         <w:rPr>
           <w:lang w:val="es-GT"/>
         </w:rPr>
-        <w:t>Flujo de compra simulado (carrito → checkout → recibo).</w:t>
+        <w:t xml:space="preserve">Flujo de compra simulado (carrito → </w:t>
+      </w:r>
+      <w:proofErr w:type="spellStart"/>
+      <w:r>
+        <w:rPr>
+          <w:lang w:val="es-GT"/>
+        </w:rPr>
+        <w:t>checkout</w:t>
+      </w:r>
+      <w:proofErr w:type="spellEnd"/>
+      <w:r>
+        <w:rPr>
+          <w:lang w:val="es-GT"/>
+        </w:rPr>
+        <w:t xml:space="preserve"> → recibo).</w:t>
       </w:r>
     </w:p>
     <w:p>
@@ -18999,15 +22258,29 @@
           <w:lang w:val="es-GT"/>
         </w:rPr>
       </w:pPr>
-      <w:bookmarkStart w:id="71" w:name="_Toc223906605"/>
+      <w:bookmarkStart w:id="72" w:name="_Toc223906605"/>
       <w:r>
         <w:rPr>
           <w:lang w:val="es-GT"/>
         </w:rPr>
         <w:lastRenderedPageBreak/>
-        <w:t>Dinámica Scrum Observada en el Sprint 2</w:t>
-      </w:r>
-      <w:bookmarkEnd w:id="71"/>
+        <w:t xml:space="preserve">Dinámica </w:t>
+      </w:r>
+      <w:proofErr w:type="spellStart"/>
+      <w:r>
+        <w:rPr>
+          <w:lang w:val="es-GT"/>
+        </w:rPr>
+        <w:t>Scrum</w:t>
+      </w:r>
+      <w:proofErr w:type="spellEnd"/>
+      <w:r>
+        <w:rPr>
+          <w:lang w:val="es-GT"/>
+        </w:rPr>
+        <w:t xml:space="preserve"> Observada en el Sprint 2</w:t>
+      </w:r>
+      <w:bookmarkEnd w:id="72"/>
     </w:p>
     <w:p>
       <w:pPr>
@@ -19019,13 +22292,23 @@
           <w:lang w:val="es-GT"/>
         </w:rPr>
       </w:pPr>
+      <w:proofErr w:type="spellStart"/>
       <w:r>
         <w:rPr>
           <w:b/>
           <w:bCs/>
           <w:lang w:val="es-GT"/>
         </w:rPr>
-        <w:t>Backlog:</w:t>
+        <w:t>Backlog</w:t>
+      </w:r>
+      <w:proofErr w:type="spellEnd"/>
+      <w:r>
+        <w:rPr>
+          <w:b/>
+          <w:bCs/>
+          <w:lang w:val="es-GT"/>
+        </w:rPr>
+        <w:t>:</w:t>
       </w:r>
       <w:r>
         <w:rPr>
@@ -19209,7 +22492,21 @@
         <w:rPr>
           <w:lang w:val="es-GT"/>
         </w:rPr>
-        <w:t>Documentar mapa TICs.</w:t>
+        <w:t xml:space="preserve">Documentar mapa </w:t>
+      </w:r>
+      <w:proofErr w:type="spellStart"/>
+      <w:r>
+        <w:rPr>
+          <w:lang w:val="es-GT"/>
+        </w:rPr>
+        <w:t>TICs</w:t>
+      </w:r>
+      <w:proofErr w:type="spellEnd"/>
+      <w:r>
+        <w:rPr>
+          <w:lang w:val="es-GT"/>
+        </w:rPr>
+        <w:t>.</w:t>
       </w:r>
     </w:p>
     <w:p>
@@ -19226,7 +22523,21 @@
         <w:rPr>
           <w:lang w:val="es-GT"/>
         </w:rPr>
-        <w:t>Concluir análisis de frameworks.</w:t>
+        <w:t xml:space="preserve">Concluir análisis de </w:t>
+      </w:r>
+      <w:proofErr w:type="spellStart"/>
+      <w:r>
+        <w:rPr>
+          <w:lang w:val="es-GT"/>
+        </w:rPr>
+        <w:t>frameworks</w:t>
+      </w:r>
+      <w:proofErr w:type="spellEnd"/>
+      <w:r>
+        <w:rPr>
+          <w:lang w:val="es-GT"/>
+        </w:rPr>
+        <w:t>.</w:t>
       </w:r>
     </w:p>
     <w:p/>
@@ -19234,11 +22545,11 @@
       <w:pPr>
         <w:pStyle w:val="Ttulo2"/>
       </w:pPr>
-      <w:bookmarkStart w:id="72" w:name="_Toc223906606"/>
+      <w:bookmarkStart w:id="73" w:name="_Toc223906606"/>
       <w:r>
         <w:t>Enlace de la plataforma funcional</w:t>
       </w:r>
-      <w:bookmarkEnd w:id="72"/>
+      <w:bookmarkEnd w:id="73"/>
       <w:r>
         <w:t xml:space="preserve"> </w:t>
       </w:r>
@@ -19337,12 +22648,12 @@
       <w:pPr>
         <w:pStyle w:val="Ttulo1"/>
       </w:pPr>
-      <w:bookmarkStart w:id="73" w:name="_Toc223906607"/>
+      <w:bookmarkStart w:id="74" w:name="_Toc223906607"/>
       <w:r>
         <w:lastRenderedPageBreak/>
         <w:t>CONCLUSIONES</w:t>
       </w:r>
-      <w:bookmarkEnd w:id="73"/>
+      <w:bookmarkEnd w:id="74"/>
     </w:p>
     <w:p/>
     <w:p>
@@ -19361,7 +22672,21 @@
         <w:rPr>
           <w:bCs/>
         </w:rPr>
-        <w:t>La propuesta e-commerce para QuetzalDev responde de forma directa al problema central identificado: la falta de un canal digital estructurado para comercializar soluciones de software de manera escalable.</w:t>
+        <w:t>La propuesta e-</w:t>
+      </w:r>
+      <w:proofErr w:type="spellStart"/>
+      <w:r>
+        <w:rPr>
+          <w:bCs/>
+        </w:rPr>
+        <w:t>commerce</w:t>
+      </w:r>
+      <w:proofErr w:type="spellEnd"/>
+      <w:r>
+        <w:rPr>
+          <w:bCs/>
+        </w:rPr>
+        <w:t xml:space="preserve"> para QuetzalDev responde de forma directa al problema central identificado: la falta de un canal digital estructurado para comercializar soluciones de software de manera escalable.</w:t>
       </w:r>
     </w:p>
     <w:p>
@@ -19380,7 +22705,49 @@
         <w:rPr>
           <w:bCs/>
         </w:rPr>
-        <w:t>La definición de los productos SafeCase, LegalFlow y HomeHub evidencia una alineación clara entre los servicios base de la empresa (ERP, desarrollo web y desarrollo móvil) y oportunidades de mercado con valor comercial concreto.</w:t>
+        <w:t xml:space="preserve">La definición de los productos </w:t>
+      </w:r>
+      <w:proofErr w:type="spellStart"/>
+      <w:r>
+        <w:rPr>
+          <w:bCs/>
+        </w:rPr>
+        <w:t>SafeCase</w:t>
+      </w:r>
+      <w:proofErr w:type="spellEnd"/>
+      <w:r>
+        <w:rPr>
+          <w:bCs/>
+        </w:rPr>
+        <w:t xml:space="preserve">, </w:t>
+      </w:r>
+      <w:proofErr w:type="spellStart"/>
+      <w:r>
+        <w:rPr>
+          <w:bCs/>
+        </w:rPr>
+        <w:t>LegalFlow</w:t>
+      </w:r>
+      <w:proofErr w:type="spellEnd"/>
+      <w:r>
+        <w:rPr>
+          <w:bCs/>
+        </w:rPr>
+        <w:t xml:space="preserve"> y </w:t>
+      </w:r>
+      <w:proofErr w:type="spellStart"/>
+      <w:r>
+        <w:rPr>
+          <w:bCs/>
+        </w:rPr>
+        <w:t>HomeHub</w:t>
+      </w:r>
+      <w:proofErr w:type="spellEnd"/>
+      <w:r>
+        <w:rPr>
+          <w:bCs/>
+        </w:rPr>
+        <w:t xml:space="preserve"> evidencia una alineación clara entre los servicios base de la empresa (ERP, desarrollo web y desarrollo móvil) y oportunidades de mercado con valor comercial concreto.</w:t>
       </w:r>
     </w:p>
     <w:p>
@@ -19399,7 +22766,21 @@
         <w:rPr>
           <w:bCs/>
         </w:rPr>
-        <w:t>El enfoque metodológico planteado en la práctica fortalece la toma de decisiones, ya que combina investigación competitiva, análisis de entorno mediante siete frameworks estratégicos y mapeo TIC con metodología M3.</w:t>
+        <w:t xml:space="preserve">El enfoque metodológico planteado en la práctica fortalece la toma de decisiones, ya que combina investigación competitiva, análisis de entorno mediante siete </w:t>
+      </w:r>
+      <w:proofErr w:type="spellStart"/>
+      <w:r>
+        <w:rPr>
+          <w:bCs/>
+        </w:rPr>
+        <w:t>frameworks</w:t>
+      </w:r>
+      <w:proofErr w:type="spellEnd"/>
+      <w:r>
+        <w:rPr>
+          <w:bCs/>
+        </w:rPr>
+        <w:t xml:space="preserve"> estratégicos y mapeo TIC con metodología M3.</w:t>
       </w:r>
     </w:p>
     <w:p>
@@ -19437,7 +22818,21 @@
         <w:rPr>
           <w:bCs/>
         </w:rPr>
-        <w:t>La planificación ágil en dos sprints aporta orden de ejecución, trazabilidad de avances y control sobre entregables, facilitando la implementación progresiva del proyecto.</w:t>
+        <w:t xml:space="preserve">La planificación ágil en dos </w:t>
+      </w:r>
+      <w:proofErr w:type="spellStart"/>
+      <w:r>
+        <w:rPr>
+          <w:bCs/>
+        </w:rPr>
+        <w:t>sprints</w:t>
+      </w:r>
+      <w:proofErr w:type="spellEnd"/>
+      <w:r>
+        <w:rPr>
+          <w:bCs/>
+        </w:rPr>
+        <w:t xml:space="preserve"> aporta orden de ejecución, trazabilidad de avances y control sobre entregables, facilitando la implementación progresiva del proyecto.</w:t>
       </w:r>
     </w:p>
     <w:p>
@@ -19480,7 +22875,7 @@
 </file>
 
 <file path=word/endnotes.xml><?xml version="1.0" encoding="utf-8"?>
-<w:endnotes xmlns:wpc="http://schemas.microsoft.com/office/word/2010/wordprocessingCanvas" xmlns:cx="http://schemas.microsoft.com/office/drawing/2014/chartex" xmlns:cx1="http://schemas.microsoft.com/office/drawing/2015/9/8/chartex" xmlns:cx2="http://schemas.microsoft.com/office/drawing/2015/10/21/chartex" xmlns:cx3="http://schemas.microsoft.com/office/drawing/2016/5/9/chartex" xmlns:cx4="http://schemas.microsoft.com/office/drawing/2016/5/10/chartex" xmlns:cx5="http://schemas.microsoft.com/office/drawing/2016/5/11/chartex" xmlns:cx6="http://schemas.microsoft.com/office/drawing/2016/5/12/chartex" xmlns:cx7="http://schemas.microsoft.com/office/drawing/2016/5/13/chartex" xmlns:cx8="http://schemas.microsoft.com/office/drawing/2016/5/14/chartex" xmlns:mc="http://schemas.openxmlformats.org/markup-compatibility/2006" xmlns:aink="http://schemas.microsoft.com/office/drawing/2016/ink" xmlns:am3d="http://schemas.microsoft.com/office/drawing/2017/model3d" xmlns:o="urn:schemas-microsoft-com:office:office" xmlns:oel="http://schemas.microsoft.com/office/2019/extlst" xmlns:r="http://schemas.openxmlformats.org/officeDocument/2006/relationships" xmlns:m="http://schemas.openxmlformats.org/officeDocument/2006/math" xmlns:v="urn:schemas-microsoft-com:vml" xmlns:wp14="http://schemas.microsoft.com/office/word/2010/wordprocessingDrawing" xmlns:wp="http://schemas.openxmlformats.org/drawingml/2006/wordprocessingDrawing" xmlns:w10="urn:schemas-microsoft-com:office:word" xmlns:w="http://schemas.openxmlformats.org/wordprocessingml/2006/main" xmlns:w14="http://schemas.microsoft.com/office/word/2010/wordml" xmlns:w15="http://schemas.microsoft.com/office/word/2012/wordml" xmlns:w16cex="http://schemas.microsoft.com/office/word/2018/wordml/cex" xmlns:w16cid="http://schemas.microsoft.com/office/word/2016/wordml/cid" xmlns:w16="http://schemas.microsoft.com/office/word/2018/wordml" xmlns:w16du="http://schemas.microsoft.com/office/word/2023/wordml/word16du" xmlns:w16sdtdh="http://schemas.microsoft.com/office/word/2020/wordml/sdtdatahash" xmlns:w16sdtfl="http://schemas.microsoft.com/office/word/2024/wordml/sdtformatlock" xmlns:w16se="http://schemas.microsoft.com/office/word/2015/wordml/symex" xmlns:wpg="http://schemas.microsoft.com/office/word/2010/wordprocessingGroup" xmlns:wpi="http://schemas.microsoft.com/office/word/2010/wordprocessingInk" xmlns:wne="http://schemas.microsoft.com/office/word/2006/wordml" xmlns:wps="http://schemas.microsoft.com/office/word/2010/wordprocessingShape" mc:Ignorable="w14 w15 w16se w16cid w16 w16cex w16sdtdh w16sdtfl w16du wp14">
+<w:endnotes xmlns:wpc="http://schemas.microsoft.com/office/word/2010/wordprocessingCanvas" xmlns:mc="http://schemas.openxmlformats.org/markup-compatibility/2006" xmlns:o="urn:schemas-microsoft-com:office:office" xmlns:r="http://schemas.openxmlformats.org/officeDocument/2006/relationships" xmlns:m="http://schemas.openxmlformats.org/officeDocument/2006/math" xmlns:v="urn:schemas-microsoft-com:vml" xmlns:wp14="http://schemas.microsoft.com/office/word/2010/wordprocessingDrawing" xmlns:wp="http://schemas.openxmlformats.org/drawingml/2006/wordprocessingDrawing" xmlns:w10="urn:schemas-microsoft-com:office:word" xmlns:w="http://schemas.openxmlformats.org/wordprocessingml/2006/main" xmlns:w14="http://schemas.microsoft.com/office/word/2010/wordml" xmlns:w15="http://schemas.microsoft.com/office/word/2012/wordml" xmlns:wpg="http://schemas.microsoft.com/office/word/2010/wordprocessingGroup" xmlns:wpi="http://schemas.microsoft.com/office/word/2010/wordprocessingInk" xmlns:wne="http://schemas.microsoft.com/office/word/2006/wordml" xmlns:wps="http://schemas.microsoft.com/office/word/2010/wordprocessingShape" mc:Ignorable="w14 w15 wp14">
   <w:endnote w:type="separator" w:id="-1">
     <w:p>
       <w:pPr>
@@ -19505,7 +22900,7 @@
 </file>
 
 <file path=word/footer1.xml><?xml version="1.0" encoding="utf-8"?>
-<w:ftr xmlns:wpc="http://schemas.microsoft.com/office/word/2010/wordprocessingCanvas" xmlns:cx="http://schemas.microsoft.com/office/drawing/2014/chartex" xmlns:cx1="http://schemas.microsoft.com/office/drawing/2015/9/8/chartex" xmlns:cx2="http://schemas.microsoft.com/office/drawing/2015/10/21/chartex" xmlns:cx3="http://schemas.microsoft.com/office/drawing/2016/5/9/chartex" xmlns:cx4="http://schemas.microsoft.com/office/drawing/2016/5/10/chartex" xmlns:cx5="http://schemas.microsoft.com/office/drawing/2016/5/11/chartex" xmlns:cx6="http://schemas.microsoft.com/office/drawing/2016/5/12/chartex" xmlns:cx7="http://schemas.microsoft.com/office/drawing/2016/5/13/chartex" xmlns:cx8="http://schemas.microsoft.com/office/drawing/2016/5/14/chartex" xmlns:mc="http://schemas.openxmlformats.org/markup-compatibility/2006" xmlns:aink="http://schemas.microsoft.com/office/drawing/2016/ink" xmlns:am3d="http://schemas.microsoft.com/office/drawing/2017/model3d" xmlns:o="urn:schemas-microsoft-com:office:office" xmlns:oel="http://schemas.microsoft.com/office/2019/extlst" xmlns:r="http://schemas.openxmlformats.org/officeDocument/2006/relationships" xmlns:m="http://schemas.openxmlformats.org/officeDocument/2006/math" xmlns:v="urn:schemas-microsoft-com:vml" xmlns:wp14="http://schemas.microsoft.com/office/word/2010/wordprocessingDrawing" xmlns:wp="http://schemas.openxmlformats.org/drawingml/2006/wordprocessingDrawing" xmlns:w10="urn:schemas-microsoft-com:office:word" xmlns:w="http://schemas.openxmlformats.org/wordprocessingml/2006/main" xmlns:w14="http://schemas.microsoft.com/office/word/2010/wordml" xmlns:w15="http://schemas.microsoft.com/office/word/2012/wordml" xmlns:w16cex="http://schemas.microsoft.com/office/word/2018/wordml/cex" xmlns:w16cid="http://schemas.microsoft.com/office/word/2016/wordml/cid" xmlns:w16="http://schemas.microsoft.com/office/word/2018/wordml" xmlns:w16du="http://schemas.microsoft.com/office/word/2023/wordml/word16du" xmlns:w16sdtdh="http://schemas.microsoft.com/office/word/2020/wordml/sdtdatahash" xmlns:w16sdtfl="http://schemas.microsoft.com/office/word/2024/wordml/sdtformatlock" xmlns:w16se="http://schemas.microsoft.com/office/word/2015/wordml/symex" xmlns:wpg="http://schemas.microsoft.com/office/word/2010/wordprocessingGroup" xmlns:wpi="http://schemas.microsoft.com/office/word/2010/wordprocessingInk" xmlns:wne="http://schemas.microsoft.com/office/word/2006/wordml" xmlns:wps="http://schemas.microsoft.com/office/word/2010/wordprocessingShape" mc:Ignorable="w14 w15 w16se w16cid w16 w16cex w16sdtdh w16sdtfl w16du wp14">
+<w:ftr xmlns:wpc="http://schemas.microsoft.com/office/word/2010/wordprocessingCanvas" xmlns:mc="http://schemas.openxmlformats.org/markup-compatibility/2006" xmlns:o="urn:schemas-microsoft-com:office:office" xmlns:r="http://schemas.openxmlformats.org/officeDocument/2006/relationships" xmlns:m="http://schemas.openxmlformats.org/officeDocument/2006/math" xmlns:v="urn:schemas-microsoft-com:vml" xmlns:wp14="http://schemas.microsoft.com/office/word/2010/wordprocessingDrawing" xmlns:wp="http://schemas.openxmlformats.org/drawingml/2006/wordprocessingDrawing" xmlns:w10="urn:schemas-microsoft-com:office:word" xmlns:w="http://schemas.openxmlformats.org/wordprocessingml/2006/main" xmlns:w14="http://schemas.microsoft.com/office/word/2010/wordml" xmlns:w15="http://schemas.microsoft.com/office/word/2012/wordml" xmlns:wpg="http://schemas.microsoft.com/office/word/2010/wordprocessingGroup" xmlns:wpi="http://schemas.microsoft.com/office/word/2010/wordprocessingInk" xmlns:wne="http://schemas.microsoft.com/office/word/2006/wordml" xmlns:wps="http://schemas.microsoft.com/office/word/2010/wordprocessingShape" mc:Ignorable="w14 w15 wp14">
   <w:p>
     <w:pPr>
       <w:pStyle w:val="Piedepgina"/>
@@ -19526,7 +22921,7 @@
 </file>
 
 <file path=word/footer2.xml><?xml version="1.0" encoding="utf-8"?>
-<w:ftr xmlns:wpc="http://schemas.microsoft.com/office/word/2010/wordprocessingCanvas" xmlns:cx="http://schemas.microsoft.com/office/drawing/2014/chartex" xmlns:cx1="http://schemas.microsoft.com/office/drawing/2015/9/8/chartex" xmlns:cx2="http://schemas.microsoft.com/office/drawing/2015/10/21/chartex" xmlns:cx3="http://schemas.microsoft.com/office/drawing/2016/5/9/chartex" xmlns:cx4="http://schemas.microsoft.com/office/drawing/2016/5/10/chartex" xmlns:cx5="http://schemas.microsoft.com/office/drawing/2016/5/11/chartex" xmlns:cx6="http://schemas.microsoft.com/office/drawing/2016/5/12/chartex" xmlns:cx7="http://schemas.microsoft.com/office/drawing/2016/5/13/chartex" xmlns:cx8="http://schemas.microsoft.com/office/drawing/2016/5/14/chartex" xmlns:mc="http://schemas.openxmlformats.org/markup-compatibility/2006" xmlns:aink="http://schemas.microsoft.com/office/drawing/2016/ink" xmlns:am3d="http://schemas.microsoft.com/office/drawing/2017/model3d" xmlns:o="urn:schemas-microsoft-com:office:office" xmlns:oel="http://schemas.microsoft.com/office/2019/extlst" xmlns:r="http://schemas.openxmlformats.org/officeDocument/2006/relationships" xmlns:m="http://schemas.openxmlformats.org/officeDocument/2006/math" xmlns:v="urn:schemas-microsoft-com:vml" xmlns:wp14="http://schemas.microsoft.com/office/word/2010/wordprocessingDrawing" xmlns:wp="http://schemas.openxmlformats.org/drawingml/2006/wordprocessingDrawing" xmlns:w10="urn:schemas-microsoft-com:office:word" xmlns:w="http://schemas.openxmlformats.org/wordprocessingml/2006/main" xmlns:w14="http://schemas.microsoft.com/office/word/2010/wordml" xmlns:w15="http://schemas.microsoft.com/office/word/2012/wordml" xmlns:w16cex="http://schemas.microsoft.com/office/word/2018/wordml/cex" xmlns:w16cid="http://schemas.microsoft.com/office/word/2016/wordml/cid" xmlns:w16="http://schemas.microsoft.com/office/word/2018/wordml" xmlns:w16du="http://schemas.microsoft.com/office/word/2023/wordml/word16du" xmlns:w16sdtdh="http://schemas.microsoft.com/office/word/2020/wordml/sdtdatahash" xmlns:w16sdtfl="http://schemas.microsoft.com/office/word/2024/wordml/sdtformatlock" xmlns:w16se="http://schemas.microsoft.com/office/word/2015/wordml/symex" xmlns:wpg="http://schemas.microsoft.com/office/word/2010/wordprocessingGroup" xmlns:wpi="http://schemas.microsoft.com/office/word/2010/wordprocessingInk" xmlns:wne="http://schemas.microsoft.com/office/word/2006/wordml" xmlns:wps="http://schemas.microsoft.com/office/word/2010/wordprocessingShape" mc:Ignorable="w14 w15 w16se w16cid w16 w16cex w16sdtdh w16sdtfl w16du wp14">
+<w:ftr xmlns:wpc="http://schemas.microsoft.com/office/word/2010/wordprocessingCanvas" xmlns:mc="http://schemas.openxmlformats.org/markup-compatibility/2006" xmlns:o="urn:schemas-microsoft-com:office:office" xmlns:r="http://schemas.openxmlformats.org/officeDocument/2006/relationships" xmlns:m="http://schemas.openxmlformats.org/officeDocument/2006/math" xmlns:v="urn:schemas-microsoft-com:vml" xmlns:wp14="http://schemas.microsoft.com/office/word/2010/wordprocessingDrawing" xmlns:wp="http://schemas.openxmlformats.org/drawingml/2006/wordprocessingDrawing" xmlns:w10="urn:schemas-microsoft-com:office:word" xmlns:w="http://schemas.openxmlformats.org/wordprocessingml/2006/main" xmlns:w14="http://schemas.microsoft.com/office/word/2010/wordml" xmlns:w15="http://schemas.microsoft.com/office/word/2012/wordml" xmlns:wpg="http://schemas.microsoft.com/office/word/2010/wordprocessingGroup" xmlns:wpi="http://schemas.microsoft.com/office/word/2010/wordprocessingInk" xmlns:wne="http://schemas.microsoft.com/office/word/2006/wordml" xmlns:wps="http://schemas.microsoft.com/office/word/2010/wordprocessingShape" mc:Ignorable="w14 w15 wp14">
   <w:sdt>
     <w:sdtPr>
       <w:id w:val="-1336447564"/>
@@ -19535,6 +22930,7 @@
         <w:docPartUnique/>
       </w:docPartObj>
     </w:sdtPr>
+    <w:sdtEndPr/>
     <w:sdtContent>
       <w:p>
         <w:pPr>
@@ -19554,7 +22950,7 @@
           <w:rPr>
             <w:noProof/>
           </w:rPr>
-          <w:t>23</w:t>
+          <w:t>18</w:t>
         </w:r>
         <w:r>
           <w:fldChar w:fldCharType="end"/>
@@ -19576,7 +22972,7 @@
 </file>
 
 <file path=word/footnotes.xml><?xml version="1.0" encoding="utf-8"?>
-<w:footnotes xmlns:wpc="http://schemas.microsoft.com/office/word/2010/wordprocessingCanvas" xmlns:cx="http://schemas.microsoft.com/office/drawing/2014/chartex" xmlns:cx1="http://schemas.microsoft.com/office/drawing/2015/9/8/chartex" xmlns:cx2="http://schemas.microsoft.com/office/drawing/2015/10/21/chartex" xmlns:cx3="http://schemas.microsoft.com/office/drawing/2016/5/9/chartex" xmlns:cx4="http://schemas.microsoft.com/office/drawing/2016/5/10/chartex" xmlns:cx5="http://schemas.microsoft.com/office/drawing/2016/5/11/chartex" xmlns:cx6="http://schemas.microsoft.com/office/drawing/2016/5/12/chartex" xmlns:cx7="http://schemas.microsoft.com/office/drawing/2016/5/13/chartex" xmlns:cx8="http://schemas.microsoft.com/office/drawing/2016/5/14/chartex" xmlns:mc="http://schemas.openxmlformats.org/markup-compatibility/2006" xmlns:aink="http://schemas.microsoft.com/office/drawing/2016/ink" xmlns:am3d="http://schemas.microsoft.com/office/drawing/2017/model3d" xmlns:o="urn:schemas-microsoft-com:office:office" xmlns:oel="http://schemas.microsoft.com/office/2019/extlst" xmlns:r="http://schemas.openxmlformats.org/officeDocument/2006/relationships" xmlns:m="http://schemas.openxmlformats.org/officeDocument/2006/math" xmlns:v="urn:schemas-microsoft-com:vml" xmlns:wp14="http://schemas.microsoft.com/office/word/2010/wordprocessingDrawing" xmlns:wp="http://schemas.openxmlformats.org/drawingml/2006/wordprocessingDrawing" xmlns:w10="urn:schemas-microsoft-com:office:word" xmlns:w="http://schemas.openxmlformats.org/wordprocessingml/2006/main" xmlns:w14="http://schemas.microsoft.com/office/word/2010/wordml" xmlns:w15="http://schemas.microsoft.com/office/word/2012/wordml" xmlns:w16cex="http://schemas.microsoft.com/office/word/2018/wordml/cex" xmlns:w16cid="http://schemas.microsoft.com/office/word/2016/wordml/cid" xmlns:w16="http://schemas.microsoft.com/office/word/2018/wordml" xmlns:w16du="http://schemas.microsoft.com/office/word/2023/wordml/word16du" xmlns:w16sdtdh="http://schemas.microsoft.com/office/word/2020/wordml/sdtdatahash" xmlns:w16sdtfl="http://schemas.microsoft.com/office/word/2024/wordml/sdtformatlock" xmlns:w16se="http://schemas.microsoft.com/office/word/2015/wordml/symex" xmlns:wpg="http://schemas.microsoft.com/office/word/2010/wordprocessingGroup" xmlns:wpi="http://schemas.microsoft.com/office/word/2010/wordprocessingInk" xmlns:wne="http://schemas.microsoft.com/office/word/2006/wordml" xmlns:wps="http://schemas.microsoft.com/office/word/2010/wordprocessingShape" mc:Ignorable="w14 w15 w16se w16cid w16 w16cex w16sdtdh w16sdtfl w16du wp14">
+<w:footnotes xmlns:wpc="http://schemas.microsoft.com/office/word/2010/wordprocessingCanvas" xmlns:mc="http://schemas.openxmlformats.org/markup-compatibility/2006" xmlns:o="urn:schemas-microsoft-com:office:office" xmlns:r="http://schemas.openxmlformats.org/officeDocument/2006/relationships" xmlns:m="http://schemas.openxmlformats.org/officeDocument/2006/math" xmlns:v="urn:schemas-microsoft-com:vml" xmlns:wp14="http://schemas.microsoft.com/office/word/2010/wordprocessingDrawing" xmlns:wp="http://schemas.openxmlformats.org/drawingml/2006/wordprocessingDrawing" xmlns:w10="urn:schemas-microsoft-com:office:word" xmlns:w="http://schemas.openxmlformats.org/wordprocessingml/2006/main" xmlns:w14="http://schemas.microsoft.com/office/word/2010/wordml" xmlns:w15="http://schemas.microsoft.com/office/word/2012/wordml" xmlns:wpg="http://schemas.microsoft.com/office/word/2010/wordprocessingGroup" xmlns:wpi="http://schemas.microsoft.com/office/word/2010/wordprocessingInk" xmlns:wne="http://schemas.microsoft.com/office/word/2006/wordml" xmlns:wps="http://schemas.microsoft.com/office/word/2010/wordprocessingShape" mc:Ignorable="w14 w15 wp14">
   <w:footnote w:type="separator" w:id="-1">
     <w:p>
       <w:pPr>
@@ -19601,8 +22997,8 @@
 </file>
 
 <file path=word/numbering.xml><?xml version="1.0" encoding="utf-8"?>
-<w:numbering xmlns:wpc="http://schemas.microsoft.com/office/word/2010/wordprocessingCanvas" xmlns:cx="http://schemas.microsoft.com/office/drawing/2014/chartex" xmlns:cx1="http://schemas.microsoft.com/office/drawing/2015/9/8/chartex" xmlns:cx2="http://schemas.microsoft.com/office/drawing/2015/10/21/chartex" xmlns:cx3="http://schemas.microsoft.com/office/drawing/2016/5/9/chartex" xmlns:cx4="http://schemas.microsoft.com/office/drawing/2016/5/10/chartex" xmlns:cx5="http://schemas.microsoft.com/office/drawing/2016/5/11/chartex" xmlns:cx6="http://schemas.microsoft.com/office/drawing/2016/5/12/chartex" xmlns:cx7="http://schemas.microsoft.com/office/drawing/2016/5/13/chartex" xmlns:cx8="http://schemas.microsoft.com/office/drawing/2016/5/14/chartex" xmlns:mc="http://schemas.openxmlformats.org/markup-compatibility/2006" xmlns:aink="http://schemas.microsoft.com/office/drawing/2016/ink" xmlns:am3d="http://schemas.microsoft.com/office/drawing/2017/model3d" xmlns:o="urn:schemas-microsoft-com:office:office" xmlns:oel="http://schemas.microsoft.com/office/2019/extlst" xmlns:r="http://schemas.openxmlformats.org/officeDocument/2006/relationships" xmlns:m="http://schemas.openxmlformats.org/officeDocument/2006/math" xmlns:v="urn:schemas-microsoft-com:vml" xmlns:wp14="http://schemas.microsoft.com/office/word/2010/wordprocessingDrawing" xmlns:wp="http://schemas.openxmlformats.org/drawingml/2006/wordprocessingDrawing" xmlns:w10="urn:schemas-microsoft-com:office:word" xmlns:w="http://schemas.openxmlformats.org/wordprocessingml/2006/main" xmlns:w14="http://schemas.microsoft.com/office/word/2010/wordml" xmlns:w15="http://schemas.microsoft.com/office/word/2012/wordml" xmlns:w16cex="http://schemas.microsoft.com/office/word/2018/wordml/cex" xmlns:w16cid="http://schemas.microsoft.com/office/word/2016/wordml/cid" xmlns:w16="http://schemas.microsoft.com/office/word/2018/wordml" xmlns:w16du="http://schemas.microsoft.com/office/word/2023/wordml/word16du" xmlns:w16sdtdh="http://schemas.microsoft.com/office/word/2020/wordml/sdtdatahash" xmlns:w16sdtfl="http://schemas.microsoft.com/office/word/2024/wordml/sdtformatlock" xmlns:w16se="http://schemas.microsoft.com/office/word/2015/wordml/symex" xmlns:wpg="http://schemas.microsoft.com/office/word/2010/wordprocessingGroup" xmlns:wpi="http://schemas.microsoft.com/office/word/2010/wordprocessingInk" xmlns:wne="http://schemas.microsoft.com/office/word/2006/wordml" xmlns:wps="http://schemas.microsoft.com/office/word/2010/wordprocessingShape" mc:Ignorable="w14 w15 w16se w16cid w16 w16cex w16sdtdh w16sdtfl w16du wp14">
-  <w:abstractNum w:abstractNumId="0" w15:restartNumberingAfterBreak="0">
+<w:numbering xmlns:wpc="http://schemas.microsoft.com/office/word/2010/wordprocessingCanvas" xmlns:mc="http://schemas.openxmlformats.org/markup-compatibility/2006" xmlns:o="urn:schemas-microsoft-com:office:office" xmlns:r="http://schemas.openxmlformats.org/officeDocument/2006/relationships" xmlns:m="http://schemas.openxmlformats.org/officeDocument/2006/math" xmlns:v="urn:schemas-microsoft-com:vml" xmlns:wp14="http://schemas.microsoft.com/office/word/2010/wordprocessingDrawing" xmlns:wp="http://schemas.openxmlformats.org/drawingml/2006/wordprocessingDrawing" xmlns:w10="urn:schemas-microsoft-com:office:word" xmlns:w="http://schemas.openxmlformats.org/wordprocessingml/2006/main" xmlns:w14="http://schemas.microsoft.com/office/word/2010/wordml" xmlns:w15="http://schemas.microsoft.com/office/word/2012/wordml" xmlns:wpg="http://schemas.microsoft.com/office/word/2010/wordprocessingGroup" xmlns:wpi="http://schemas.microsoft.com/office/word/2010/wordprocessingInk" xmlns:wne="http://schemas.microsoft.com/office/word/2006/wordml" xmlns:wps="http://schemas.microsoft.com/office/word/2010/wordprocessingShape" mc:Ignorable="w14 w15 wp14">
+  <w:abstractNum w:abstractNumId="0">
     <w:nsid w:val="0AD24B59"/>
     <w:multiLevelType w:val="multilevel"/>
     <w:tmpl w:val="B45A4E68"/>
@@ -19751,7 +23147,7 @@
       </w:rPr>
     </w:lvl>
   </w:abstractNum>
-  <w:abstractNum w:abstractNumId="1" w15:restartNumberingAfterBreak="0">
+  <w:abstractNum w:abstractNumId="1">
     <w:nsid w:val="0B185205"/>
     <w:multiLevelType w:val="hybridMultilevel"/>
     <w:tmpl w:val="908E0B9C"/>
@@ -19864,7 +23260,7 @@
       </w:rPr>
     </w:lvl>
   </w:abstractNum>
-  <w:abstractNum w:abstractNumId="2" w15:restartNumberingAfterBreak="0">
+  <w:abstractNum w:abstractNumId="2">
     <w:nsid w:val="0D4D0641"/>
     <w:multiLevelType w:val="hybridMultilevel"/>
     <w:tmpl w:val="49C47878"/>
@@ -19977,7 +23373,7 @@
       </w:rPr>
     </w:lvl>
   </w:abstractNum>
-  <w:abstractNum w:abstractNumId="3" w15:restartNumberingAfterBreak="0">
+  <w:abstractNum w:abstractNumId="3">
     <w:nsid w:val="0E702450"/>
     <w:multiLevelType w:val="multilevel"/>
     <w:tmpl w:val="A530B916"/>
@@ -20126,7 +23522,7 @@
       </w:rPr>
     </w:lvl>
   </w:abstractNum>
-  <w:abstractNum w:abstractNumId="4" w15:restartNumberingAfterBreak="0">
+  <w:abstractNum w:abstractNumId="4">
     <w:nsid w:val="0EB9051A"/>
     <w:multiLevelType w:val="multilevel"/>
     <w:tmpl w:val="D3B2D4BE"/>
@@ -20275,7 +23671,7 @@
       </w:rPr>
     </w:lvl>
   </w:abstractNum>
-  <w:abstractNum w:abstractNumId="5" w15:restartNumberingAfterBreak="0">
+  <w:abstractNum w:abstractNumId="5">
     <w:nsid w:val="11634203"/>
     <w:multiLevelType w:val="multilevel"/>
     <w:tmpl w:val="7CF41F2E"/>
@@ -20424,7 +23820,7 @@
       </w:rPr>
     </w:lvl>
   </w:abstractNum>
-  <w:abstractNum w:abstractNumId="6" w15:restartNumberingAfterBreak="0">
+  <w:abstractNum w:abstractNumId="6">
     <w:nsid w:val="11EB29E0"/>
     <w:multiLevelType w:val="multilevel"/>
     <w:tmpl w:val="3F1A1A2E"/>
@@ -20573,7 +23969,7 @@
       </w:rPr>
     </w:lvl>
   </w:abstractNum>
-  <w:abstractNum w:abstractNumId="7" w15:restartNumberingAfterBreak="0">
+  <w:abstractNum w:abstractNumId="7">
     <w:nsid w:val="12C70326"/>
     <w:multiLevelType w:val="hybridMultilevel"/>
     <w:tmpl w:val="F15E4044"/>
@@ -20686,7 +24082,7 @@
       </w:rPr>
     </w:lvl>
   </w:abstractNum>
-  <w:abstractNum w:abstractNumId="8" w15:restartNumberingAfterBreak="0">
+  <w:abstractNum w:abstractNumId="8">
     <w:nsid w:val="19FF6E9A"/>
     <w:multiLevelType w:val="hybridMultilevel"/>
     <w:tmpl w:val="D69EF490"/>
@@ -20799,7 +24195,7 @@
       </w:rPr>
     </w:lvl>
   </w:abstractNum>
-  <w:abstractNum w:abstractNumId="9" w15:restartNumberingAfterBreak="0">
+  <w:abstractNum w:abstractNumId="9">
     <w:nsid w:val="1C2276B4"/>
     <w:multiLevelType w:val="multilevel"/>
     <w:tmpl w:val="4502BB36"/>
@@ -20948,7 +24344,7 @@
       </w:rPr>
     </w:lvl>
   </w:abstractNum>
-  <w:abstractNum w:abstractNumId="10" w15:restartNumberingAfterBreak="0">
+  <w:abstractNum w:abstractNumId="10">
     <w:nsid w:val="1C2B5E2E"/>
     <w:multiLevelType w:val="multilevel"/>
     <w:tmpl w:val="8604EA18"/>
@@ -21097,7 +24493,7 @@
       </w:rPr>
     </w:lvl>
   </w:abstractNum>
-  <w:abstractNum w:abstractNumId="11" w15:restartNumberingAfterBreak="0">
+  <w:abstractNum w:abstractNumId="11">
     <w:nsid w:val="1CF62EED"/>
     <w:multiLevelType w:val="multilevel"/>
     <w:tmpl w:val="E3C69D7E"/>
@@ -21246,7 +24642,7 @@
       </w:rPr>
     </w:lvl>
   </w:abstractNum>
-  <w:abstractNum w:abstractNumId="12" w15:restartNumberingAfterBreak="0">
+  <w:abstractNum w:abstractNumId="12">
     <w:nsid w:val="1E322AB7"/>
     <w:multiLevelType w:val="multilevel"/>
     <w:tmpl w:val="F0AEDECC"/>
@@ -21395,7 +24791,7 @@
       </w:rPr>
     </w:lvl>
   </w:abstractNum>
-  <w:abstractNum w:abstractNumId="13" w15:restartNumberingAfterBreak="0">
+  <w:abstractNum w:abstractNumId="13">
     <w:nsid w:val="1E7523E9"/>
     <w:multiLevelType w:val="hybridMultilevel"/>
     <w:tmpl w:val="CC8A7934"/>
@@ -21508,7 +24904,7 @@
       </w:rPr>
     </w:lvl>
   </w:abstractNum>
-  <w:abstractNum w:abstractNumId="14" w15:restartNumberingAfterBreak="0">
+  <w:abstractNum w:abstractNumId="14">
     <w:nsid w:val="21B2682E"/>
     <w:multiLevelType w:val="multilevel"/>
     <w:tmpl w:val="E6DACC42"/>
@@ -21657,7 +25053,7 @@
       </w:rPr>
     </w:lvl>
   </w:abstractNum>
-  <w:abstractNum w:abstractNumId="15" w15:restartNumberingAfterBreak="0">
+  <w:abstractNum w:abstractNumId="15">
     <w:nsid w:val="26280072"/>
     <w:multiLevelType w:val="hybridMultilevel"/>
     <w:tmpl w:val="8B6646D4"/>
@@ -21770,7 +25166,7 @@
       </w:rPr>
     </w:lvl>
   </w:abstractNum>
-  <w:abstractNum w:abstractNumId="16" w15:restartNumberingAfterBreak="0">
+  <w:abstractNum w:abstractNumId="16">
     <w:nsid w:val="284B6D13"/>
     <w:multiLevelType w:val="multilevel"/>
     <w:tmpl w:val="810AF762"/>
@@ -21919,7 +25315,7 @@
       </w:rPr>
     </w:lvl>
   </w:abstractNum>
-  <w:abstractNum w:abstractNumId="17" w15:restartNumberingAfterBreak="0">
+  <w:abstractNum w:abstractNumId="17">
     <w:nsid w:val="2AE43608"/>
     <w:multiLevelType w:val="multilevel"/>
     <w:tmpl w:val="1B8AE976"/>
@@ -22068,7 +25464,7 @@
       </w:rPr>
     </w:lvl>
   </w:abstractNum>
-  <w:abstractNum w:abstractNumId="18" w15:restartNumberingAfterBreak="0">
+  <w:abstractNum w:abstractNumId="18">
     <w:nsid w:val="2C90491E"/>
     <w:multiLevelType w:val="multilevel"/>
     <w:tmpl w:val="860AC074"/>
@@ -22217,7 +25613,7 @@
       </w:rPr>
     </w:lvl>
   </w:abstractNum>
-  <w:abstractNum w:abstractNumId="19" w15:restartNumberingAfterBreak="0">
+  <w:abstractNum w:abstractNumId="19">
     <w:nsid w:val="33C554A8"/>
     <w:multiLevelType w:val="multilevel"/>
     <w:tmpl w:val="F1920414"/>
@@ -22366,7 +25762,7 @@
       </w:rPr>
     </w:lvl>
   </w:abstractNum>
-  <w:abstractNum w:abstractNumId="20" w15:restartNumberingAfterBreak="0">
+  <w:abstractNum w:abstractNumId="20">
     <w:nsid w:val="345D15DA"/>
     <w:multiLevelType w:val="multilevel"/>
     <w:tmpl w:val="F66C0E02"/>
@@ -22515,7 +25911,7 @@
       </w:rPr>
     </w:lvl>
   </w:abstractNum>
-  <w:abstractNum w:abstractNumId="21" w15:restartNumberingAfterBreak="0">
+  <w:abstractNum w:abstractNumId="21">
     <w:nsid w:val="3AB20AB7"/>
     <w:multiLevelType w:val="hybridMultilevel"/>
     <w:tmpl w:val="85EA0802"/>
@@ -22628,7 +26024,7 @@
       </w:rPr>
     </w:lvl>
   </w:abstractNum>
-  <w:abstractNum w:abstractNumId="22" w15:restartNumberingAfterBreak="0">
+  <w:abstractNum w:abstractNumId="22">
     <w:nsid w:val="3CD32167"/>
     <w:multiLevelType w:val="hybridMultilevel"/>
     <w:tmpl w:val="94983730"/>
@@ -22716,7 +26112,7 @@
       </w:pPr>
     </w:lvl>
   </w:abstractNum>
-  <w:abstractNum w:abstractNumId="23" w15:restartNumberingAfterBreak="0">
+  <w:abstractNum w:abstractNumId="23">
     <w:nsid w:val="3DE541BE"/>
     <w:multiLevelType w:val="multilevel"/>
     <w:tmpl w:val="CA1412F8"/>
@@ -22865,7 +26261,7 @@
       </w:rPr>
     </w:lvl>
   </w:abstractNum>
-  <w:abstractNum w:abstractNumId="24" w15:restartNumberingAfterBreak="0">
+  <w:abstractNum w:abstractNumId="24">
     <w:nsid w:val="3FB2565D"/>
     <w:multiLevelType w:val="hybridMultilevel"/>
     <w:tmpl w:val="DD660C40"/>
@@ -22978,7 +26374,7 @@
       </w:rPr>
     </w:lvl>
   </w:abstractNum>
-  <w:abstractNum w:abstractNumId="25" w15:restartNumberingAfterBreak="0">
+  <w:abstractNum w:abstractNumId="25">
     <w:nsid w:val="400B2358"/>
     <w:multiLevelType w:val="multilevel"/>
     <w:tmpl w:val="1CB4A3EA"/>
@@ -23127,7 +26523,7 @@
       </w:rPr>
     </w:lvl>
   </w:abstractNum>
-  <w:abstractNum w:abstractNumId="26" w15:restartNumberingAfterBreak="0">
+  <w:abstractNum w:abstractNumId="26">
     <w:nsid w:val="41AB794A"/>
     <w:multiLevelType w:val="multilevel"/>
     <w:tmpl w:val="982A28D6"/>
@@ -23276,7 +26672,7 @@
       </w:rPr>
     </w:lvl>
   </w:abstractNum>
-  <w:abstractNum w:abstractNumId="27" w15:restartNumberingAfterBreak="0">
+  <w:abstractNum w:abstractNumId="27">
     <w:nsid w:val="44011581"/>
     <w:multiLevelType w:val="multilevel"/>
     <w:tmpl w:val="5BCE4140"/>
@@ -23425,7 +26821,7 @@
       </w:rPr>
     </w:lvl>
   </w:abstractNum>
-  <w:abstractNum w:abstractNumId="28" w15:restartNumberingAfterBreak="0">
+  <w:abstractNum w:abstractNumId="28">
     <w:nsid w:val="4807013F"/>
     <w:multiLevelType w:val="multilevel"/>
     <w:tmpl w:val="DDF0E6AC"/>
@@ -23574,7 +26970,7 @@
       </w:rPr>
     </w:lvl>
   </w:abstractNum>
-  <w:abstractNum w:abstractNumId="29" w15:restartNumberingAfterBreak="0">
+  <w:abstractNum w:abstractNumId="29">
     <w:nsid w:val="4BE00318"/>
     <w:multiLevelType w:val="multilevel"/>
     <w:tmpl w:val="AC9ECBE6"/>
@@ -23723,7 +27119,7 @@
       </w:rPr>
     </w:lvl>
   </w:abstractNum>
-  <w:abstractNum w:abstractNumId="30" w15:restartNumberingAfterBreak="0">
+  <w:abstractNum w:abstractNumId="30">
     <w:nsid w:val="513361A9"/>
     <w:multiLevelType w:val="hybridMultilevel"/>
     <w:tmpl w:val="C7C8F82C"/>
@@ -23836,7 +27232,7 @@
       </w:rPr>
     </w:lvl>
   </w:abstractNum>
-  <w:abstractNum w:abstractNumId="31" w15:restartNumberingAfterBreak="0">
+  <w:abstractNum w:abstractNumId="31">
     <w:nsid w:val="56024FA9"/>
     <w:multiLevelType w:val="hybridMultilevel"/>
     <w:tmpl w:val="7626FC98"/>
@@ -23949,7 +27345,7 @@
       </w:rPr>
     </w:lvl>
   </w:abstractNum>
-  <w:abstractNum w:abstractNumId="32" w15:restartNumberingAfterBreak="0">
+  <w:abstractNum w:abstractNumId="32">
     <w:nsid w:val="58D40229"/>
     <w:multiLevelType w:val="hybridMultilevel"/>
     <w:tmpl w:val="B75E4606"/>
@@ -24062,7 +27458,7 @@
       </w:rPr>
     </w:lvl>
   </w:abstractNum>
-  <w:abstractNum w:abstractNumId="33" w15:restartNumberingAfterBreak="0">
+  <w:abstractNum w:abstractNumId="33">
     <w:nsid w:val="5A827001"/>
     <w:multiLevelType w:val="multilevel"/>
     <w:tmpl w:val="57A6D6CE"/>
@@ -24211,7 +27607,7 @@
       </w:rPr>
     </w:lvl>
   </w:abstractNum>
-  <w:abstractNum w:abstractNumId="34" w15:restartNumberingAfterBreak="0">
+  <w:abstractNum w:abstractNumId="34">
     <w:nsid w:val="6260393E"/>
     <w:multiLevelType w:val="multilevel"/>
     <w:tmpl w:val="63DC6922"/>
@@ -24360,7 +27756,7 @@
       </w:rPr>
     </w:lvl>
   </w:abstractNum>
-  <w:abstractNum w:abstractNumId="35" w15:restartNumberingAfterBreak="0">
+  <w:abstractNum w:abstractNumId="35">
     <w:nsid w:val="62995058"/>
     <w:multiLevelType w:val="multilevel"/>
     <w:tmpl w:val="04046134"/>
@@ -24509,7 +27905,7 @@
       </w:rPr>
     </w:lvl>
   </w:abstractNum>
-  <w:abstractNum w:abstractNumId="36" w15:restartNumberingAfterBreak="0">
+  <w:abstractNum w:abstractNumId="36">
     <w:nsid w:val="63172271"/>
     <w:multiLevelType w:val="hybridMultilevel"/>
     <w:tmpl w:val="A50AF52C"/>
@@ -24622,7 +28018,7 @@
       </w:rPr>
     </w:lvl>
   </w:abstractNum>
-  <w:abstractNum w:abstractNumId="37" w15:restartNumberingAfterBreak="0">
+  <w:abstractNum w:abstractNumId="37">
     <w:nsid w:val="65536925"/>
     <w:multiLevelType w:val="multilevel"/>
     <w:tmpl w:val="DEFC15F2"/>
@@ -24771,7 +28167,7 @@
       </w:rPr>
     </w:lvl>
   </w:abstractNum>
-  <w:abstractNum w:abstractNumId="38" w15:restartNumberingAfterBreak="0">
+  <w:abstractNum w:abstractNumId="38">
     <w:nsid w:val="67F85490"/>
     <w:multiLevelType w:val="multilevel"/>
     <w:tmpl w:val="C1A8FBDE"/>
@@ -24920,7 +28316,7 @@
       </w:rPr>
     </w:lvl>
   </w:abstractNum>
-  <w:abstractNum w:abstractNumId="39" w15:restartNumberingAfterBreak="0">
+  <w:abstractNum w:abstractNumId="39">
     <w:nsid w:val="6BD22E20"/>
     <w:multiLevelType w:val="hybridMultilevel"/>
     <w:tmpl w:val="811469EA"/>
@@ -25033,7 +28429,7 @@
       </w:rPr>
     </w:lvl>
   </w:abstractNum>
-  <w:abstractNum w:abstractNumId="40" w15:restartNumberingAfterBreak="0">
+  <w:abstractNum w:abstractNumId="40">
     <w:nsid w:val="6D505F0B"/>
     <w:multiLevelType w:val="hybridMultilevel"/>
     <w:tmpl w:val="06F2C544"/>
@@ -25146,7 +28542,7 @@
       </w:rPr>
     </w:lvl>
   </w:abstractNum>
-  <w:abstractNum w:abstractNumId="41" w15:restartNumberingAfterBreak="0">
+  <w:abstractNum w:abstractNumId="41">
     <w:nsid w:val="77D16C24"/>
     <w:multiLevelType w:val="hybridMultilevel"/>
     <w:tmpl w:val="CBF041A0"/>
@@ -25259,7 +28655,7 @@
       </w:rPr>
     </w:lvl>
   </w:abstractNum>
-  <w:abstractNum w:abstractNumId="42" w15:restartNumberingAfterBreak="0">
+  <w:abstractNum w:abstractNumId="42">
     <w:nsid w:val="79661773"/>
     <w:multiLevelType w:val="multilevel"/>
     <w:tmpl w:val="875C47DA"/>
@@ -25408,7 +28804,7 @@
       </w:rPr>
     </w:lvl>
   </w:abstractNum>
-  <w:abstractNum w:abstractNumId="43" w15:restartNumberingAfterBreak="0">
+  <w:abstractNum w:abstractNumId="43">
     <w:nsid w:val="7EDE655C"/>
     <w:multiLevelType w:val="multilevel"/>
     <w:tmpl w:val="850223B8"/>
@@ -25557,136 +28953,136 @@
       </w:rPr>
     </w:lvl>
   </w:abstractNum>
-  <w:num w:numId="1" w16cid:durableId="216864778">
+  <w:num w:numId="1">
     <w:abstractNumId w:val="22"/>
   </w:num>
-  <w:num w:numId="2" w16cid:durableId="2007779540">
+  <w:num w:numId="2">
     <w:abstractNumId w:val="15"/>
   </w:num>
-  <w:num w:numId="3" w16cid:durableId="1258948716">
+  <w:num w:numId="3">
     <w:abstractNumId w:val="4"/>
   </w:num>
-  <w:num w:numId="4" w16cid:durableId="1612516913">
+  <w:num w:numId="4">
     <w:abstractNumId w:val="34"/>
   </w:num>
-  <w:num w:numId="5" w16cid:durableId="413933942">
+  <w:num w:numId="5">
     <w:abstractNumId w:val="33"/>
   </w:num>
-  <w:num w:numId="6" w16cid:durableId="514804776">
+  <w:num w:numId="6">
     <w:abstractNumId w:val="3"/>
   </w:num>
-  <w:num w:numId="7" w16cid:durableId="1690641786">
+  <w:num w:numId="7">
     <w:abstractNumId w:val="35"/>
   </w:num>
-  <w:num w:numId="8" w16cid:durableId="168570901">
+  <w:num w:numId="8">
     <w:abstractNumId w:val="38"/>
   </w:num>
-  <w:num w:numId="9" w16cid:durableId="730468447">
+  <w:num w:numId="9">
     <w:abstractNumId w:val="43"/>
   </w:num>
-  <w:num w:numId="10" w16cid:durableId="1834687362">
+  <w:num w:numId="10">
     <w:abstractNumId w:val="21"/>
   </w:num>
-  <w:num w:numId="11" w16cid:durableId="930239589">
+  <w:num w:numId="11">
     <w:abstractNumId w:val="40"/>
   </w:num>
-  <w:num w:numId="12" w16cid:durableId="202602542">
+  <w:num w:numId="12">
     <w:abstractNumId w:val="24"/>
   </w:num>
-  <w:num w:numId="13" w16cid:durableId="1825702859">
+  <w:num w:numId="13">
     <w:abstractNumId w:val="2"/>
   </w:num>
-  <w:num w:numId="14" w16cid:durableId="1060909234">
+  <w:num w:numId="14">
     <w:abstractNumId w:val="1"/>
   </w:num>
-  <w:num w:numId="15" w16cid:durableId="1273174339">
+  <w:num w:numId="15">
     <w:abstractNumId w:val="27"/>
   </w:num>
-  <w:num w:numId="16" w16cid:durableId="1319771283">
+  <w:num w:numId="16">
     <w:abstractNumId w:val="14"/>
   </w:num>
-  <w:num w:numId="17" w16cid:durableId="1724985759">
+  <w:num w:numId="17">
     <w:abstractNumId w:val="42"/>
   </w:num>
-  <w:num w:numId="18" w16cid:durableId="502626029">
+  <w:num w:numId="18">
     <w:abstractNumId w:val="37"/>
   </w:num>
-  <w:num w:numId="19" w16cid:durableId="1834643594">
+  <w:num w:numId="19">
     <w:abstractNumId w:val="17"/>
   </w:num>
-  <w:num w:numId="20" w16cid:durableId="951595559">
+  <w:num w:numId="20">
     <w:abstractNumId w:val="11"/>
   </w:num>
-  <w:num w:numId="21" w16cid:durableId="1872839013">
+  <w:num w:numId="21">
     <w:abstractNumId w:val="25"/>
   </w:num>
-  <w:num w:numId="22" w16cid:durableId="1530098430">
+  <w:num w:numId="22">
     <w:abstractNumId w:val="32"/>
   </w:num>
-  <w:num w:numId="23" w16cid:durableId="1044016245">
+  <w:num w:numId="23">
     <w:abstractNumId w:val="9"/>
   </w:num>
-  <w:num w:numId="24" w16cid:durableId="2116971415">
+  <w:num w:numId="24">
     <w:abstractNumId w:val="12"/>
   </w:num>
-  <w:num w:numId="25" w16cid:durableId="1820805561">
+  <w:num w:numId="25">
     <w:abstractNumId w:val="28"/>
   </w:num>
-  <w:num w:numId="26" w16cid:durableId="979068551">
+  <w:num w:numId="26">
     <w:abstractNumId w:val="5"/>
   </w:num>
-  <w:num w:numId="27" w16cid:durableId="823204168">
+  <w:num w:numId="27">
     <w:abstractNumId w:val="10"/>
   </w:num>
-  <w:num w:numId="28" w16cid:durableId="807431356">
+  <w:num w:numId="28">
     <w:abstractNumId w:val="0"/>
   </w:num>
-  <w:num w:numId="29" w16cid:durableId="249391011">
+  <w:num w:numId="29">
     <w:abstractNumId w:val="26"/>
   </w:num>
-  <w:num w:numId="30" w16cid:durableId="1601178355">
+  <w:num w:numId="30">
     <w:abstractNumId w:val="20"/>
   </w:num>
-  <w:num w:numId="31" w16cid:durableId="1342775669">
+  <w:num w:numId="31">
     <w:abstractNumId w:val="18"/>
   </w:num>
-  <w:num w:numId="32" w16cid:durableId="1848207995">
+  <w:num w:numId="32">
     <w:abstractNumId w:val="19"/>
   </w:num>
-  <w:num w:numId="33" w16cid:durableId="406999363">
+  <w:num w:numId="33">
     <w:abstractNumId w:val="23"/>
   </w:num>
-  <w:num w:numId="34" w16cid:durableId="1448308163">
+  <w:num w:numId="34">
     <w:abstractNumId w:val="29"/>
   </w:num>
-  <w:num w:numId="35" w16cid:durableId="1771391798">
+  <w:num w:numId="35">
     <w:abstractNumId w:val="6"/>
   </w:num>
-  <w:num w:numId="36" w16cid:durableId="397215145">
+  <w:num w:numId="36">
     <w:abstractNumId w:val="16"/>
   </w:num>
-  <w:num w:numId="37" w16cid:durableId="1978759638">
+  <w:num w:numId="37">
     <w:abstractNumId w:val="36"/>
   </w:num>
-  <w:num w:numId="38" w16cid:durableId="435442028">
+  <w:num w:numId="38">
     <w:abstractNumId w:val="30"/>
   </w:num>
-  <w:num w:numId="39" w16cid:durableId="783618179">
+  <w:num w:numId="39">
     <w:abstractNumId w:val="7"/>
   </w:num>
-  <w:num w:numId="40" w16cid:durableId="1141650809">
+  <w:num w:numId="40">
     <w:abstractNumId w:val="13"/>
   </w:num>
-  <w:num w:numId="41" w16cid:durableId="823736139">
+  <w:num w:numId="41">
     <w:abstractNumId w:val="41"/>
   </w:num>
-  <w:num w:numId="42" w16cid:durableId="964578601">
+  <w:num w:numId="42">
     <w:abstractNumId w:val="39"/>
   </w:num>
-  <w:num w:numId="43" w16cid:durableId="1178042003">
+  <w:num w:numId="43">
     <w:abstractNumId w:val="8"/>
   </w:num>
-  <w:num w:numId="44" w16cid:durableId="1652058641">
+  <w:num w:numId="44">
     <w:abstractNumId w:val="31"/>
   </w:num>
   <w:numIdMacAtCleanup w:val="44"/>
@@ -25694,7 +29090,7 @@
 </file>
 
 <file path=word/styles.xml><?xml version="1.0" encoding="utf-8"?>
-<w:styles xmlns:mc="http://schemas.openxmlformats.org/markup-compatibility/2006" xmlns:r="http://schemas.openxmlformats.org/officeDocument/2006/relationships" xmlns:w="http://schemas.openxmlformats.org/wordprocessingml/2006/main" xmlns:w14="http://schemas.microsoft.com/office/word/2010/wordml" xmlns:w15="http://schemas.microsoft.com/office/word/2012/wordml" xmlns:w16cex="http://schemas.microsoft.com/office/word/2018/wordml/cex" xmlns:w16cid="http://schemas.microsoft.com/office/word/2016/wordml/cid" xmlns:w16="http://schemas.microsoft.com/office/word/2018/wordml" xmlns:w16du="http://schemas.microsoft.com/office/word/2023/wordml/word16du" xmlns:w16sdtdh="http://schemas.microsoft.com/office/word/2020/wordml/sdtdatahash" xmlns:w16sdtfl="http://schemas.microsoft.com/office/word/2024/wordml/sdtformatlock" xmlns:w16se="http://schemas.microsoft.com/office/word/2015/wordml/symex" mc:Ignorable="w14 w15 w16se w16cid w16 w16cex w16sdtdh w16sdtfl w16du">
+<w:styles xmlns:mc="http://schemas.openxmlformats.org/markup-compatibility/2006" xmlns:r="http://schemas.openxmlformats.org/officeDocument/2006/relationships" xmlns:w="http://schemas.openxmlformats.org/wordprocessingml/2006/main" xmlns:w14="http://schemas.microsoft.com/office/word/2010/wordml" xmlns:w15="http://schemas.microsoft.com/office/word/2012/wordml" mc:Ignorable="w14 w15">
   <w:docDefaults>
     <w:rPrDefault>
       <w:rPr>
@@ -25710,7 +29106,7 @@
       </w:pPr>
     </w:pPrDefault>
   </w:docDefaults>
-  <w:latentStyles w:defLockedState="0" w:defUIPriority="99" w:defSemiHidden="0" w:defUnhideWhenUsed="0" w:defQFormat="0" w:count="376">
+  <w:latentStyles w:defLockedState="0" w:defUIPriority="99" w:defSemiHidden="0" w:defUnhideWhenUsed="0" w:defQFormat="0" w:count="371">
     <w:lsdException w:name="Normal" w:uiPriority="0" w:qFormat="1"/>
     <w:lsdException w:name="heading 1" w:uiPriority="9" w:qFormat="1"/>
     <w:lsdException w:name="heading 2" w:semiHidden="1" w:uiPriority="9" w:unhideWhenUsed="1" w:qFormat="1"/>
@@ -26082,11 +29478,6 @@
     <w:lsdException w:name="List Table 5 Dark Accent 6" w:uiPriority="50"/>
     <w:lsdException w:name="List Table 6 Colorful Accent 6" w:uiPriority="51"/>
     <w:lsdException w:name="List Table 7 Colorful Accent 6" w:uiPriority="52"/>
-    <w:lsdException w:name="Mention" w:semiHidden="1" w:unhideWhenUsed="1"/>
-    <w:lsdException w:name="Smart Hyperlink" w:semiHidden="1" w:unhideWhenUsed="1"/>
-    <w:lsdException w:name="Hashtag" w:semiHidden="1" w:unhideWhenUsed="1"/>
-    <w:lsdException w:name="Unresolved Mention" w:semiHidden="1" w:unhideWhenUsed="1"/>
-    <w:lsdException w:name="Smart Link" w:semiHidden="1" w:unhideWhenUsed="1"/>
   </w:latentStyles>
   <w:style w:type="paragraph" w:default="1" w:styleId="Normal">
     <w:name w:val="Normal"/>
@@ -26218,6 +29609,7 @@
       <w:spacing w:after="0" w:line="240" w:lineRule="auto"/>
     </w:pPr>
     <w:tblPr>
+      <w:tblInd w:w="0" w:type="dxa"/>
       <w:tblBorders>
         <w:top w:val="single" w:sz="4" w:space="0" w:color="auto"/>
         <w:left w:val="single" w:sz="4" w:space="0" w:color="auto"/>
@@ -26226,6 +29618,12 @@
         <w:insideH w:val="single" w:sz="4" w:space="0" w:color="auto"/>
         <w:insideV w:val="single" w:sz="4" w:space="0" w:color="auto"/>
       </w:tblBorders>
+      <w:tblCellMar>
+        <w:top w:w="0" w:type="dxa"/>
+        <w:left w:w="108" w:type="dxa"/>
+        <w:bottom w:w="0" w:type="dxa"/>
+        <w:right w:w="108" w:type="dxa"/>
+      </w:tblCellMar>
     </w:tblPr>
   </w:style>
   <w:style w:type="character" w:customStyle="1" w:styleId="Ttulo1Car">
@@ -26252,7 +29650,7 @@
       <w:sz w:val="28"/>
     </w:rPr>
   </w:style>
-  <w:style w:type="paragraph" w:styleId="TtuloTDC">
+  <w:style w:type="paragraph" w:styleId="TtulodeTDC">
     <w:name w:val="TOC Heading"/>
     <w:basedOn w:val="Ttulo1"/>
     <w:next w:val="Normal"/>
@@ -26365,7 +29763,7 @@
       <w:u w:val="single"/>
     </w:rPr>
   </w:style>
-  <w:style w:type="character" w:styleId="Fuerte">
+  <w:style w:type="character" w:styleId="Textoennegrita">
     <w:name w:val="Strong"/>
     <w:basedOn w:val="Fuentedeprrafopredeter"/>
     <w:uiPriority w:val="22"/>
@@ -26441,7 +29839,7 @@
       <w:ind w:left="480"/>
     </w:pPr>
   </w:style>
-  <w:style w:type="character" w:styleId="Mencinsinresolver">
+  <w:style w:type="character" w:customStyle="1" w:styleId="UnresolvedMention">
     <w:name w:val="Unresolved Mention"/>
     <w:basedOn w:val="Fuentedeprrafopredeter"/>
     <w:uiPriority w:val="99"/>
@@ -26734,7 +30132,7 @@
 </file>
 
 <file path=customXml/itemProps1.xml><?xml version="1.0" encoding="utf-8"?>
-<ds:datastoreItem xmlns:ds="http://schemas.openxmlformats.org/officeDocument/2006/customXml" ds:itemID="{C8387BAE-2532-41FD-B8FE-92A5EB735C15}">
+<ds:datastoreItem xmlns:ds="http://schemas.openxmlformats.org/officeDocument/2006/customXml" ds:itemID="{92AD43AC-ECB9-4285-8EE0-13D189300E43}">
   <ds:schemaRefs>
     <ds:schemaRef ds:uri="http://schemas.openxmlformats.org/officeDocument/2006/bibliography"/>
   </ds:schemaRefs>
